--- a/Linux/usefulCommand/sys_command.docx
+++ b/Linux/usefulCommand/sys_command.docx
@@ -4,11 +4,13 @@
   <w:body>
     <w:p>
       <w:pPr>
-        <w:pBdr/>
-        <w:spacing/>
-        <w:ind/>
-        <w:rPr>
-          <w:highlight w:val="none"/>
+        <w:pStyle w:val="827"/>
+        <w:pBdr/>
+        <w:spacing/>
+        <w:ind/>
+        <w:rPr>
+          <w:highlight w:val="none"/>
+          <w14:ligatures w14:val="none"/>
         </w:rPr>
       </w:pPr>
       <w:r>
@@ -42,6 +44,7 @@
     </w:p>
     <w:p>
       <w:pPr>
+        <w:pStyle w:val="828"/>
         <w:pBdr/>
         <w:spacing/>
         <w:ind/>
@@ -79,6 +82,11 @@
           <w:highlight w:val="none"/>
         </w:rPr>
       </w:r>
+      <w:r>
+        <w:rPr>
+          <w:highlight w:val="none"/>
+        </w:rPr>
+      </w:r>
     </w:p>
     <w:p>
       <w:pPr>
@@ -97,6 +105,11 @@
           <w:highlight w:val="none"/>
         </w:rPr>
       </w:r>
+      <w:r>
+        <w:rPr>
+          <w:highlight w:val="none"/>
+        </w:rPr>
+      </w:r>
     </w:p>
     <w:p>
       <w:pPr>
@@ -117,7 +130,27 @@
         <w:rPr>
           <w:highlight w:val="none"/>
         </w:rPr>
-        <w:t xml:space="preserve">p(parents),</w:t>
+      </w:r>
+      <w:r>
+        <w:rPr>
+          <w:highlight w:val="none"/>
+        </w:rPr>
+      </w:r>
+    </w:p>
+    <w:p>
+      <w:pPr>
+        <w:pBdr/>
+        <w:spacing/>
+        <w:ind/>
+        <w:rPr>
+          <w:highlight w:val="none"/>
+        </w:rPr>
+      </w:pPr>
+      <w:r>
+        <w:rPr>
+          <w:highlight w:val="none"/>
+        </w:rPr>
+        <w:t xml:space="preserve">-p(parents)：</w:t>
       </w:r>
       <w:r>
         <w:rPr>
@@ -190,11 +223,7 @@
           <w:highlight w:val="none"/>
         </w:rPr>
       </w:r>
-      <w:r>
-        <w:rPr>
-          <w:highlight w:val="none"/>
-        </w:rPr>
-      </w:r>
+      <w:r/>
     </w:p>
     <w:p>
       <w:pPr>
@@ -304,6 +333,7 @@
     </w:p>
     <w:p>
       <w:pPr>
+        <w:pStyle w:val="828"/>
         <w:pBdr/>
         <w:spacing/>
         <w:ind/>
@@ -342,6 +372,11 @@
           <w:highlight w:val="none"/>
         </w:rPr>
       </w:r>
+      <w:r>
+        <w:rPr>
+          <w:highlight w:val="none"/>
+        </w:rPr>
+      </w:r>
     </w:p>
     <w:p>
       <w:pPr>
@@ -363,6 +398,11 @@
           <w:highlight w:val="none"/>
         </w:rPr>
       </w:r>
+      <w:r>
+        <w:rPr>
+          <w:highlight w:val="none"/>
+        </w:rPr>
+      </w:r>
     </w:p>
     <w:p>
       <w:pPr>
@@ -383,6 +423,27 @@
         <w:rPr>
           <w:highlight w:val="none"/>
         </w:rPr>
+      </w:r>
+    </w:p>
+    <w:p>
+      <w:pPr>
+        <w:pBdr/>
+        <w:spacing/>
+        <w:ind/>
+        <w:rPr>
+          <w:highlight w:val="none"/>
+        </w:rPr>
+      </w:pPr>
+      <w:r>
+        <w:rPr>
+          <w:highlight w:val="none"/>
+        </w:rPr>
+        <w:t xml:space="preserve">-</w:t>
+      </w:r>
+      <w:r>
+        <w:rPr>
+          <w:highlight w:val="none"/>
+        </w:rPr>
         <w:t xml:space="preserve">r(recursive):</w:t>
       </w:r>
       <w:r>
@@ -395,7 +456,28 @@
         <w:rPr>
           <w:highlight w:val="none"/>
         </w:rPr>
-        <w:t xml:space="preserve">的，</w:t>
+        <w:t xml:space="preserve">的</w:t>
+      </w:r>
+      <w:r>
+        <w:rPr>
+          <w:highlight w:val="none"/>
+        </w:rPr>
+      </w:r>
+    </w:p>
+    <w:p>
+      <w:pPr>
+        <w:pBdr/>
+        <w:spacing/>
+        <w:ind/>
+        <w:rPr>
+          <w:highlight w:val="none"/>
+        </w:rPr>
+      </w:pPr>
+      <w:r>
+        <w:rPr>
+          <w:highlight w:val="none"/>
+        </w:rPr>
+        <w:t xml:space="preserve">-</w:t>
       </w:r>
       <w:r>
         <w:rPr>
@@ -415,11 +497,8 @@
         </w:rPr>
         <w:t xml:space="preserve">的</w:t>
       </w:r>
-      <w:r>
-        <w:rPr>
-          <w:highlight w:val="none"/>
-        </w:rPr>
-      </w:r>
+      <w:r/>
+      <w:r/>
     </w:p>
     <w:p>
       <w:pPr>
@@ -523,14 +602,10 @@
           <w:highlight w:val="none"/>
         </w:rPr>
       </w:r>
-      <w:r>
-        <w:rPr>
-          <w:highlight w:val="none"/>
-        </w:rPr>
-      </w:r>
     </w:p>
     <w:p>
       <w:pPr>
+        <w:pStyle w:val="828"/>
         <w:pBdr/>
         <w:spacing/>
         <w:ind/>
@@ -575,6 +650,11 @@
           <w:highlight w:val="none"/>
         </w:rPr>
       </w:r>
+      <w:r>
+        <w:rPr>
+          <w:highlight w:val="none"/>
+        </w:rPr>
+      </w:r>
     </w:p>
     <w:p>
       <w:pPr>
@@ -606,16 +686,6 @@
           <w:highlight w:val="none"/>
         </w:rPr>
       </w:r>
-      <w:r>
-        <w:rPr>
-          <w:highlight w:val="none"/>
-        </w:rPr>
-      </w:r>
-      <w:r>
-        <w:rPr>
-          <w:highlight w:val="none"/>
-        </w:rPr>
-      </w:r>
     </w:p>
     <w:p>
       <w:pPr>
@@ -636,6 +706,27 @@
         <w:rPr>
           <w:highlight w:val="none"/>
         </w:rPr>
+      </w:r>
+    </w:p>
+    <w:p>
+      <w:pPr>
+        <w:pBdr/>
+        <w:spacing/>
+        <w:ind/>
+        <w:rPr>
+          <w:highlight w:val="none"/>
+        </w:rPr>
+      </w:pPr>
+      <w:r>
+        <w:rPr>
+          <w:highlight w:val="none"/>
+        </w:rPr>
+        <w:t xml:space="preserve">-</w:t>
+      </w:r>
+      <w:r>
+        <w:rPr>
+          <w:highlight w:val="none"/>
+        </w:rPr>
         <w:t xml:space="preserve">r(recursive):</w:t>
       </w:r>
       <w:r>
@@ -648,7 +739,29 @@
         <w:rPr>
           <w:highlight w:val="none"/>
         </w:rPr>
-        <w:t xml:space="preserve">的，</w:t>
+        <w:t xml:space="preserve">的</w:t>
+      </w:r>
+      <w:r>
+        <w:rPr>
+          <w:highlight w:val="none"/>
+        </w:rPr>
+      </w:r>
+      <w:r/>
+    </w:p>
+    <w:p>
+      <w:pPr>
+        <w:pBdr/>
+        <w:spacing/>
+        <w:ind/>
+        <w:rPr>
+          <w:highlight w:val="none"/>
+        </w:rPr>
+      </w:pPr>
+      <w:r>
+        <w:rPr>
+          <w:highlight w:val="none"/>
+        </w:rPr>
+        <w:t xml:space="preserve">-</w:t>
       </w:r>
       <w:r>
         <w:rPr>
@@ -666,62 +779,192 @@
         <w:rPr>
           <w:highlight w:val="none"/>
         </w:rPr>
-        <w:t xml:space="preserve">的,d(</w:t>
-      </w:r>
-      <w:r>
+        <w:t xml:space="preserve">的</w:t>
+      </w:r>
+      <w:r>
+        <w:rPr>
+          <w:highlight w:val="none"/>
+        </w:rPr>
+      </w:r>
+    </w:p>
+    <w:p>
+      <w:pPr>
+        <w:pBdr/>
+        <w:spacing/>
+        <w:ind/>
+        <w:rPr>
+          <w:highlight w:val="none"/>
+          <w14:ligatures w14:val="none"/>
+        </w:rPr>
+      </w:pPr>
+      <w:r>
+        <w:rPr>
+          <w:highlight w:val="none"/>
+          <w:lang w:val="undefined"/>
+        </w:rPr>
+        <w:t xml:space="preserve">-d(</w:t>
+      </w:r>
+      <w:r>
+        <w:rPr>
+          <w:highlight w:val="none"/>
+          <w:lang w:val="undefined"/>
+        </w:rPr>
         <w:t xml:space="preserve">no-dereference:</w:t>
       </w:r>
       <w:r>
+        <w:rPr>
+          <w:highlight w:val="none"/>
+          <w:lang w:val="undefined"/>
+        </w:rPr>
         <w:t xml:space="preserve">不</w:t>
       </w:r>
       <w:r>
+        <w:rPr>
+          <w:highlight w:val="none"/>
+          <w:lang w:val="undefined"/>
+        </w:rPr>
         <w:t xml:space="preserve">解</w:t>
       </w:r>
       <w:r>
+        <w:rPr>
+          <w:highlight w:val="none"/>
+          <w:lang w:val="undefined"/>
+        </w:rPr>
         <w:t xml:space="preserve">引用</w:t>
       </w:r>
       <w:r>
         <w:rPr>
           <w:highlight w:val="none"/>
+          <w:lang w:val="undefined"/>
         </w:rPr>
         <w:t xml:space="preserve">)</w:t>
       </w:r>
       <w:r>
         <w:rPr>
           <w:highlight w:val="none"/>
+          <w:lang w:val="undefined"/>
         </w:rPr>
         <w:t xml:space="preserve">：</w:t>
       </w:r>
       <w:r>
+        <w:rPr>
+          <w:highlight w:val="none"/>
+          <w:lang w:val="undefined"/>
+        </w:rPr>
         <w:t xml:space="preserve">保留软链接本身，不解引用复制真实文件</w:t>
       </w:r>
       <w:r>
         <w:rPr>
           <w:highlight w:val="none"/>
-        </w:rPr>
-      </w:r>
-      <w:r>
-        <w:rPr>
-          <w:highlight w:val="none"/>
+          <w:lang w:val="undefined"/>
         </w:rPr>
         <w:t xml:space="preserve">，</w:t>
       </w:r>
       <w:r>
         <w:rPr>
-          <w:rFonts w:ascii="Times New Roman" w:hAnsi="Times New Roman" w:eastAsia="Times New Roman" w:cs="Times New Roman"/>
-          <w:b/>
-          <w:color w:val="000000"/>
-          <w:sz w:val="24"/>
+          <w:highlight w:val="none"/>
+          <w:lang w:val="undefined"/>
         </w:rPr>
         <w:t xml:space="preserve">不复制它指向的真实文件</w:t>
       </w:r>
       <w:r>
         <w:rPr>
-          <w:rFonts w:ascii="Times New Roman" w:hAnsi="Times New Roman" w:eastAsia="Times New Roman" w:cs="Times New Roman"/>
-          <w:color w:val="000000"/>
-          <w:sz w:val="24"/>
+          <w:highlight w:val="none"/>
+          <w:lang w:val="undefined"/>
         </w:rPr>
         <w:t xml:space="preserve">，同时保留硬链接关系</w:t>
+      </w:r>
+      <w:r>
+        <w:rPr>
+          <w:highlight w:val="none"/>
+          <w:lang w:val="undefined" w:bidi="undefined"/>
+        </w:rPr>
+      </w:r>
+      <w:r>
+        <w:rPr>
+          <w:highlight w:val="none"/>
+        </w:rPr>
+      </w:r>
+    </w:p>
+    <w:p>
+      <w:pPr>
+        <w:pBdr/>
+        <w:spacing/>
+        <w:ind/>
+        <w:rPr>
+          <w:highlight w:val="none"/>
+          <w:lang w:val="en-US"/>
+          <w14:ligatures w14:val="none"/>
+        </w:rPr>
+      </w:pPr>
+      <w:r>
+        <w:rPr>
+          <w:highlight w:val="none"/>
+          <w:lang w:val="en-US"/>
+        </w:rPr>
+        <w:t xml:space="preserve">-p(preserve):保留，保留文件元数据（权限、时间、所属）</w:t>
+      </w:r>
+      <w:r>
+        <w:rPr>
+          <w:highlight w:val="none"/>
+        </w:rPr>
+      </w:r>
+    </w:p>
+    <w:p>
+      <w:pPr>
+        <w:pBdr/>
+        <w:spacing/>
+        <w:ind/>
+        <w:rPr>
+          <w:highlight w:val="none"/>
+          <w14:ligatures w14:val="none"/>
+        </w:rPr>
+      </w:pPr>
+      <w:r>
+        <w:rPr>
+          <w:highlight w:val="none"/>
+          <w:lang w:val="en-US"/>
+        </w:rPr>
+        <w:t xml:space="preserve">-a(archive):归档，同时包含-p和-d的属性，适用于备份文件</w:t>
+      </w:r>
+      <w:r>
+        <w:rPr>
+          <w:highlight w:val="none"/>
+          <w:lang w:val="en-US"/>
+        </w:rPr>
+      </w:r>
+      <w:r>
+        <w:rPr>
+          <w:highlight w:val="none"/>
+          <w:lang w:val="en-US"/>
+        </w:rPr>
+      </w:r>
+    </w:p>
+    <w:p>
+      <w:pPr>
+        <w:pBdr/>
+        <w:spacing/>
+        <w:ind/>
+        <w:rPr>
+          <w:highlight w:val="none"/>
+        </w:rPr>
+      </w:pPr>
+      <w:r>
+        <w:rPr>
+          <w:highlight w:val="none"/>
+        </w:rPr>
+        <w:t xml:space="preserve">-i(inquired):询问，表示</w:t>
+      </w:r>
+      <w:r>
+        <w:rPr>
+          <w:highlight w:val="none"/>
+        </w:rPr>
+        <w:t xml:space="preserve">若目标文件已经存在时，在覆盖时会先询问动作的进行</w:t>
+      </w:r>
+      <w:r>
+        <w:rPr>
+          <w:highlight w:val="none"/>
+        </w:rPr>
       </w:r>
       <w:r>
         <w:rPr>
@@ -774,7 +1017,7 @@
                   <a:graphicData uri="http://schemas.openxmlformats.org/drawingml/2006/picture">
                     <pic:pic xmlns:pic="http://schemas.openxmlformats.org/drawingml/2006/picture">
                       <pic:nvPicPr>
-                        <pic:cNvPr id="1057188564" name=""/>
+                        <pic:cNvPr id="367157029" name=""/>
                         <pic:cNvPicPr>
                           <a:picLocks noChangeAspect="1"/>
                         </pic:cNvPicPr>
@@ -787,7 +1030,7 @@
                       <pic:spPr bwMode="auto">
                         <a:xfrm>
                           <a:off x="0" y="0"/>
-                          <a:ext cx="5943599" cy="675693"/>
+                          <a:ext cx="5943598" cy="675693"/>
                         </a:xfrm>
                         <a:prstGeom prst="rect">
                           <a:avLst/>
@@ -837,66 +1080,48 @@
     </w:p>
     <w:p>
       <w:pPr>
-        <w:pBdr/>
-        <w:spacing/>
-        <w:ind/>
-        <w:rPr>
-          <w:highlight w:val="none"/>
-        </w:rPr>
-      </w:pPr>
-      <w:r>
-        <w:rPr>
-          <w:highlight w:val="none"/>
-        </w:rPr>
-        <w:t xml:space="preserve">二、</w:t>
-      </w:r>
-      <w:r>
-        <w:rPr>
-          <w:highlight w:val="none"/>
-        </w:rPr>
-        <w:t xml:space="preserve">文件夹</w:t>
-      </w:r>
-      <w:r>
-        <w:rPr>
-          <w:highlight w:val="none"/>
-        </w:rPr>
-        <w:t xml:space="preserve">与</w:t>
-      </w:r>
-      <w:r>
-        <w:rPr>
-          <w:highlight w:val="none"/>
-        </w:rPr>
-        <w:t xml:space="preserve">文件</w:t>
-      </w:r>
-      <w:r>
-        <w:rPr>
-          <w:highlight w:val="none"/>
-        </w:rPr>
-        <w:t xml:space="preserve">的</w:t>
-      </w:r>
-      <w:r>
-        <w:rPr>
-          <w:highlight w:val="none"/>
-        </w:rPr>
-        <w:t xml:space="preserve">权限</w:t>
-      </w:r>
-      <w:r>
-        <w:rPr>
-          <w:highlight w:val="none"/>
-        </w:rPr>
-        <w:t xml:space="preserve">配置</w:t>
-      </w:r>
-      <w:r>
-        <w:rPr>
-          <w:highlight w:val="none"/>
-        </w:rPr>
-        <w:t xml:space="preserve">和</w:t>
-      </w:r>
-      <w:r>
-        <w:rPr>
-          <w:highlight w:val="none"/>
-        </w:rPr>
-        <w:t xml:space="preserve">管理</w:t>
+        <w:pStyle w:val="828"/>
+        <w:pBdr/>
+        <w:spacing/>
+        <w:ind/>
+        <w:rPr>
+          <w:highlight w:val="none"/>
+        </w:rPr>
+      </w:pPr>
+      <w:r>
+        <w:rPr>
+          <w:highlight w:val="none"/>
+        </w:rPr>
+        <w:t xml:space="preserve">4、</w:t>
+      </w:r>
+      <w:r>
+        <w:rPr>
+          <w:highlight w:val="none"/>
+        </w:rPr>
+      </w:r>
+      <w:r>
+        <w:rPr>
+          <w:highlight w:val="none"/>
+        </w:rPr>
+        <w:t xml:space="preserve">移动文件与目录，或更名</w:t>
+      </w:r>
+      <w:r>
+        <w:rPr>
+          <w:highlight w:val="none"/>
+        </w:rPr>
+        <w:tab/>
+        <w:tab/>
+        <w:t xml:space="preserve">mv</w:t>
+      </w:r>
+      <w:r>
+        <w:rPr>
+          <w:highlight w:val="none"/>
+        </w:rPr>
+      </w:r>
+      <w:r>
+        <w:rPr>
+          <w:highlight w:val="none"/>
+        </w:rPr>
       </w:r>
       <w:r>
         <w:rPr>
@@ -917,67 +1142,12 @@
         <w:rPr>
           <w:highlight w:val="none"/>
         </w:rPr>
-        <w:t xml:space="preserve"> 1、</w:t>
-      </w:r>
-      <w:r>
-        <w:rPr>
-          <w:highlight w:val="none"/>
-        </w:rPr>
-        <w:t xml:space="preserve">改变</w:t>
-      </w:r>
-      <w:r>
-        <w:rPr>
-          <w:highlight w:val="none"/>
-        </w:rPr>
-        <w:t xml:space="preserve">文件</w:t>
-      </w:r>
-      <w:r>
-        <w:rPr>
-          <w:highlight w:val="none"/>
-        </w:rPr>
-        <w:t xml:space="preserve">所属</w:t>
-      </w:r>
-      <w:r>
-        <w:rPr>
-          <w:highlight w:val="none"/>
-        </w:rPr>
-        <w:t xml:space="preserve">用户组：</w:t>
-      </w:r>
-      <w:r>
-        <w:rPr>
-          <w:highlight w:val="none"/>
-        </w:rPr>
-        <w:t xml:space="preserve">chgrp</w:t>
-      </w:r>
-      <w:r>
-        <w:rPr>
-          <w:highlight w:val="none"/>
-        </w:rPr>
-        <w:t xml:space="preserve">(</w:t>
-      </w:r>
-      <w:r>
-        <w:rPr>
-          <w:highlight w:val="none"/>
-        </w:rPr>
-        <w:t xml:space="preserve">用户组</w:t>
-      </w:r>
-      <w:r>
-        <w:rPr>
-          <w:highlight w:val="none"/>
-        </w:rPr>
-        <w:t xml:space="preserve">必须</w:t>
-      </w:r>
-      <w:r>
-        <w:rPr>
-          <w:highlight w:val="none"/>
-        </w:rPr>
-        <w:t xml:space="preserve">存在于 /etc/group</w:t>
-      </w:r>
-      <w:r>
-        <w:rPr>
-          <w:highlight w:val="none"/>
-        </w:rPr>
-        <w:t xml:space="preserve">)</w:t>
+        <w:t xml:space="preserve">（1）移动文件</w:t>
+      </w:r>
+      <w:r>
+        <w:rPr>
+          <w:highlight w:val="none"/>
+        </w:rPr>
       </w:r>
       <w:r>
         <w:rPr>
@@ -991,22 +1161,37 @@
         <w:spacing/>
         <w:ind/>
         <w:rPr>
-          <w:highlight w:val="none"/>
-        </w:rPr>
-      </w:pPr>
-      <w:r>
-        <w:rPr>
-          <w:highlight w:val="none"/>
-        </w:rPr>
-        <w:t xml:space="preserve">chgrp yu-chuanwei test.c</w:t>
-      </w:r>
-      <w:r>
-        <w:rPr>
-          <w:highlight w:val="none"/>
-        </w:rPr>
-      </w:r>
-      <w:r>
-        <w:rPr>
+          <w:b/>
+          <w:bCs/>
+          <w:highlight w:val="none"/>
+        </w:rPr>
+      </w:pPr>
+      <w:r>
+        <w:rPr>
+          <w:b/>
+          <w:bCs/>
+          <w:highlight w:val="none"/>
+        </w:rPr>
+      </w:r>
+      <w:r>
+        <w:rPr>
+          <w:b/>
+          <w:bCs/>
+          <w:highlight w:val="none"/>
+        </w:rPr>
+        <w:t xml:space="preserve">mv codes/1.c documents/</w:t>
+      </w:r>
+      <w:r>
+        <w:rPr>
+          <w:b/>
+          <w:bCs/>
+          <w:highlight w:val="none"/>
+        </w:rPr>
+      </w:r>
+      <w:r>
+        <w:rPr>
+          <w:b/>
+          <w:bCs/>
           <w:highlight w:val="none"/>
         </w:rPr>
       </w:r>
@@ -1024,49 +1209,87 @@
         <w:rPr>
           <w:highlight w:val="none"/>
         </w:rPr>
-        <w:t xml:space="preserve">将</w:t>
-      </w:r>
-      <w:r>
-        <w:rPr>
-          <w:highlight w:val="none"/>
-        </w:rPr>
-        <w:t xml:space="preserve">test.</w:t>
-      </w:r>
-      <w:r>
-        <w:rPr>
-          <w:highlight w:val="none"/>
-        </w:rPr>
-        <w:t xml:space="preserve">c</w:t>
-      </w:r>
-      <w:r>
-        <w:rPr>
-          <w:highlight w:val="none"/>
-        </w:rPr>
-        <w:t xml:space="preserve">文件的</w:t>
-      </w:r>
-      <w:r>
-        <w:rPr>
-          <w:highlight w:val="none"/>
-        </w:rPr>
-        <w:t xml:space="preserve">所属</w:t>
-      </w:r>
-      <w:r>
-        <w:rPr>
-          <w:highlight w:val="none"/>
-        </w:rPr>
-        <w:t xml:space="preserve">用户</w:t>
-      </w:r>
-      <w:r>
-        <w:rPr>
-          <w:highlight w:val="none"/>
-        </w:rPr>
-        <w:t xml:space="preserve">组</w:t>
-      </w:r>
-      <w:r>
-        <w:rPr>
-          <w:highlight w:val="none"/>
-        </w:rPr>
-        <w:t xml:space="preserve">改为yu-chuanwei</w:t>
+      </w:r>
+      <w:r>
+        <w:rPr>
+          <w:highlight w:val="none"/>
+        </w:rPr>
+        <mc:AlternateContent>
+          <mc:Choice Requires="wpg">
+            <w:drawing>
+              <wp:anchor xmlns:wp="http://schemas.openxmlformats.org/drawingml/2006/wordprocessingDrawing" xmlns:wp14="http://schemas.microsoft.com/office/word/2010/wordprocessingDrawing" distT="0" distB="0" distL="115200" distR="115200" simplePos="0" relativeHeight="12288" behindDoc="0" locked="0" layoutInCell="1" allowOverlap="1">
+                <wp:simplePos x="0" y="0"/>
+                <wp:positionH relativeFrom="column">
+                  <wp:posOffset>0</wp:posOffset>
+                </wp:positionH>
+                <wp:positionV relativeFrom="paragraph">
+                  <wp:posOffset>0</wp:posOffset>
+                </wp:positionV>
+                <wp:extent cx="5943600" cy="2405638"/>
+                <wp:effectExtent l="0" t="0" r="0" b="0"/>
+                <wp:wrapTopAndBottom/>
+                <wp:docPr id="4" name=""/>
+                <wp:cNvGraphicFramePr>
+                  <a:graphicFrameLocks xmlns:a="http://schemas.openxmlformats.org/drawingml/2006/main" noChangeAspect="1"/>
+                </wp:cNvGraphicFramePr>
+                <a:graphic xmlns:a="http://schemas.openxmlformats.org/drawingml/2006/main">
+                  <a:graphicData uri="http://schemas.openxmlformats.org/drawingml/2006/picture">
+                    <pic:pic xmlns:pic="http://schemas.openxmlformats.org/drawingml/2006/picture">
+                      <pic:nvPicPr>
+                        <pic:cNvPr id="1103151206" name=""/>
+                        <pic:cNvPicPr>
+                          <a:picLocks noChangeAspect="1"/>
+                        </pic:cNvPicPr>
+                        <pic:nvPr/>
+                      </pic:nvPicPr>
+                      <pic:blipFill rotWithShape="1">
+                        <a:blip r:embed="rId11"/>
+                        <a:stretch/>
+                      </pic:blipFill>
+                      <pic:spPr bwMode="auto">
+                        <a:xfrm>
+                          <a:off x="0" y="0"/>
+                          <a:ext cx="5943599" cy="2405637"/>
+                        </a:xfrm>
+                        <a:prstGeom prst="rect">
+                          <a:avLst/>
+                        </a:prstGeom>
+                      </pic:spPr>
+                    </pic:pic>
+                  </a:graphicData>
+                </a:graphic>
+              </wp:anchor>
+            </w:drawing>
+          </mc:Choice>
+          <mc:Fallback>
+            <w:pict>
+              <v:shapetype id="_x0000_t75" coordsize="21600,21600" o:spt="75" o:preferrelative="t" path="m@4@5l@4@11@9@11@9@5xe" filled="f" stroked="f">
+                <v:stroke joinstyle="miter"/>
+                <v:formulas>
+                  <v:f eqn="if lineDrawn pixelLineWidth 0"/>
+                  <v:f eqn="sum @0 1 0"/>
+                  <v:f eqn="sum 0 0 @1"/>
+                  <v:f eqn="prod @2 1 2"/>
+                  <v:f eqn="prod @3 21600 pixelWidth"/>
+                  <v:f eqn="prod @3 21600 pixelHeight"/>
+                  <v:f eqn="sum @0 0 1"/>
+                  <v:f eqn="prod @6 1 2"/>
+                  <v:f eqn="prod @7 21600 pixelWidth"/>
+                  <v:f eqn="sum @8 21600 0"/>
+                  <v:f eqn="prod @7 21600 pixelHeight"/>
+                  <v:f eqn="sum @10 21600 0"/>
+                </v:formulas>
+                <v:path o:extrusionok="f" gradientshapeok="t" o:connecttype="rect"/>
+                <o:lock v:ext="edit" aspectratio="t"/>
+              </v:shapetype>
+              <v:shape id="_x0000_i3" o:spid="_x0000_s3" type="#_x0000_t75" style="position:absolute;z-index:12288;o:allowoverlap:true;o:allowincell:true;mso-position-horizontal-relative:text;margin-left:0.00pt;mso-position-horizontal:absolute;mso-position-vertical-relative:text;margin-top:0.00pt;mso-position-vertical:absolute;width:468.00pt;height:189.42pt;mso-wrap-distance-left:9.07pt;mso-wrap-distance-top:0.00pt;mso-wrap-distance-right:9.07pt;mso-wrap-distance-bottom:0.00pt;z-index:1;" stroked="false">
+                <w10:wrap type="topAndBottom"/>
+                <v:imagedata r:id="rId11" o:title=""/>
+                <o:lock v:ext="edit" rotation="t"/>
+              </v:shape>
+            </w:pict>
+          </mc:Fallback>
+        </mc:AlternateContent>
       </w:r>
       <w:r>
         <w:rPr>
@@ -1092,12 +1315,7 @@
         <w:rPr>
           <w:highlight w:val="none"/>
         </w:rPr>
-        <w:t xml:space="preserve">Chgrp yu-chuanwei -R documents </w:t>
-      </w:r>
-      <w:r>
-        <w:rPr>
-          <w:highlight w:val="none"/>
-        </w:rPr>
+        <w:t xml:space="preserve">（2）修改文件名</w:t>
       </w:r>
       <w:r>
         <w:rPr>
@@ -1111,6 +1329,1734 @@
         <w:spacing/>
         <w:ind/>
         <w:rPr>
+          <w:b/>
+          <w:bCs/>
+          <w:highlight w:val="none"/>
+        </w:rPr>
+      </w:pPr>
+      <w:r>
+        <w:rPr>
+          <w:b/>
+          <w:bCs/>
+          <w:highlight w:val="none"/>
+        </w:rPr>
+      </w:r>
+      <w:r>
+        <w:rPr>
+          <w:b/>
+          <w:bCs/>
+          <w:highlight w:val="none"/>
+        </w:rPr>
+        <w:t xml:space="preserve">mv 2.c 3.c</w:t>
+      </w:r>
+      <w:r>
+        <w:rPr>
+          <w:b/>
+          <w:bCs/>
+          <w:highlight w:val="none"/>
+        </w:rPr>
+      </w:r>
+      <w:r>
+        <w:rPr>
+          <w:b/>
+          <w:bCs/>
+          <w:highlight w:val="none"/>
+        </w:rPr>
+      </w:r>
+    </w:p>
+    <w:p>
+      <w:pPr>
+        <w:pBdr/>
+        <w:spacing/>
+        <w:ind/>
+        <w:rPr>
+          <w:highlight w:val="none"/>
+        </w:rPr>
+      </w:pPr>
+      <w:r>
+        <w:rPr>
+          <w:highlight w:val="none"/>
+        </w:rPr>
+      </w:r>
+      <w:r>
+        <mc:AlternateContent>
+          <mc:Choice Requires="wpg">
+            <w:drawing>
+              <wp:inline xmlns:wp="http://schemas.openxmlformats.org/drawingml/2006/wordprocessingDrawing" distT="0" distB="0" distL="0" distR="0">
+                <wp:extent cx="5943600" cy="867561"/>
+                <wp:effectExtent l="0" t="0" r="0" b="0"/>
+                <wp:docPr id="5" name=""/>
+                <wp:cNvGraphicFramePr>
+                  <a:graphicFrameLocks xmlns:a="http://schemas.openxmlformats.org/drawingml/2006/main" noChangeAspect="1"/>
+                </wp:cNvGraphicFramePr>
+                <a:graphic xmlns:a="http://schemas.openxmlformats.org/drawingml/2006/main">
+                  <a:graphicData uri="http://schemas.openxmlformats.org/drawingml/2006/picture">
+                    <pic:pic xmlns:pic="http://schemas.openxmlformats.org/drawingml/2006/picture">
+                      <pic:nvPicPr>
+                        <pic:cNvPr id="388689144" name=""/>
+                        <pic:cNvPicPr>
+                          <a:picLocks noChangeAspect="1"/>
+                        </pic:cNvPicPr>
+                        <pic:nvPr/>
+                      </pic:nvPicPr>
+                      <pic:blipFill rotWithShape="1">
+                        <a:blip r:embed="rId12"/>
+                        <a:stretch/>
+                      </pic:blipFill>
+                      <pic:spPr bwMode="auto">
+                        <a:xfrm>
+                          <a:off x="0" y="0"/>
+                          <a:ext cx="5943599" cy="867560"/>
+                        </a:xfrm>
+                        <a:prstGeom prst="rect">
+                          <a:avLst/>
+                        </a:prstGeom>
+                      </pic:spPr>
+                    </pic:pic>
+                  </a:graphicData>
+                </a:graphic>
+              </wp:inline>
+            </w:drawing>
+          </mc:Choice>
+          <mc:Fallback>
+            <w:pict>
+              <v:shapetype id="_x0000_t75" coordsize="21600,21600" o:spt="75" o:preferrelative="t" path="m@4@5l@4@11@9@11@9@5xe" filled="f" stroked="f">
+                <v:stroke joinstyle="miter"/>
+                <v:formulas>
+                  <v:f eqn="if lineDrawn pixelLineWidth 0"/>
+                  <v:f eqn="sum @0 1 0"/>
+                  <v:f eqn="sum 0 0 @1"/>
+                  <v:f eqn="prod @2 1 2"/>
+                  <v:f eqn="prod @3 21600 pixelWidth"/>
+                  <v:f eqn="prod @3 21600 pixelHeight"/>
+                  <v:f eqn="sum @0 0 1"/>
+                  <v:f eqn="prod @6 1 2"/>
+                  <v:f eqn="prod @7 21600 pixelWidth"/>
+                  <v:f eqn="sum @8 21600 0"/>
+                  <v:f eqn="prod @7 21600 pixelHeight"/>
+                  <v:f eqn="sum @10 21600 0"/>
+                </v:formulas>
+                <v:path o:extrusionok="f" gradientshapeok="t" o:connecttype="rect"/>
+                <o:lock v:ext="edit" aspectratio="t"/>
+              </v:shapetype>
+              <v:shape id="_x0000_i4" o:spid="_x0000_s4" type="#_x0000_t75" style="width:468.00pt;height:68.31pt;mso-wrap-distance-left:0.00pt;mso-wrap-distance-top:0.00pt;mso-wrap-distance-right:0.00pt;mso-wrap-distance-bottom:0.00pt;z-index:1;" stroked="false">
+                <v:imagedata r:id="rId12" o:title=""/>
+                <o:lock v:ext="edit" rotation="t"/>
+              </v:shape>
+            </w:pict>
+          </mc:Fallback>
+        </mc:AlternateContent>
+      </w:r>
+      <w:r>
+        <w:rPr>
+          <w:highlight w:val="none"/>
+        </w:rPr>
+      </w:r>
+      <w:r>
+        <w:rPr>
+          <w:highlight w:val="none"/>
+        </w:rPr>
+      </w:r>
+      <w:r>
+        <w:rPr>
+          <w:highlight w:val="none"/>
+        </w:rPr>
+      </w:r>
+    </w:p>
+    <w:p>
+      <w:pPr>
+        <w:pStyle w:val="828"/>
+        <w:pBdr/>
+        <w:spacing/>
+        <w:ind/>
+        <w:rPr/>
+      </w:pPr>
+      <w:r>
+        <w:rPr>
+          <w:highlight w:val="none"/>
+        </w:rPr>
+        <w:t xml:space="preserve">5、关机/重启</w:t>
+      </w:r>
+      <w:r/>
+    </w:p>
+    <w:p>
+      <w:pPr>
+        <w:pBdr/>
+        <w:spacing/>
+        <w:ind/>
+        <w:rPr/>
+      </w:pPr>
+      <w:r>
+        <w:rPr>
+          <w:highlight w:val="none"/>
+        </w:rPr>
+        <w:t xml:space="preserve">shutdown -h now </w:t>
+        <w:tab/>
+        <w:t xml:space="preserve">立即关机(halt:停止)</w:t>
+      </w:r>
+      <w:r/>
+    </w:p>
+    <w:p>
+      <w:pPr>
+        <w:pBdr/>
+        <w:spacing/>
+        <w:ind/>
+        <w:rPr/>
+      </w:pPr>
+      <w:r>
+        <w:rPr>
+          <w:highlight w:val="none"/>
+        </w:rPr>
+        <w:t xml:space="preserve">shutdown -h 1</w:t>
+        <w:tab/>
+        <w:t xml:space="preserve"> </w:t>
+        <w:tab/>
+        <w:t xml:space="preserve">一分钟后关机</w:t>
+      </w:r>
+      <w:r/>
+    </w:p>
+    <w:p>
+      <w:pPr>
+        <w:pBdr/>
+        <w:spacing/>
+        <w:ind/>
+        <w:rPr/>
+      </w:pPr>
+      <w:r>
+        <w:rPr>
+          <w:highlight w:val="none"/>
+        </w:rPr>
+        <w:t xml:space="preserve">shutdown -r now </w:t>
+        <w:tab/>
+        <w:t xml:space="preserve">立即重启</w:t>
+      </w:r>
+      <w:r/>
+    </w:p>
+    <w:p>
+      <w:pPr>
+        <w:pBdr/>
+        <w:spacing/>
+        <w:ind/>
+        <w:rPr/>
+      </w:pPr>
+      <w:r>
+        <w:rPr>
+          <w:highlight w:val="none"/>
+        </w:rPr>
+        <w:t xml:space="preserve">halt</w:t>
+        <w:tab/>
+        <w:tab/>
+        <w:tab/>
+        <w:t xml:space="preserve">关机</w:t>
+      </w:r>
+      <w:r/>
+    </w:p>
+    <w:p>
+      <w:pPr>
+        <w:pBdr/>
+        <w:spacing/>
+        <w:ind/>
+        <w:rPr/>
+      </w:pPr>
+      <w:r>
+        <w:rPr>
+          <w:highlight w:val="none"/>
+        </w:rPr>
+        <w:t xml:space="preserve">reboot</w:t>
+        <w:tab/>
+        <w:tab/>
+        <w:tab/>
+        <w:t xml:space="preserve">重启</w:t>
+      </w:r>
+      <w:r/>
+    </w:p>
+    <w:p>
+      <w:pPr>
+        <w:pBdr/>
+        <w:spacing/>
+        <w:ind/>
+        <w:rPr/>
+      </w:pPr>
+      <w:r>
+        <w:rPr>
+          <w:highlight w:val="none"/>
+        </w:rPr>
+        <w:t xml:space="preserve">sync</w:t>
+        <w:tab/>
+        <w:tab/>
+        <w:tab/>
+        <w:t xml:space="preserve">同步(将缓存中的内容同步到磁盘)</w:t>
+      </w:r>
+      <w:r/>
+    </w:p>
+    <w:p>
+      <w:pPr>
+        <w:pStyle w:val="828"/>
+        <w:pBdr/>
+        <w:spacing/>
+        <w:ind/>
+        <w:rPr/>
+      </w:pPr>
+      <w:r>
+        <w:rPr>
+          <w:highlight w:val="none"/>
+        </w:rPr>
+        <w:t xml:space="preserve">6、用户切换</w:t>
+      </w:r>
+      <w:r/>
+    </w:p>
+    <w:p>
+      <w:pPr>
+        <w:pBdr/>
+        <w:spacing/>
+        <w:ind/>
+        <w:rPr/>
+      </w:pPr>
+      <w:r>
+        <w:rPr>
+          <w:highlight w:val="none"/>
+        </w:rPr>
+        <w:t xml:space="preserve">sudo -i</w:t>
+        <w:tab/>
+        <w:tab/>
+        <w:tab/>
+        <w:t xml:space="preserve">在图形界面的终端中切换权限到root(输入logout退出root)</w:t>
+      </w:r>
+      <w:r/>
+    </w:p>
+    <w:p>
+      <w:pPr>
+        <w:pStyle w:val="828"/>
+        <w:pBdr/>
+        <w:spacing/>
+        <w:ind/>
+        <w:rPr/>
+      </w:pPr>
+      <w:r>
+        <w:rPr>
+          <w:highlight w:val="none"/>
+        </w:rPr>
+        <w:t xml:space="preserve">7、相对路径</w:t>
+      </w:r>
+      <w:r/>
+    </w:p>
+    <w:p>
+      <w:pPr>
+        <w:pBdr/>
+        <w:spacing/>
+        <w:ind/>
+        <w:rPr/>
+      </w:pPr>
+      <w:r>
+        <w:rPr>
+          <w:highlight w:val="none"/>
+        </w:rPr>
+        <w:t xml:space="preserve">./</w:t>
+        <w:tab/>
+        <w:tab/>
+        <w:tab/>
+        <w:t xml:space="preserve">相对于当前目录下的路径(相对路径)</w:t>
+      </w:r>
+      <w:r/>
+    </w:p>
+    <w:p>
+      <w:pPr>
+        <w:pBdr/>
+        <w:spacing/>
+        <w:ind/>
+        <w:rPr/>
+      </w:pPr>
+      <w:r>
+        <w:rPr>
+          <w:highlight w:val="none"/>
+        </w:rPr>
+        <w:t xml:space="preserve">./adc</w:t>
+        <w:tab/>
+        <w:tab/>
+        <w:tab/>
+        <w:t xml:space="preserve">当前目录下的adc 子目录</w:t>
+      </w:r>
+      <w:r/>
+    </w:p>
+    <w:p>
+      <w:pPr>
+        <w:pBdr/>
+        <w:spacing/>
+        <w:ind/>
+        <w:rPr/>
+      </w:pPr>
+      <w:r>
+        <w:rPr>
+          <w:highlight w:val="none"/>
+        </w:rPr>
+        <w:t xml:space="preserve">../adc</w:t>
+        <w:tab/>
+        <w:tab/>
+        <w:tab/>
+        <w:t xml:space="preserve">上级目录里的adc子目录</w:t>
+      </w:r>
+      <w:r/>
+    </w:p>
+    <w:p>
+      <w:pPr>
+        <w:pBdr/>
+        <w:spacing/>
+        <w:ind/>
+        <w:rPr/>
+      </w:pPr>
+      <w:r>
+        <w:rPr>
+          <w:highlight w:val="none"/>
+        </w:rPr>
+        <w:t xml:space="preserve">7、绝对路径</w:t>
+      </w:r>
+      <w:r/>
+    </w:p>
+    <w:p>
+      <w:pPr>
+        <w:pBdr/>
+        <w:spacing/>
+        <w:ind/>
+        <w:rPr/>
+      </w:pPr>
+      <w:r>
+        <w:rPr>
+          <w:highlight w:val="none"/>
+        </w:rPr>
+        <w:t xml:space="preserve">/</w:t>
+        <w:tab/>
+        <w:tab/>
+        <w:tab/>
+        <w:t xml:space="preserve">根目录</w:t>
+      </w:r>
+      <w:r/>
+    </w:p>
+    <w:p>
+      <w:pPr>
+        <w:pBdr/>
+        <w:spacing/>
+        <w:ind/>
+        <w:rPr>
+          <w:highlight w:val="none"/>
+        </w:rPr>
+      </w:pPr>
+      <w:r>
+        <w:rPr>
+          <w:highlight w:val="none"/>
+        </w:rPr>
+        <w:t xml:space="preserve">~</w:t>
+        <w:tab/>
+        <w:tab/>
+        <w:tab/>
+        <w:t xml:space="preserve">home目录</w:t>
+      </w:r>
+      <w:r/>
+      <w:r>
+        <w:rPr>
+          <w:highlight w:val="none"/>
+        </w:rPr>
+      </w:r>
+      <w:r>
+        <w:rPr>
+          <w:highlight w:val="none"/>
+        </w:rPr>
+      </w:r>
+      <w:r>
+        <w:rPr>
+          <w:highlight w:val="none"/>
+        </w:rPr>
+      </w:r>
+      <w:r>
+        <w:rPr>
+          <w:highlight w:val="none"/>
+        </w:rPr>
+      </w:r>
+      <w:r>
+        <w:rPr>
+          <w:highlight w:val="none"/>
+        </w:rPr>
+      </w:r>
+      <w:r>
+        <w:rPr>
+          <w:highlight w:val="none"/>
+        </w:rPr>
+      </w:r>
+    </w:p>
+    <w:p>
+      <w:pPr>
+        <w:pStyle w:val="827"/>
+        <w:pageBreakBefore w:val="true"/>
+        <w:pBdr/>
+        <w:spacing/>
+        <w:ind/>
+        <w:rPr>
+          <w:highlight w:val="none"/>
+        </w:rPr>
+      </w:pPr>
+      <w:r>
+        <w:rPr>
+          <w:highlight w:val="none"/>
+        </w:rPr>
+        <w:t xml:space="preserve">二、</w:t>
+      </w:r>
+      <w:r>
+        <w:rPr>
+          <w:highlight w:val="none"/>
+        </w:rPr>
+        <w:t xml:space="preserve">文件夹</w:t>
+      </w:r>
+      <w:r>
+        <w:rPr>
+          <w:highlight w:val="none"/>
+        </w:rPr>
+        <w:t xml:space="preserve">与</w:t>
+      </w:r>
+      <w:r>
+        <w:rPr>
+          <w:highlight w:val="none"/>
+        </w:rPr>
+        <w:t xml:space="preserve">文件</w:t>
+      </w:r>
+      <w:r>
+        <w:rPr>
+          <w:highlight w:val="none"/>
+        </w:rPr>
+        <w:t xml:space="preserve">的属性/</w:t>
+      </w:r>
+      <w:r>
+        <w:rPr>
+          <w:highlight w:val="none"/>
+        </w:rPr>
+        <w:t xml:space="preserve">权限</w:t>
+      </w:r>
+      <w:r>
+        <w:rPr>
+          <w:highlight w:val="none"/>
+        </w:rPr>
+        <w:t xml:space="preserve">配置</w:t>
+      </w:r>
+      <w:r>
+        <w:rPr>
+          <w:highlight w:val="none"/>
+        </w:rPr>
+        <w:t xml:space="preserve">和</w:t>
+      </w:r>
+      <w:r>
+        <w:rPr>
+          <w:highlight w:val="none"/>
+        </w:rPr>
+        <w:t xml:space="preserve">管理</w:t>
+      </w:r>
+      <w:r>
+        <w:rPr>
+          <w:highlight w:val="none"/>
+        </w:rPr>
+      </w:r>
+      <w:r>
+        <w:rPr>
+          <w:highlight w:val="none"/>
+        </w:rPr>
+      </w:r>
+    </w:p>
+    <w:p>
+      <w:pPr>
+        <w:pStyle w:val="828"/>
+        <w:pBdr/>
+        <w:spacing/>
+        <w:ind/>
+        <w:rPr>
+          <w:highlight w:val="none"/>
+        </w:rPr>
+      </w:pPr>
+      <w:r>
+        <w:rPr>
+          <w:highlight w:val="none"/>
+        </w:rPr>
+        <w:t xml:space="preserve">1、显示文件属性</w:t>
+        <w:tab/>
+        <w:t xml:space="preserve">ls</w:t>
+      </w:r>
+      <w:r>
+        <w:rPr>
+          <w:highlight w:val="none"/>
+        </w:rPr>
+        <w:t xml:space="preserve"> –l(ll)</w:t>
+      </w:r>
+      <w:r>
+        <w:rPr>
+          <w:highlight w:val="none"/>
+        </w:rPr>
+      </w:r>
+    </w:p>
+    <w:p>
+      <w:pPr>
+        <w:pBdr/>
+        <w:spacing/>
+        <w:ind/>
+        <w:rPr>
+          <w:highlight w:val="none"/>
+        </w:rPr>
+      </w:pPr>
+      <w:r>
+        <w:rPr>
+          <w:highlight w:val="none"/>
+        </w:rPr>
+        <w:t xml:space="preserve">(1)列出文件夹属性（注意命令选项要加上d才会列出文件夹属性，否则列出的是子文件的属性）</w:t>
+      </w:r>
+      <w:r>
+        <w:rPr>
+          <w:highlight w:val="none"/>
+        </w:rPr>
+      </w:r>
+    </w:p>
+    <w:p>
+      <w:pPr>
+        <w:pBdr/>
+        <w:spacing/>
+        <w:ind/>
+        <w:rPr>
+          <w:b/>
+          <w:bCs/>
+          <w:highlight w:val="none"/>
+        </w:rPr>
+      </w:pPr>
+      <w:r>
+        <w:rPr>
+          <w:b/>
+          <w:bCs/>
+          <w:highlight w:val="none"/>
+        </w:rPr>
+      </w:r>
+      <w:r>
+        <w:rPr>
+          <w:b/>
+          <w:bCs/>
+          <w:highlight w:val="none"/>
+        </w:rPr>
+        <w:t xml:space="preserve"> ls -ld codes</w:t>
+      </w:r>
+      <w:r>
+        <w:rPr>
+          <w:b/>
+          <w:bCs/>
+          <w:highlight w:val="none"/>
+        </w:rPr>
+      </w:r>
+      <w:r>
+        <w:rPr>
+          <w:b/>
+          <w:bCs/>
+          <w:highlight w:val="none"/>
+        </w:rPr>
+      </w:r>
+    </w:p>
+    <w:p>
+      <w:pPr>
+        <w:pBdr/>
+        <w:spacing/>
+        <w:ind/>
+        <w:rPr>
+          <w:highlight w:val="none"/>
+        </w:rPr>
+      </w:pPr>
+      <w:r>
+        <w:rPr>
+          <w:highlight w:val="none"/>
+        </w:rPr>
+        <w:t xml:space="preserve">(2)列出文件属性</w:t>
+      </w:r>
+      <w:r>
+        <w:rPr>
+          <w:highlight w:val="none"/>
+        </w:rPr>
+      </w:r>
+    </w:p>
+    <w:p>
+      <w:pPr>
+        <w:pBdr/>
+        <w:spacing/>
+        <w:ind/>
+        <w:rPr>
+          <w:b/>
+          <w:bCs/>
+          <w:highlight w:val="none"/>
+        </w:rPr>
+      </w:pPr>
+      <w:r>
+        <w:rPr>
+          <w:b/>
+          <w:bCs/>
+          <w:highlight w:val="none"/>
+        </w:rPr>
+      </w:r>
+      <w:r>
+        <w:rPr>
+          <w:b/>
+          <w:bCs/>
+          <w:highlight w:val="none"/>
+        </w:rPr>
+        <w:t xml:space="preserve">ls -l readme.md </w:t>
+      </w:r>
+      <w:r>
+        <w:rPr>
+          <w:b/>
+          <w:bCs/>
+          <w:highlight w:val="none"/>
+        </w:rPr>
+      </w:r>
+      <w:r>
+        <w:rPr>
+          <w:b/>
+          <w:bCs/>
+          <w:highlight w:val="none"/>
+        </w:rPr>
+      </w:r>
+    </w:p>
+    <w:p>
+      <w:pPr>
+        <w:pBdr/>
+        <w:spacing/>
+        <w:ind/>
+        <w:rPr>
+          <w:highlight w:val="none"/>
+        </w:rPr>
+      </w:pPr>
+      <w:r>
+        <mc:AlternateContent>
+          <mc:Choice Requires="wpg">
+            <w:drawing>
+              <wp:inline xmlns:wp="http://schemas.openxmlformats.org/drawingml/2006/wordprocessingDrawing" distT="0" distB="0" distL="0" distR="0">
+                <wp:extent cx="5943600" cy="1092129"/>
+                <wp:effectExtent l="0" t="0" r="0" b="0"/>
+                <wp:docPr id="6" name=""/>
+                <wp:cNvGraphicFramePr>
+                  <a:graphicFrameLocks xmlns:a="http://schemas.openxmlformats.org/drawingml/2006/main" noChangeAspect="1"/>
+                </wp:cNvGraphicFramePr>
+                <a:graphic xmlns:a="http://schemas.openxmlformats.org/drawingml/2006/main">
+                  <a:graphicData uri="http://schemas.openxmlformats.org/drawingml/2006/picture">
+                    <pic:pic xmlns:pic="http://schemas.openxmlformats.org/drawingml/2006/picture">
+                      <pic:nvPicPr>
+                        <pic:cNvPr id="1137977461" name=""/>
+                        <pic:cNvPicPr>
+                          <a:picLocks noChangeAspect="1"/>
+                        </pic:cNvPicPr>
+                        <pic:nvPr/>
+                      </pic:nvPicPr>
+                      <pic:blipFill rotWithShape="1">
+                        <a:blip r:embed="rId13"/>
+                        <a:stretch/>
+                      </pic:blipFill>
+                      <pic:spPr bwMode="auto">
+                        <a:xfrm>
+                          <a:off x="0" y="0"/>
+                          <a:ext cx="5943599" cy="1092129"/>
+                        </a:xfrm>
+                        <a:prstGeom prst="rect">
+                          <a:avLst/>
+                        </a:prstGeom>
+                      </pic:spPr>
+                    </pic:pic>
+                  </a:graphicData>
+                </a:graphic>
+              </wp:inline>
+            </w:drawing>
+          </mc:Choice>
+          <mc:Fallback>
+            <w:pict>
+              <v:shapetype id="_x0000_t75" coordsize="21600,21600" o:spt="75" o:preferrelative="t" path="m@4@5l@4@11@9@11@9@5xe" filled="f" stroked="f">
+                <v:stroke joinstyle="miter"/>
+                <v:formulas>
+                  <v:f eqn="if lineDrawn pixelLineWidth 0"/>
+                  <v:f eqn="sum @0 1 0"/>
+                  <v:f eqn="sum 0 0 @1"/>
+                  <v:f eqn="prod @2 1 2"/>
+                  <v:f eqn="prod @3 21600 pixelWidth"/>
+                  <v:f eqn="prod @3 21600 pixelHeight"/>
+                  <v:f eqn="sum @0 0 1"/>
+                  <v:f eqn="prod @6 1 2"/>
+                  <v:f eqn="prod @7 21600 pixelWidth"/>
+                  <v:f eqn="sum @8 21600 0"/>
+                  <v:f eqn="prod @7 21600 pixelHeight"/>
+                  <v:f eqn="sum @10 21600 0"/>
+                </v:formulas>
+                <v:path o:extrusionok="f" gradientshapeok="t" o:connecttype="rect"/>
+                <o:lock v:ext="edit" aspectratio="t"/>
+              </v:shapetype>
+              <v:shape id="_x0000_i5" o:spid="_x0000_s5" type="#_x0000_t75" style="width:468.00pt;height:85.99pt;mso-wrap-distance-left:0.00pt;mso-wrap-distance-top:0.00pt;mso-wrap-distance-right:0.00pt;mso-wrap-distance-bottom:0.00pt;z-index:1;" stroked="false">
+                <v:imagedata r:id="rId13" o:title=""/>
+                <o:lock v:ext="edit" rotation="t"/>
+              </v:shape>
+            </w:pict>
+          </mc:Fallback>
+        </mc:AlternateContent>
+      </w:r>
+      <w:r>
+        <w:rPr>
+          <w:highlight w:val="none"/>
+        </w:rPr>
+      </w:r>
+      <w:r/>
+      <w:r>
+        <w:rPr>
+          <w:highlight w:val="none"/>
+        </w:rPr>
+      </w:r>
+      <w:r>
+        <w:rPr>
+          <w:highlight w:val="none"/>
+        </w:rPr>
+      </w:r>
+      <w:r>
+        <w:rPr>
+          <w:highlight w:val="none"/>
+        </w:rPr>
+      </w:r>
+      <w:r>
+        <w:rPr>
+          <w:b w:val="0"/>
+          <w:bCs w:val="0"/>
+          <w:highlight w:val="none"/>
+        </w:rPr>
+      </w:r>
+      <w:r>
+        <w:rPr>
+          <w:b w:val="0"/>
+          <w:bCs w:val="0"/>
+          <w:highlight w:val="none"/>
+        </w:rPr>
+      </w:r>
+      <w:r>
+        <w:rPr>
+          <w:b w:val="0"/>
+          <w:bCs w:val="0"/>
+          <w:highlight w:val="none"/>
+        </w:rPr>
+      </w:r>
+      <w:r>
+        <w:rPr>
+          <w:highlight w:val="none"/>
+        </w:rPr>
+      </w:r>
+    </w:p>
+    <w:p>
+      <w:pPr>
+        <w:pBdr/>
+        <w:spacing/>
+        <w:ind/>
+        <w:rPr>
+          <w:b w:val="0"/>
+          <w:bCs w:val="0"/>
+          <w:highlight w:val="none"/>
+        </w:rPr>
+      </w:pPr>
+      <w:r>
+        <w:rPr>
+          <w:b w:val="0"/>
+          <w:bCs w:val="0"/>
+          <w:highlight w:val="none"/>
+        </w:rPr>
+      </w:r>
+      <w:r>
+        <w:rPr>
+          <w:b w:val="0"/>
+          <w:bCs w:val="0"/>
+          <w:highlight w:val="none"/>
+        </w:rPr>
+        <w:t xml:space="preserve">-rw-rw-r-- 1 yu-chuanwei yu-chuanwei 0 Aug 28 20:38 readme.md</w:t>
+      </w:r>
+      <w:r>
+        <w:rPr>
+          <w:b w:val="0"/>
+          <w:bCs w:val="0"/>
+          <w:highlight w:val="none"/>
+        </w:rPr>
+      </w:r>
+      <w:r>
+        <w:rPr>
+          <w:b w:val="0"/>
+          <w:bCs w:val="0"/>
+          <w:highlight w:val="none"/>
+        </w:rPr>
+      </w:r>
+    </w:p>
+    <w:p>
+      <w:pPr>
+        <w:pBdr/>
+        <w:spacing/>
+        <w:ind/>
+        <w:rPr>
+          <w:b w:val="0"/>
+          <w:bCs w:val="0"/>
+          <w:highlight w:val="none"/>
+        </w:rPr>
+      </w:pPr>
+      <w:r>
+        <w:rPr>
+          <w:b w:val="0"/>
+          <w:bCs w:val="0"/>
+          <w:highlight w:val="none"/>
+        </w:rPr>
+        <w:t xml:space="preserve">解读</w:t>
+      </w:r>
+      <w:r>
+        <w:rPr>
+          <w:b w:val="0"/>
+          <w:bCs w:val="0"/>
+          <w:highlight w:val="none"/>
+        </w:rPr>
+        <w:t xml:space="preserve">（依次从左往右）</w:t>
+      </w:r>
+      <w:r>
+        <w:rPr>
+          <w:b w:val="0"/>
+          <w:bCs w:val="0"/>
+          <w:highlight w:val="none"/>
+        </w:rPr>
+      </w:r>
+    </w:p>
+    <w:p>
+      <w:pPr>
+        <w:pBdr/>
+        <w:spacing/>
+        <w:ind/>
+        <w:rPr>
+          <w:highlight w:val="none"/>
+        </w:rPr>
+      </w:pPr>
+      <w:r>
+        <w:rPr>
+          <w:b w:val="0"/>
+          <w:bCs w:val="0"/>
+          <w:highlight w:val="none"/>
+        </w:rPr>
+        <w:t xml:space="preserve">[权限]：</w:t>
+      </w:r>
+      <w:r>
+        <w:rPr>
+          <w:b w:val="0"/>
+          <w:bCs w:val="0"/>
+          <w:highlight w:val="none"/>
+        </w:rPr>
+      </w:r>
+      <w:r>
+        <w:rPr>
+          <w:b w:val="0"/>
+          <w:bCs w:val="0"/>
+          <w:highlight w:val="none"/>
+        </w:rPr>
+        <w:t xml:space="preserve">-rw-rw-r--</w:t>
+      </w:r>
+      <w:r/>
+      <w:r>
+        <w:rPr>
+          <w:b w:val="0"/>
+          <w:bCs w:val="0"/>
+          <w:highlight w:val="none"/>
+        </w:rPr>
+      </w:r>
+    </w:p>
+    <w:p>
+      <w:pPr>
+        <w:pBdr/>
+        <w:spacing/>
+        <w:ind/>
+        <w:rPr>
+          <w:highlight w:val="none"/>
+        </w:rPr>
+      </w:pPr>
+      <w:r>
+        <w:rPr>
+          <w:highlight w:val="none"/>
+        </w:rPr>
+        <w:t xml:space="preserve">[连接]：1，</w:t>
+      </w:r>
+      <w:r>
+        <w:rPr>
+          <w:highlight w:val="none"/>
+        </w:rPr>
+        <w:t xml:space="preserve">表示有1文件名连接到此节点（i-node）</w:t>
+      </w:r>
+      <w:r>
+        <w:rPr>
+          <w:highlight w:val="none"/>
+        </w:rPr>
+      </w:r>
+      <w:r>
+        <w:rPr>
+          <w:b w:val="0"/>
+          <w:bCs w:val="0"/>
+          <w:highlight w:val="none"/>
+        </w:rPr>
+      </w:r>
+    </w:p>
+    <w:p>
+      <w:pPr>
+        <w:pBdr/>
+        <w:spacing/>
+        <w:ind/>
+        <w:rPr>
+          <w:highlight w:val="none"/>
+        </w:rPr>
+      </w:pPr>
+      <w:r>
+        <w:rPr>
+          <w:highlight w:val="none"/>
+        </w:rPr>
+        <w:t xml:space="preserve">[所有者]：</w:t>
+      </w:r>
+      <w:r>
+        <w:rPr>
+          <w:highlight w:val="none"/>
+        </w:rPr>
+      </w:r>
+      <w:r>
+        <w:rPr>
+          <w:b w:val="0"/>
+          <w:bCs w:val="0"/>
+          <w:highlight w:val="none"/>
+        </w:rPr>
+        <w:t xml:space="preserve">yu-chuanwei</w:t>
+      </w:r>
+      <w:r/>
+      <w:r>
+        <w:rPr>
+          <w:highlight w:val="none"/>
+        </w:rPr>
+      </w:r>
+      <w:r>
+        <w:rPr>
+          <w:b w:val="0"/>
+          <w:bCs w:val="0"/>
+          <w:highlight w:val="none"/>
+        </w:rPr>
+      </w:r>
+    </w:p>
+    <w:p>
+      <w:pPr>
+        <w:pBdr/>
+        <w:spacing/>
+        <w:ind/>
+        <w:rPr>
+          <w:highlight w:val="none"/>
+        </w:rPr>
+      </w:pPr>
+      <w:r>
+        <w:rPr>
+          <w:highlight w:val="none"/>
+        </w:rPr>
+        <w:t xml:space="preserve">[用户组]：</w:t>
+      </w:r>
+      <w:r>
+        <w:rPr>
+          <w:b w:val="0"/>
+          <w:bCs w:val="0"/>
+          <w:highlight w:val="none"/>
+        </w:rPr>
+        <w:t xml:space="preserve">yu-chuanwei</w:t>
+      </w:r>
+      <w:r/>
+      <w:r>
+        <w:rPr>
+          <w:highlight w:val="none"/>
+        </w:rPr>
+      </w:r>
+      <w:r>
+        <w:rPr>
+          <w:b w:val="0"/>
+          <w:bCs w:val="0"/>
+          <w:highlight w:val="none"/>
+        </w:rPr>
+      </w:r>
+    </w:p>
+    <w:p>
+      <w:pPr>
+        <w:pBdr/>
+        <w:spacing/>
+        <w:ind/>
+        <w:rPr>
+          <w:highlight w:val="none"/>
+        </w:rPr>
+      </w:pPr>
+      <w:r>
+        <w:rPr>
+          <w:highlight w:val="none"/>
+        </w:rPr>
+        <w:t xml:space="preserve">[文件容量]：0,默认单位为B（字节）</w:t>
+      </w:r>
+      <w:r>
+        <w:rPr>
+          <w:b w:val="0"/>
+          <w:bCs w:val="0"/>
+          <w:highlight w:val="none"/>
+        </w:rPr>
+      </w:r>
+    </w:p>
+    <w:p>
+      <w:pPr>
+        <w:pBdr/>
+        <w:spacing/>
+        <w:ind/>
+        <w:rPr>
+          <w:highlight w:val="none"/>
+        </w:rPr>
+      </w:pPr>
+      <w:r>
+        <w:rPr>
+          <w:highlight w:val="none"/>
+        </w:rPr>
+        <w:t xml:space="preserve">[修改日期]：</w:t>
+      </w:r>
+      <w:r>
+        <w:rPr>
+          <w:highlight w:val="none"/>
+        </w:rPr>
+      </w:r>
+      <w:r>
+        <w:rPr>
+          <w:b w:val="0"/>
+          <w:bCs w:val="0"/>
+          <w:highlight w:val="none"/>
+        </w:rPr>
+      </w:r>
+      <w:r>
+        <w:rPr>
+          <w:b w:val="0"/>
+          <w:bCs w:val="0"/>
+          <w:highlight w:val="none"/>
+        </w:rPr>
+        <w:t xml:space="preserve">Aug 28 20:38</w:t>
+      </w:r>
+      <w:r/>
+      <w:r>
+        <w:rPr>
+          <w:b w:val="0"/>
+          <w:bCs w:val="0"/>
+          <w:highlight w:val="none"/>
+        </w:rPr>
+      </w:r>
+      <w:r>
+        <w:rPr>
+          <w:highlight w:val="none"/>
+        </w:rPr>
+      </w:r>
+      <w:r>
+        <w:rPr>
+          <w:b w:val="0"/>
+          <w:bCs w:val="0"/>
+          <w:highlight w:val="none"/>
+        </w:rPr>
+      </w:r>
+    </w:p>
+    <w:p>
+      <w:pPr>
+        <w:pBdr/>
+        <w:spacing/>
+        <w:ind/>
+        <w:rPr>
+          <w:b w:val="0"/>
+          <w:bCs w:val="0"/>
+          <w:highlight w:val="none"/>
+        </w:rPr>
+      </w:pPr>
+      <w:r>
+        <w:rPr>
+          <w:highlight w:val="none"/>
+        </w:rPr>
+        <w:t xml:space="preserve">[文件名]：</w:t>
+      </w:r>
+      <w:r>
+        <w:rPr>
+          <w:highlight w:val="none"/>
+        </w:rPr>
+      </w:r>
+      <w:r>
+        <w:rPr>
+          <w:b w:val="0"/>
+          <w:bCs w:val="0"/>
+          <w:highlight w:val="none"/>
+        </w:rPr>
+        <w:t xml:space="preserve">readme.md</w:t>
+      </w:r>
+      <w:r/>
+      <w:r>
+        <w:rPr>
+          <w:highlight w:val="none"/>
+        </w:rPr>
+      </w:r>
+      <w:r>
+        <w:rPr>
+          <w:highlight w:val="none"/>
+        </w:rPr>
+      </w:r>
+    </w:p>
+    <w:p>
+      <w:pPr>
+        <w:pBdr/>
+        <w:spacing/>
+        <w:ind/>
+        <w:rPr>
+          <w:b w:val="0"/>
+          <w:bCs w:val="0"/>
+          <w:highlight w:val="none"/>
+        </w:rPr>
+      </w:pPr>
+      <w:r>
+        <w:rPr>
+          <w:b w:val="0"/>
+          <w:bCs w:val="0"/>
+          <w:highlight w:val="none"/>
+        </w:rPr>
+        <w:t xml:space="preserve">文件权限：</w:t>
+      </w:r>
+      <w:r>
+        <w:rPr>
+          <w:b w:val="0"/>
+          <w:bCs w:val="0"/>
+          <w:highlight w:val="none"/>
+        </w:rPr>
+      </w:r>
+    </w:p>
+    <w:p>
+      <w:pPr>
+        <w:pBdr/>
+        <w:spacing/>
+        <w:ind/>
+        <w:rPr>
+          <w:b w:val="0"/>
+          <w:bCs w:val="0"/>
+          <w:highlight w:val="none"/>
+        </w:rPr>
+      </w:pPr>
+      <w:r>
+        <w:rPr>
+          <w:b w:val="0"/>
+          <w:bCs w:val="0"/>
+          <w:highlight w:val="none"/>
+        </w:rPr>
+        <w:tab/>
+        <w:t xml:space="preserve">首字符：目录（d）,文件（-）,连接文件（l）,</w:t>
+      </w:r>
+      <w:r>
+        <w:rPr>
+          <w:b w:val="0"/>
+          <w:bCs w:val="0"/>
+          <w:highlight w:val="none"/>
+        </w:rPr>
+        <w:t xml:space="preserve">设备文件中可供存储的接口设备（b），</w:t>
+      </w:r>
+      <w:r>
+        <w:rPr>
+          <w:b w:val="0"/>
+          <w:bCs w:val="0"/>
+          <w:highlight w:val="none"/>
+        </w:rPr>
+      </w:r>
+    </w:p>
+    <w:p>
+      <w:pPr>
+        <w:pBdr/>
+        <w:spacing/>
+        <w:ind/>
+        <w:rPr>
+          <w:b w:val="0"/>
+          <w:bCs w:val="0"/>
+          <w:highlight w:val="none"/>
+        </w:rPr>
+      </w:pPr>
+      <w:r>
+        <w:rPr>
+          <w:b w:val="0"/>
+          <w:bCs w:val="0"/>
+          <w:highlight w:val="none"/>
+        </w:rPr>
+        <w:tab/>
+        <w:tab/>
+      </w:r>
+      <w:r>
+        <w:rPr>
+          <w:b w:val="0"/>
+          <w:bCs w:val="0"/>
+          <w:highlight w:val="none"/>
+        </w:rPr>
+      </w:r>
+      <w:r>
+        <w:rPr>
+          <w:b w:val="0"/>
+          <w:bCs w:val="0"/>
+          <w:highlight w:val="none"/>
+        </w:rPr>
+        <w:t xml:space="preserve">设备文件中的串行端口设备</w:t>
+      </w:r>
+      <w:r/>
+      <w:r>
+        <w:rPr>
+          <w:b w:val="0"/>
+          <w:bCs w:val="0"/>
+          <w:highlight w:val="none"/>
+        </w:rPr>
+        <w:t xml:space="preserve">键盘、鼠标等（c）.</w:t>
+      </w:r>
+      <w:r>
+        <w:rPr>
+          <w:b w:val="0"/>
+          <w:bCs w:val="0"/>
+          <w:highlight w:val="none"/>
+        </w:rPr>
+      </w:r>
+    </w:p>
+    <w:p>
+      <w:pPr>
+        <w:pBdr/>
+        <w:spacing/>
+        <w:ind/>
+        <w:rPr/>
+      </w:pPr>
+      <w:r>
+        <w:rPr>
+          <w:b w:val="0"/>
+          <w:bCs w:val="0"/>
+          <w:highlight w:val="none"/>
+        </w:rPr>
+        <w:tab/>
+        <w:t xml:space="preserve">权限组合：</w:t>
+      </w:r>
+      <w:r>
+        <w:rPr>
+          <w:b w:val="0"/>
+          <w:bCs w:val="0"/>
+          <w:highlight w:val="none"/>
+        </w:rPr>
+      </w:r>
+      <w:r>
+        <w:rPr>
+          <w:b w:val="0"/>
+          <w:bCs w:val="0"/>
+          <w:highlight w:val="none"/>
+        </w:rPr>
+        <w:t xml:space="preserve">均为r w x参数的组合，</w:t>
+      </w:r>
+      <w:r>
+        <w:rPr>
+          <w:b w:val="0"/>
+          <w:bCs w:val="0"/>
+          <w:highlight w:val="none"/>
+        </w:rPr>
+        <w:t xml:space="preserve">r—可读，</w:t>
+      </w:r>
+      <w:r>
+        <w:rPr>
+          <w:b w:val="0"/>
+          <w:bCs w:val="0"/>
+          <w:highlight w:val="none"/>
+        </w:rPr>
+        <w:t xml:space="preserve">w—可写，</w:t>
+      </w:r>
+      <w:r>
+        <w:rPr>
+          <w:b w:val="0"/>
+          <w:bCs w:val="0"/>
+          <w:highlight w:val="none"/>
+        </w:rPr>
+        <w:t xml:space="preserve">x—可执行</w:t>
+      </w:r>
+      <w:r>
+        <w:rPr>
+          <w:b w:val="0"/>
+          <w:bCs w:val="0"/>
+          <w:highlight w:val="none"/>
+        </w:rPr>
+        <w:t xml:space="preserve">，- —无权限</w:t>
+      </w:r>
+      <w:r/>
+      <w:r>
+        <w:rPr>
+          <w:b w:val="0"/>
+          <w:bCs w:val="0"/>
+          <w:highlight w:val="none"/>
+        </w:rPr>
+      </w:r>
+    </w:p>
+    <w:p>
+      <w:pPr>
+        <w:pBdr/>
+        <w:spacing/>
+        <w:ind w:firstLine="708"/>
+        <w:rPr>
+          <w:b w:val="0"/>
+          <w:bCs w:val="0"/>
+          <w:highlight w:val="none"/>
+        </w:rPr>
+      </w:pPr>
+      <w:r>
+        <w:rPr>
+          <w:b w:val="0"/>
+          <w:bCs w:val="0"/>
+          <w:highlight w:val="none"/>
+        </w:rPr>
+      </w:r>
+      <w:r>
+        <w:rPr>
+          <w:b w:val="0"/>
+          <w:bCs w:val="0"/>
+          <w:highlight w:val="none"/>
+        </w:rPr>
+        <w:t xml:space="preserve">（10字符，1+3组，每组3字符）</w:t>
+      </w:r>
+      <w:r>
+        <w:rPr>
+          <w:b w:val="0"/>
+          <w:bCs w:val="0"/>
+          <w:highlight w:val="none"/>
+        </w:rPr>
+      </w:r>
+      <w:r>
+        <w:rPr>
+          <w:b w:val="0"/>
+          <w:bCs w:val="0"/>
+          <w:highlight w:val="none"/>
+        </w:rPr>
+      </w:r>
+      <w:r>
+        <w:rPr>
+          <w:b w:val="0"/>
+          <w:bCs w:val="0"/>
+          <w:highlight w:val="none"/>
+        </w:rPr>
+      </w:r>
+    </w:p>
+    <w:p>
+      <w:pPr>
+        <w:pBdr/>
+        <w:spacing/>
+        <w:ind/>
+        <w:rPr>
+          <w:b w:val="0"/>
+          <w:bCs w:val="0"/>
+          <w:highlight w:val="none"/>
+        </w:rPr>
+      </w:pPr>
+      <w:r>
+        <w:rPr>
+          <w:b w:val="0"/>
+          <w:bCs w:val="0"/>
+          <w:highlight w:val="none"/>
+        </w:rPr>
+      </w:r>
+      <w:r/>
+      <w:r>
+        <mc:AlternateContent>
+          <mc:Choice Requires="wpg">
+            <w:drawing>
+              <wp:inline xmlns:wp="http://schemas.openxmlformats.org/drawingml/2006/wordprocessingDrawing" distT="0" distB="0" distL="0" distR="0">
+                <wp:extent cx="3390900" cy="2009775"/>
+                <wp:effectExtent l="0" t="0" r="0" b="0"/>
+                <wp:docPr id="7" name=""/>
+                <wp:cNvGraphicFramePr>
+                  <a:graphicFrameLocks xmlns:a="http://schemas.openxmlformats.org/drawingml/2006/main" noChangeAspect="1"/>
+                </wp:cNvGraphicFramePr>
+                <a:graphic xmlns:a="http://schemas.openxmlformats.org/drawingml/2006/main">
+                  <a:graphicData uri="http://schemas.openxmlformats.org/drawingml/2006/picture">
+                    <pic:pic xmlns:pic="http://schemas.openxmlformats.org/drawingml/2006/picture">
+                      <pic:nvPicPr>
+                        <pic:cNvPr id="883361568" name=""/>
+                        <pic:cNvPicPr>
+                          <a:picLocks noChangeAspect="1"/>
+                        </pic:cNvPicPr>
+                        <pic:nvPr/>
+                      </pic:nvPicPr>
+                      <pic:blipFill rotWithShape="1">
+                        <a:blip r:embed="rId14"/>
+                        <a:stretch/>
+                      </pic:blipFill>
+                      <pic:spPr bwMode="auto">
+                        <a:xfrm>
+                          <a:off x="0" y="0"/>
+                          <a:ext cx="3390899" cy="2009774"/>
+                        </a:xfrm>
+                        <a:prstGeom prst="rect">
+                          <a:avLst/>
+                        </a:prstGeom>
+                      </pic:spPr>
+                    </pic:pic>
+                  </a:graphicData>
+                </a:graphic>
+              </wp:inline>
+            </w:drawing>
+          </mc:Choice>
+          <mc:Fallback>
+            <w:pict>
+              <v:shapetype id="_x0000_t75" coordsize="21600,21600" o:spt="75" o:preferrelative="t" path="m@4@5l@4@11@9@11@9@5xe" filled="f" stroked="f">
+                <v:stroke joinstyle="miter"/>
+                <v:formulas>
+                  <v:f eqn="if lineDrawn pixelLineWidth 0"/>
+                  <v:f eqn="sum @0 1 0"/>
+                  <v:f eqn="sum 0 0 @1"/>
+                  <v:f eqn="prod @2 1 2"/>
+                  <v:f eqn="prod @3 21600 pixelWidth"/>
+                  <v:f eqn="prod @3 21600 pixelHeight"/>
+                  <v:f eqn="sum @0 0 1"/>
+                  <v:f eqn="prod @6 1 2"/>
+                  <v:f eqn="prod @7 21600 pixelWidth"/>
+                  <v:f eqn="sum @8 21600 0"/>
+                  <v:f eqn="prod @7 21600 pixelHeight"/>
+                  <v:f eqn="sum @10 21600 0"/>
+                </v:formulas>
+                <v:path o:extrusionok="f" gradientshapeok="t" o:connecttype="rect"/>
+                <o:lock v:ext="edit" aspectratio="t"/>
+              </v:shapetype>
+              <v:shape id="_x0000_i6" o:spid="_x0000_s6" type="#_x0000_t75" style="width:267.00pt;height:158.25pt;mso-wrap-distance-left:0.00pt;mso-wrap-distance-top:0.00pt;mso-wrap-distance-right:0.00pt;mso-wrap-distance-bottom:0.00pt;z-index:1;" stroked="false">
+                <v:imagedata r:id="rId14" o:title=""/>
+                <o:lock v:ext="edit" rotation="t"/>
+              </v:shape>
+            </w:pict>
+          </mc:Fallback>
+        </mc:AlternateContent>
+      </w:r>
+      <w:r/>
+      <w:r>
+        <w:rPr>
+          <w:b w:val="0"/>
+          <w:bCs w:val="0"/>
+          <w:highlight w:val="none"/>
+        </w:rPr>
+      </w:r>
+      <w:r>
+        <w:rPr>
+          <w:b w:val="0"/>
+          <w:bCs w:val="0"/>
+          <w:highlight w:val="none"/>
+        </w:rPr>
+      </w:r>
+      <w:r>
+        <w:rPr>
+          <w:b w:val="0"/>
+          <w:bCs w:val="0"/>
+          <w:highlight w:val="none"/>
+        </w:rPr>
+      </w:r>
+    </w:p>
+    <w:p>
+      <w:pPr>
+        <w:pStyle w:val="828"/>
+        <w:pBdr/>
+        <w:spacing/>
+        <w:ind/>
+        <w:rPr>
+          <w14:ligatures w14:val="none"/>
+        </w:rPr>
+      </w:pPr>
+      <w:r>
+        <w:t xml:space="preserve"> </w:t>
+      </w:r>
+      <w:r>
+        <w:rPr>
+          <w:rStyle w:val="838"/>
+        </w:rPr>
+        <w:t xml:space="preserve">2、</w:t>
+      </w:r>
+      <w:r>
+        <w:t xml:space="preserve">改变</w:t>
+      </w:r>
+      <w:r>
+        <w:t xml:space="preserve">文件</w:t>
+      </w:r>
+      <w:r>
+        <w:t xml:space="preserve">所属</w:t>
+      </w:r>
+      <w:r>
+        <w:t xml:space="preserve">用户组</w:t>
+        <w:tab/>
+        <w:tab/>
+      </w:r>
+      <w:r>
+        <w:t xml:space="preserve">chgrp</w:t>
+      </w:r>
+      <w:r/>
+      <w:r/>
+      <w:r>
+        <w:rPr>
+          <w:rStyle w:val="838"/>
+        </w:rPr>
+      </w:r>
+    </w:p>
+    <w:p>
+      <w:pPr>
+        <w:pBdr/>
+        <w:spacing/>
+        <w:ind/>
+        <w:rPr>
+          <w:rStyle w:val="838"/>
+          <w14:ligatures w14:val="none"/>
+        </w:rPr>
+      </w:pPr>
+      <w:r/>
+      <w:r>
+        <w:t xml:space="preserve">注：chgrp</w:t>
+      </w:r>
+      <w:r>
+        <w:t xml:space="preserve">(</w:t>
+      </w:r>
+      <w:r>
+        <w:t xml:space="preserve">用户组</w:t>
+      </w:r>
+      <w:r>
+        <w:t xml:space="preserve">必须</w:t>
+      </w:r>
+      <w:r>
+        <w:t xml:space="preserve">存在于 /etc/group</w:t>
+      </w:r>
+      <w:r>
+        <w:t xml:space="preserve">)</w:t>
+      </w:r>
+      <w:r>
+        <w:rPr>
+          <w:rStyle w:val="838"/>
+        </w:rPr>
+      </w:r>
+      <w:r/>
+    </w:p>
+    <w:p>
+      <w:pPr>
+        <w:pBdr/>
+        <w:spacing/>
+        <w:ind/>
+        <w:rPr>
+          <w:b/>
+          <w:bCs/>
+          <w:highlight w:val="none"/>
+        </w:rPr>
+      </w:pPr>
+      <w:r>
+        <w:rPr>
+          <w:b/>
+          <w:bCs/>
+          <w:highlight w:val="none"/>
+        </w:rPr>
+        <w:t xml:space="preserve">chgrp yu-chuanwei test.c</w:t>
+      </w:r>
+      <w:r>
+        <w:rPr>
+          <w:b/>
+          <w:bCs/>
+          <w:highlight w:val="none"/>
+        </w:rPr>
+      </w:r>
+      <w:r>
+        <w:rPr>
+          <w:b/>
+          <w:bCs/>
+          <w:highlight w:val="none"/>
+        </w:rPr>
+      </w:r>
+    </w:p>
+    <w:p>
+      <w:pPr>
+        <w:pBdr/>
+        <w:spacing/>
+        <w:ind/>
+        <w:rPr>
+          <w:highlight w:val="none"/>
+        </w:rPr>
+      </w:pPr>
+      <w:r>
+        <w:rPr>
+          <w:highlight w:val="none"/>
+        </w:rPr>
+        <w:t xml:space="preserve">将</w:t>
+      </w:r>
+      <w:r>
+        <w:rPr>
+          <w:highlight w:val="none"/>
+        </w:rPr>
+        <w:t xml:space="preserve">test.</w:t>
+      </w:r>
+      <w:r>
+        <w:rPr>
+          <w:highlight w:val="none"/>
+        </w:rPr>
+        <w:t xml:space="preserve">c</w:t>
+      </w:r>
+      <w:r>
+        <w:rPr>
+          <w:highlight w:val="none"/>
+        </w:rPr>
+        <w:t xml:space="preserve">文件的</w:t>
+      </w:r>
+      <w:r>
+        <w:rPr>
+          <w:highlight w:val="none"/>
+        </w:rPr>
+        <w:t xml:space="preserve">所属</w:t>
+      </w:r>
+      <w:r>
+        <w:rPr>
+          <w:highlight w:val="none"/>
+        </w:rPr>
+        <w:t xml:space="preserve">用户</w:t>
+      </w:r>
+      <w:r>
+        <w:rPr>
+          <w:highlight w:val="none"/>
+        </w:rPr>
+        <w:t xml:space="preserve">组</w:t>
+      </w:r>
+      <w:r>
+        <w:rPr>
+          <w:highlight w:val="none"/>
+        </w:rPr>
+        <w:t xml:space="preserve">改为yu-chuanwei</w:t>
+      </w:r>
+      <w:r>
+        <w:rPr>
+          <w:highlight w:val="none"/>
+        </w:rPr>
+      </w:r>
+      <w:r>
+        <w:rPr>
+          <w:highlight w:val="none"/>
+        </w:rPr>
+      </w:r>
+    </w:p>
+    <w:p>
+      <w:pPr>
+        <w:pBdr/>
+        <w:spacing/>
+        <w:ind/>
+        <w:rPr>
+          <w:b/>
+          <w:bCs/>
+          <w:highlight w:val="none"/>
+        </w:rPr>
+      </w:pPr>
+      <w:r>
+        <w:rPr>
+          <w:b/>
+          <w:bCs/>
+          <w:highlight w:val="none"/>
+        </w:rPr>
+        <w:t xml:space="preserve">chgrp yu-chuanwei -R codes</w:t>
+      </w:r>
+      <w:r>
+        <w:rPr>
+          <w:b/>
+          <w:bCs/>
+          <w:highlight w:val="none"/>
+        </w:rPr>
+      </w:r>
+      <w:r>
+        <w:rPr>
+          <w:b/>
+          <w:bCs/>
+          <w:highlight w:val="none"/>
+        </w:rPr>
+      </w:r>
+    </w:p>
+    <w:p>
+      <w:pPr>
+        <w:pBdr/>
+        <w:spacing/>
+        <w:ind/>
+        <w:rPr>
           <w:highlight w:val="none"/>
         </w:rPr>
       </w:pPr>
@@ -1179,6 +3125,11 @@
           <w:highlight w:val="none"/>
         </w:rPr>
         <w:t xml:space="preserve">递归</w:t>
+      </w:r>
+      <w:r>
+        <w:rPr>
+          <w:highlight w:val="none"/>
+        </w:rPr>
       </w:r>
       <w:r>
         <w:rPr>
@@ -1215,7 +3166,7 @@
                 <wp:extent cx="5943600" cy="819591"/>
                 <wp:effectExtent l="0" t="0" r="0" b="0"/>
                 <wp:wrapTopAndBottom/>
-                <wp:docPr id="4" name=""/>
+                <wp:docPr id="8" name=""/>
                 <wp:cNvGraphicFramePr>
                   <a:graphicFrameLocks xmlns:a="http://schemas.openxmlformats.org/drawingml/2006/main" noChangeAspect="1"/>
                 </wp:cNvGraphicFramePr>
@@ -1230,7 +3181,7 @@
                         <pic:nvPr/>
                       </pic:nvPicPr>
                       <pic:blipFill rotWithShape="1">
-                        <a:blip r:embed="rId11"/>
+                        <a:blip r:embed="rId15"/>
                         <a:stretch/>
                       </pic:blipFill>
                       <pic:spPr bwMode="auto">
@@ -1269,9 +3220,9 @@
                 <v:path o:extrusionok="f" gradientshapeok="t" o:connecttype="rect"/>
                 <o:lock v:ext="edit" aspectratio="t"/>
               </v:shapetype>
-              <v:shape id="_x0000_i3" o:spid="_x0000_s3" type="#_x0000_t75" style="position:absolute;z-index:8192;o:allowoverlap:true;o:allowincell:true;mso-position-horizontal-relative:text;margin-left:0.00pt;mso-position-horizontal:absolute;mso-position-vertical-relative:text;margin-top:0.00pt;mso-position-vertical:absolute;width:468.00pt;height:64.53pt;mso-wrap-distance-left:9.07pt;mso-wrap-distance-top:0.00pt;mso-wrap-distance-right:9.07pt;mso-wrap-distance-bottom:0.00pt;z-index:1;" stroked="false">
+              <v:shape id="_x0000_i7" o:spid="_x0000_s7" type="#_x0000_t75" style="position:absolute;z-index:8192;o:allowoverlap:true;o:allowincell:true;mso-position-horizontal-relative:text;margin-left:0.00pt;mso-position-horizontal:absolute;mso-position-vertical-relative:text;margin-top:0.00pt;mso-position-vertical:absolute;width:468.00pt;height:64.53pt;mso-wrap-distance-left:9.07pt;mso-wrap-distance-top:0.00pt;mso-wrap-distance-right:9.07pt;mso-wrap-distance-bottom:0.00pt;z-index:1;" stroked="false">
                 <w10:wrap type="topAndBottom"/>
-                <v:imagedata r:id="rId11" o:title=""/>
+                <v:imagedata r:id="rId15" o:title=""/>
                 <o:lock v:ext="edit" rotation="t"/>
               </v:shape>
             </w:pict>
@@ -1288,21 +3239,1231 @@
           <w:highlight w:val="none"/>
         </w:rPr>
       </w:r>
-      <w:r>
-        <w:rPr>
-          <w:highlight w:val="none"/>
-        </w:rPr>
-      </w:r>
     </w:p>
     <w:p>
       <w:pPr>
-        <w:pBdr/>
-        <w:spacing/>
-        <w:ind/>
-        <w:rPr>
-          <w:highlight w:val="none"/>
-        </w:rPr>
-      </w:pPr>
+        <w:pStyle w:val="828"/>
+        <w:pBdr/>
+        <w:spacing/>
+        <w:ind/>
+        <w:rPr>
+          <w:highlight w:val="none"/>
+        </w:rPr>
+      </w:pPr>
+      <w:r>
+        <w:rPr>
+          <w:highlight w:val="none"/>
+        </w:rPr>
+      </w:r>
+      <w:r>
+        <w:rPr>
+          <w:highlight w:val="none"/>
+        </w:rPr>
+        <w:t xml:space="preserve">3、改变文件所有者</w:t>
+        <w:tab/>
+        <w:tab/>
+        <w:t xml:space="preserve">chown</w:t>
+      </w:r>
+      <w:r>
+        <w:rPr>
+          <w:highlight w:val="none"/>
+        </w:rPr>
+      </w:r>
+    </w:p>
+    <w:p>
+      <w:pPr>
+        <w:pBdr/>
+        <w:spacing/>
+        <w:ind/>
+        <w:rPr>
+          <w:highlight w:val="none"/>
+        </w:rPr>
+      </w:pPr>
+      <w:r>
+        <w:rPr>
+          <w:highlight w:val="none"/>
+        </w:rPr>
+        <w:t xml:space="preserve">注：chown(</w:t>
+      </w:r>
+      <w:r>
+        <w:rPr>
+          <w:highlight w:val="none"/>
+        </w:rPr>
+        <w:t xml:space="preserve">被改变的用户必须要在/etc/passwd文件内有记录</w:t>
+      </w:r>
+      <w:r>
+        <w:rPr>
+          <w:highlight w:val="none"/>
+        </w:rPr>
+        <w:t xml:space="preserve">),用法类似chgrp.</w:t>
+      </w:r>
+      <w:r>
+        <w:rPr>
+          <w:highlight w:val="none"/>
+        </w:rPr>
+      </w:r>
+    </w:p>
+    <w:p>
+      <w:pPr>
+        <w:pBdr/>
+        <w:spacing/>
+        <w:ind/>
+        <w:rPr>
+          <w:b/>
+          <w:bCs/>
+          <w:highlight w:val="none"/>
+        </w:rPr>
+      </w:pPr>
+      <w:r>
+        <w:rPr>
+          <w:b/>
+          <w:bCs/>
+          <w:highlight w:val="none"/>
+        </w:rPr>
+        <w:t xml:space="preserve">(1)</w:t>
+      </w:r>
+      <w:r>
+        <w:rPr>
+          <w:b/>
+          <w:bCs/>
+          <w:highlight w:val="none"/>
+        </w:rPr>
+        <w:t xml:space="preserve">chown -R yu-chuanwei codes/</w:t>
+      </w:r>
+      <w:r>
+        <w:rPr>
+          <w:b/>
+          <w:bCs/>
+          <w:highlight w:val="none"/>
+        </w:rPr>
+      </w:r>
+      <w:r>
+        <w:rPr>
+          <w:b/>
+          <w:bCs/>
+          <w:highlight w:val="none"/>
+        </w:rPr>
+      </w:r>
+    </w:p>
+    <w:p>
+      <w:pPr>
+        <w:pBdr/>
+        <w:spacing/>
+        <w:ind/>
+        <w:rPr>
+          <w:b/>
+          <w:bCs/>
+          <w:highlight w:val="none"/>
+        </w:rPr>
+      </w:pPr>
+      <w:r>
+        <w:rPr>
+          <w:b/>
+          <w:bCs/>
+          <w:highlight w:val="none"/>
+        </w:rPr>
+      </w:r>
+      <w:r>
+        <w:rPr>
+          <w:b/>
+          <w:bCs/>
+          <w:highlight w:val="none"/>
+        </w:rPr>
+      </w:r>
+      <w:r>
+        <w:rPr>
+          <w:highlight w:val="none"/>
+        </w:rPr>
+        <w:t xml:space="preserve">将codes</w:t>
+      </w:r>
+      <w:r>
+        <w:rPr>
+          <w:highlight w:val="none"/>
+        </w:rPr>
+        <w:t xml:space="preserve">文件夹</w:t>
+      </w:r>
+      <w:r>
+        <w:rPr>
+          <w:highlight w:val="none"/>
+        </w:rPr>
+        <w:t xml:space="preserve">及</w:t>
+      </w:r>
+      <w:r>
+        <w:rPr>
+          <w:highlight w:val="none"/>
+        </w:rPr>
+        <w:t xml:space="preserve">子目录</w:t>
+      </w:r>
+      <w:r>
+        <w:rPr>
+          <w:highlight w:val="none"/>
+        </w:rPr>
+        <w:t xml:space="preserve">的</w:t>
+      </w:r>
+      <w:r>
+        <w:rPr>
+          <w:highlight w:val="none"/>
+        </w:rPr>
+        <w:t xml:space="preserve">所有者</w:t>
+      </w:r>
+      <w:r>
+        <w:rPr>
+          <w:highlight w:val="none"/>
+        </w:rPr>
+        <w:t xml:space="preserve">改为</w:t>
+      </w:r>
+      <w:r>
+        <w:rPr>
+          <w:highlight w:val="none"/>
+        </w:rPr>
+        <w:t xml:space="preserve">yu-chuanwei</w:t>
+      </w:r>
+      <w:r/>
+      <w:r>
+        <w:rPr>
+          <w:b/>
+          <w:bCs/>
+          <w:highlight w:val="none"/>
+        </w:rPr>
+      </w:r>
+      <w:r>
+        <w:rPr>
+          <w:b/>
+          <w:bCs/>
+          <w:highlight w:val="none"/>
+        </w:rPr>
+      </w:r>
+    </w:p>
+    <w:p>
+      <w:pPr>
+        <w:pBdr/>
+        <w:spacing/>
+        <w:ind/>
+        <w:rPr>
+          <w:b w:val="0"/>
+          <w:bCs w:val="0"/>
+          <w:highlight w:val="none"/>
+        </w:rPr>
+      </w:pPr>
+      <w:r>
+        <w:rPr>
+          <w:b w:val="0"/>
+          <w:bCs w:val="0"/>
+          <w:highlight w:val="none"/>
+        </w:rPr>
+        <w:t xml:space="preserve">-R(Recursive):递归地</w:t>
+      </w:r>
+      <w:r>
+        <w:rPr>
+          <w:b w:val="0"/>
+          <w:bCs w:val="0"/>
+          <w:highlight w:val="none"/>
+        </w:rPr>
+      </w:r>
+      <w:r>
+        <w:rPr>
+          <w:b w:val="0"/>
+          <w:bCs w:val="0"/>
+          <w:highlight w:val="none"/>
+        </w:rPr>
+      </w:r>
+    </w:p>
+    <w:p>
+      <w:pPr>
+        <w:pBdr/>
+        <w:spacing/>
+        <w:ind/>
+        <w:rPr>
+          <w:b w:val="0"/>
+          <w:bCs w:val="0"/>
+          <w:highlight w:val="none"/>
+        </w:rPr>
+      </w:pPr>
+      <w:r>
+        <w:rPr>
+          <w:b w:val="0"/>
+          <w:bCs w:val="0"/>
+          <w:highlight w:val="none"/>
+        </w:rPr>
+      </w:r>
+      <w:r>
+        <mc:AlternateContent>
+          <mc:Choice Requires="wpg">
+            <w:drawing>
+              <wp:anchor xmlns:wp="http://schemas.openxmlformats.org/drawingml/2006/wordprocessingDrawing" xmlns:wp14="http://schemas.microsoft.com/office/word/2010/wordprocessingDrawing" distT="0" distB="0" distL="115200" distR="115200" simplePos="0" relativeHeight="20480" behindDoc="0" locked="0" layoutInCell="1" allowOverlap="1">
+                <wp:simplePos x="0" y="0"/>
+                <wp:positionH relativeFrom="column">
+                  <wp:posOffset>0</wp:posOffset>
+                </wp:positionH>
+                <wp:positionV relativeFrom="paragraph">
+                  <wp:posOffset>32925</wp:posOffset>
+                </wp:positionV>
+                <wp:extent cx="5943600" cy="1242017"/>
+                <wp:effectExtent l="0" t="0" r="0" b="0"/>
+                <wp:wrapTopAndBottom/>
+                <wp:docPr id="9" name=""/>
+                <wp:cNvGraphicFramePr>
+                  <a:graphicFrameLocks xmlns:a="http://schemas.openxmlformats.org/drawingml/2006/main" noChangeAspect="1"/>
+                </wp:cNvGraphicFramePr>
+                <a:graphic xmlns:a="http://schemas.openxmlformats.org/drawingml/2006/main">
+                  <a:graphicData uri="http://schemas.openxmlformats.org/drawingml/2006/picture">
+                    <pic:pic xmlns:pic="http://schemas.openxmlformats.org/drawingml/2006/picture">
+                      <pic:nvPicPr>
+                        <pic:cNvPr id="752246379" name=""/>
+                        <pic:cNvPicPr>
+                          <a:picLocks noChangeAspect="1"/>
+                        </pic:cNvPicPr>
+                        <pic:nvPr/>
+                      </pic:nvPicPr>
+                      <pic:blipFill rotWithShape="1">
+                        <a:blip r:embed="rId16"/>
+                        <a:stretch/>
+                      </pic:blipFill>
+                      <pic:spPr bwMode="auto">
+                        <a:xfrm>
+                          <a:off x="0" y="0"/>
+                          <a:ext cx="5943599" cy="1242017"/>
+                        </a:xfrm>
+                        <a:prstGeom prst="rect">
+                          <a:avLst/>
+                        </a:prstGeom>
+                      </pic:spPr>
+                    </pic:pic>
+                  </a:graphicData>
+                </a:graphic>
+              </wp:anchor>
+            </w:drawing>
+          </mc:Choice>
+          <mc:Fallback>
+            <w:pict>
+              <v:shapetype id="_x0000_t75" coordsize="21600,21600" o:spt="75" o:preferrelative="t" path="m@4@5l@4@11@9@11@9@5xe" filled="f" stroked="f">
+                <v:stroke joinstyle="miter"/>
+                <v:formulas>
+                  <v:f eqn="if lineDrawn pixelLineWidth 0"/>
+                  <v:f eqn="sum @0 1 0"/>
+                  <v:f eqn="sum 0 0 @1"/>
+                  <v:f eqn="prod @2 1 2"/>
+                  <v:f eqn="prod @3 21600 pixelWidth"/>
+                  <v:f eqn="prod @3 21600 pixelHeight"/>
+                  <v:f eqn="sum @0 0 1"/>
+                  <v:f eqn="prod @6 1 2"/>
+                  <v:f eqn="prod @7 21600 pixelWidth"/>
+                  <v:f eqn="sum @8 21600 0"/>
+                  <v:f eqn="prod @7 21600 pixelHeight"/>
+                  <v:f eqn="sum @10 21600 0"/>
+                </v:formulas>
+                <v:path o:extrusionok="f" gradientshapeok="t" o:connecttype="rect"/>
+                <o:lock v:ext="edit" aspectratio="t"/>
+              </v:shapetype>
+              <v:shape id="_x0000_i8" o:spid="_x0000_s8" type="#_x0000_t75" style="position:absolute;z-index:20480;o:allowoverlap:true;o:allowincell:true;mso-position-horizontal-relative:text;margin-left:0.00pt;mso-position-horizontal:absolute;mso-position-vertical-relative:text;margin-top:2.59pt;mso-position-vertical:absolute;width:468.00pt;height:97.80pt;mso-wrap-distance-left:9.07pt;mso-wrap-distance-top:0.00pt;mso-wrap-distance-right:9.07pt;mso-wrap-distance-bottom:0.00pt;z-index:1;" stroked="false">
+                <w10:wrap type="topAndBottom"/>
+                <v:imagedata r:id="rId16" o:title=""/>
+                <o:lock v:ext="edit" rotation="t"/>
+              </v:shape>
+            </w:pict>
+          </mc:Fallback>
+        </mc:AlternateContent>
+      </w:r>
+      <w:r>
+        <w:rPr>
+          <w:b w:val="0"/>
+          <w:bCs w:val="0"/>
+          <w:highlight w:val="none"/>
+        </w:rPr>
+      </w:r>
+      <w:r>
+        <w:rPr>
+          <w:b w:val="0"/>
+          <w:bCs w:val="0"/>
+          <w:highlight w:val="none"/>
+        </w:rPr>
+      </w:r>
+      <w:r>
+        <w:rPr>
+          <w:b w:val="0"/>
+          <w:bCs w:val="0"/>
+          <w:highlight w:val="none"/>
+        </w:rPr>
+      </w:r>
+    </w:p>
+    <w:p>
+      <w:pPr>
+        <w:pBdr/>
+        <w:spacing/>
+        <w:ind/>
+        <w:rPr>
+          <w:b/>
+          <w:bCs/>
+          <w:highlight w:val="none"/>
+        </w:rPr>
+      </w:pPr>
+      <w:r>
+        <w:rPr>
+          <w:b/>
+          <w:bCs/>
+          <w:highlight w:val="none"/>
+        </w:rPr>
+      </w:r>
+      <w:r/>
+      <w:r>
+        <w:rPr>
+          <w:b/>
+          <w:bCs/>
+          <w:highlight w:val="none"/>
+        </w:rPr>
+      </w:r>
+      <w:r>
+        <w:rPr>
+          <w:b/>
+          <w:bCs/>
+          <w:highlight w:val="none"/>
+        </w:rPr>
+        <w:t xml:space="preserve">(2)</w:t>
+      </w:r>
+      <w:r>
+        <w:rPr>
+          <w:b/>
+          <w:bCs/>
+          <w:highlight w:val="none"/>
+        </w:rPr>
+        <w:t xml:space="preserve"> chown -R yu-chuanwei:yu-chuanwei codes/</w:t>
+      </w:r>
+      <w:r>
+        <w:rPr>
+          <w:b/>
+          <w:bCs/>
+          <w:highlight w:val="none"/>
+        </w:rPr>
+      </w:r>
+      <w:r>
+        <w:rPr>
+          <w:b/>
+          <w:bCs/>
+          <w:highlight w:val="none"/>
+        </w:rPr>
+      </w:r>
+    </w:p>
+    <w:p>
+      <w:pPr>
+        <w:pBdr/>
+        <w:spacing/>
+        <w:ind/>
+        <w:rPr>
+          <w:highlight w:val="none"/>
+        </w:rPr>
+      </w:pPr>
+      <w:r>
+        <w:rPr>
+          <w:b/>
+          <w:bCs/>
+          <w:highlight w:val="none"/>
+        </w:rPr>
+      </w:r>
+      <w:r>
+        <w:rPr>
+          <w:highlight w:val="none"/>
+        </w:rPr>
+        <w:t xml:space="preserve">将codes</w:t>
+      </w:r>
+      <w:r>
+        <w:rPr>
+          <w:highlight w:val="none"/>
+        </w:rPr>
+        <w:t xml:space="preserve">文件夹</w:t>
+      </w:r>
+      <w:r>
+        <w:rPr>
+          <w:highlight w:val="none"/>
+        </w:rPr>
+        <w:t xml:space="preserve">及</w:t>
+      </w:r>
+      <w:r>
+        <w:rPr>
+          <w:highlight w:val="none"/>
+        </w:rPr>
+        <w:t xml:space="preserve">子目录</w:t>
+      </w:r>
+      <w:r>
+        <w:rPr>
+          <w:highlight w:val="none"/>
+        </w:rPr>
+        <w:t xml:space="preserve">的</w:t>
+      </w:r>
+      <w:r>
+        <w:rPr>
+          <w:highlight w:val="none"/>
+        </w:rPr>
+        <w:t xml:space="preserve">所有者</w:t>
+      </w:r>
+      <w:r>
+        <w:rPr>
+          <w:highlight w:val="none"/>
+        </w:rPr>
+        <w:t xml:space="preserve">和文件所属用户组改为</w:t>
+      </w:r>
+      <w:r>
+        <w:rPr>
+          <w:highlight w:val="none"/>
+        </w:rPr>
+        <w:t xml:space="preserve">yu-chuanwei,</w:t>
+      </w:r>
+      <w:r>
+        <w:rPr>
+          <w:highlight w:val="none"/>
+        </w:rPr>
+        <w:t xml:space="preserve">第一个yu-chuanwei是所有者，第二个yu-chuanwei为用户组。</w:t>
+      </w:r>
+      <w:r>
+        <w:rPr>
+          <w:highlight w:val="none"/>
+        </w:rPr>
+      </w:r>
+    </w:p>
+    <w:p>
+      <w:pPr>
+        <w:pStyle w:val="828"/>
+        <w:pBdr/>
+        <w:spacing/>
+        <w:ind/>
+        <w:rPr>
+          <w:highlight w:val="none"/>
+        </w:rPr>
+      </w:pPr>
+      <w:r>
+        <w:rPr>
+          <w:highlight w:val="none"/>
+        </w:rPr>
+        <w:t xml:space="preserve">4、改变文件权限 </w:t>
+        <w:tab/>
+        <w:t xml:space="preserve">chmod</w:t>
+      </w:r>
+      <w:r>
+        <w:rPr>
+          <w:highlight w:val="none"/>
+        </w:rPr>
+      </w:r>
+    </w:p>
+    <w:p>
+      <w:pPr>
+        <w:pStyle w:val="829"/>
+        <w:pBdr/>
+        <w:spacing/>
+        <w:ind/>
+        <w:rPr>
+          <w:highlight w:val="none"/>
+        </w:rPr>
+      </w:pPr>
+      <w:r>
+        <w:rPr>
+          <w:b/>
+          <w:bCs/>
+          <w:highlight w:val="none"/>
+        </w:rPr>
+        <w:t xml:space="preserve">(1)数字类型</w:t>
+      </w:r>
+      <w:r>
+        <w:rPr>
+          <w:highlight w:val="none"/>
+        </w:rPr>
+      </w:r>
+      <w:r>
+        <w:rPr>
+          <w:highlight w:val="none"/>
+        </w:rPr>
+      </w:r>
+    </w:p>
+    <w:p>
+      <w:pPr>
+        <w:pBdr/>
+        <w:spacing/>
+        <w:ind/>
+        <w:rPr/>
+      </w:pPr>
+      <w:r>
+        <w:rPr>
+          <w:highlight w:val="none"/>
+        </w:rPr>
+        <w:t xml:space="preserve">Linux基本文件权限共9个（3+3+3）</w:t>
+      </w:r>
+      <w:r/>
+    </w:p>
+    <w:p>
+      <w:pPr>
+        <w:pBdr/>
+        <w:spacing/>
+        <w:ind/>
+        <w:rPr/>
+      </w:pPr>
+      <w:r>
+        <w:rPr>
+          <w:highlight w:val="none"/>
+        </w:rPr>
+        <w:t xml:space="preserve">owner group others每组各自有自己的rwx权限</w:t>
+      </w:r>
+      <w:r/>
+    </w:p>
+    <w:p>
+      <w:pPr>
+        <w:pBdr/>
+        <w:spacing/>
+        <w:ind/>
+        <w:rPr/>
+      </w:pPr>
+      <w:r>
+        <w:rPr>
+          <w:highlight w:val="none"/>
+        </w:rPr>
+        <w:t xml:space="preserve">各权限分数对照为</w:t>
+      </w:r>
+      <w:r/>
+    </w:p>
+    <w:p>
+      <w:pPr>
+        <w:pBdr/>
+        <w:spacing/>
+        <w:ind/>
+        <w:rPr/>
+      </w:pPr>
+      <w:r>
+        <w:rPr>
+          <w:highlight w:val="none"/>
+        </w:rPr>
+        <w:t xml:space="preserve">r：4</w:t>
+      </w:r>
+      <w:r/>
+    </w:p>
+    <w:p>
+      <w:pPr>
+        <w:pBdr/>
+        <w:spacing/>
+        <w:ind/>
+        <w:rPr/>
+      </w:pPr>
+      <w:r>
+        <w:rPr>
+          <w:highlight w:val="none"/>
+        </w:rPr>
+        <w:t xml:space="preserve">w：2</w:t>
+      </w:r>
+      <w:r/>
+    </w:p>
+    <w:p>
+      <w:pPr>
+        <w:pBdr/>
+        <w:spacing/>
+        <w:ind/>
+        <w:rPr/>
+      </w:pPr>
+      <w:r>
+        <w:rPr>
+          <w:highlight w:val="none"/>
+        </w:rPr>
+        <w:t xml:space="preserve">x：1</w:t>
+      </w:r>
+      <w:r/>
+    </w:p>
+    <w:p>
+      <w:pPr>
+        <w:pBdr/>
+        <w:spacing/>
+        <w:ind/>
+        <w:rPr/>
+      </w:pPr>
+      <w:r>
+        <w:rPr>
+          <w:highlight w:val="none"/>
+        </w:rPr>
+        <w:t xml:space="preserve">-：0</w:t>
+      </w:r>
+      <w:r/>
+    </w:p>
+    <w:p>
+      <w:pPr>
+        <w:pBdr/>
+        <w:spacing/>
+        <w:ind/>
+        <w:rPr/>
+      </w:pPr>
+      <w:r>
+        <w:rPr>
+          <w:highlight w:val="none"/>
+        </w:rPr>
+        <w:t xml:space="preserve">每组各自三个权限分数累加可得三位权限数字</w:t>
+      </w:r>
+      <w:r/>
+    </w:p>
+    <w:p>
+      <w:pPr>
+        <w:pBdr/>
+        <w:spacing/>
+        <w:ind/>
+        <w:rPr/>
+      </w:pPr>
+      <w:r>
+        <w:rPr>
+          <w:highlight w:val="none"/>
+        </w:rPr>
+        <w:t xml:space="preserve">如“-rwxrwx---”为</w:t>
+      </w:r>
+      <w:r/>
+    </w:p>
+    <w:p>
+      <w:pPr>
+        <w:pBdr/>
+        <w:spacing/>
+        <w:ind/>
+        <w:rPr/>
+      </w:pPr>
+      <w:r>
+        <w:rPr>
+          <w:highlight w:val="none"/>
+        </w:rPr>
+        <w:t xml:space="preserve">owner: rwx:4+2+1 = 7</w:t>
+      </w:r>
+      <w:r/>
+    </w:p>
+    <w:p>
+      <w:pPr>
+        <w:pBdr/>
+        <w:spacing/>
+        <w:ind/>
+        <w:rPr/>
+      </w:pPr>
+      <w:r>
+        <w:rPr>
+          <w:highlight w:val="none"/>
+        </w:rPr>
+        <w:t xml:space="preserve">group:rwx:4+2+1 = 7</w:t>
+      </w:r>
+      <w:r/>
+    </w:p>
+    <w:p>
+      <w:pPr>
+        <w:pBdr/>
+        <w:spacing/>
+        <w:ind/>
+        <w:rPr/>
+      </w:pPr>
+      <w:r>
+        <w:rPr>
+          <w:highlight w:val="none"/>
+        </w:rPr>
+        <w:t xml:space="preserve">others:---:0+0+0 = 0</w:t>
+      </w:r>
+      <w:r/>
+    </w:p>
+    <w:p>
+      <w:pPr>
+        <w:pBdr/>
+        <w:spacing/>
+        <w:ind/>
+        <w:rPr>
+          <w:highlight w:val="none"/>
+        </w:rPr>
+      </w:pPr>
+      <w:r>
+        <w:rPr>
+          <w:highlight w:val="none"/>
+        </w:rPr>
+        <w:t xml:space="preserve">故该文件权限数字为770</w:t>
+      </w:r>
+      <w:r/>
+      <w:r>
+        <w:rPr>
+          <w:highlight w:val="none"/>
+        </w:rPr>
+      </w:r>
+      <w:r>
+        <w:rPr>
+          <w:highlight w:val="none"/>
+        </w:rPr>
+      </w:r>
+      <w:r>
+        <w:rPr>
+          <w:highlight w:val="none"/>
+        </w:rPr>
+      </w:r>
+    </w:p>
+    <w:p>
+      <w:pPr>
+        <w:pBdr/>
+        <w:spacing/>
+        <w:ind/>
+        <w:rPr>
+          <w:highlight w:val="none"/>
+        </w:rPr>
+      </w:pPr>
+      <w:r>
+        <w:rPr>
+          <w:highlight w:val="none"/>
+        </w:rPr>
+      </w:r>
+      <w:r>
+        <w:rPr>
+          <w:highlight w:val="none"/>
+        </w:rPr>
+      </w:r>
+      <w:r>
+        <w:rPr>
+          <w:highlight w:val="none"/>
+        </w:rPr>
+      </w:r>
+    </w:p>
+    <w:p>
+      <w:pPr>
+        <w:pBdr/>
+        <w:spacing/>
+        <w:ind/>
+        <w:rPr>
+          <w:b/>
+          <w:bCs/>
+          <w:highlight w:val="none"/>
+        </w:rPr>
+      </w:pPr>
+      <w:r>
+        <w:rPr>
+          <w:b/>
+          <w:bCs/>
+          <w:highlight w:val="none"/>
+        </w:rPr>
+      </w:r>
+      <w:r>
+        <w:rPr>
+          <w:b/>
+          <w:bCs/>
+          <w:highlight w:val="none"/>
+        </w:rPr>
+        <w:t xml:space="preserve">chmod 777 readme.md </w:t>
+      </w:r>
+      <w:r>
+        <w:rPr>
+          <w:b/>
+          <w:bCs/>
+          <w:highlight w:val="none"/>
+        </w:rPr>
+      </w:r>
+      <w:r>
+        <w:rPr>
+          <w:b/>
+          <w:bCs/>
+          <w:highlight w:val="none"/>
+        </w:rPr>
+      </w:r>
+    </w:p>
+    <w:p>
+      <w:pPr>
+        <w:pBdr/>
+        <w:spacing/>
+        <w:ind/>
+        <w:rPr>
+          <w:highlight w:val="none"/>
+        </w:rPr>
+      </w:pPr>
+      <w:r>
+        <w:rPr>
+          <w:highlight w:val="none"/>
+        </w:rPr>
+      </w:r>
+      <w:r>
+        <mc:AlternateContent>
+          <mc:Choice Requires="wpg">
+            <w:drawing>
+              <wp:inline xmlns:wp="http://schemas.openxmlformats.org/drawingml/2006/wordprocessingDrawing" distT="0" distB="0" distL="0" distR="0">
+                <wp:extent cx="5943600" cy="834546"/>
+                <wp:effectExtent l="0" t="0" r="0" b="0"/>
+                <wp:docPr id="10" name=""/>
+                <wp:cNvGraphicFramePr>
+                  <a:graphicFrameLocks xmlns:a="http://schemas.openxmlformats.org/drawingml/2006/main" noChangeAspect="1"/>
+                </wp:cNvGraphicFramePr>
+                <a:graphic xmlns:a="http://schemas.openxmlformats.org/drawingml/2006/main">
+                  <a:graphicData uri="http://schemas.openxmlformats.org/drawingml/2006/picture">
+                    <pic:pic xmlns:pic="http://schemas.openxmlformats.org/drawingml/2006/picture">
+                      <pic:nvPicPr>
+                        <pic:cNvPr id="220312995" name=""/>
+                        <pic:cNvPicPr>
+                          <a:picLocks noChangeAspect="1"/>
+                        </pic:cNvPicPr>
+                        <pic:nvPr/>
+                      </pic:nvPicPr>
+                      <pic:blipFill rotWithShape="1">
+                        <a:blip r:embed="rId17"/>
+                        <a:stretch/>
+                      </pic:blipFill>
+                      <pic:spPr bwMode="auto">
+                        <a:xfrm>
+                          <a:off x="0" y="0"/>
+                          <a:ext cx="5943599" cy="834546"/>
+                        </a:xfrm>
+                        <a:prstGeom prst="rect">
+                          <a:avLst/>
+                        </a:prstGeom>
+                      </pic:spPr>
+                    </pic:pic>
+                  </a:graphicData>
+                </a:graphic>
+              </wp:inline>
+            </w:drawing>
+          </mc:Choice>
+          <mc:Fallback>
+            <w:pict>
+              <v:shapetype id="_x0000_t75" coordsize="21600,21600" o:spt="75" o:preferrelative="t" path="m@4@5l@4@11@9@11@9@5xe" filled="f" stroked="f">
+                <v:stroke joinstyle="miter"/>
+                <v:formulas>
+                  <v:f eqn="if lineDrawn pixelLineWidth 0"/>
+                  <v:f eqn="sum @0 1 0"/>
+                  <v:f eqn="sum 0 0 @1"/>
+                  <v:f eqn="prod @2 1 2"/>
+                  <v:f eqn="prod @3 21600 pixelWidth"/>
+                  <v:f eqn="prod @3 21600 pixelHeight"/>
+                  <v:f eqn="sum @0 0 1"/>
+                  <v:f eqn="prod @6 1 2"/>
+                  <v:f eqn="prod @7 21600 pixelWidth"/>
+                  <v:f eqn="sum @8 21600 0"/>
+                  <v:f eqn="prod @7 21600 pixelHeight"/>
+                  <v:f eqn="sum @10 21600 0"/>
+                </v:formulas>
+                <v:path o:extrusionok="f" gradientshapeok="t" o:connecttype="rect"/>
+                <o:lock v:ext="edit" aspectratio="t"/>
+              </v:shapetype>
+              <v:shape id="_x0000_i9" o:spid="_x0000_s9" type="#_x0000_t75" style="width:468.00pt;height:65.71pt;mso-wrap-distance-left:0.00pt;mso-wrap-distance-top:0.00pt;mso-wrap-distance-right:0.00pt;mso-wrap-distance-bottom:0.00pt;z-index:1;" stroked="false">
+                <v:imagedata r:id="rId17" o:title=""/>
+                <o:lock v:ext="edit" rotation="t"/>
+              </v:shape>
+            </w:pict>
+          </mc:Fallback>
+        </mc:AlternateContent>
+      </w:r>
+      <w:r>
+        <w:rPr>
+          <w:highlight w:val="none"/>
+        </w:rPr>
+      </w:r>
+      <w:r>
+        <w:rPr>
+          <w:highlight w:val="none"/>
+        </w:rPr>
+      </w:r>
+      <w:r>
+        <w:rPr>
+          <w:highlight w:val="none"/>
+        </w:rPr>
+      </w:r>
+    </w:p>
+    <w:p>
+      <w:pPr>
+        <w:pStyle w:val="829"/>
+        <w:pBdr/>
+        <w:spacing/>
+        <w:ind/>
+        <w:rPr>
+          <w:highlight w:val="none"/>
+        </w:rPr>
+      </w:pPr>
+      <w:r>
+        <w:rPr>
+          <w:b/>
+          <w:bCs/>
+          <w:highlight w:val="none"/>
+        </w:rPr>
+        <w:t xml:space="preserve">(2)符号类型</w:t>
+      </w:r>
+      <w:r>
+        <w:rPr>
+          <w:highlight w:val="none"/>
+        </w:rPr>
+      </w:r>
+      <w:r>
+        <w:rPr>
+          <w:highlight w:val="none"/>
+        </w:rPr>
+      </w:r>
+    </w:p>
+    <w:p>
+      <w:pPr>
+        <w:pBdr/>
+        <w:spacing/>
+        <w:ind/>
+        <w:rPr>
+          <w:highlight w:val="none"/>
+        </w:rPr>
+      </w:pPr>
+      <w:r>
+        <w:rPr>
+          <w:highlight w:val="none"/>
+        </w:rPr>
+        <w:t xml:space="preserve">用户：</w:t>
+      </w:r>
+      <w:r>
+        <w:rPr>
+          <w:highlight w:val="none"/>
+        </w:rPr>
+      </w:r>
+      <w:r>
+        <w:rPr>
+          <w:highlight w:val="none"/>
+        </w:rPr>
+        <w:t xml:space="preserve">u(users)，</w:t>
+      </w:r>
+      <w:r>
+        <w:rPr>
+          <w:highlight w:val="none"/>
+        </w:rPr>
+        <w:t xml:space="preserve">g(group)，</w:t>
+      </w:r>
+      <w:r>
+        <w:rPr>
+          <w:highlight w:val="none"/>
+        </w:rPr>
+        <w:t xml:space="preserve">o(others)，</w:t>
+      </w:r>
+      <w:r>
+        <w:rPr>
+          <w:highlight w:val="none"/>
+        </w:rPr>
+        <w:t xml:space="preserve">a(all)</w:t>
+      </w:r>
+      <w:r>
+        <w:rPr>
+          <w:highlight w:val="none"/>
+        </w:rPr>
+      </w:r>
+      <w:r>
+        <w:rPr>
+          <w:highlight w:val="none"/>
+        </w:rPr>
+      </w:r>
+      <w:r>
+        <w:rPr>
+          <w:highlight w:val="none"/>
+        </w:rPr>
+      </w:r>
+    </w:p>
+    <w:p>
+      <w:pPr>
+        <w:pBdr/>
+        <w:spacing/>
+        <w:ind/>
+        <w:rPr>
+          <w:highlight w:val="none"/>
+        </w:rPr>
+      </w:pPr>
+      <w:r>
+        <w:rPr>
+          <w:highlight w:val="none"/>
+        </w:rPr>
+        <w:t xml:space="preserve">操作符：</w:t>
+      </w:r>
+      <w:r>
+        <w:rPr>
+          <w:highlight w:val="none"/>
+        </w:rPr>
+        <w:t xml:space="preserve">+（加入），</w:t>
+      </w:r>
+      <w:r>
+        <w:rPr>
+          <w:highlight w:val="none"/>
+        </w:rPr>
+        <w:t xml:space="preserve">-（除去），</w:t>
+      </w:r>
+      <w:r>
+        <w:rPr>
+          <w:highlight w:val="none"/>
+        </w:rPr>
+        <w:t xml:space="preserve">=（设置）</w:t>
+      </w:r>
+      <w:r>
+        <w:rPr>
+          <w:highlight w:val="none"/>
+        </w:rPr>
+      </w:r>
+      <w:r>
+        <w:rPr>
+          <w:highlight w:val="none"/>
+        </w:rPr>
+      </w:r>
+      <w:r/>
+      <w:r>
+        <w:rPr>
+          <w:highlight w:val="none"/>
+        </w:rPr>
+      </w:r>
+    </w:p>
+    <w:p>
+      <w:pPr>
+        <w:pBdr/>
+        <w:spacing/>
+        <w:ind/>
+        <w:rPr>
+          <w:highlight w:val="none"/>
+        </w:rPr>
+      </w:pPr>
+      <w:r>
+        <w:rPr>
+          <w:highlight w:val="none"/>
+        </w:rPr>
+        <w:t xml:space="preserve">权限：r,w,x</w:t>
+      </w:r>
+      <w:r>
+        <w:rPr>
+          <w:highlight w:val="none"/>
+        </w:rPr>
+      </w:r>
+    </w:p>
+    <w:p>
+      <w:pPr>
+        <w:pBdr/>
+        <w:spacing/>
+        <w:ind/>
+        <w:rPr>
+          <w:highlight w:val="none"/>
+        </w:rPr>
+      </w:pPr>
+      <w:r>
+        <w:rPr>
+          <w:highlight w:val="none"/>
+        </w:rPr>
+        <w:t xml:space="preserve">用法：</w:t>
+      </w:r>
+      <w:r>
+        <w:rPr>
+          <w:highlight w:val="none"/>
+        </w:rPr>
+      </w:r>
+    </w:p>
+    <w:p>
+      <w:pPr>
+        <w:pBdr/>
+        <w:spacing/>
+        <w:ind/>
+        <w:rPr>
+          <w:b/>
+          <w:bCs/>
+          <w:highlight w:val="none"/>
+        </w:rPr>
+      </w:pPr>
+      <w:r>
+        <w:rPr>
+          <w:b/>
+          <w:bCs/>
+          <w:highlight w:val="none"/>
+        </w:rPr>
+      </w:r>
+      <w:r>
+        <w:rPr>
+          <w:rFonts w:ascii="Consolas" w:hAnsi="Consolas" w:eastAsia="Consolas" w:cs="Consolas"/>
+          <w:b/>
+          <w:bCs/>
+          <w:sz w:val="22"/>
+        </w:rPr>
+        <w:t xml:space="preserve">chmod u+x run.sh    # 给文件所有者添加执行权限</w:t>
+        <w:br/>
+        <w:t xml:space="preserve">chmod g-w test.txt  # 移除所属组用户的写入权限</w:t>
+        <w:br/>
+        <w:t xml:space="preserve">chmod a+r log.txt   # 给所有用户添加读取权限</w:t>
+      </w:r>
+      <w:r>
+        <w:rPr>
+          <w:b/>
+          <w:bCs/>
+          <w:highlight w:val="none"/>
+        </w:rPr>
+      </w:r>
+      <w:r>
+        <w:rPr>
+          <w:b/>
+          <w:bCs/>
+          <w:highlight w:val="none"/>
+        </w:rPr>
+      </w:r>
+    </w:p>
+    <w:p>
+      <w:pPr>
+        <w:pBdr/>
+        <w:spacing/>
+        <w:ind/>
+        <w:rPr>
+          <w:highlight w:val="none"/>
+        </w:rPr>
+      </w:pPr>
+      <w:r>
+        <w:rPr>
+          <w:highlight w:val="none"/>
+        </w:rPr>
+      </w:r>
+      <w:r>
+        <mc:AlternateContent>
+          <mc:Choice Requires="wpg">
+            <w:drawing>
+              <wp:inline xmlns:wp="http://schemas.openxmlformats.org/drawingml/2006/wordprocessingDrawing" distT="0" distB="0" distL="0" distR="0">
+                <wp:extent cx="5943600" cy="847553"/>
+                <wp:effectExtent l="0" t="0" r="0" b="0"/>
+                <wp:docPr id="11" name=""/>
+                <wp:cNvGraphicFramePr>
+                  <a:graphicFrameLocks xmlns:a="http://schemas.openxmlformats.org/drawingml/2006/main" noChangeAspect="1"/>
+                </wp:cNvGraphicFramePr>
+                <a:graphic xmlns:a="http://schemas.openxmlformats.org/drawingml/2006/main">
+                  <a:graphicData uri="http://schemas.openxmlformats.org/drawingml/2006/picture">
+                    <pic:pic xmlns:pic="http://schemas.openxmlformats.org/drawingml/2006/picture">
+                      <pic:nvPicPr>
+                        <pic:cNvPr id="714809188" name=""/>
+                        <pic:cNvPicPr>
+                          <a:picLocks noChangeAspect="1"/>
+                        </pic:cNvPicPr>
+                        <pic:nvPr/>
+                      </pic:nvPicPr>
+                      <pic:blipFill rotWithShape="1">
+                        <a:blip r:embed="rId18"/>
+                        <a:stretch/>
+                      </pic:blipFill>
+                      <pic:spPr bwMode="auto">
+                        <a:xfrm>
+                          <a:off x="0" y="0"/>
+                          <a:ext cx="5943599" cy="847553"/>
+                        </a:xfrm>
+                        <a:prstGeom prst="rect">
+                          <a:avLst/>
+                        </a:prstGeom>
+                      </pic:spPr>
+                    </pic:pic>
+                  </a:graphicData>
+                </a:graphic>
+              </wp:inline>
+            </w:drawing>
+          </mc:Choice>
+          <mc:Fallback>
+            <w:pict>
+              <v:shapetype id="_x0000_t75" coordsize="21600,21600" o:spt="75" o:preferrelative="t" path="m@4@5l@4@11@9@11@9@5xe" filled="f" stroked="f">
+                <v:stroke joinstyle="miter"/>
+                <v:formulas>
+                  <v:f eqn="if lineDrawn pixelLineWidth 0"/>
+                  <v:f eqn="sum @0 1 0"/>
+                  <v:f eqn="sum 0 0 @1"/>
+                  <v:f eqn="prod @2 1 2"/>
+                  <v:f eqn="prod @3 21600 pixelWidth"/>
+                  <v:f eqn="prod @3 21600 pixelHeight"/>
+                  <v:f eqn="sum @0 0 1"/>
+                  <v:f eqn="prod @6 1 2"/>
+                  <v:f eqn="prod @7 21600 pixelWidth"/>
+                  <v:f eqn="sum @8 21600 0"/>
+                  <v:f eqn="prod @7 21600 pixelHeight"/>
+                  <v:f eqn="sum @10 21600 0"/>
+                </v:formulas>
+                <v:path o:extrusionok="f" gradientshapeok="t" o:connecttype="rect"/>
+                <o:lock v:ext="edit" aspectratio="t"/>
+              </v:shapetype>
+              <v:shape id="_x0000_i10" o:spid="_x0000_s10" type="#_x0000_t75" style="width:468.00pt;height:66.74pt;mso-wrap-distance-left:0.00pt;mso-wrap-distance-top:0.00pt;mso-wrap-distance-right:0.00pt;mso-wrap-distance-bottom:0.00pt;z-index:1;" stroked="false">
+                <v:imagedata r:id="rId18" o:title=""/>
+                <o:lock v:ext="edit" rotation="t"/>
+              </v:shape>
+            </w:pict>
+          </mc:Fallback>
+        </mc:AlternateContent>
+      </w:r>
+      <w:r>
+        <w:rPr>
+          <w:highlight w:val="none"/>
+        </w:rPr>
+      </w:r>
       <w:r>
         <w:rPr>
           <w:highlight w:val="none"/>
@@ -1336,7 +4497,6 @@
         <w:ind/>
         <w:rPr/>
       </w:pPr>
-      <w:r/>
       <w:r>
         <w:separator/>
       </w:r>
@@ -1351,7 +4511,6 @@
         <w:ind/>
         <w:rPr/>
       </w:pPr>
-      <w:r/>
       <w:r>
         <w:continuationSeparator/>
       </w:r>
@@ -1371,7 +4530,6 @@
         <w:ind/>
         <w:rPr/>
       </w:pPr>
-      <w:r/>
       <w:r>
         <w:separator/>
       </w:r>
@@ -1386,7 +4544,6 @@
         <w:ind/>
         <w:rPr/>
       </w:pPr>
-      <w:r/>
       <w:r>
         <w:continuationSeparator/>
       </w:r>
@@ -1554,9 +4711,9 @@
     <w:lsdException w:name="Bibliography" w:uiPriority="37"/>
     <w:lsdException w:name="TOC Heading" w:uiPriority="39" w:qFormat="1"/>
   </w:latentStyles>
-  <w:style w:type="table" w:styleId="12">
+  <w:style w:type="table" w:styleId="701">
     <w:name w:val="Table Grid"/>
-    <w:basedOn w:val="665"/>
+    <w:basedOn w:val="887"/>
     <w:uiPriority w:val="59"/>
     <w:pPr>
       <w:pBdr/>
@@ -1753,9 +4910,9 @@
       </w:tcPr>
     </w:tblStylePr>
   </w:style>
-  <w:style w:type="table" w:styleId="13">
+  <w:style w:type="table" w:styleId="702">
     <w:name w:val="Table Grid Light"/>
-    <w:basedOn w:val="665"/>
+    <w:basedOn w:val="887"/>
     <w:uiPriority w:val="59"/>
     <w:pPr>
       <w:pBdr/>
@@ -1952,9 +5109,9 @@
       </w:tcPr>
     </w:tblStylePr>
   </w:style>
-  <w:style w:type="table" w:styleId="14">
+  <w:style w:type="table" w:styleId="703">
     <w:name w:val="Plain Table 1"/>
-    <w:basedOn w:val="665"/>
+    <w:basedOn w:val="887"/>
     <w:uiPriority w:val="59"/>
     <w:pPr>
       <w:pBdr/>
@@ -2177,9 +5334,9 @@
       </w:tcPr>
     </w:tblStylePr>
   </w:style>
-  <w:style w:type="table" w:styleId="15">
+  <w:style w:type="table" w:styleId="704">
     <w:name w:val="Plain Table 2"/>
-    <w:basedOn w:val="665"/>
+    <w:basedOn w:val="887"/>
     <w:uiPriority w:val="59"/>
     <w:pPr>
       <w:pBdr/>
@@ -2410,9 +5567,9 @@
       </w:tcPr>
     </w:tblStylePr>
   </w:style>
-  <w:style w:type="table" w:styleId="16">
+  <w:style w:type="table" w:styleId="705">
     <w:name w:val="Plain Table 3"/>
-    <w:basedOn w:val="665"/>
+    <w:basedOn w:val="887"/>
     <w:uiPriority w:val="99"/>
     <w:pPr>
       <w:pBdr/>
@@ -2640,9 +5797,9 @@
       </w:tcPr>
     </w:tblStylePr>
   </w:style>
-  <w:style w:type="table" w:styleId="17">
+  <w:style w:type="table" w:styleId="706">
     <w:name w:val="Plain Table 4"/>
-    <w:basedOn w:val="665"/>
+    <w:basedOn w:val="887"/>
     <w:uiPriority w:val="99"/>
     <w:pPr>
       <w:pBdr/>
@@ -2856,9 +6013,9 @@
       </w:tcPr>
     </w:tblStylePr>
   </w:style>
-  <w:style w:type="table" w:styleId="18">
+  <w:style w:type="table" w:styleId="707">
     <w:name w:val="Plain Table 5"/>
-    <w:basedOn w:val="665"/>
+    <w:basedOn w:val="887"/>
     <w:uiPriority w:val="99"/>
     <w:pPr>
       <w:pBdr/>
@@ -3089,9 +6246,9 @@
       </w:tcPr>
     </w:tblStylePr>
   </w:style>
-  <w:style w:type="table" w:styleId="19">
+  <w:style w:type="table" w:styleId="708">
     <w:name w:val="Grid Table 1 Light"/>
-    <w:basedOn w:val="665"/>
+    <w:basedOn w:val="887"/>
     <w:uiPriority w:val="99"/>
     <w:pPr>
       <w:pBdr/>
@@ -3312,9 +6469,9 @@
       </w:tcPr>
     </w:tblStylePr>
   </w:style>
-  <w:style w:type="table" w:styleId="20">
+  <w:style w:type="table" w:styleId="709">
     <w:name w:val="Grid Table 1 Light - Accent 1"/>
-    <w:basedOn w:val="665"/>
+    <w:basedOn w:val="887"/>
     <w:uiPriority w:val="99"/>
     <w:pPr>
       <w:pBdr/>
@@ -3535,9 +6692,9 @@
       </w:tcPr>
     </w:tblStylePr>
   </w:style>
-  <w:style w:type="table" w:styleId="21">
+  <w:style w:type="table" w:styleId="710">
     <w:name w:val="Grid Table 1 Light - Accent 2"/>
-    <w:basedOn w:val="665"/>
+    <w:basedOn w:val="887"/>
     <w:uiPriority w:val="99"/>
     <w:pPr>
       <w:pBdr/>
@@ -3758,9 +6915,9 @@
       </w:tcPr>
     </w:tblStylePr>
   </w:style>
-  <w:style w:type="table" w:styleId="22">
+  <w:style w:type="table" w:styleId="711">
     <w:name w:val="Grid Table 1 Light - Accent 3"/>
-    <w:basedOn w:val="665"/>
+    <w:basedOn w:val="887"/>
     <w:uiPriority w:val="99"/>
     <w:pPr>
       <w:pBdr/>
@@ -3981,9 +7138,9 @@
       </w:tcPr>
     </w:tblStylePr>
   </w:style>
-  <w:style w:type="table" w:styleId="23">
+  <w:style w:type="table" w:styleId="712">
     <w:name w:val="Grid Table 1 Light - Accent 4"/>
-    <w:basedOn w:val="665"/>
+    <w:basedOn w:val="887"/>
     <w:uiPriority w:val="99"/>
     <w:pPr>
       <w:pBdr/>
@@ -4204,9 +7361,9 @@
       </w:tcPr>
     </w:tblStylePr>
   </w:style>
-  <w:style w:type="table" w:styleId="24">
+  <w:style w:type="table" w:styleId="713">
     <w:name w:val="Grid Table 1 Light - Accent 5"/>
-    <w:basedOn w:val="665"/>
+    <w:basedOn w:val="887"/>
     <w:uiPriority w:val="99"/>
     <w:pPr>
       <w:pBdr/>
@@ -4427,9 +7584,9 @@
       </w:tcPr>
     </w:tblStylePr>
   </w:style>
-  <w:style w:type="table" w:styleId="25">
+  <w:style w:type="table" w:styleId="714">
     <w:name w:val="Grid Table 1 Light - Accent 6"/>
-    <w:basedOn w:val="665"/>
+    <w:basedOn w:val="887"/>
     <w:uiPriority w:val="99"/>
     <w:pPr>
       <w:pBdr/>
@@ -4650,9 +7807,9 @@
       </w:tcPr>
     </w:tblStylePr>
   </w:style>
-  <w:style w:type="table" w:styleId="26">
+  <w:style w:type="table" w:styleId="715">
     <w:name w:val="Grid Table 2"/>
-    <w:basedOn w:val="665"/>
+    <w:basedOn w:val="887"/>
     <w:uiPriority w:val="99"/>
     <w:pPr>
       <w:pBdr/>
@@ -4882,9 +8039,9 @@
       </w:tcPr>
     </w:tblStylePr>
   </w:style>
-  <w:style w:type="table" w:styleId="27">
+  <w:style w:type="table" w:styleId="716">
     <w:name w:val="Grid Table 2 - Accent 1"/>
-    <w:basedOn w:val="665"/>
+    <w:basedOn w:val="887"/>
     <w:uiPriority w:val="99"/>
     <w:pPr>
       <w:pBdr/>
@@ -5114,9 +8271,9 @@
       </w:tcPr>
     </w:tblStylePr>
   </w:style>
-  <w:style w:type="table" w:styleId="28">
+  <w:style w:type="table" w:styleId="717">
     <w:name w:val="Grid Table 2 - Accent 2"/>
-    <w:basedOn w:val="665"/>
+    <w:basedOn w:val="887"/>
     <w:uiPriority w:val="99"/>
     <w:pPr>
       <w:pBdr/>
@@ -5346,9 +8503,9 @@
       </w:tcPr>
     </w:tblStylePr>
   </w:style>
-  <w:style w:type="table" w:styleId="29">
+  <w:style w:type="table" w:styleId="718">
     <w:name w:val="Grid Table 2 - Accent 3"/>
-    <w:basedOn w:val="665"/>
+    <w:basedOn w:val="887"/>
     <w:uiPriority w:val="99"/>
     <w:pPr>
       <w:pBdr/>
@@ -5578,9 +8735,9 @@
       </w:tcPr>
     </w:tblStylePr>
   </w:style>
-  <w:style w:type="table" w:styleId="30">
+  <w:style w:type="table" w:styleId="719">
     <w:name w:val="Grid Table 2 - Accent 4"/>
-    <w:basedOn w:val="665"/>
+    <w:basedOn w:val="887"/>
     <w:uiPriority w:val="99"/>
     <w:pPr>
       <w:pBdr/>
@@ -5810,9 +8967,9 @@
       </w:tcPr>
     </w:tblStylePr>
   </w:style>
-  <w:style w:type="table" w:styleId="31">
+  <w:style w:type="table" w:styleId="720">
     <w:name w:val="Grid Table 2 - Accent 5"/>
-    <w:basedOn w:val="665"/>
+    <w:basedOn w:val="887"/>
     <w:uiPriority w:val="99"/>
     <w:pPr>
       <w:pBdr/>
@@ -6042,9 +9199,9 @@
       </w:tcPr>
     </w:tblStylePr>
   </w:style>
-  <w:style w:type="table" w:styleId="32">
+  <w:style w:type="table" w:styleId="721">
     <w:name w:val="Grid Table 2 - Accent 6"/>
-    <w:basedOn w:val="665"/>
+    <w:basedOn w:val="887"/>
     <w:uiPriority w:val="99"/>
     <w:pPr>
       <w:pBdr/>
@@ -6274,9 +9431,9 @@
       </w:tcPr>
     </w:tblStylePr>
   </w:style>
-  <w:style w:type="table" w:styleId="33">
+  <w:style w:type="table" w:styleId="722">
     <w:name w:val="Grid Table 3"/>
-    <w:basedOn w:val="665"/>
+    <w:basedOn w:val="887"/>
     <w:uiPriority w:val="99"/>
     <w:pPr>
       <w:pBdr/>
@@ -6375,29 +9532,6 @@
         <w:tblBorders/>
       </w:tblPr>
       <w:tcPr>
-        <w:shd w:color="ffffff"/>
-        <w:tcBorders>
-          <w:top w:val="none" w:color="000000" w:sz="4" w:space="0"/>
-          <w:left w:val="none" w:color="000000" w:sz="4" w:space="0"/>
-          <w:bottom w:val="none" w:color="000000" w:sz="4" w:space="0"/>
-          <w:right w:val="none" w:color="000000" w:sz="4" w:space="0"/>
-        </w:tcBorders>
-      </w:tcPr>
-    </w:tblStylePr>
-    <w:tblStylePr w:type="firstRow">
-      <w:rPr>
-        <w:b/>
-        <w:color w:val="404040"/>
-      </w:rPr>
-      <w:pPr>
-        <w:pBdr/>
-        <w:spacing/>
-        <w:ind/>
-      </w:pPr>
-      <w:tblPr>
-        <w:tblBorders/>
-      </w:tblPr>
-      <w:tcPr>
         <w:shd w:val="clear" w:color="ffffff"/>
         <w:tcBorders>
           <w:top w:val="none" w:color="000000" w:sz="4" w:space="0"/>
@@ -6407,30 +9541,7 @@
         </w:tcBorders>
       </w:tcPr>
     </w:tblStylePr>
-    <w:tblStylePr w:type="lastCol">
-      <w:rPr>
-        <w:i/>
-        <w:color w:val="404040"/>
-      </w:rPr>
-      <w:pPr>
-        <w:pBdr/>
-        <w:spacing/>
-        <w:ind/>
-      </w:pPr>
-      <w:tblPr>
-        <w:tblBorders/>
-      </w:tblPr>
-      <w:tcPr>
-        <w:shd w:color="ffffff"/>
-        <w:tcBorders>
-          <w:top w:val="none" w:color="000000" w:sz="4" w:space="0"/>
-          <w:left w:val="none" w:color="000000" w:sz="4" w:space="0"/>
-          <w:bottom w:val="none" w:color="000000" w:sz="4" w:space="0"/>
-          <w:right w:val="none" w:color="000000" w:sz="4" w:space="0"/>
-        </w:tcBorders>
-      </w:tcPr>
-    </w:tblStylePr>
-    <w:tblStylePr w:type="lastRow">
+    <w:tblStylePr w:type="firstRow">
       <w:rPr>
         <w:b/>
         <w:color w:val="404040"/>
@@ -6453,6 +9564,52 @@
         </w:tcBorders>
       </w:tcPr>
     </w:tblStylePr>
+    <w:tblStylePr w:type="lastCol">
+      <w:rPr>
+        <w:i/>
+        <w:color w:val="404040"/>
+      </w:rPr>
+      <w:pPr>
+        <w:pBdr/>
+        <w:spacing/>
+        <w:ind/>
+      </w:pPr>
+      <w:tblPr>
+        <w:tblBorders/>
+      </w:tblPr>
+      <w:tcPr>
+        <w:shd w:val="clear" w:color="ffffff"/>
+        <w:tcBorders>
+          <w:top w:val="none" w:color="000000" w:sz="4" w:space="0"/>
+          <w:left w:val="none" w:color="000000" w:sz="4" w:space="0"/>
+          <w:bottom w:val="none" w:color="000000" w:sz="4" w:space="0"/>
+          <w:right w:val="none" w:color="000000" w:sz="4" w:space="0"/>
+        </w:tcBorders>
+      </w:tcPr>
+    </w:tblStylePr>
+    <w:tblStylePr w:type="lastRow">
+      <w:rPr>
+        <w:b/>
+        <w:color w:val="404040"/>
+      </w:rPr>
+      <w:pPr>
+        <w:pBdr/>
+        <w:spacing/>
+        <w:ind/>
+      </w:pPr>
+      <w:tblPr>
+        <w:tblBorders/>
+      </w:tblPr>
+      <w:tcPr>
+        <w:shd w:val="clear" w:color="ffffff"/>
+        <w:tcBorders>
+          <w:top w:val="none" w:color="000000" w:sz="4" w:space="0"/>
+          <w:left w:val="none" w:color="000000" w:sz="4" w:space="0"/>
+          <w:bottom w:val="none" w:color="000000" w:sz="4" w:space="0"/>
+          <w:right w:val="none" w:color="000000" w:sz="4" w:space="0"/>
+        </w:tcBorders>
+      </w:tcPr>
+    </w:tblStylePr>
     <w:tblStylePr w:type="nwCell">
       <w:pPr>
         <w:pBdr/>
@@ -6519,9 +9676,9 @@
       </w:tcPr>
     </w:tblStylePr>
   </w:style>
-  <w:style w:type="table" w:styleId="34">
+  <w:style w:type="table" w:styleId="723">
     <w:name w:val="Grid Table 3 - Accent 1"/>
-    <w:basedOn w:val="665"/>
+    <w:basedOn w:val="887"/>
     <w:uiPriority w:val="99"/>
     <w:pPr>
       <w:pBdr/>
@@ -6620,29 +9777,6 @@
         <w:tblBorders/>
       </w:tblPr>
       <w:tcPr>
-        <w:shd w:color="ffffff"/>
-        <w:tcBorders>
-          <w:top w:val="none" w:color="000000" w:sz="4" w:space="0"/>
-          <w:left w:val="none" w:color="000000" w:sz="4" w:space="0"/>
-          <w:bottom w:val="none" w:color="000000" w:sz="4" w:space="0"/>
-          <w:right w:val="none" w:color="000000" w:sz="4" w:space="0"/>
-        </w:tcBorders>
-      </w:tcPr>
-    </w:tblStylePr>
-    <w:tblStylePr w:type="firstRow">
-      <w:rPr>
-        <w:b/>
-        <w:color w:val="404040"/>
-      </w:rPr>
-      <w:pPr>
-        <w:pBdr/>
-        <w:spacing/>
-        <w:ind/>
-      </w:pPr>
-      <w:tblPr>
-        <w:tblBorders/>
-      </w:tblPr>
-      <w:tcPr>
         <w:shd w:val="clear" w:color="ffffff"/>
         <w:tcBorders>
           <w:top w:val="none" w:color="000000" w:sz="4" w:space="0"/>
@@ -6652,30 +9786,7 @@
         </w:tcBorders>
       </w:tcPr>
     </w:tblStylePr>
-    <w:tblStylePr w:type="lastCol">
-      <w:rPr>
-        <w:i/>
-        <w:color w:val="404040"/>
-      </w:rPr>
-      <w:pPr>
-        <w:pBdr/>
-        <w:spacing/>
-        <w:ind/>
-      </w:pPr>
-      <w:tblPr>
-        <w:tblBorders/>
-      </w:tblPr>
-      <w:tcPr>
-        <w:shd w:color="ffffff"/>
-        <w:tcBorders>
-          <w:top w:val="none" w:color="000000" w:sz="4" w:space="0"/>
-          <w:left w:val="none" w:color="000000" w:sz="4" w:space="0"/>
-          <w:bottom w:val="none" w:color="000000" w:sz="4" w:space="0"/>
-          <w:right w:val="none" w:color="000000" w:sz="4" w:space="0"/>
-        </w:tcBorders>
-      </w:tcPr>
-    </w:tblStylePr>
-    <w:tblStylePr w:type="lastRow">
+    <w:tblStylePr w:type="firstRow">
       <w:rPr>
         <w:b/>
         <w:color w:val="404040"/>
@@ -6698,6 +9809,52 @@
         </w:tcBorders>
       </w:tcPr>
     </w:tblStylePr>
+    <w:tblStylePr w:type="lastCol">
+      <w:rPr>
+        <w:i/>
+        <w:color w:val="404040"/>
+      </w:rPr>
+      <w:pPr>
+        <w:pBdr/>
+        <w:spacing/>
+        <w:ind/>
+      </w:pPr>
+      <w:tblPr>
+        <w:tblBorders/>
+      </w:tblPr>
+      <w:tcPr>
+        <w:shd w:val="clear" w:color="ffffff"/>
+        <w:tcBorders>
+          <w:top w:val="none" w:color="000000" w:sz="4" w:space="0"/>
+          <w:left w:val="none" w:color="000000" w:sz="4" w:space="0"/>
+          <w:bottom w:val="none" w:color="000000" w:sz="4" w:space="0"/>
+          <w:right w:val="none" w:color="000000" w:sz="4" w:space="0"/>
+        </w:tcBorders>
+      </w:tcPr>
+    </w:tblStylePr>
+    <w:tblStylePr w:type="lastRow">
+      <w:rPr>
+        <w:b/>
+        <w:color w:val="404040"/>
+      </w:rPr>
+      <w:pPr>
+        <w:pBdr/>
+        <w:spacing/>
+        <w:ind/>
+      </w:pPr>
+      <w:tblPr>
+        <w:tblBorders/>
+      </w:tblPr>
+      <w:tcPr>
+        <w:shd w:val="clear" w:color="ffffff"/>
+        <w:tcBorders>
+          <w:top w:val="none" w:color="000000" w:sz="4" w:space="0"/>
+          <w:left w:val="none" w:color="000000" w:sz="4" w:space="0"/>
+          <w:bottom w:val="none" w:color="000000" w:sz="4" w:space="0"/>
+          <w:right w:val="none" w:color="000000" w:sz="4" w:space="0"/>
+        </w:tcBorders>
+      </w:tcPr>
+    </w:tblStylePr>
     <w:tblStylePr w:type="nwCell">
       <w:pPr>
         <w:pBdr/>
@@ -6764,9 +9921,9 @@
       </w:tcPr>
     </w:tblStylePr>
   </w:style>
-  <w:style w:type="table" w:styleId="35">
+  <w:style w:type="table" w:styleId="724">
     <w:name w:val="Grid Table 3 - Accent 2"/>
-    <w:basedOn w:val="665"/>
+    <w:basedOn w:val="887"/>
     <w:uiPriority w:val="99"/>
     <w:pPr>
       <w:pBdr/>
@@ -6865,29 +10022,6 @@
         <w:tblBorders/>
       </w:tblPr>
       <w:tcPr>
-        <w:shd w:color="ffffff"/>
-        <w:tcBorders>
-          <w:top w:val="none" w:color="000000" w:sz="4" w:space="0"/>
-          <w:left w:val="none" w:color="000000" w:sz="4" w:space="0"/>
-          <w:bottom w:val="none" w:color="000000" w:sz="4" w:space="0"/>
-          <w:right w:val="none" w:color="000000" w:sz="4" w:space="0"/>
-        </w:tcBorders>
-      </w:tcPr>
-    </w:tblStylePr>
-    <w:tblStylePr w:type="firstRow">
-      <w:rPr>
-        <w:b/>
-        <w:color w:val="404040"/>
-      </w:rPr>
-      <w:pPr>
-        <w:pBdr/>
-        <w:spacing/>
-        <w:ind/>
-      </w:pPr>
-      <w:tblPr>
-        <w:tblBorders/>
-      </w:tblPr>
-      <w:tcPr>
         <w:shd w:val="clear" w:color="ffffff"/>
         <w:tcBorders>
           <w:top w:val="none" w:color="000000" w:sz="4" w:space="0"/>
@@ -6897,30 +10031,7 @@
         </w:tcBorders>
       </w:tcPr>
     </w:tblStylePr>
-    <w:tblStylePr w:type="lastCol">
-      <w:rPr>
-        <w:i/>
-        <w:color w:val="404040"/>
-      </w:rPr>
-      <w:pPr>
-        <w:pBdr/>
-        <w:spacing/>
-        <w:ind/>
-      </w:pPr>
-      <w:tblPr>
-        <w:tblBorders/>
-      </w:tblPr>
-      <w:tcPr>
-        <w:shd w:color="ffffff"/>
-        <w:tcBorders>
-          <w:top w:val="none" w:color="000000" w:sz="4" w:space="0"/>
-          <w:left w:val="none" w:color="000000" w:sz="4" w:space="0"/>
-          <w:bottom w:val="none" w:color="000000" w:sz="4" w:space="0"/>
-          <w:right w:val="none" w:color="000000" w:sz="4" w:space="0"/>
-        </w:tcBorders>
-      </w:tcPr>
-    </w:tblStylePr>
-    <w:tblStylePr w:type="lastRow">
+    <w:tblStylePr w:type="firstRow">
       <w:rPr>
         <w:b/>
         <w:color w:val="404040"/>
@@ -6943,6 +10054,52 @@
         </w:tcBorders>
       </w:tcPr>
     </w:tblStylePr>
+    <w:tblStylePr w:type="lastCol">
+      <w:rPr>
+        <w:i/>
+        <w:color w:val="404040"/>
+      </w:rPr>
+      <w:pPr>
+        <w:pBdr/>
+        <w:spacing/>
+        <w:ind/>
+      </w:pPr>
+      <w:tblPr>
+        <w:tblBorders/>
+      </w:tblPr>
+      <w:tcPr>
+        <w:shd w:val="clear" w:color="ffffff"/>
+        <w:tcBorders>
+          <w:top w:val="none" w:color="000000" w:sz="4" w:space="0"/>
+          <w:left w:val="none" w:color="000000" w:sz="4" w:space="0"/>
+          <w:bottom w:val="none" w:color="000000" w:sz="4" w:space="0"/>
+          <w:right w:val="none" w:color="000000" w:sz="4" w:space="0"/>
+        </w:tcBorders>
+      </w:tcPr>
+    </w:tblStylePr>
+    <w:tblStylePr w:type="lastRow">
+      <w:rPr>
+        <w:b/>
+        <w:color w:val="404040"/>
+      </w:rPr>
+      <w:pPr>
+        <w:pBdr/>
+        <w:spacing/>
+        <w:ind/>
+      </w:pPr>
+      <w:tblPr>
+        <w:tblBorders/>
+      </w:tblPr>
+      <w:tcPr>
+        <w:shd w:val="clear" w:color="ffffff"/>
+        <w:tcBorders>
+          <w:top w:val="none" w:color="000000" w:sz="4" w:space="0"/>
+          <w:left w:val="none" w:color="000000" w:sz="4" w:space="0"/>
+          <w:bottom w:val="none" w:color="000000" w:sz="4" w:space="0"/>
+          <w:right w:val="none" w:color="000000" w:sz="4" w:space="0"/>
+        </w:tcBorders>
+      </w:tcPr>
+    </w:tblStylePr>
     <w:tblStylePr w:type="nwCell">
       <w:pPr>
         <w:pBdr/>
@@ -7009,9 +10166,9 @@
       </w:tcPr>
     </w:tblStylePr>
   </w:style>
-  <w:style w:type="table" w:styleId="36">
+  <w:style w:type="table" w:styleId="725">
     <w:name w:val="Grid Table 3 - Accent 3"/>
-    <w:basedOn w:val="665"/>
+    <w:basedOn w:val="887"/>
     <w:uiPriority w:val="99"/>
     <w:pPr>
       <w:pBdr/>
@@ -7110,29 +10267,6 @@
         <w:tblBorders/>
       </w:tblPr>
       <w:tcPr>
-        <w:shd w:color="ffffff"/>
-        <w:tcBorders>
-          <w:top w:val="none" w:color="000000" w:sz="4" w:space="0"/>
-          <w:left w:val="none" w:color="000000" w:sz="4" w:space="0"/>
-          <w:bottom w:val="none" w:color="000000" w:sz="4" w:space="0"/>
-          <w:right w:val="none" w:color="000000" w:sz="4" w:space="0"/>
-        </w:tcBorders>
-      </w:tcPr>
-    </w:tblStylePr>
-    <w:tblStylePr w:type="firstRow">
-      <w:rPr>
-        <w:b/>
-        <w:color w:val="404040"/>
-      </w:rPr>
-      <w:pPr>
-        <w:pBdr/>
-        <w:spacing/>
-        <w:ind/>
-      </w:pPr>
-      <w:tblPr>
-        <w:tblBorders/>
-      </w:tblPr>
-      <w:tcPr>
         <w:shd w:val="clear" w:color="ffffff"/>
         <w:tcBorders>
           <w:top w:val="none" w:color="000000" w:sz="4" w:space="0"/>
@@ -7142,30 +10276,7 @@
         </w:tcBorders>
       </w:tcPr>
     </w:tblStylePr>
-    <w:tblStylePr w:type="lastCol">
-      <w:rPr>
-        <w:i/>
-        <w:color w:val="404040"/>
-      </w:rPr>
-      <w:pPr>
-        <w:pBdr/>
-        <w:spacing/>
-        <w:ind/>
-      </w:pPr>
-      <w:tblPr>
-        <w:tblBorders/>
-      </w:tblPr>
-      <w:tcPr>
-        <w:shd w:color="ffffff"/>
-        <w:tcBorders>
-          <w:top w:val="none" w:color="000000" w:sz="4" w:space="0"/>
-          <w:left w:val="none" w:color="000000" w:sz="4" w:space="0"/>
-          <w:bottom w:val="none" w:color="000000" w:sz="4" w:space="0"/>
-          <w:right w:val="none" w:color="000000" w:sz="4" w:space="0"/>
-        </w:tcBorders>
-      </w:tcPr>
-    </w:tblStylePr>
-    <w:tblStylePr w:type="lastRow">
+    <w:tblStylePr w:type="firstRow">
       <w:rPr>
         <w:b/>
         <w:color w:val="404040"/>
@@ -7188,6 +10299,52 @@
         </w:tcBorders>
       </w:tcPr>
     </w:tblStylePr>
+    <w:tblStylePr w:type="lastCol">
+      <w:rPr>
+        <w:i/>
+        <w:color w:val="404040"/>
+      </w:rPr>
+      <w:pPr>
+        <w:pBdr/>
+        <w:spacing/>
+        <w:ind/>
+      </w:pPr>
+      <w:tblPr>
+        <w:tblBorders/>
+      </w:tblPr>
+      <w:tcPr>
+        <w:shd w:val="clear" w:color="ffffff"/>
+        <w:tcBorders>
+          <w:top w:val="none" w:color="000000" w:sz="4" w:space="0"/>
+          <w:left w:val="none" w:color="000000" w:sz="4" w:space="0"/>
+          <w:bottom w:val="none" w:color="000000" w:sz="4" w:space="0"/>
+          <w:right w:val="none" w:color="000000" w:sz="4" w:space="0"/>
+        </w:tcBorders>
+      </w:tcPr>
+    </w:tblStylePr>
+    <w:tblStylePr w:type="lastRow">
+      <w:rPr>
+        <w:b/>
+        <w:color w:val="404040"/>
+      </w:rPr>
+      <w:pPr>
+        <w:pBdr/>
+        <w:spacing/>
+        <w:ind/>
+      </w:pPr>
+      <w:tblPr>
+        <w:tblBorders/>
+      </w:tblPr>
+      <w:tcPr>
+        <w:shd w:val="clear" w:color="ffffff"/>
+        <w:tcBorders>
+          <w:top w:val="none" w:color="000000" w:sz="4" w:space="0"/>
+          <w:left w:val="none" w:color="000000" w:sz="4" w:space="0"/>
+          <w:bottom w:val="none" w:color="000000" w:sz="4" w:space="0"/>
+          <w:right w:val="none" w:color="000000" w:sz="4" w:space="0"/>
+        </w:tcBorders>
+      </w:tcPr>
+    </w:tblStylePr>
     <w:tblStylePr w:type="nwCell">
       <w:pPr>
         <w:pBdr/>
@@ -7254,9 +10411,9 @@
       </w:tcPr>
     </w:tblStylePr>
   </w:style>
-  <w:style w:type="table" w:styleId="37">
+  <w:style w:type="table" w:styleId="726">
     <w:name w:val="Grid Table 3 - Accent 4"/>
-    <w:basedOn w:val="665"/>
+    <w:basedOn w:val="887"/>
     <w:uiPriority w:val="99"/>
     <w:pPr>
       <w:pBdr/>
@@ -7355,29 +10512,6 @@
         <w:tblBorders/>
       </w:tblPr>
       <w:tcPr>
-        <w:shd w:color="ffffff"/>
-        <w:tcBorders>
-          <w:top w:val="none" w:color="000000" w:sz="4" w:space="0"/>
-          <w:left w:val="none" w:color="000000" w:sz="4" w:space="0"/>
-          <w:bottom w:val="none" w:color="000000" w:sz="4" w:space="0"/>
-          <w:right w:val="none" w:color="000000" w:sz="4" w:space="0"/>
-        </w:tcBorders>
-      </w:tcPr>
-    </w:tblStylePr>
-    <w:tblStylePr w:type="firstRow">
-      <w:rPr>
-        <w:b/>
-        <w:color w:val="404040"/>
-      </w:rPr>
-      <w:pPr>
-        <w:pBdr/>
-        <w:spacing/>
-        <w:ind/>
-      </w:pPr>
-      <w:tblPr>
-        <w:tblBorders/>
-      </w:tblPr>
-      <w:tcPr>
         <w:shd w:val="clear" w:color="ffffff"/>
         <w:tcBorders>
           <w:top w:val="none" w:color="000000" w:sz="4" w:space="0"/>
@@ -7387,30 +10521,7 @@
         </w:tcBorders>
       </w:tcPr>
     </w:tblStylePr>
-    <w:tblStylePr w:type="lastCol">
-      <w:rPr>
-        <w:i/>
-        <w:color w:val="404040"/>
-      </w:rPr>
-      <w:pPr>
-        <w:pBdr/>
-        <w:spacing/>
-        <w:ind/>
-      </w:pPr>
-      <w:tblPr>
-        <w:tblBorders/>
-      </w:tblPr>
-      <w:tcPr>
-        <w:shd w:color="ffffff"/>
-        <w:tcBorders>
-          <w:top w:val="none" w:color="000000" w:sz="4" w:space="0"/>
-          <w:left w:val="none" w:color="000000" w:sz="4" w:space="0"/>
-          <w:bottom w:val="none" w:color="000000" w:sz="4" w:space="0"/>
-          <w:right w:val="none" w:color="000000" w:sz="4" w:space="0"/>
-        </w:tcBorders>
-      </w:tcPr>
-    </w:tblStylePr>
-    <w:tblStylePr w:type="lastRow">
+    <w:tblStylePr w:type="firstRow">
       <w:rPr>
         <w:b/>
         <w:color w:val="404040"/>
@@ -7433,6 +10544,52 @@
         </w:tcBorders>
       </w:tcPr>
     </w:tblStylePr>
+    <w:tblStylePr w:type="lastCol">
+      <w:rPr>
+        <w:i/>
+        <w:color w:val="404040"/>
+      </w:rPr>
+      <w:pPr>
+        <w:pBdr/>
+        <w:spacing/>
+        <w:ind/>
+      </w:pPr>
+      <w:tblPr>
+        <w:tblBorders/>
+      </w:tblPr>
+      <w:tcPr>
+        <w:shd w:val="clear" w:color="ffffff"/>
+        <w:tcBorders>
+          <w:top w:val="none" w:color="000000" w:sz="4" w:space="0"/>
+          <w:left w:val="none" w:color="000000" w:sz="4" w:space="0"/>
+          <w:bottom w:val="none" w:color="000000" w:sz="4" w:space="0"/>
+          <w:right w:val="none" w:color="000000" w:sz="4" w:space="0"/>
+        </w:tcBorders>
+      </w:tcPr>
+    </w:tblStylePr>
+    <w:tblStylePr w:type="lastRow">
+      <w:rPr>
+        <w:b/>
+        <w:color w:val="404040"/>
+      </w:rPr>
+      <w:pPr>
+        <w:pBdr/>
+        <w:spacing/>
+        <w:ind/>
+      </w:pPr>
+      <w:tblPr>
+        <w:tblBorders/>
+      </w:tblPr>
+      <w:tcPr>
+        <w:shd w:val="clear" w:color="ffffff"/>
+        <w:tcBorders>
+          <w:top w:val="none" w:color="000000" w:sz="4" w:space="0"/>
+          <w:left w:val="none" w:color="000000" w:sz="4" w:space="0"/>
+          <w:bottom w:val="none" w:color="000000" w:sz="4" w:space="0"/>
+          <w:right w:val="none" w:color="000000" w:sz="4" w:space="0"/>
+        </w:tcBorders>
+      </w:tcPr>
+    </w:tblStylePr>
     <w:tblStylePr w:type="nwCell">
       <w:pPr>
         <w:pBdr/>
@@ -7499,9 +10656,9 @@
       </w:tcPr>
     </w:tblStylePr>
   </w:style>
-  <w:style w:type="table" w:styleId="38">
+  <w:style w:type="table" w:styleId="727">
     <w:name w:val="Grid Table 3 - Accent 5"/>
-    <w:basedOn w:val="665"/>
+    <w:basedOn w:val="887"/>
     <w:uiPriority w:val="99"/>
     <w:pPr>
       <w:pBdr/>
@@ -7600,29 +10757,6 @@
         <w:tblBorders/>
       </w:tblPr>
       <w:tcPr>
-        <w:shd w:color="ffffff"/>
-        <w:tcBorders>
-          <w:top w:val="none" w:color="000000" w:sz="4" w:space="0"/>
-          <w:left w:val="none" w:color="000000" w:sz="4" w:space="0"/>
-          <w:bottom w:val="none" w:color="000000" w:sz="4" w:space="0"/>
-          <w:right w:val="none" w:color="000000" w:sz="4" w:space="0"/>
-        </w:tcBorders>
-      </w:tcPr>
-    </w:tblStylePr>
-    <w:tblStylePr w:type="firstRow">
-      <w:rPr>
-        <w:b/>
-        <w:color w:val="404040"/>
-      </w:rPr>
-      <w:pPr>
-        <w:pBdr/>
-        <w:spacing/>
-        <w:ind/>
-      </w:pPr>
-      <w:tblPr>
-        <w:tblBorders/>
-      </w:tblPr>
-      <w:tcPr>
         <w:shd w:val="clear" w:color="ffffff"/>
         <w:tcBorders>
           <w:top w:val="none" w:color="000000" w:sz="4" w:space="0"/>
@@ -7632,30 +10766,7 @@
         </w:tcBorders>
       </w:tcPr>
     </w:tblStylePr>
-    <w:tblStylePr w:type="lastCol">
-      <w:rPr>
-        <w:i/>
-        <w:color w:val="404040"/>
-      </w:rPr>
-      <w:pPr>
-        <w:pBdr/>
-        <w:spacing/>
-        <w:ind/>
-      </w:pPr>
-      <w:tblPr>
-        <w:tblBorders/>
-      </w:tblPr>
-      <w:tcPr>
-        <w:shd w:color="ffffff"/>
-        <w:tcBorders>
-          <w:top w:val="none" w:color="000000" w:sz="4" w:space="0"/>
-          <w:left w:val="none" w:color="000000" w:sz="4" w:space="0"/>
-          <w:bottom w:val="none" w:color="000000" w:sz="4" w:space="0"/>
-          <w:right w:val="none" w:color="000000" w:sz="4" w:space="0"/>
-        </w:tcBorders>
-      </w:tcPr>
-    </w:tblStylePr>
-    <w:tblStylePr w:type="lastRow">
+    <w:tblStylePr w:type="firstRow">
       <w:rPr>
         <w:b/>
         <w:color w:val="404040"/>
@@ -7678,6 +10789,52 @@
         </w:tcBorders>
       </w:tcPr>
     </w:tblStylePr>
+    <w:tblStylePr w:type="lastCol">
+      <w:rPr>
+        <w:i/>
+        <w:color w:val="404040"/>
+      </w:rPr>
+      <w:pPr>
+        <w:pBdr/>
+        <w:spacing/>
+        <w:ind/>
+      </w:pPr>
+      <w:tblPr>
+        <w:tblBorders/>
+      </w:tblPr>
+      <w:tcPr>
+        <w:shd w:val="clear" w:color="ffffff"/>
+        <w:tcBorders>
+          <w:top w:val="none" w:color="000000" w:sz="4" w:space="0"/>
+          <w:left w:val="none" w:color="000000" w:sz="4" w:space="0"/>
+          <w:bottom w:val="none" w:color="000000" w:sz="4" w:space="0"/>
+          <w:right w:val="none" w:color="000000" w:sz="4" w:space="0"/>
+        </w:tcBorders>
+      </w:tcPr>
+    </w:tblStylePr>
+    <w:tblStylePr w:type="lastRow">
+      <w:rPr>
+        <w:b/>
+        <w:color w:val="404040"/>
+      </w:rPr>
+      <w:pPr>
+        <w:pBdr/>
+        <w:spacing/>
+        <w:ind/>
+      </w:pPr>
+      <w:tblPr>
+        <w:tblBorders/>
+      </w:tblPr>
+      <w:tcPr>
+        <w:shd w:val="clear" w:color="ffffff"/>
+        <w:tcBorders>
+          <w:top w:val="none" w:color="000000" w:sz="4" w:space="0"/>
+          <w:left w:val="none" w:color="000000" w:sz="4" w:space="0"/>
+          <w:bottom w:val="none" w:color="000000" w:sz="4" w:space="0"/>
+          <w:right w:val="none" w:color="000000" w:sz="4" w:space="0"/>
+        </w:tcBorders>
+      </w:tcPr>
+    </w:tblStylePr>
     <w:tblStylePr w:type="nwCell">
       <w:pPr>
         <w:pBdr/>
@@ -7744,9 +10901,9 @@
       </w:tcPr>
     </w:tblStylePr>
   </w:style>
-  <w:style w:type="table" w:styleId="39">
+  <w:style w:type="table" w:styleId="728">
     <w:name w:val="Grid Table 3 - Accent 6"/>
-    <w:basedOn w:val="665"/>
+    <w:basedOn w:val="887"/>
     <w:uiPriority w:val="99"/>
     <w:pPr>
       <w:pBdr/>
@@ -7845,29 +11002,6 @@
         <w:tblBorders/>
       </w:tblPr>
       <w:tcPr>
-        <w:shd w:color="ffffff"/>
-        <w:tcBorders>
-          <w:top w:val="none" w:color="000000" w:sz="4" w:space="0"/>
-          <w:left w:val="none" w:color="000000" w:sz="4" w:space="0"/>
-          <w:bottom w:val="none" w:color="000000" w:sz="4" w:space="0"/>
-          <w:right w:val="none" w:color="000000" w:sz="4" w:space="0"/>
-        </w:tcBorders>
-      </w:tcPr>
-    </w:tblStylePr>
-    <w:tblStylePr w:type="firstRow">
-      <w:rPr>
-        <w:b/>
-        <w:color w:val="404040"/>
-      </w:rPr>
-      <w:pPr>
-        <w:pBdr/>
-        <w:spacing/>
-        <w:ind/>
-      </w:pPr>
-      <w:tblPr>
-        <w:tblBorders/>
-      </w:tblPr>
-      <w:tcPr>
         <w:shd w:val="clear" w:color="ffffff"/>
         <w:tcBorders>
           <w:top w:val="none" w:color="000000" w:sz="4" w:space="0"/>
@@ -7877,30 +11011,7 @@
         </w:tcBorders>
       </w:tcPr>
     </w:tblStylePr>
-    <w:tblStylePr w:type="lastCol">
-      <w:rPr>
-        <w:i/>
-        <w:color w:val="404040"/>
-      </w:rPr>
-      <w:pPr>
-        <w:pBdr/>
-        <w:spacing/>
-        <w:ind/>
-      </w:pPr>
-      <w:tblPr>
-        <w:tblBorders/>
-      </w:tblPr>
-      <w:tcPr>
-        <w:shd w:color="ffffff"/>
-        <w:tcBorders>
-          <w:top w:val="none" w:color="000000" w:sz="4" w:space="0"/>
-          <w:left w:val="none" w:color="000000" w:sz="4" w:space="0"/>
-          <w:bottom w:val="none" w:color="000000" w:sz="4" w:space="0"/>
-          <w:right w:val="none" w:color="000000" w:sz="4" w:space="0"/>
-        </w:tcBorders>
-      </w:tcPr>
-    </w:tblStylePr>
-    <w:tblStylePr w:type="lastRow">
+    <w:tblStylePr w:type="firstRow">
       <w:rPr>
         <w:b/>
         <w:color w:val="404040"/>
@@ -7923,6 +11034,52 @@
         </w:tcBorders>
       </w:tcPr>
     </w:tblStylePr>
+    <w:tblStylePr w:type="lastCol">
+      <w:rPr>
+        <w:i/>
+        <w:color w:val="404040"/>
+      </w:rPr>
+      <w:pPr>
+        <w:pBdr/>
+        <w:spacing/>
+        <w:ind/>
+      </w:pPr>
+      <w:tblPr>
+        <w:tblBorders/>
+      </w:tblPr>
+      <w:tcPr>
+        <w:shd w:val="clear" w:color="ffffff"/>
+        <w:tcBorders>
+          <w:top w:val="none" w:color="000000" w:sz="4" w:space="0"/>
+          <w:left w:val="none" w:color="000000" w:sz="4" w:space="0"/>
+          <w:bottom w:val="none" w:color="000000" w:sz="4" w:space="0"/>
+          <w:right w:val="none" w:color="000000" w:sz="4" w:space="0"/>
+        </w:tcBorders>
+      </w:tcPr>
+    </w:tblStylePr>
+    <w:tblStylePr w:type="lastRow">
+      <w:rPr>
+        <w:b/>
+        <w:color w:val="404040"/>
+      </w:rPr>
+      <w:pPr>
+        <w:pBdr/>
+        <w:spacing/>
+        <w:ind/>
+      </w:pPr>
+      <w:tblPr>
+        <w:tblBorders/>
+      </w:tblPr>
+      <w:tcPr>
+        <w:shd w:val="clear" w:color="ffffff"/>
+        <w:tcBorders>
+          <w:top w:val="none" w:color="000000" w:sz="4" w:space="0"/>
+          <w:left w:val="none" w:color="000000" w:sz="4" w:space="0"/>
+          <w:bottom w:val="none" w:color="000000" w:sz="4" w:space="0"/>
+          <w:right w:val="none" w:color="000000" w:sz="4" w:space="0"/>
+        </w:tcBorders>
+      </w:tcPr>
+    </w:tblStylePr>
     <w:tblStylePr w:type="nwCell">
       <w:pPr>
         <w:pBdr/>
@@ -7989,9 +11146,9 @@
       </w:tcPr>
     </w:tblStylePr>
   </w:style>
-  <w:style w:type="table" w:styleId="40">
+  <w:style w:type="table" w:styleId="729">
     <w:name w:val="Grid Table 4"/>
-    <w:basedOn w:val="665"/>
+    <w:basedOn w:val="887"/>
     <w:uiPriority w:val="59"/>
     <w:pPr>
       <w:pBdr/>
@@ -8222,9 +11379,9 @@
       </w:tcPr>
     </w:tblStylePr>
   </w:style>
-  <w:style w:type="table" w:styleId="41">
+  <w:style w:type="table" w:styleId="730">
     <w:name w:val="Grid Table 4 - Accent 1"/>
-    <w:basedOn w:val="665"/>
+    <w:basedOn w:val="887"/>
     <w:uiPriority w:val="59"/>
     <w:pPr>
       <w:pBdr/>
@@ -8455,9 +11612,9 @@
       </w:tcPr>
     </w:tblStylePr>
   </w:style>
-  <w:style w:type="table" w:styleId="42">
+  <w:style w:type="table" w:styleId="731">
     <w:name w:val="Grid Table 4 - Accent 2"/>
-    <w:basedOn w:val="665"/>
+    <w:basedOn w:val="887"/>
     <w:uiPriority w:val="59"/>
     <w:pPr>
       <w:pBdr/>
@@ -8688,9 +11845,9 @@
       </w:tcPr>
     </w:tblStylePr>
   </w:style>
-  <w:style w:type="table" w:styleId="43">
+  <w:style w:type="table" w:styleId="732">
     <w:name w:val="Grid Table 4 - Accent 3"/>
-    <w:basedOn w:val="665"/>
+    <w:basedOn w:val="887"/>
     <w:uiPriority w:val="59"/>
     <w:pPr>
       <w:pBdr/>
@@ -8921,9 +12078,9 @@
       </w:tcPr>
     </w:tblStylePr>
   </w:style>
-  <w:style w:type="table" w:styleId="44">
+  <w:style w:type="table" w:styleId="733">
     <w:name w:val="Grid Table 4 - Accent 4"/>
-    <w:basedOn w:val="665"/>
+    <w:basedOn w:val="887"/>
     <w:uiPriority w:val="59"/>
     <w:pPr>
       <w:pBdr/>
@@ -9154,9 +12311,9 @@
       </w:tcPr>
     </w:tblStylePr>
   </w:style>
-  <w:style w:type="table" w:styleId="45">
+  <w:style w:type="table" w:styleId="734">
     <w:name w:val="Grid Table 4 - Accent 5"/>
-    <w:basedOn w:val="665"/>
+    <w:basedOn w:val="887"/>
     <w:uiPriority w:val="59"/>
     <w:pPr>
       <w:pBdr/>
@@ -9387,9 +12544,9 @@
       </w:tcPr>
     </w:tblStylePr>
   </w:style>
-  <w:style w:type="table" w:styleId="46">
+  <w:style w:type="table" w:styleId="735">
     <w:name w:val="Grid Table 4 - Accent 6"/>
-    <w:basedOn w:val="665"/>
+    <w:basedOn w:val="887"/>
     <w:uiPriority w:val="59"/>
     <w:pPr>
       <w:pBdr/>
@@ -9620,9 +12777,9 @@
       </w:tcPr>
     </w:tblStylePr>
   </w:style>
-  <w:style w:type="table" w:styleId="47">
+  <w:style w:type="table" w:styleId="736">
     <w:name w:val="Grid Table 5 Dark"/>
-    <w:basedOn w:val="665"/>
+    <w:basedOn w:val="887"/>
     <w:uiPriority w:val="99"/>
     <w:pPr>
       <w:pBdr/>
@@ -9848,9 +13005,9 @@
       </w:tcPr>
     </w:tblStylePr>
   </w:style>
-  <w:style w:type="table" w:styleId="48">
+  <w:style w:type="table" w:styleId="737">
     <w:name w:val="Grid Table 5 Dark- Accent 1"/>
-    <w:basedOn w:val="665"/>
+    <w:basedOn w:val="887"/>
     <w:uiPriority w:val="99"/>
     <w:pPr>
       <w:pBdr/>
@@ -10076,9 +13233,9 @@
       </w:tcPr>
     </w:tblStylePr>
   </w:style>
-  <w:style w:type="table" w:styleId="49">
+  <w:style w:type="table" w:styleId="738">
     <w:name w:val="Grid Table 5 Dark - Accent 2"/>
-    <w:basedOn w:val="665"/>
+    <w:basedOn w:val="887"/>
     <w:uiPriority w:val="99"/>
     <w:pPr>
       <w:pBdr/>
@@ -10304,9 +13461,9 @@
       </w:tcPr>
     </w:tblStylePr>
   </w:style>
-  <w:style w:type="table" w:styleId="50">
+  <w:style w:type="table" w:styleId="739">
     <w:name w:val="Grid Table 5 Dark - Accent 3"/>
-    <w:basedOn w:val="665"/>
+    <w:basedOn w:val="887"/>
     <w:uiPriority w:val="99"/>
     <w:pPr>
       <w:pBdr/>
@@ -10532,9 +13689,9 @@
       </w:tcPr>
     </w:tblStylePr>
   </w:style>
-  <w:style w:type="table" w:styleId="51">
+  <w:style w:type="table" w:styleId="740">
     <w:name w:val="Grid Table 5 Dark- Accent 4"/>
-    <w:basedOn w:val="665"/>
+    <w:basedOn w:val="887"/>
     <w:uiPriority w:val="99"/>
     <w:pPr>
       <w:pBdr/>
@@ -10760,9 +13917,9 @@
       </w:tcPr>
     </w:tblStylePr>
   </w:style>
-  <w:style w:type="table" w:styleId="52">
+  <w:style w:type="table" w:styleId="741">
     <w:name w:val="Grid Table 5 Dark - Accent 5"/>
-    <w:basedOn w:val="665"/>
+    <w:basedOn w:val="887"/>
     <w:uiPriority w:val="99"/>
     <w:pPr>
       <w:pBdr/>
@@ -10988,9 +14145,9 @@
       </w:tcPr>
     </w:tblStylePr>
   </w:style>
-  <w:style w:type="table" w:styleId="53">
+  <w:style w:type="table" w:styleId="742">
     <w:name w:val="Grid Table 5 Dark - Accent 6"/>
-    <w:basedOn w:val="665"/>
+    <w:basedOn w:val="887"/>
     <w:uiPriority w:val="99"/>
     <w:pPr>
       <w:pBdr/>
@@ -11216,9 +14373,9 @@
       </w:tcPr>
     </w:tblStylePr>
   </w:style>
-  <w:style w:type="table" w:styleId="54">
+  <w:style w:type="table" w:styleId="743">
     <w:name w:val="Grid Table 6 Colorful"/>
-    <w:basedOn w:val="665"/>
+    <w:basedOn w:val="887"/>
     <w:uiPriority w:val="99"/>
     <w:pPr>
       <w:pBdr/>
@@ -11446,9 +14603,9 @@
       </w:tcPr>
     </w:tblStylePr>
   </w:style>
-  <w:style w:type="table" w:styleId="55">
+  <w:style w:type="table" w:styleId="744">
     <w:name w:val="Grid Table 6 Colorful - Accent 1"/>
-    <w:basedOn w:val="665"/>
+    <w:basedOn w:val="887"/>
     <w:uiPriority w:val="99"/>
     <w:pPr>
       <w:pBdr/>
@@ -11676,9 +14833,9 @@
       </w:tcPr>
     </w:tblStylePr>
   </w:style>
-  <w:style w:type="table" w:styleId="56">
+  <w:style w:type="table" w:styleId="745">
     <w:name w:val="Grid Table 6 Colorful - Accent 2"/>
-    <w:basedOn w:val="665"/>
+    <w:basedOn w:val="887"/>
     <w:uiPriority w:val="99"/>
     <w:pPr>
       <w:pBdr/>
@@ -11906,9 +15063,9 @@
       </w:tcPr>
     </w:tblStylePr>
   </w:style>
-  <w:style w:type="table" w:styleId="57">
+  <w:style w:type="table" w:styleId="746">
     <w:name w:val="Grid Table 6 Colorful - Accent 3"/>
-    <w:basedOn w:val="665"/>
+    <w:basedOn w:val="887"/>
     <w:uiPriority w:val="99"/>
     <w:pPr>
       <w:pBdr/>
@@ -12136,9 +15293,9 @@
       </w:tcPr>
     </w:tblStylePr>
   </w:style>
-  <w:style w:type="table" w:styleId="58">
+  <w:style w:type="table" w:styleId="747">
     <w:name w:val="Grid Table 6 Colorful - Accent 4"/>
-    <w:basedOn w:val="665"/>
+    <w:basedOn w:val="887"/>
     <w:uiPriority w:val="99"/>
     <w:pPr>
       <w:pBdr/>
@@ -12366,9 +15523,9 @@
       </w:tcPr>
     </w:tblStylePr>
   </w:style>
-  <w:style w:type="table" w:styleId="59">
+  <w:style w:type="table" w:styleId="748">
     <w:name w:val="Grid Table 6 Colorful - Accent 5"/>
-    <w:basedOn w:val="665"/>
+    <w:basedOn w:val="887"/>
     <w:uiPriority w:val="99"/>
     <w:pPr>
       <w:pBdr/>
@@ -12596,9 +15753,9 @@
       </w:tcPr>
     </w:tblStylePr>
   </w:style>
-  <w:style w:type="table" w:styleId="60">
+  <w:style w:type="table" w:styleId="749">
     <w:name w:val="Grid Table 6 Colorful - Accent 6"/>
-    <w:basedOn w:val="665"/>
+    <w:basedOn w:val="887"/>
     <w:uiPriority w:val="99"/>
     <w:pPr>
       <w:pBdr/>
@@ -12826,9 +15983,9 @@
       </w:tcPr>
     </w:tblStylePr>
   </w:style>
-  <w:style w:type="table" w:styleId="61">
+  <w:style w:type="table" w:styleId="750">
     <w:name w:val="Grid Table 7 Colorful"/>
-    <w:basedOn w:val="665"/>
+    <w:basedOn w:val="887"/>
     <w:uiPriority w:val="99"/>
     <w:pPr>
       <w:pBdr/>
@@ -12930,11 +16087,11 @@
         <w:tblBorders/>
       </w:tblPr>
       <w:tcPr>
-        <w:shd w:color="ffffff"/>
+        <w:shd w:val="clear" w:color="ffffff"/>
         <w:tcBorders>
-          <w:top w:val="none"/>
-          <w:left w:val="none"/>
-          <w:bottom w:val="none"/>
+          <w:top w:val="none" w:color="000000" w:sz="4" w:space="0"/>
+          <w:left w:val="none" w:color="000000" w:sz="4" w:space="0"/>
+          <w:bottom w:val="none" w:color="000000" w:sz="4" w:space="0"/>
           <w:right w:val="single" w:color="000000" w:themeColor="text1" w:themeTint="80" w:sz="4" w:space="0"/>
         </w:tcBorders>
       </w:tcPr>
@@ -12957,10 +16114,10 @@
       <w:tcPr>
         <w:shd w:val="clear" w:color="ffffff" w:themeColor="light1" w:fill="ffffff" w:themeFill="light1"/>
         <w:tcBorders>
-          <w:top w:val="none"/>
-          <w:left w:val="none"/>
+          <w:top w:val="none" w:color="000000" w:sz="4" w:space="0"/>
+          <w:left w:val="none" w:color="000000" w:sz="4" w:space="0"/>
           <w:bottom w:val="single" w:color="000000" w:themeColor="text1" w:themeTint="80" w:sz="4" w:space="0"/>
-          <w:right w:val="none"/>
+          <w:right w:val="none" w:color="000000" w:sz="4" w:space="0"/>
         </w:tcBorders>
       </w:tcPr>
     </w:tblStylePr>
@@ -12980,12 +16137,12 @@
         <w:tblBorders/>
       </w:tblPr>
       <w:tcPr>
-        <w:shd w:color="ffffff"/>
+        <w:shd w:val="clear" w:color="ffffff"/>
         <w:tcBorders>
-          <w:top w:val="none"/>
+          <w:top w:val="none" w:color="000000" w:sz="4" w:space="0"/>
           <w:left w:val="single" w:color="000000" w:themeColor="text1" w:themeTint="80" w:sz="4" w:space="0"/>
-          <w:bottom w:val="none"/>
-          <w:right w:val="none"/>
+          <w:bottom w:val="none" w:color="000000" w:sz="4" w:space="0"/>
+          <w:right w:val="none" w:color="000000" w:sz="4" w:space="0"/>
         </w:tcBorders>
       </w:tcPr>
     </w:tblStylePr>
@@ -13008,9 +16165,9 @@
         <w:shd w:val="clear" w:color="ffffff" w:themeColor="light1" w:fill="ffffff" w:themeFill="light1"/>
         <w:tcBorders>
           <w:top w:val="single" w:color="000000" w:themeColor="text1" w:themeTint="80" w:sz="4" w:space="0"/>
-          <w:left w:val="none"/>
-          <w:bottom w:val="none"/>
-          <w:right w:val="none"/>
+          <w:left w:val="none" w:color="000000" w:sz="4" w:space="0"/>
+          <w:bottom w:val="none" w:color="000000" w:sz="4" w:space="0"/>
+          <w:right w:val="none" w:color="000000" w:sz="4" w:space="0"/>
         </w:tcBorders>
       </w:tcPr>
     </w:tblStylePr>
@@ -13080,9 +16237,9 @@
       </w:tcPr>
     </w:tblStylePr>
   </w:style>
-  <w:style w:type="table" w:styleId="62">
+  <w:style w:type="table" w:styleId="751">
     <w:name w:val="Grid Table 7 Colorful - Accent 1"/>
-    <w:basedOn w:val="665"/>
+    <w:basedOn w:val="887"/>
     <w:uiPriority w:val="99"/>
     <w:pPr>
       <w:pBdr/>
@@ -13184,11 +16341,11 @@
         <w:tblBorders/>
       </w:tblPr>
       <w:tcPr>
-        <w:shd w:color="ffffff"/>
+        <w:shd w:val="clear" w:color="ffffff"/>
         <w:tcBorders>
-          <w:top w:val="none"/>
-          <w:left w:val="none"/>
-          <w:bottom w:val="none"/>
+          <w:top w:val="none" w:color="000000" w:sz="4" w:space="0"/>
+          <w:left w:val="none" w:color="000000" w:sz="4" w:space="0"/>
+          <w:bottom w:val="none" w:color="000000" w:sz="4" w:space="0"/>
           <w:right w:val="single" w:color="000000" w:themeColor="accent1" w:themeTint="80" w:sz="4" w:space="0"/>
         </w:tcBorders>
       </w:tcPr>
@@ -13211,10 +16368,10 @@
       <w:tcPr>
         <w:shd w:val="clear" w:color="ffffff" w:themeColor="light1" w:fill="ffffff" w:themeFill="light1"/>
         <w:tcBorders>
-          <w:top w:val="none"/>
-          <w:left w:val="none"/>
+          <w:top w:val="none" w:color="000000" w:sz="4" w:space="0"/>
+          <w:left w:val="none" w:color="000000" w:sz="4" w:space="0"/>
           <w:bottom w:val="single" w:color="000000" w:themeColor="accent1" w:themeTint="80" w:sz="4" w:space="0"/>
-          <w:right w:val="none"/>
+          <w:right w:val="none" w:color="000000" w:sz="4" w:space="0"/>
         </w:tcBorders>
       </w:tcPr>
     </w:tblStylePr>
@@ -13234,12 +16391,12 @@
         <w:tblBorders/>
       </w:tblPr>
       <w:tcPr>
-        <w:shd w:color="ffffff"/>
+        <w:shd w:val="clear" w:color="ffffff"/>
         <w:tcBorders>
-          <w:top w:val="none"/>
+          <w:top w:val="none" w:color="000000" w:sz="4" w:space="0"/>
           <w:left w:val="single" w:color="000000" w:themeColor="accent1" w:themeTint="80" w:sz="4" w:space="0"/>
-          <w:bottom w:val="none"/>
-          <w:right w:val="none"/>
+          <w:bottom w:val="none" w:color="000000" w:sz="4" w:space="0"/>
+          <w:right w:val="none" w:color="000000" w:sz="4" w:space="0"/>
         </w:tcBorders>
       </w:tcPr>
     </w:tblStylePr>
@@ -13262,9 +16419,9 @@
         <w:shd w:val="clear" w:color="ffffff" w:themeColor="light1" w:fill="ffffff" w:themeFill="light1"/>
         <w:tcBorders>
           <w:top w:val="single" w:color="000000" w:themeColor="accent1" w:themeTint="80" w:sz="4" w:space="0"/>
-          <w:left w:val="none"/>
-          <w:bottom w:val="none"/>
-          <w:right w:val="none"/>
+          <w:left w:val="none" w:color="000000" w:sz="4" w:space="0"/>
+          <w:bottom w:val="none" w:color="000000" w:sz="4" w:space="0"/>
+          <w:right w:val="none" w:color="000000" w:sz="4" w:space="0"/>
         </w:tcBorders>
       </w:tcPr>
     </w:tblStylePr>
@@ -13334,9 +16491,9 @@
       </w:tcPr>
     </w:tblStylePr>
   </w:style>
-  <w:style w:type="table" w:styleId="63">
+  <w:style w:type="table" w:styleId="752">
     <w:name w:val="Grid Table 7 Colorful - Accent 2"/>
-    <w:basedOn w:val="665"/>
+    <w:basedOn w:val="887"/>
     <w:uiPriority w:val="99"/>
     <w:pPr>
       <w:pBdr/>
@@ -13438,11 +16595,11 @@
         <w:tblBorders/>
       </w:tblPr>
       <w:tcPr>
-        <w:shd w:color="ffffff"/>
+        <w:shd w:val="clear" w:color="ffffff"/>
         <w:tcBorders>
-          <w:top w:val="none"/>
-          <w:left w:val="none"/>
-          <w:bottom w:val="none"/>
+          <w:top w:val="none" w:color="000000" w:sz="4" w:space="0"/>
+          <w:left w:val="none" w:color="000000" w:sz="4" w:space="0"/>
+          <w:bottom w:val="none" w:color="000000" w:sz="4" w:space="0"/>
           <w:right w:val="single" w:color="000000" w:themeColor="accent2" w:themeTint="97" w:sz="4" w:space="0"/>
         </w:tcBorders>
       </w:tcPr>
@@ -13465,10 +16622,10 @@
       <w:tcPr>
         <w:shd w:val="clear" w:color="ffffff" w:themeColor="light1" w:fill="ffffff" w:themeFill="light1"/>
         <w:tcBorders>
-          <w:top w:val="none"/>
-          <w:left w:val="none"/>
+          <w:top w:val="none" w:color="000000" w:sz="4" w:space="0"/>
+          <w:left w:val="none" w:color="000000" w:sz="4" w:space="0"/>
           <w:bottom w:val="single" w:color="000000" w:themeColor="accent2" w:themeTint="97" w:sz="4" w:space="0"/>
-          <w:right w:val="none"/>
+          <w:right w:val="none" w:color="000000" w:sz="4" w:space="0"/>
         </w:tcBorders>
       </w:tcPr>
     </w:tblStylePr>
@@ -13488,12 +16645,12 @@
         <w:tblBorders/>
       </w:tblPr>
       <w:tcPr>
-        <w:shd w:color="ffffff"/>
+        <w:shd w:val="clear" w:color="ffffff"/>
         <w:tcBorders>
-          <w:top w:val="none"/>
+          <w:top w:val="none" w:color="000000" w:sz="4" w:space="0"/>
           <w:left w:val="single" w:color="000000" w:themeColor="accent2" w:themeTint="97" w:sz="4" w:space="0"/>
-          <w:bottom w:val="none"/>
-          <w:right w:val="none"/>
+          <w:bottom w:val="none" w:color="000000" w:sz="4" w:space="0"/>
+          <w:right w:val="none" w:color="000000" w:sz="4" w:space="0"/>
         </w:tcBorders>
       </w:tcPr>
     </w:tblStylePr>
@@ -13516,9 +16673,9 @@
         <w:shd w:val="clear" w:color="ffffff" w:themeColor="light1" w:fill="ffffff" w:themeFill="light1"/>
         <w:tcBorders>
           <w:top w:val="single" w:color="000000" w:themeColor="accent2" w:themeTint="97" w:sz="4" w:space="0"/>
-          <w:left w:val="none"/>
-          <w:bottom w:val="none"/>
-          <w:right w:val="none"/>
+          <w:left w:val="none" w:color="000000" w:sz="4" w:space="0"/>
+          <w:bottom w:val="none" w:color="000000" w:sz="4" w:space="0"/>
+          <w:right w:val="none" w:color="000000" w:sz="4" w:space="0"/>
         </w:tcBorders>
       </w:tcPr>
     </w:tblStylePr>
@@ -13588,9 +16745,9 @@
       </w:tcPr>
     </w:tblStylePr>
   </w:style>
-  <w:style w:type="table" w:styleId="64">
+  <w:style w:type="table" w:styleId="753">
     <w:name w:val="Grid Table 7 Colorful - Accent 3"/>
-    <w:basedOn w:val="665"/>
+    <w:basedOn w:val="887"/>
     <w:uiPriority w:val="99"/>
     <w:pPr>
       <w:pBdr/>
@@ -13692,11 +16849,11 @@
         <w:tblBorders/>
       </w:tblPr>
       <w:tcPr>
-        <w:shd w:color="ffffff"/>
+        <w:shd w:val="clear" w:color="ffffff"/>
         <w:tcBorders>
-          <w:top w:val="none"/>
-          <w:left w:val="none"/>
-          <w:bottom w:val="none"/>
+          <w:top w:val="none" w:color="000000" w:sz="4" w:space="0"/>
+          <w:left w:val="none" w:color="000000" w:sz="4" w:space="0"/>
+          <w:bottom w:val="none" w:color="000000" w:sz="4" w:space="0"/>
           <w:right w:val="single" w:color="000000" w:themeColor="accent3" w:themeTint="FE" w:sz="4" w:space="0"/>
         </w:tcBorders>
       </w:tcPr>
@@ -13719,10 +16876,10 @@
       <w:tcPr>
         <w:shd w:val="clear" w:color="ffffff" w:themeColor="light1" w:fill="ffffff" w:themeFill="light1"/>
         <w:tcBorders>
-          <w:top w:val="none"/>
-          <w:left w:val="none"/>
+          <w:top w:val="none" w:color="000000" w:sz="4" w:space="0"/>
+          <w:left w:val="none" w:color="000000" w:sz="4" w:space="0"/>
           <w:bottom w:val="single" w:color="000000" w:themeColor="accent3" w:themeTint="FE" w:sz="4" w:space="0"/>
-          <w:right w:val="none"/>
+          <w:right w:val="none" w:color="000000" w:sz="4" w:space="0"/>
         </w:tcBorders>
       </w:tcPr>
     </w:tblStylePr>
@@ -13742,12 +16899,12 @@
         <w:tblBorders/>
       </w:tblPr>
       <w:tcPr>
-        <w:shd w:color="ffffff"/>
+        <w:shd w:val="clear" w:color="ffffff"/>
         <w:tcBorders>
-          <w:top w:val="none"/>
+          <w:top w:val="none" w:color="000000" w:sz="4" w:space="0"/>
           <w:left w:val="single" w:color="000000" w:themeColor="accent3" w:themeTint="FE" w:sz="4" w:space="0"/>
-          <w:bottom w:val="none"/>
-          <w:right w:val="none"/>
+          <w:bottom w:val="none" w:color="000000" w:sz="4" w:space="0"/>
+          <w:right w:val="none" w:color="000000" w:sz="4" w:space="0"/>
         </w:tcBorders>
       </w:tcPr>
     </w:tblStylePr>
@@ -13770,9 +16927,9 @@
         <w:shd w:val="clear" w:color="ffffff" w:themeColor="light1" w:fill="ffffff" w:themeFill="light1"/>
         <w:tcBorders>
           <w:top w:val="single" w:color="000000" w:themeColor="accent3" w:themeTint="FE" w:sz="4" w:space="0"/>
-          <w:left w:val="none"/>
-          <w:bottom w:val="none"/>
-          <w:right w:val="none"/>
+          <w:left w:val="none" w:color="000000" w:sz="4" w:space="0"/>
+          <w:bottom w:val="none" w:color="000000" w:sz="4" w:space="0"/>
+          <w:right w:val="none" w:color="000000" w:sz="4" w:space="0"/>
         </w:tcBorders>
       </w:tcPr>
     </w:tblStylePr>
@@ -13842,9 +16999,9 @@
       </w:tcPr>
     </w:tblStylePr>
   </w:style>
-  <w:style w:type="table" w:styleId="65">
+  <w:style w:type="table" w:styleId="754">
     <w:name w:val="Grid Table 7 Colorful - Accent 4"/>
-    <w:basedOn w:val="665"/>
+    <w:basedOn w:val="887"/>
     <w:uiPriority w:val="99"/>
     <w:pPr>
       <w:pBdr/>
@@ -13946,11 +17103,11 @@
         <w:tblBorders/>
       </w:tblPr>
       <w:tcPr>
-        <w:shd w:color="ffffff"/>
+        <w:shd w:val="clear" w:color="ffffff"/>
         <w:tcBorders>
-          <w:top w:val="none"/>
-          <w:left w:val="none"/>
-          <w:bottom w:val="none"/>
+          <w:top w:val="none" w:color="000000" w:sz="4" w:space="0"/>
+          <w:left w:val="none" w:color="000000" w:sz="4" w:space="0"/>
+          <w:bottom w:val="none" w:color="000000" w:sz="4" w:space="0"/>
           <w:right w:val="single" w:color="000000" w:themeColor="accent4" w:themeTint="9A" w:sz="4" w:space="0"/>
         </w:tcBorders>
       </w:tcPr>
@@ -13973,10 +17130,10 @@
       <w:tcPr>
         <w:shd w:val="clear" w:color="ffffff" w:themeColor="light1" w:fill="ffffff" w:themeFill="light1"/>
         <w:tcBorders>
-          <w:top w:val="none"/>
-          <w:left w:val="none"/>
+          <w:top w:val="none" w:color="000000" w:sz="4" w:space="0"/>
+          <w:left w:val="none" w:color="000000" w:sz="4" w:space="0"/>
           <w:bottom w:val="single" w:color="000000" w:themeColor="accent4" w:themeTint="9A" w:sz="4" w:space="0"/>
-          <w:right w:val="none"/>
+          <w:right w:val="none" w:color="000000" w:sz="4" w:space="0"/>
         </w:tcBorders>
       </w:tcPr>
     </w:tblStylePr>
@@ -13996,12 +17153,12 @@
         <w:tblBorders/>
       </w:tblPr>
       <w:tcPr>
-        <w:shd w:color="ffffff"/>
+        <w:shd w:val="clear" w:color="ffffff"/>
         <w:tcBorders>
-          <w:top w:val="none"/>
+          <w:top w:val="none" w:color="000000" w:sz="4" w:space="0"/>
           <w:left w:val="single" w:color="000000" w:themeColor="accent4" w:themeTint="9A" w:sz="4" w:space="0"/>
-          <w:bottom w:val="none"/>
-          <w:right w:val="none"/>
+          <w:bottom w:val="none" w:color="000000" w:sz="4" w:space="0"/>
+          <w:right w:val="none" w:color="000000" w:sz="4" w:space="0"/>
         </w:tcBorders>
       </w:tcPr>
     </w:tblStylePr>
@@ -14024,9 +17181,9 @@
         <w:shd w:val="clear" w:color="ffffff" w:themeColor="light1" w:fill="ffffff" w:themeFill="light1"/>
         <w:tcBorders>
           <w:top w:val="single" w:color="000000" w:themeColor="accent4" w:themeTint="9A" w:sz="4" w:space="0"/>
-          <w:left w:val="none"/>
-          <w:bottom w:val="none"/>
-          <w:right w:val="none"/>
+          <w:left w:val="none" w:color="000000" w:sz="4" w:space="0"/>
+          <w:bottom w:val="none" w:color="000000" w:sz="4" w:space="0"/>
+          <w:right w:val="none" w:color="000000" w:sz="4" w:space="0"/>
         </w:tcBorders>
       </w:tcPr>
     </w:tblStylePr>
@@ -14096,9 +17253,9 @@
       </w:tcPr>
     </w:tblStylePr>
   </w:style>
-  <w:style w:type="table" w:styleId="66">
+  <w:style w:type="table" w:styleId="755">
     <w:name w:val="Grid Table 7 Colorful - Accent 5"/>
-    <w:basedOn w:val="665"/>
+    <w:basedOn w:val="887"/>
     <w:uiPriority w:val="99"/>
     <w:pPr>
       <w:pBdr/>
@@ -14200,11 +17357,11 @@
         <w:tblBorders/>
       </w:tblPr>
       <w:tcPr>
-        <w:shd w:color="ffffff"/>
+        <w:shd w:val="clear" w:color="ffffff"/>
         <w:tcBorders>
-          <w:top w:val="none"/>
-          <w:left w:val="none"/>
-          <w:bottom w:val="none"/>
+          <w:top w:val="none" w:color="000000" w:sz="4" w:space="0"/>
+          <w:left w:val="none" w:color="000000" w:sz="4" w:space="0"/>
+          <w:bottom w:val="none" w:color="000000" w:sz="4" w:space="0"/>
           <w:right w:val="single" w:color="000000" w:themeColor="accent5" w:themeTint="90" w:sz="4" w:space="0"/>
         </w:tcBorders>
       </w:tcPr>
@@ -14227,10 +17384,10 @@
       <w:tcPr>
         <w:shd w:val="clear" w:color="ffffff" w:themeColor="light1" w:fill="ffffff" w:themeFill="light1"/>
         <w:tcBorders>
-          <w:top w:val="none"/>
-          <w:left w:val="none"/>
+          <w:top w:val="none" w:color="000000" w:sz="4" w:space="0"/>
+          <w:left w:val="none" w:color="000000" w:sz="4" w:space="0"/>
           <w:bottom w:val="single" w:color="000000" w:themeColor="accent5" w:themeTint="90" w:sz="4" w:space="0"/>
-          <w:right w:val="none"/>
+          <w:right w:val="none" w:color="000000" w:sz="4" w:space="0"/>
         </w:tcBorders>
       </w:tcPr>
     </w:tblStylePr>
@@ -14250,12 +17407,12 @@
         <w:tblBorders/>
       </w:tblPr>
       <w:tcPr>
-        <w:shd w:color="ffffff"/>
+        <w:shd w:val="clear" w:color="ffffff"/>
         <w:tcBorders>
-          <w:top w:val="none"/>
+          <w:top w:val="none" w:color="000000" w:sz="4" w:space="0"/>
           <w:left w:val="single" w:color="000000" w:themeColor="accent5" w:themeTint="90" w:sz="4" w:space="0"/>
-          <w:bottom w:val="none"/>
-          <w:right w:val="none"/>
+          <w:bottom w:val="none" w:color="000000" w:sz="4" w:space="0"/>
+          <w:right w:val="none" w:color="000000" w:sz="4" w:space="0"/>
         </w:tcBorders>
       </w:tcPr>
     </w:tblStylePr>
@@ -14278,9 +17435,9 @@
         <w:shd w:val="clear" w:color="ffffff" w:themeColor="light1" w:fill="ffffff" w:themeFill="light1"/>
         <w:tcBorders>
           <w:top w:val="single" w:color="000000" w:themeColor="accent5" w:themeTint="90" w:sz="4" w:space="0"/>
-          <w:left w:val="none"/>
-          <w:bottom w:val="none"/>
-          <w:right w:val="none"/>
+          <w:left w:val="none" w:color="000000" w:sz="4" w:space="0"/>
+          <w:bottom w:val="none" w:color="000000" w:sz="4" w:space="0"/>
+          <w:right w:val="none" w:color="000000" w:sz="4" w:space="0"/>
         </w:tcBorders>
       </w:tcPr>
     </w:tblStylePr>
@@ -14350,9 +17507,9 @@
       </w:tcPr>
     </w:tblStylePr>
   </w:style>
-  <w:style w:type="table" w:styleId="67">
+  <w:style w:type="table" w:styleId="756">
     <w:name w:val="Grid Table 7 Colorful - Accent 6"/>
-    <w:basedOn w:val="665"/>
+    <w:basedOn w:val="887"/>
     <w:uiPriority w:val="99"/>
     <w:pPr>
       <w:pBdr/>
@@ -14454,11 +17611,11 @@
         <w:tblBorders/>
       </w:tblPr>
       <w:tcPr>
-        <w:shd w:color="ffffff"/>
+        <w:shd w:val="clear" w:color="ffffff"/>
         <w:tcBorders>
-          <w:top w:val="none"/>
-          <w:left w:val="none"/>
-          <w:bottom w:val="none"/>
+          <w:top w:val="none" w:color="000000" w:sz="4" w:space="0"/>
+          <w:left w:val="none" w:color="000000" w:sz="4" w:space="0"/>
+          <w:bottom w:val="none" w:color="000000" w:sz="4" w:space="0"/>
           <w:right w:val="single" w:color="000000" w:themeColor="accent6" w:themeTint="90" w:sz="4" w:space="0"/>
         </w:tcBorders>
       </w:tcPr>
@@ -14481,10 +17638,10 @@
       <w:tcPr>
         <w:shd w:val="clear" w:color="ffffff" w:themeColor="light1" w:fill="ffffff" w:themeFill="light1"/>
         <w:tcBorders>
-          <w:top w:val="none"/>
-          <w:left w:val="none"/>
+          <w:top w:val="none" w:color="000000" w:sz="4" w:space="0"/>
+          <w:left w:val="none" w:color="000000" w:sz="4" w:space="0"/>
           <w:bottom w:val="single" w:color="000000" w:themeColor="accent6" w:themeTint="90" w:sz="4" w:space="0"/>
-          <w:right w:val="none"/>
+          <w:right w:val="none" w:color="000000" w:sz="4" w:space="0"/>
         </w:tcBorders>
       </w:tcPr>
     </w:tblStylePr>
@@ -14504,12 +17661,12 @@
         <w:tblBorders/>
       </w:tblPr>
       <w:tcPr>
-        <w:shd w:color="ffffff"/>
+        <w:shd w:val="clear" w:color="ffffff"/>
         <w:tcBorders>
-          <w:top w:val="none"/>
+          <w:top w:val="none" w:color="000000" w:sz="4" w:space="0"/>
           <w:left w:val="single" w:color="000000" w:themeColor="accent6" w:themeTint="90" w:sz="4" w:space="0"/>
-          <w:bottom w:val="none"/>
-          <w:right w:val="none"/>
+          <w:bottom w:val="none" w:color="000000" w:sz="4" w:space="0"/>
+          <w:right w:val="none" w:color="000000" w:sz="4" w:space="0"/>
         </w:tcBorders>
       </w:tcPr>
     </w:tblStylePr>
@@ -14532,9 +17689,9 @@
         <w:shd w:val="clear" w:color="ffffff" w:themeColor="light1" w:fill="ffffff" w:themeFill="light1"/>
         <w:tcBorders>
           <w:top w:val="single" w:color="000000" w:themeColor="accent6" w:themeTint="90" w:sz="4" w:space="0"/>
-          <w:left w:val="none"/>
-          <w:bottom w:val="none"/>
-          <w:right w:val="none"/>
+          <w:left w:val="none" w:color="000000" w:sz="4" w:space="0"/>
+          <w:bottom w:val="none" w:color="000000" w:sz="4" w:space="0"/>
+          <w:right w:val="none" w:color="000000" w:sz="4" w:space="0"/>
         </w:tcBorders>
       </w:tcPr>
     </w:tblStylePr>
@@ -14604,9 +17761,9 @@
       </w:tcPr>
     </w:tblStylePr>
   </w:style>
-  <w:style w:type="table" w:styleId="68">
+  <w:style w:type="table" w:styleId="757">
     <w:name w:val="List Table 1 Light"/>
-    <w:basedOn w:val="665"/>
+    <w:basedOn w:val="887"/>
     <w:uiPriority w:val="99"/>
     <w:pPr>
       <w:pBdr/>
@@ -14820,9 +17977,9 @@
       </w:tcPr>
     </w:tblStylePr>
   </w:style>
-  <w:style w:type="table" w:styleId="69">
+  <w:style w:type="table" w:styleId="758">
     <w:name w:val="List Table 1 Light - Accent 1"/>
-    <w:basedOn w:val="665"/>
+    <w:basedOn w:val="887"/>
     <w:uiPriority w:val="99"/>
     <w:pPr>
       <w:pBdr/>
@@ -15036,9 +18193,9 @@
       </w:tcPr>
     </w:tblStylePr>
   </w:style>
-  <w:style w:type="table" w:styleId="70">
+  <w:style w:type="table" w:styleId="759">
     <w:name w:val="List Table 1 Light - Accent 2"/>
-    <w:basedOn w:val="665"/>
+    <w:basedOn w:val="887"/>
     <w:uiPriority w:val="99"/>
     <w:pPr>
       <w:pBdr/>
@@ -15252,9 +18409,9 @@
       </w:tcPr>
     </w:tblStylePr>
   </w:style>
-  <w:style w:type="table" w:styleId="71">
+  <w:style w:type="table" w:styleId="760">
     <w:name w:val="List Table 1 Light - Accent 3"/>
-    <w:basedOn w:val="665"/>
+    <w:basedOn w:val="887"/>
     <w:uiPriority w:val="99"/>
     <w:pPr>
       <w:pBdr/>
@@ -15468,9 +18625,9 @@
       </w:tcPr>
     </w:tblStylePr>
   </w:style>
-  <w:style w:type="table" w:styleId="72">
+  <w:style w:type="table" w:styleId="761">
     <w:name w:val="List Table 1 Light - Accent 4"/>
-    <w:basedOn w:val="665"/>
+    <w:basedOn w:val="887"/>
     <w:uiPriority w:val="99"/>
     <w:pPr>
       <w:pBdr/>
@@ -15684,9 +18841,9 @@
       </w:tcPr>
     </w:tblStylePr>
   </w:style>
-  <w:style w:type="table" w:styleId="73">
+  <w:style w:type="table" w:styleId="762">
     <w:name w:val="List Table 1 Light - Accent 5"/>
-    <w:basedOn w:val="665"/>
+    <w:basedOn w:val="887"/>
     <w:uiPriority w:val="99"/>
     <w:pPr>
       <w:pBdr/>
@@ -15900,9 +19057,9 @@
       </w:tcPr>
     </w:tblStylePr>
   </w:style>
-  <w:style w:type="table" w:styleId="74">
+  <w:style w:type="table" w:styleId="763">
     <w:name w:val="List Table 1 Light - Accent 6"/>
-    <w:basedOn w:val="665"/>
+    <w:basedOn w:val="887"/>
     <w:uiPriority w:val="99"/>
     <w:pPr>
       <w:pBdr/>
@@ -16116,9 +19273,9 @@
       </w:tcPr>
     </w:tblStylePr>
   </w:style>
-  <w:style w:type="table" w:styleId="75">
+  <w:style w:type="table" w:styleId="764">
     <w:name w:val="List Table 2"/>
-    <w:basedOn w:val="665"/>
+    <w:basedOn w:val="887"/>
     <w:uiPriority w:val="99"/>
     <w:pPr>
       <w:pBdr/>
@@ -16354,9 +19511,9 @@
       </w:tcPr>
     </w:tblStylePr>
   </w:style>
-  <w:style w:type="table" w:styleId="76">
+  <w:style w:type="table" w:styleId="765">
     <w:name w:val="List Table 2 - Accent 1"/>
-    <w:basedOn w:val="665"/>
+    <w:basedOn w:val="887"/>
     <w:uiPriority w:val="99"/>
     <w:pPr>
       <w:pBdr/>
@@ -16592,9 +19749,9 @@
       </w:tcPr>
     </w:tblStylePr>
   </w:style>
-  <w:style w:type="table" w:styleId="77">
+  <w:style w:type="table" w:styleId="766">
     <w:name w:val="List Table 2 - Accent 2"/>
-    <w:basedOn w:val="665"/>
+    <w:basedOn w:val="887"/>
     <w:uiPriority w:val="99"/>
     <w:pPr>
       <w:pBdr/>
@@ -16830,9 +19987,9 @@
       </w:tcPr>
     </w:tblStylePr>
   </w:style>
-  <w:style w:type="table" w:styleId="78">
+  <w:style w:type="table" w:styleId="767">
     <w:name w:val="List Table 2 - Accent 3"/>
-    <w:basedOn w:val="665"/>
+    <w:basedOn w:val="887"/>
     <w:uiPriority w:val="99"/>
     <w:pPr>
       <w:pBdr/>
@@ -17068,9 +20225,9 @@
       </w:tcPr>
     </w:tblStylePr>
   </w:style>
-  <w:style w:type="table" w:styleId="79">
+  <w:style w:type="table" w:styleId="768">
     <w:name w:val="List Table 2 - Accent 4"/>
-    <w:basedOn w:val="665"/>
+    <w:basedOn w:val="887"/>
     <w:uiPriority w:val="99"/>
     <w:pPr>
       <w:pBdr/>
@@ -17306,9 +20463,9 @@
       </w:tcPr>
     </w:tblStylePr>
   </w:style>
-  <w:style w:type="table" w:styleId="80">
+  <w:style w:type="table" w:styleId="769">
     <w:name w:val="List Table 2 - Accent 5"/>
-    <w:basedOn w:val="665"/>
+    <w:basedOn w:val="887"/>
     <w:uiPriority w:val="99"/>
     <w:pPr>
       <w:pBdr/>
@@ -17544,9 +20701,9 @@
       </w:tcPr>
     </w:tblStylePr>
   </w:style>
-  <w:style w:type="table" w:styleId="81">
+  <w:style w:type="table" w:styleId="770">
     <w:name w:val="List Table 2 - Accent 6"/>
-    <w:basedOn w:val="665"/>
+    <w:basedOn w:val="887"/>
     <w:uiPriority w:val="99"/>
     <w:pPr>
       <w:pBdr/>
@@ -17782,9 +20939,9 @@
       </w:tcPr>
     </w:tblStylePr>
   </w:style>
-  <w:style w:type="table" w:styleId="82">
+  <w:style w:type="table" w:styleId="771">
     <w:name w:val="List Table 3"/>
-    <w:basedOn w:val="665"/>
+    <w:basedOn w:val="887"/>
     <w:uiPriority w:val="99"/>
     <w:pPr>
       <w:pBdr/>
@@ -18010,9 +21167,9 @@
       </w:tcPr>
     </w:tblStylePr>
   </w:style>
-  <w:style w:type="table" w:styleId="83">
+  <w:style w:type="table" w:styleId="772">
     <w:name w:val="List Table 3 - Accent 1"/>
-    <w:basedOn w:val="665"/>
+    <w:basedOn w:val="887"/>
     <w:uiPriority w:val="99"/>
     <w:pPr>
       <w:pBdr/>
@@ -18238,9 +21395,9 @@
       </w:tcPr>
     </w:tblStylePr>
   </w:style>
-  <w:style w:type="table" w:styleId="84">
+  <w:style w:type="table" w:styleId="773">
     <w:name w:val="List Table 3 - Accent 2"/>
-    <w:basedOn w:val="665"/>
+    <w:basedOn w:val="887"/>
     <w:uiPriority w:val="99"/>
     <w:pPr>
       <w:pBdr/>
@@ -18466,9 +21623,9 @@
       </w:tcPr>
     </w:tblStylePr>
   </w:style>
-  <w:style w:type="table" w:styleId="85">
+  <w:style w:type="table" w:styleId="774">
     <w:name w:val="List Table 3 - Accent 3"/>
-    <w:basedOn w:val="665"/>
+    <w:basedOn w:val="887"/>
     <w:uiPriority w:val="99"/>
     <w:pPr>
       <w:pBdr/>
@@ -18694,9 +21851,9 @@
       </w:tcPr>
     </w:tblStylePr>
   </w:style>
-  <w:style w:type="table" w:styleId="86">
+  <w:style w:type="table" w:styleId="775">
     <w:name w:val="List Table 3 - Accent 4"/>
-    <w:basedOn w:val="665"/>
+    <w:basedOn w:val="887"/>
     <w:uiPriority w:val="99"/>
     <w:pPr>
       <w:pBdr/>
@@ -18922,9 +22079,9 @@
       </w:tcPr>
     </w:tblStylePr>
   </w:style>
-  <w:style w:type="table" w:styleId="87">
+  <w:style w:type="table" w:styleId="776">
     <w:name w:val="List Table 3 - Accent 5"/>
-    <w:basedOn w:val="665"/>
+    <w:basedOn w:val="887"/>
     <w:uiPriority w:val="99"/>
     <w:pPr>
       <w:pBdr/>
@@ -19150,9 +22307,9 @@
       </w:tcPr>
     </w:tblStylePr>
   </w:style>
-  <w:style w:type="table" w:styleId="88">
+  <w:style w:type="table" w:styleId="777">
     <w:name w:val="List Table 3 - Accent 6"/>
-    <w:basedOn w:val="665"/>
+    <w:basedOn w:val="887"/>
     <w:uiPriority w:val="99"/>
     <w:pPr>
       <w:pBdr/>
@@ -19378,9 +22535,9 @@
       </w:tcPr>
     </w:tblStylePr>
   </w:style>
-  <w:style w:type="table" w:styleId="89">
+  <w:style w:type="table" w:styleId="778">
     <w:name w:val="List Table 4"/>
-    <w:basedOn w:val="665"/>
+    <w:basedOn w:val="887"/>
     <w:uiPriority w:val="99"/>
     <w:pPr>
       <w:pBdr/>
@@ -19603,9 +22760,9 @@
       </w:tcPr>
     </w:tblStylePr>
   </w:style>
-  <w:style w:type="table" w:styleId="90">
+  <w:style w:type="table" w:styleId="779">
     <w:name w:val="List Table 4 - Accent 1"/>
-    <w:basedOn w:val="665"/>
+    <w:basedOn w:val="887"/>
     <w:uiPriority w:val="99"/>
     <w:pPr>
       <w:pBdr/>
@@ -19828,9 +22985,9 @@
       </w:tcPr>
     </w:tblStylePr>
   </w:style>
-  <w:style w:type="table" w:styleId="91">
+  <w:style w:type="table" w:styleId="780">
     <w:name w:val="List Table 4 - Accent 2"/>
-    <w:basedOn w:val="665"/>
+    <w:basedOn w:val="887"/>
     <w:uiPriority w:val="99"/>
     <w:pPr>
       <w:pBdr/>
@@ -20053,9 +23210,9 @@
       </w:tcPr>
     </w:tblStylePr>
   </w:style>
-  <w:style w:type="table" w:styleId="92">
+  <w:style w:type="table" w:styleId="781">
     <w:name w:val="List Table 4 - Accent 3"/>
-    <w:basedOn w:val="665"/>
+    <w:basedOn w:val="887"/>
     <w:uiPriority w:val="99"/>
     <w:pPr>
       <w:pBdr/>
@@ -20278,9 +23435,9 @@
       </w:tcPr>
     </w:tblStylePr>
   </w:style>
-  <w:style w:type="table" w:styleId="93">
+  <w:style w:type="table" w:styleId="782">
     <w:name w:val="List Table 4 - Accent 4"/>
-    <w:basedOn w:val="665"/>
+    <w:basedOn w:val="887"/>
     <w:uiPriority w:val="99"/>
     <w:pPr>
       <w:pBdr/>
@@ -20503,9 +23660,9 @@
       </w:tcPr>
     </w:tblStylePr>
   </w:style>
-  <w:style w:type="table" w:styleId="94">
+  <w:style w:type="table" w:styleId="783">
     <w:name w:val="List Table 4 - Accent 5"/>
-    <w:basedOn w:val="665"/>
+    <w:basedOn w:val="887"/>
     <w:uiPriority w:val="99"/>
     <w:pPr>
       <w:pBdr/>
@@ -20728,9 +23885,9 @@
       </w:tcPr>
     </w:tblStylePr>
   </w:style>
-  <w:style w:type="table" w:styleId="95">
+  <w:style w:type="table" w:styleId="784">
     <w:name w:val="List Table 4 - Accent 6"/>
-    <w:basedOn w:val="665"/>
+    <w:basedOn w:val="887"/>
     <w:uiPriority w:val="99"/>
     <w:pPr>
       <w:pBdr/>
@@ -20953,9 +24110,9 @@
       </w:tcPr>
     </w:tblStylePr>
   </w:style>
-  <w:style w:type="table" w:styleId="96">
+  <w:style w:type="table" w:styleId="785">
     <w:name w:val="List Table 5 Dark"/>
-    <w:basedOn w:val="665"/>
+    <w:basedOn w:val="887"/>
     <w:uiPriority w:val="99"/>
     <w:pPr>
       <w:pBdr/>
@@ -21195,9 +24352,9 @@
       </w:tcPr>
     </w:tblStylePr>
   </w:style>
-  <w:style w:type="table" w:styleId="97">
+  <w:style w:type="table" w:styleId="786">
     <w:name w:val="List Table 5 Dark - Accent 1"/>
-    <w:basedOn w:val="665"/>
+    <w:basedOn w:val="887"/>
     <w:uiPriority w:val="99"/>
     <w:pPr>
       <w:pBdr/>
@@ -21437,9 +24594,9 @@
       </w:tcPr>
     </w:tblStylePr>
   </w:style>
-  <w:style w:type="table" w:styleId="98">
+  <w:style w:type="table" w:styleId="787">
     <w:name w:val="List Table 5 Dark - Accent 2"/>
-    <w:basedOn w:val="665"/>
+    <w:basedOn w:val="887"/>
     <w:uiPriority w:val="99"/>
     <w:pPr>
       <w:pBdr/>
@@ -21679,9 +24836,9 @@
       </w:tcPr>
     </w:tblStylePr>
   </w:style>
-  <w:style w:type="table" w:styleId="99">
+  <w:style w:type="table" w:styleId="788">
     <w:name w:val="List Table 5 Dark - Accent 3"/>
-    <w:basedOn w:val="665"/>
+    <w:basedOn w:val="887"/>
     <w:uiPriority w:val="99"/>
     <w:pPr>
       <w:pBdr/>
@@ -21921,9 +25078,9 @@
       </w:tcPr>
     </w:tblStylePr>
   </w:style>
-  <w:style w:type="table" w:styleId="100">
+  <w:style w:type="table" w:styleId="789">
     <w:name w:val="List Table 5 Dark - Accent 4"/>
-    <w:basedOn w:val="665"/>
+    <w:basedOn w:val="887"/>
     <w:uiPriority w:val="99"/>
     <w:pPr>
       <w:pBdr/>
@@ -22163,9 +25320,9 @@
       </w:tcPr>
     </w:tblStylePr>
   </w:style>
-  <w:style w:type="table" w:styleId="101">
+  <w:style w:type="table" w:styleId="790">
     <w:name w:val="List Table 5 Dark - Accent 5"/>
-    <w:basedOn w:val="665"/>
+    <w:basedOn w:val="887"/>
     <w:uiPriority w:val="99"/>
     <w:pPr>
       <w:pBdr/>
@@ -22405,9 +25562,9 @@
       </w:tcPr>
     </w:tblStylePr>
   </w:style>
-  <w:style w:type="table" w:styleId="102">
+  <w:style w:type="table" w:styleId="791">
     <w:name w:val="List Table 5 Dark - Accent 6"/>
-    <w:basedOn w:val="665"/>
+    <w:basedOn w:val="887"/>
     <w:uiPriority w:val="99"/>
     <w:pPr>
       <w:pBdr/>
@@ -22647,9 +25804,9 @@
       </w:tcPr>
     </w:tblStylePr>
   </w:style>
-  <w:style w:type="table" w:styleId="103">
+  <w:style w:type="table" w:styleId="792">
     <w:name w:val="List Table 6 Colorful"/>
-    <w:basedOn w:val="665"/>
+    <w:basedOn w:val="887"/>
     <w:uiPriority w:val="99"/>
     <w:pPr>
       <w:pBdr/>
@@ -22870,9 +26027,9 @@
       </w:tcPr>
     </w:tblStylePr>
   </w:style>
-  <w:style w:type="table" w:styleId="104">
+  <w:style w:type="table" w:styleId="793">
     <w:name w:val="List Table 6 Colorful - Accent 1"/>
-    <w:basedOn w:val="665"/>
+    <w:basedOn w:val="887"/>
     <w:uiPriority w:val="99"/>
     <w:pPr>
       <w:pBdr/>
@@ -23093,9 +26250,9 @@
       </w:tcPr>
     </w:tblStylePr>
   </w:style>
-  <w:style w:type="table" w:styleId="105">
+  <w:style w:type="table" w:styleId="794">
     <w:name w:val="List Table 6 Colorful - Accent 2"/>
-    <w:basedOn w:val="665"/>
+    <w:basedOn w:val="887"/>
     <w:uiPriority w:val="99"/>
     <w:pPr>
       <w:pBdr/>
@@ -23316,9 +26473,9 @@
       </w:tcPr>
     </w:tblStylePr>
   </w:style>
-  <w:style w:type="table" w:styleId="106">
+  <w:style w:type="table" w:styleId="795">
     <w:name w:val="List Table 6 Colorful - Accent 3"/>
-    <w:basedOn w:val="665"/>
+    <w:basedOn w:val="887"/>
     <w:uiPriority w:val="99"/>
     <w:pPr>
       <w:pBdr/>
@@ -23539,9 +26696,9 @@
       </w:tcPr>
     </w:tblStylePr>
   </w:style>
-  <w:style w:type="table" w:styleId="107">
+  <w:style w:type="table" w:styleId="796">
     <w:name w:val="List Table 6 Colorful - Accent 4"/>
-    <w:basedOn w:val="665"/>
+    <w:basedOn w:val="887"/>
     <w:uiPriority w:val="99"/>
     <w:pPr>
       <w:pBdr/>
@@ -23762,9 +26919,9 @@
       </w:tcPr>
     </w:tblStylePr>
   </w:style>
-  <w:style w:type="table" w:styleId="108">
+  <w:style w:type="table" w:styleId="797">
     <w:name w:val="List Table 6 Colorful - Accent 5"/>
-    <w:basedOn w:val="665"/>
+    <w:basedOn w:val="887"/>
     <w:uiPriority w:val="99"/>
     <w:pPr>
       <w:pBdr/>
@@ -23985,9 +27142,9 @@
       </w:tcPr>
     </w:tblStylePr>
   </w:style>
-  <w:style w:type="table" w:styleId="109">
+  <w:style w:type="table" w:styleId="798">
     <w:name w:val="List Table 6 Colorful - Accent 6"/>
-    <w:basedOn w:val="665"/>
+    <w:basedOn w:val="887"/>
     <w:uiPriority w:val="99"/>
     <w:pPr>
       <w:pBdr/>
@@ -24208,9 +27365,9 @@
       </w:tcPr>
     </w:tblStylePr>
   </w:style>
-  <w:style w:type="table" w:styleId="110">
+  <w:style w:type="table" w:styleId="799">
     <w:name w:val="List Table 7 Colorful"/>
-    <w:basedOn w:val="665"/>
+    <w:basedOn w:val="887"/>
     <w:uiPriority w:val="99"/>
     <w:pPr>
       <w:pBdr/>
@@ -24309,11 +27466,11 @@
         <w:tblBorders/>
       </w:tblPr>
       <w:tcPr>
-        <w:shd w:color="ffffff"/>
+        <w:shd w:val="clear" w:color="ffffff"/>
         <w:tcBorders>
-          <w:top w:val="none"/>
-          <w:left w:val="none"/>
-          <w:bottom w:val="none"/>
+          <w:top w:val="none" w:color="000000" w:sz="4" w:space="0"/>
+          <w:left w:val="none" w:color="000000" w:sz="4" w:space="0"/>
+          <w:bottom w:val="none" w:color="000000" w:sz="4" w:space="0"/>
           <w:right w:val="single" w:color="000000" w:themeColor="text1" w:themeTint="80" w:sz="4" w:space="0"/>
         </w:tcBorders>
       </w:tcPr>
@@ -24336,10 +27493,10 @@
       <w:tcPr>
         <w:shd w:val="clear" w:color="ffffff" w:themeColor="light1" w:fill="ffffff" w:themeFill="light1"/>
         <w:tcBorders>
-          <w:top w:val="none"/>
-          <w:left w:val="none"/>
+          <w:top w:val="none" w:color="000000" w:sz="4" w:space="0"/>
+          <w:left w:val="none" w:color="000000" w:sz="4" w:space="0"/>
           <w:bottom w:val="single" w:color="000000" w:themeColor="text1" w:themeTint="80" w:sz="4" w:space="0"/>
-          <w:right w:val="none"/>
+          <w:right w:val="none" w:color="000000" w:sz="4" w:space="0"/>
         </w:tcBorders>
       </w:tcPr>
     </w:tblStylePr>
@@ -24359,12 +27516,12 @@
         <w:tblBorders/>
       </w:tblPr>
       <w:tcPr>
-        <w:shd w:color="ffffff"/>
+        <w:shd w:val="clear" w:color="ffffff"/>
         <w:tcBorders>
-          <w:top w:val="none"/>
+          <w:top w:val="none" w:color="000000" w:sz="4" w:space="0"/>
           <w:left w:val="single" w:color="000000" w:themeColor="text1" w:themeTint="80" w:sz="4" w:space="0"/>
-          <w:bottom w:val="none"/>
-          <w:right w:val="none"/>
+          <w:bottom w:val="none" w:color="000000" w:sz="4" w:space="0"/>
+          <w:right w:val="none" w:color="000000" w:sz="4" w:space="0"/>
         </w:tcBorders>
       </w:tcPr>
     </w:tblStylePr>
@@ -24387,9 +27544,9 @@
         <w:shd w:val="clear" w:color="ffffff" w:themeColor="light1" w:fill="ffffff" w:themeFill="light1"/>
         <w:tcBorders>
           <w:top w:val="single" w:color="000000" w:themeColor="text1" w:themeTint="80" w:sz="4" w:space="0"/>
-          <w:left w:val="none"/>
-          <w:bottom w:val="none"/>
-          <w:right w:val="none"/>
+          <w:left w:val="none" w:color="000000" w:sz="4" w:space="0"/>
+          <w:bottom w:val="none" w:color="000000" w:sz="4" w:space="0"/>
+          <w:right w:val="none" w:color="000000" w:sz="4" w:space="0"/>
         </w:tcBorders>
       </w:tcPr>
     </w:tblStylePr>
@@ -24464,9 +27621,9 @@
       </w:tcPr>
     </w:tblStylePr>
   </w:style>
-  <w:style w:type="table" w:styleId="111">
+  <w:style w:type="table" w:styleId="800">
     <w:name w:val="List Table 7 Colorful - Accent 1"/>
-    <w:basedOn w:val="665"/>
+    <w:basedOn w:val="887"/>
     <w:uiPriority w:val="99"/>
     <w:pPr>
       <w:pBdr/>
@@ -24565,11 +27722,11 @@
         <w:tblBorders/>
       </w:tblPr>
       <w:tcPr>
-        <w:shd w:color="ffffff"/>
+        <w:shd w:val="clear" w:color="ffffff"/>
         <w:tcBorders>
-          <w:top w:val="none"/>
-          <w:left w:val="none"/>
-          <w:bottom w:val="none"/>
+          <w:top w:val="none" w:color="000000" w:sz="4" w:space="0"/>
+          <w:left w:val="none" w:color="000000" w:sz="4" w:space="0"/>
+          <w:bottom w:val="none" w:color="000000" w:sz="4" w:space="0"/>
           <w:right w:val="single" w:color="000000" w:themeColor="accent1" w:sz="4" w:space="0"/>
         </w:tcBorders>
       </w:tcPr>
@@ -24592,10 +27749,10 @@
       <w:tcPr>
         <w:shd w:val="clear" w:color="ffffff" w:themeColor="light1" w:fill="ffffff" w:themeFill="light1"/>
         <w:tcBorders>
-          <w:top w:val="none"/>
-          <w:left w:val="none"/>
+          <w:top w:val="none" w:color="000000" w:sz="4" w:space="0"/>
+          <w:left w:val="none" w:color="000000" w:sz="4" w:space="0"/>
           <w:bottom w:val="single" w:color="000000" w:themeColor="accent1" w:sz="4" w:space="0"/>
-          <w:right w:val="none"/>
+          <w:right w:val="none" w:color="000000" w:sz="4" w:space="0"/>
         </w:tcBorders>
       </w:tcPr>
     </w:tblStylePr>
@@ -24615,12 +27772,12 @@
         <w:tblBorders/>
       </w:tblPr>
       <w:tcPr>
-        <w:shd w:color="ffffff"/>
+        <w:shd w:val="clear" w:color="ffffff"/>
         <w:tcBorders>
-          <w:top w:val="none"/>
+          <w:top w:val="none" w:color="000000" w:sz="4" w:space="0"/>
           <w:left w:val="single" w:color="000000" w:themeColor="accent1" w:sz="4" w:space="0"/>
-          <w:bottom w:val="none"/>
-          <w:right w:val="none"/>
+          <w:bottom w:val="none" w:color="000000" w:sz="4" w:space="0"/>
+          <w:right w:val="none" w:color="000000" w:sz="4" w:space="0"/>
         </w:tcBorders>
       </w:tcPr>
     </w:tblStylePr>
@@ -24643,9 +27800,9 @@
         <w:shd w:val="clear" w:color="ffffff" w:themeColor="light1" w:fill="ffffff" w:themeFill="light1"/>
         <w:tcBorders>
           <w:top w:val="single" w:color="000000" w:themeColor="accent1" w:sz="4" w:space="0"/>
-          <w:left w:val="none"/>
-          <w:bottom w:val="none"/>
-          <w:right w:val="none"/>
+          <w:left w:val="none" w:color="000000" w:sz="4" w:space="0"/>
+          <w:bottom w:val="none" w:color="000000" w:sz="4" w:space="0"/>
+          <w:right w:val="none" w:color="000000" w:sz="4" w:space="0"/>
         </w:tcBorders>
       </w:tcPr>
     </w:tblStylePr>
@@ -24720,9 +27877,9 @@
       </w:tcPr>
     </w:tblStylePr>
   </w:style>
-  <w:style w:type="table" w:styleId="112">
+  <w:style w:type="table" w:styleId="801">
     <w:name w:val="List Table 7 Colorful - Accent 2"/>
-    <w:basedOn w:val="665"/>
+    <w:basedOn w:val="887"/>
     <w:uiPriority w:val="99"/>
     <w:pPr>
       <w:pBdr/>
@@ -24821,11 +27978,11 @@
         <w:tblBorders/>
       </w:tblPr>
       <w:tcPr>
-        <w:shd w:color="ffffff"/>
+        <w:shd w:val="clear" w:color="ffffff"/>
         <w:tcBorders>
-          <w:top w:val="none"/>
-          <w:left w:val="none"/>
-          <w:bottom w:val="none"/>
+          <w:top w:val="none" w:color="000000" w:sz="4" w:space="0"/>
+          <w:left w:val="none" w:color="000000" w:sz="4" w:space="0"/>
+          <w:bottom w:val="none" w:color="000000" w:sz="4" w:space="0"/>
           <w:right w:val="single" w:color="000000" w:themeColor="accent2" w:themeTint="97" w:sz="4" w:space="0"/>
         </w:tcBorders>
       </w:tcPr>
@@ -24848,10 +28005,10 @@
       <w:tcPr>
         <w:shd w:val="clear" w:color="ffffff" w:themeColor="light1" w:fill="ffffff" w:themeFill="light1"/>
         <w:tcBorders>
-          <w:top w:val="none"/>
-          <w:left w:val="none"/>
+          <w:top w:val="none" w:color="000000" w:sz="4" w:space="0"/>
+          <w:left w:val="none" w:color="000000" w:sz="4" w:space="0"/>
           <w:bottom w:val="single" w:color="000000" w:themeColor="accent2" w:themeTint="97" w:sz="4" w:space="0"/>
-          <w:right w:val="none"/>
+          <w:right w:val="none" w:color="000000" w:sz="4" w:space="0"/>
         </w:tcBorders>
       </w:tcPr>
     </w:tblStylePr>
@@ -24871,12 +28028,12 @@
         <w:tblBorders/>
       </w:tblPr>
       <w:tcPr>
-        <w:shd w:color="ffffff"/>
+        <w:shd w:val="clear" w:color="ffffff"/>
         <w:tcBorders>
-          <w:top w:val="none"/>
+          <w:top w:val="none" w:color="000000" w:sz="4" w:space="0"/>
           <w:left w:val="single" w:color="000000" w:themeColor="accent2" w:themeTint="97" w:sz="4" w:space="0"/>
-          <w:bottom w:val="none"/>
-          <w:right w:val="none"/>
+          <w:bottom w:val="none" w:color="000000" w:sz="4" w:space="0"/>
+          <w:right w:val="none" w:color="000000" w:sz="4" w:space="0"/>
         </w:tcBorders>
       </w:tcPr>
     </w:tblStylePr>
@@ -24899,9 +28056,9 @@
         <w:shd w:val="clear" w:color="ffffff" w:themeColor="light1" w:fill="ffffff" w:themeFill="light1"/>
         <w:tcBorders>
           <w:top w:val="single" w:color="000000" w:themeColor="accent2" w:themeTint="97" w:sz="4" w:space="0"/>
-          <w:left w:val="none"/>
-          <w:bottom w:val="none"/>
-          <w:right w:val="none"/>
+          <w:left w:val="none" w:color="000000" w:sz="4" w:space="0"/>
+          <w:bottom w:val="none" w:color="000000" w:sz="4" w:space="0"/>
+          <w:right w:val="none" w:color="000000" w:sz="4" w:space="0"/>
         </w:tcBorders>
       </w:tcPr>
     </w:tblStylePr>
@@ -24976,9 +28133,9 @@
       </w:tcPr>
     </w:tblStylePr>
   </w:style>
-  <w:style w:type="table" w:styleId="113">
+  <w:style w:type="table" w:styleId="802">
     <w:name w:val="List Table 7 Colorful - Accent 3"/>
-    <w:basedOn w:val="665"/>
+    <w:basedOn w:val="887"/>
     <w:uiPriority w:val="99"/>
     <w:pPr>
       <w:pBdr/>
@@ -25077,11 +28234,11 @@
         <w:tblBorders/>
       </w:tblPr>
       <w:tcPr>
-        <w:shd w:color="ffffff"/>
+        <w:shd w:val="clear" w:color="ffffff"/>
         <w:tcBorders>
-          <w:top w:val="none"/>
-          <w:left w:val="none"/>
-          <w:bottom w:val="none"/>
+          <w:top w:val="none" w:color="000000" w:sz="4" w:space="0"/>
+          <w:left w:val="none" w:color="000000" w:sz="4" w:space="0"/>
+          <w:bottom w:val="none" w:color="000000" w:sz="4" w:space="0"/>
           <w:right w:val="single" w:color="000000" w:themeColor="accent3" w:themeTint="98" w:sz="4" w:space="0"/>
         </w:tcBorders>
       </w:tcPr>
@@ -25104,10 +28261,10 @@
       <w:tcPr>
         <w:shd w:val="clear" w:color="ffffff" w:themeColor="light1" w:fill="ffffff" w:themeFill="light1"/>
         <w:tcBorders>
-          <w:top w:val="none"/>
-          <w:left w:val="none"/>
+          <w:top w:val="none" w:color="000000" w:sz="4" w:space="0"/>
+          <w:left w:val="none" w:color="000000" w:sz="4" w:space="0"/>
           <w:bottom w:val="single" w:color="000000" w:themeColor="accent3" w:themeTint="98" w:sz="4" w:space="0"/>
-          <w:right w:val="none"/>
+          <w:right w:val="none" w:color="000000" w:sz="4" w:space="0"/>
         </w:tcBorders>
       </w:tcPr>
     </w:tblStylePr>
@@ -25127,12 +28284,12 @@
         <w:tblBorders/>
       </w:tblPr>
       <w:tcPr>
-        <w:shd w:color="ffffff"/>
+        <w:shd w:val="clear" w:color="ffffff"/>
         <w:tcBorders>
-          <w:top w:val="none"/>
+          <w:top w:val="none" w:color="000000" w:sz="4" w:space="0"/>
           <w:left w:val="single" w:color="000000" w:themeColor="accent3" w:themeTint="98" w:sz="4" w:space="0"/>
-          <w:bottom w:val="none"/>
-          <w:right w:val="none"/>
+          <w:bottom w:val="none" w:color="000000" w:sz="4" w:space="0"/>
+          <w:right w:val="none" w:color="000000" w:sz="4" w:space="0"/>
         </w:tcBorders>
       </w:tcPr>
     </w:tblStylePr>
@@ -25155,9 +28312,9 @@
         <w:shd w:val="clear" w:color="ffffff" w:themeColor="light1" w:fill="ffffff" w:themeFill="light1"/>
         <w:tcBorders>
           <w:top w:val="single" w:color="000000" w:themeColor="accent3" w:themeTint="98" w:sz="4" w:space="0"/>
-          <w:left w:val="none"/>
-          <w:bottom w:val="none"/>
-          <w:right w:val="none"/>
+          <w:left w:val="none" w:color="000000" w:sz="4" w:space="0"/>
+          <w:bottom w:val="none" w:color="000000" w:sz="4" w:space="0"/>
+          <w:right w:val="none" w:color="000000" w:sz="4" w:space="0"/>
         </w:tcBorders>
       </w:tcPr>
     </w:tblStylePr>
@@ -25232,9 +28389,9 @@
       </w:tcPr>
     </w:tblStylePr>
   </w:style>
-  <w:style w:type="table" w:styleId="114">
+  <w:style w:type="table" w:styleId="803">
     <w:name w:val="List Table 7 Colorful - Accent 4"/>
-    <w:basedOn w:val="665"/>
+    <w:basedOn w:val="887"/>
     <w:uiPriority w:val="99"/>
     <w:pPr>
       <w:pBdr/>
@@ -25333,11 +28490,11 @@
         <w:tblBorders/>
       </w:tblPr>
       <w:tcPr>
-        <w:shd w:color="ffffff"/>
+        <w:shd w:val="clear" w:color="ffffff"/>
         <w:tcBorders>
-          <w:top w:val="none"/>
-          <w:left w:val="none"/>
-          <w:bottom w:val="none"/>
+          <w:top w:val="none" w:color="000000" w:sz="4" w:space="0"/>
+          <w:left w:val="none" w:color="000000" w:sz="4" w:space="0"/>
+          <w:bottom w:val="none" w:color="000000" w:sz="4" w:space="0"/>
           <w:right w:val="single" w:color="000000" w:themeColor="accent4" w:themeTint="9A" w:sz="4" w:space="0"/>
         </w:tcBorders>
       </w:tcPr>
@@ -25360,10 +28517,10 @@
       <w:tcPr>
         <w:shd w:val="clear" w:color="ffffff" w:themeColor="light1" w:fill="ffffff" w:themeFill="light1"/>
         <w:tcBorders>
-          <w:top w:val="none"/>
-          <w:left w:val="none"/>
+          <w:top w:val="none" w:color="000000" w:sz="4" w:space="0"/>
+          <w:left w:val="none" w:color="000000" w:sz="4" w:space="0"/>
           <w:bottom w:val="single" w:color="000000" w:themeColor="accent4" w:themeTint="9A" w:sz="4" w:space="0"/>
-          <w:right w:val="none"/>
+          <w:right w:val="none" w:color="000000" w:sz="4" w:space="0"/>
         </w:tcBorders>
       </w:tcPr>
     </w:tblStylePr>
@@ -25383,12 +28540,12 @@
         <w:tblBorders/>
       </w:tblPr>
       <w:tcPr>
-        <w:shd w:color="ffffff"/>
+        <w:shd w:val="clear" w:color="ffffff"/>
         <w:tcBorders>
-          <w:top w:val="none"/>
+          <w:top w:val="none" w:color="000000" w:sz="4" w:space="0"/>
           <w:left w:val="single" w:color="000000" w:themeColor="accent4" w:themeTint="9A" w:sz="4" w:space="0"/>
-          <w:bottom w:val="none"/>
-          <w:right w:val="none"/>
+          <w:bottom w:val="none" w:color="000000" w:sz="4" w:space="0"/>
+          <w:right w:val="none" w:color="000000" w:sz="4" w:space="0"/>
         </w:tcBorders>
       </w:tcPr>
     </w:tblStylePr>
@@ -25411,9 +28568,9 @@
         <w:shd w:val="clear" w:color="ffffff" w:themeColor="light1" w:fill="ffffff" w:themeFill="light1"/>
         <w:tcBorders>
           <w:top w:val="single" w:color="000000" w:themeColor="accent4" w:themeTint="9A" w:sz="4" w:space="0"/>
-          <w:left w:val="none"/>
-          <w:bottom w:val="none"/>
-          <w:right w:val="none"/>
+          <w:left w:val="none" w:color="000000" w:sz="4" w:space="0"/>
+          <w:bottom w:val="none" w:color="000000" w:sz="4" w:space="0"/>
+          <w:right w:val="none" w:color="000000" w:sz="4" w:space="0"/>
         </w:tcBorders>
       </w:tcPr>
     </w:tblStylePr>
@@ -25488,9 +28645,9 @@
       </w:tcPr>
     </w:tblStylePr>
   </w:style>
-  <w:style w:type="table" w:styleId="115">
+  <w:style w:type="table" w:styleId="804">
     <w:name w:val="List Table 7 Colorful - Accent 5"/>
-    <w:basedOn w:val="665"/>
+    <w:basedOn w:val="887"/>
     <w:uiPriority w:val="99"/>
     <w:pPr>
       <w:pBdr/>
@@ -25589,11 +28746,11 @@
         <w:tblBorders/>
       </w:tblPr>
       <w:tcPr>
-        <w:shd w:color="ffffff"/>
+        <w:shd w:val="clear" w:color="ffffff"/>
         <w:tcBorders>
-          <w:top w:val="none"/>
-          <w:left w:val="none"/>
-          <w:bottom w:val="none"/>
+          <w:top w:val="none" w:color="000000" w:sz="4" w:space="0"/>
+          <w:left w:val="none" w:color="000000" w:sz="4" w:space="0"/>
+          <w:bottom w:val="none" w:color="000000" w:sz="4" w:space="0"/>
           <w:right w:val="single" w:color="000000" w:themeColor="accent5" w:themeTint="9A" w:sz="4" w:space="0"/>
         </w:tcBorders>
       </w:tcPr>
@@ -25616,10 +28773,10 @@
       <w:tcPr>
         <w:shd w:val="clear" w:color="ffffff" w:themeColor="light1" w:fill="ffffff" w:themeFill="light1"/>
         <w:tcBorders>
-          <w:top w:val="none"/>
-          <w:left w:val="none"/>
+          <w:top w:val="none" w:color="000000" w:sz="4" w:space="0"/>
+          <w:left w:val="none" w:color="000000" w:sz="4" w:space="0"/>
           <w:bottom w:val="single" w:color="000000" w:themeColor="accent5" w:themeTint="9A" w:sz="4" w:space="0"/>
-          <w:right w:val="none"/>
+          <w:right w:val="none" w:color="000000" w:sz="4" w:space="0"/>
         </w:tcBorders>
       </w:tcPr>
     </w:tblStylePr>
@@ -25639,12 +28796,12 @@
         <w:tblBorders/>
       </w:tblPr>
       <w:tcPr>
-        <w:shd w:color="ffffff"/>
+        <w:shd w:val="clear" w:color="ffffff"/>
         <w:tcBorders>
-          <w:top w:val="none"/>
+          <w:top w:val="none" w:color="000000" w:sz="4" w:space="0"/>
           <w:left w:val="single" w:color="000000" w:themeColor="accent5" w:themeTint="9A" w:sz="4" w:space="0"/>
-          <w:bottom w:val="none"/>
-          <w:right w:val="none"/>
+          <w:bottom w:val="none" w:color="000000" w:sz="4" w:space="0"/>
+          <w:right w:val="none" w:color="000000" w:sz="4" w:space="0"/>
         </w:tcBorders>
       </w:tcPr>
     </w:tblStylePr>
@@ -25667,9 +28824,9 @@
         <w:shd w:val="clear" w:color="ffffff" w:themeColor="light1" w:fill="ffffff" w:themeFill="light1"/>
         <w:tcBorders>
           <w:top w:val="single" w:color="000000" w:themeColor="accent5" w:themeTint="9A" w:sz="4" w:space="0"/>
-          <w:left w:val="none"/>
-          <w:bottom w:val="none"/>
-          <w:right w:val="none"/>
+          <w:left w:val="none" w:color="000000" w:sz="4" w:space="0"/>
+          <w:bottom w:val="none" w:color="000000" w:sz="4" w:space="0"/>
+          <w:right w:val="none" w:color="000000" w:sz="4" w:space="0"/>
         </w:tcBorders>
       </w:tcPr>
     </w:tblStylePr>
@@ -25744,9 +28901,9 @@
       </w:tcPr>
     </w:tblStylePr>
   </w:style>
-  <w:style w:type="table" w:styleId="116">
+  <w:style w:type="table" w:styleId="805">
     <w:name w:val="List Table 7 Colorful - Accent 6"/>
-    <w:basedOn w:val="665"/>
+    <w:basedOn w:val="887"/>
     <w:uiPriority w:val="99"/>
     <w:pPr>
       <w:pBdr/>
@@ -25845,11 +29002,11 @@
         <w:tblBorders/>
       </w:tblPr>
       <w:tcPr>
-        <w:shd w:color="ffffff"/>
+        <w:shd w:val="clear" w:color="ffffff"/>
         <w:tcBorders>
-          <w:top w:val="none"/>
-          <w:left w:val="none"/>
-          <w:bottom w:val="none"/>
+          <w:top w:val="none" w:color="000000" w:sz="4" w:space="0"/>
+          <w:left w:val="none" w:color="000000" w:sz="4" w:space="0"/>
+          <w:bottom w:val="none" w:color="000000" w:sz="4" w:space="0"/>
           <w:right w:val="single" w:color="000000" w:themeColor="accent6" w:themeTint="98" w:sz="4" w:space="0"/>
         </w:tcBorders>
       </w:tcPr>
@@ -25872,10 +29029,10 @@
       <w:tcPr>
         <w:shd w:val="clear" w:color="ffffff" w:themeColor="light1" w:fill="ffffff" w:themeFill="light1"/>
         <w:tcBorders>
-          <w:top w:val="none"/>
-          <w:left w:val="none"/>
+          <w:top w:val="none" w:color="000000" w:sz="4" w:space="0"/>
+          <w:left w:val="none" w:color="000000" w:sz="4" w:space="0"/>
           <w:bottom w:val="single" w:color="000000" w:themeColor="accent6" w:themeTint="98" w:sz="4" w:space="0"/>
-          <w:right w:val="none"/>
+          <w:right w:val="none" w:color="000000" w:sz="4" w:space="0"/>
         </w:tcBorders>
       </w:tcPr>
     </w:tblStylePr>
@@ -25895,12 +29052,12 @@
         <w:tblBorders/>
       </w:tblPr>
       <w:tcPr>
-        <w:shd w:color="ffffff"/>
+        <w:shd w:val="clear" w:color="ffffff"/>
         <w:tcBorders>
-          <w:top w:val="none"/>
+          <w:top w:val="none" w:color="000000" w:sz="4" w:space="0"/>
           <w:left w:val="single" w:color="000000" w:themeColor="accent6" w:themeTint="98" w:sz="4" w:space="0"/>
-          <w:bottom w:val="none"/>
-          <w:right w:val="none"/>
+          <w:bottom w:val="none" w:color="000000" w:sz="4" w:space="0"/>
+          <w:right w:val="none" w:color="000000" w:sz="4" w:space="0"/>
         </w:tcBorders>
       </w:tcPr>
     </w:tblStylePr>
@@ -25923,9 +29080,9 @@
         <w:shd w:val="clear" w:color="ffffff" w:themeColor="light1" w:fill="ffffff" w:themeFill="light1"/>
         <w:tcBorders>
           <w:top w:val="single" w:color="000000" w:themeColor="accent6" w:themeTint="98" w:sz="4" w:space="0"/>
-          <w:left w:val="none"/>
-          <w:bottom w:val="none"/>
-          <w:right w:val="none"/>
+          <w:left w:val="none" w:color="000000" w:sz="4" w:space="0"/>
+          <w:bottom w:val="none" w:color="000000" w:sz="4" w:space="0"/>
+          <w:right w:val="none" w:color="000000" w:sz="4" w:space="0"/>
         </w:tcBorders>
       </w:tcPr>
     </w:tblStylePr>
@@ -26000,9 +29157,9 @@
       </w:tcPr>
     </w:tblStylePr>
   </w:style>
-  <w:style w:type="table" w:styleId="117">
+  <w:style w:type="table" w:styleId="806">
     <w:name w:val="Lined - Accent"/>
-    <w:basedOn w:val="665"/>
+    <w:basedOn w:val="887"/>
     <w:uiPriority w:val="99"/>
     <w:pPr>
       <w:pBdr/>
@@ -26237,9 +29394,9 @@
       </w:tcPr>
     </w:tblStylePr>
   </w:style>
-  <w:style w:type="table" w:styleId="118">
+  <w:style w:type="table" w:styleId="807">
     <w:name w:val="Lined - Accent 1"/>
-    <w:basedOn w:val="665"/>
+    <w:basedOn w:val="887"/>
     <w:uiPriority w:val="99"/>
     <w:pPr>
       <w:pBdr/>
@@ -26474,9 +29631,9 @@
       </w:tcPr>
     </w:tblStylePr>
   </w:style>
-  <w:style w:type="table" w:styleId="119">
+  <w:style w:type="table" w:styleId="808">
     <w:name w:val="Lined - Accent 2"/>
-    <w:basedOn w:val="665"/>
+    <w:basedOn w:val="887"/>
     <w:uiPriority w:val="99"/>
     <w:pPr>
       <w:pBdr/>
@@ -26711,9 +29868,9 @@
       </w:tcPr>
     </w:tblStylePr>
   </w:style>
-  <w:style w:type="table" w:styleId="120">
+  <w:style w:type="table" w:styleId="809">
     <w:name w:val="Lined - Accent 3"/>
-    <w:basedOn w:val="665"/>
+    <w:basedOn w:val="887"/>
     <w:uiPriority w:val="99"/>
     <w:pPr>
       <w:pBdr/>
@@ -26948,9 +30105,9 @@
       </w:tcPr>
     </w:tblStylePr>
   </w:style>
-  <w:style w:type="table" w:styleId="121">
+  <w:style w:type="table" w:styleId="810">
     <w:name w:val="Lined - Accent 4"/>
-    <w:basedOn w:val="665"/>
+    <w:basedOn w:val="887"/>
     <w:uiPriority w:val="99"/>
     <w:pPr>
       <w:pBdr/>
@@ -27185,9 +30342,9 @@
       </w:tcPr>
     </w:tblStylePr>
   </w:style>
-  <w:style w:type="table" w:styleId="122">
+  <w:style w:type="table" w:styleId="811">
     <w:name w:val="Lined - Accent 5"/>
-    <w:basedOn w:val="665"/>
+    <w:basedOn w:val="887"/>
     <w:uiPriority w:val="99"/>
     <w:pPr>
       <w:pBdr/>
@@ -27422,9 +30579,9 @@
       </w:tcPr>
     </w:tblStylePr>
   </w:style>
-  <w:style w:type="table" w:styleId="123">
+  <w:style w:type="table" w:styleId="812">
     <w:name w:val="Lined - Accent 6"/>
-    <w:basedOn w:val="665"/>
+    <w:basedOn w:val="887"/>
     <w:uiPriority w:val="99"/>
     <w:pPr>
       <w:pBdr/>
@@ -27659,9 +30816,9 @@
       </w:tcPr>
     </w:tblStylePr>
   </w:style>
-  <w:style w:type="table" w:styleId="124">
+  <w:style w:type="table" w:styleId="813">
     <w:name w:val="Bordered &amp; Lined - Accent"/>
-    <w:basedOn w:val="665"/>
+    <w:basedOn w:val="887"/>
     <w:uiPriority w:val="99"/>
     <w:pPr>
       <w:pBdr/>
@@ -27903,9 +31060,9 @@
       </w:tcPr>
     </w:tblStylePr>
   </w:style>
-  <w:style w:type="table" w:styleId="125">
+  <w:style w:type="table" w:styleId="814">
     <w:name w:val="Bordered &amp; Lined - Accent 1"/>
-    <w:basedOn w:val="665"/>
+    <w:basedOn w:val="887"/>
     <w:uiPriority w:val="99"/>
     <w:pPr>
       <w:pBdr/>
@@ -28147,9 +31304,9 @@
       </w:tcPr>
     </w:tblStylePr>
   </w:style>
-  <w:style w:type="table" w:styleId="126">
+  <w:style w:type="table" w:styleId="815">
     <w:name w:val="Bordered &amp; Lined - Accent 2"/>
-    <w:basedOn w:val="665"/>
+    <w:basedOn w:val="887"/>
     <w:uiPriority w:val="99"/>
     <w:pPr>
       <w:pBdr/>
@@ -28391,9 +31548,9 @@
       </w:tcPr>
     </w:tblStylePr>
   </w:style>
-  <w:style w:type="table" w:styleId="127">
+  <w:style w:type="table" w:styleId="816">
     <w:name w:val="Bordered &amp; Lined - Accent 3"/>
-    <w:basedOn w:val="665"/>
+    <w:basedOn w:val="887"/>
     <w:uiPriority w:val="99"/>
     <w:pPr>
       <w:pBdr/>
@@ -28635,9 +31792,9 @@
       </w:tcPr>
     </w:tblStylePr>
   </w:style>
-  <w:style w:type="table" w:styleId="128">
+  <w:style w:type="table" w:styleId="817">
     <w:name w:val="Bordered &amp; Lined - Accent 4"/>
-    <w:basedOn w:val="665"/>
+    <w:basedOn w:val="887"/>
     <w:uiPriority w:val="99"/>
     <w:pPr>
       <w:pBdr/>
@@ -28879,9 +32036,9 @@
       </w:tcPr>
     </w:tblStylePr>
   </w:style>
-  <w:style w:type="table" w:styleId="129">
+  <w:style w:type="table" w:styleId="818">
     <w:name w:val="Bordered &amp; Lined - Accent 5"/>
-    <w:basedOn w:val="665"/>
+    <w:basedOn w:val="887"/>
     <w:uiPriority w:val="99"/>
     <w:pPr>
       <w:pBdr/>
@@ -29123,9 +32280,9 @@
       </w:tcPr>
     </w:tblStylePr>
   </w:style>
-  <w:style w:type="table" w:styleId="130">
+  <w:style w:type="table" w:styleId="819">
     <w:name w:val="Bordered &amp; Lined - Accent 6"/>
-    <w:basedOn w:val="665"/>
+    <w:basedOn w:val="887"/>
     <w:uiPriority w:val="99"/>
     <w:pPr>
       <w:pBdr/>
@@ -29367,9 +32524,9 @@
       </w:tcPr>
     </w:tblStylePr>
   </w:style>
-  <w:style w:type="table" w:styleId="131">
+  <w:style w:type="table" w:styleId="820">
     <w:name w:val="Bordered"/>
-    <w:basedOn w:val="665"/>
+    <w:basedOn w:val="887"/>
     <w:uiPriority w:val="99"/>
     <w:pPr>
       <w:pBdr/>
@@ -29598,9 +32755,9 @@
       </w:tcPr>
     </w:tblStylePr>
   </w:style>
-  <w:style w:type="table" w:styleId="132">
+  <w:style w:type="table" w:styleId="821">
     <w:name w:val="Bordered - Accent 1"/>
-    <w:basedOn w:val="665"/>
+    <w:basedOn w:val="887"/>
     <w:uiPriority w:val="99"/>
     <w:pPr>
       <w:pBdr/>
@@ -29829,9 +32986,9 @@
       </w:tcPr>
     </w:tblStylePr>
   </w:style>
-  <w:style w:type="table" w:styleId="133">
+  <w:style w:type="table" w:styleId="822">
     <w:name w:val="Bordered - Accent 2"/>
-    <w:basedOn w:val="665"/>
+    <w:basedOn w:val="887"/>
     <w:uiPriority w:val="99"/>
     <w:pPr>
       <w:pBdr/>
@@ -30060,9 +33217,9 @@
       </w:tcPr>
     </w:tblStylePr>
   </w:style>
-  <w:style w:type="table" w:styleId="134">
+  <w:style w:type="table" w:styleId="823">
     <w:name w:val="Bordered - Accent 3"/>
-    <w:basedOn w:val="665"/>
+    <w:basedOn w:val="887"/>
     <w:uiPriority w:val="99"/>
     <w:pPr>
       <w:pBdr/>
@@ -30291,9 +33448,9 @@
       </w:tcPr>
     </w:tblStylePr>
   </w:style>
-  <w:style w:type="table" w:styleId="135">
+  <w:style w:type="table" w:styleId="824">
     <w:name w:val="Bordered - Accent 4"/>
-    <w:basedOn w:val="665"/>
+    <w:basedOn w:val="887"/>
     <w:uiPriority w:val="99"/>
     <w:pPr>
       <w:pBdr/>
@@ -30522,9 +33679,9 @@
       </w:tcPr>
     </w:tblStylePr>
   </w:style>
-  <w:style w:type="table" w:styleId="136">
+  <w:style w:type="table" w:styleId="825">
     <w:name w:val="Bordered - Accent 5"/>
-    <w:basedOn w:val="665"/>
+    <w:basedOn w:val="887"/>
     <w:uiPriority w:val="99"/>
     <w:pPr>
       <w:pBdr/>
@@ -30753,9 +33910,9 @@
       </w:tcPr>
     </w:tblStylePr>
   </w:style>
-  <w:style w:type="table" w:styleId="137">
+  <w:style w:type="table" w:styleId="826">
     <w:name w:val="Bordered - Accent 6"/>
-    <w:basedOn w:val="665"/>
+    <w:basedOn w:val="887"/>
     <w:uiPriority w:val="99"/>
     <w:pPr>
       <w:pBdr/>
@@ -30984,11 +34141,11 @@
       </w:tcPr>
     </w:tblStylePr>
   </w:style>
-  <w:style w:type="paragraph" w:styleId="139">
+  <w:style w:type="paragraph" w:styleId="827">
     <w:name w:val="Heading 1"/>
-    <w:basedOn w:val="664"/>
-    <w:next w:val="664"/>
-    <w:link w:val="150"/>
+    <w:basedOn w:val="886"/>
+    <w:next w:val="886"/>
+    <w:link w:val="837"/>
     <w:uiPriority w:val="9"/>
     <w:qFormat/>
     <w:pPr>
@@ -31006,11 +34163,11 @@
       <w:szCs w:val="40"/>
     </w:rPr>
   </w:style>
-  <w:style w:type="paragraph" w:styleId="140">
+  <w:style w:type="paragraph" w:styleId="828">
     <w:name w:val="Heading 2"/>
-    <w:basedOn w:val="664"/>
-    <w:next w:val="664"/>
-    <w:link w:val="151"/>
+    <w:basedOn w:val="886"/>
+    <w:next w:val="886"/>
+    <w:link w:val="838"/>
     <w:uiPriority w:val="9"/>
     <w:unhideWhenUsed/>
     <w:qFormat/>
@@ -31029,11 +34186,11 @@
       <w:szCs w:val="32"/>
     </w:rPr>
   </w:style>
-  <w:style w:type="paragraph" w:styleId="141">
+  <w:style w:type="paragraph" w:styleId="829">
     <w:name w:val="Heading 3"/>
-    <w:basedOn w:val="664"/>
-    <w:next w:val="664"/>
-    <w:link w:val="152"/>
+    <w:basedOn w:val="886"/>
+    <w:next w:val="886"/>
+    <w:link w:val="839"/>
     <w:uiPriority w:val="9"/>
     <w:unhideWhenUsed/>
     <w:qFormat/>
@@ -31052,11 +34209,11 @@
       <w:szCs w:val="28"/>
     </w:rPr>
   </w:style>
-  <w:style w:type="paragraph" w:styleId="142">
+  <w:style w:type="paragraph" w:styleId="830">
     <w:name w:val="Heading 4"/>
-    <w:basedOn w:val="664"/>
-    <w:next w:val="664"/>
-    <w:link w:val="153"/>
+    <w:basedOn w:val="886"/>
+    <w:next w:val="886"/>
+    <w:link w:val="840"/>
     <w:uiPriority w:val="9"/>
     <w:unhideWhenUsed/>
     <w:qFormat/>
@@ -31075,11 +34232,11 @@
       <w:color w:val="0f4761" w:themeColor="accent1" w:themeShade="BF"/>
     </w:rPr>
   </w:style>
-  <w:style w:type="paragraph" w:styleId="143">
+  <w:style w:type="paragraph" w:styleId="831">
     <w:name w:val="Heading 5"/>
-    <w:basedOn w:val="664"/>
-    <w:next w:val="664"/>
-    <w:link w:val="154"/>
+    <w:basedOn w:val="886"/>
+    <w:next w:val="886"/>
+    <w:link w:val="841"/>
     <w:uiPriority w:val="9"/>
     <w:unhideWhenUsed/>
     <w:qFormat/>
@@ -31096,11 +34253,11 @@
       <w:color w:val="0f4761" w:themeColor="accent1" w:themeShade="BF"/>
     </w:rPr>
   </w:style>
-  <w:style w:type="paragraph" w:styleId="144">
+  <w:style w:type="paragraph" w:styleId="832">
     <w:name w:val="Heading 6"/>
-    <w:basedOn w:val="664"/>
-    <w:next w:val="664"/>
-    <w:link w:val="155"/>
+    <w:basedOn w:val="886"/>
+    <w:next w:val="886"/>
+    <w:link w:val="842"/>
     <w:uiPriority w:val="9"/>
     <w:unhideWhenUsed/>
     <w:qFormat/>
@@ -31119,11 +34276,11 @@
       <w:color w:val="595959" w:themeColor="text1" w:themeTint="A6"/>
     </w:rPr>
   </w:style>
-  <w:style w:type="paragraph" w:styleId="145">
+  <w:style w:type="paragraph" w:styleId="833">
     <w:name w:val="Heading 7"/>
-    <w:basedOn w:val="664"/>
-    <w:next w:val="664"/>
-    <w:link w:val="156"/>
+    <w:basedOn w:val="886"/>
+    <w:next w:val="886"/>
+    <w:link w:val="843"/>
     <w:uiPriority w:val="9"/>
     <w:unhideWhenUsed/>
     <w:qFormat/>
@@ -31140,11 +34297,11 @@
       <w:color w:val="595959" w:themeColor="text1" w:themeTint="A6"/>
     </w:rPr>
   </w:style>
-  <w:style w:type="paragraph" w:styleId="146">
+  <w:style w:type="paragraph" w:styleId="834">
     <w:name w:val="Heading 8"/>
-    <w:basedOn w:val="664"/>
-    <w:next w:val="664"/>
-    <w:link w:val="157"/>
+    <w:basedOn w:val="886"/>
+    <w:next w:val="886"/>
+    <w:link w:val="844"/>
     <w:uiPriority w:val="9"/>
     <w:unhideWhenUsed/>
     <w:qFormat/>
@@ -31163,11 +34320,11 @@
       <w:color w:val="272727" w:themeColor="text1" w:themeTint="D8"/>
     </w:rPr>
   </w:style>
-  <w:style w:type="paragraph" w:styleId="147">
+  <w:style w:type="paragraph" w:styleId="835">
     <w:name w:val="Heading 9"/>
-    <w:basedOn w:val="664"/>
-    <w:next w:val="664"/>
-    <w:link w:val="158"/>
+    <w:basedOn w:val="886"/>
+    <w:next w:val="886"/>
+    <w:link w:val="845"/>
     <w:uiPriority w:val="9"/>
     <w:unhideWhenUsed/>
     <w:qFormat/>
@@ -31186,7 +34343,7 @@
       <w:color w:val="272727" w:themeColor="text1" w:themeTint="D8"/>
     </w:rPr>
   </w:style>
-  <w:style w:type="character" w:styleId="148" w:default="1">
+  <w:style w:type="character" w:styleId="836" w:default="1">
     <w:name w:val="Default Paragraph Font"/>
     <w:uiPriority w:val="1"/>
     <w:semiHidden/>
@@ -31197,10 +34354,10 @@
       <w:ind/>
     </w:pPr>
   </w:style>
-  <w:style w:type="character" w:styleId="150">
+  <w:style w:type="character" w:styleId="837">
     <w:name w:val="Heading 1 Char"/>
-    <w:basedOn w:val="148"/>
-    <w:link w:val="139"/>
+    <w:basedOn w:val="836"/>
+    <w:link w:val="827"/>
     <w:uiPriority w:val="9"/>
     <w:pPr>
       <w:pBdr/>
@@ -31214,10 +34371,10 @@
       <w:szCs w:val="40"/>
     </w:rPr>
   </w:style>
-  <w:style w:type="character" w:styleId="151">
+  <w:style w:type="character" w:styleId="838">
     <w:name w:val="Heading 2 Char"/>
-    <w:basedOn w:val="148"/>
-    <w:link w:val="140"/>
+    <w:basedOn w:val="836"/>
+    <w:link w:val="828"/>
     <w:uiPriority w:val="9"/>
     <w:pPr>
       <w:pBdr/>
@@ -31231,10 +34388,10 @@
       <w:szCs w:val="32"/>
     </w:rPr>
   </w:style>
-  <w:style w:type="character" w:styleId="152">
+  <w:style w:type="character" w:styleId="839">
     <w:name w:val="Heading 3 Char"/>
-    <w:basedOn w:val="148"/>
-    <w:link w:val="141"/>
+    <w:basedOn w:val="836"/>
+    <w:link w:val="829"/>
     <w:uiPriority w:val="9"/>
     <w:pPr>
       <w:pBdr/>
@@ -31248,10 +34405,10 @@
       <w:szCs w:val="28"/>
     </w:rPr>
   </w:style>
-  <w:style w:type="character" w:styleId="153">
+  <w:style w:type="character" w:styleId="840">
     <w:name w:val="Heading 4 Char"/>
-    <w:basedOn w:val="148"/>
-    <w:link w:val="142"/>
+    <w:basedOn w:val="836"/>
+    <w:link w:val="830"/>
     <w:uiPriority w:val="9"/>
     <w:pPr>
       <w:pBdr/>
@@ -31265,10 +34422,10 @@
       <w:color w:val="0f4761" w:themeColor="accent1" w:themeShade="BF"/>
     </w:rPr>
   </w:style>
-  <w:style w:type="character" w:styleId="154">
+  <w:style w:type="character" w:styleId="841">
     <w:name w:val="Heading 5 Char"/>
-    <w:basedOn w:val="148"/>
-    <w:link w:val="143"/>
+    <w:basedOn w:val="836"/>
+    <w:link w:val="831"/>
     <w:uiPriority w:val="9"/>
     <w:pPr>
       <w:pBdr/>
@@ -31280,10 +34437,10 @@
       <w:color w:val="0f4761" w:themeColor="accent1" w:themeShade="BF"/>
     </w:rPr>
   </w:style>
-  <w:style w:type="character" w:styleId="155">
+  <w:style w:type="character" w:styleId="842">
     <w:name w:val="Heading 6 Char"/>
-    <w:basedOn w:val="148"/>
-    <w:link w:val="144"/>
+    <w:basedOn w:val="836"/>
+    <w:link w:val="832"/>
     <w:uiPriority w:val="9"/>
     <w:pPr>
       <w:pBdr/>
@@ -31297,10 +34454,10 @@
       <w:color w:val="595959" w:themeColor="text1" w:themeTint="A6"/>
     </w:rPr>
   </w:style>
-  <w:style w:type="character" w:styleId="156">
+  <w:style w:type="character" w:styleId="843">
     <w:name w:val="Heading 7 Char"/>
-    <w:basedOn w:val="148"/>
-    <w:link w:val="145"/>
+    <w:basedOn w:val="836"/>
+    <w:link w:val="833"/>
     <w:uiPriority w:val="9"/>
     <w:pPr>
       <w:pBdr/>
@@ -31312,10 +34469,10 @@
       <w:color w:val="595959" w:themeColor="text1" w:themeTint="A6"/>
     </w:rPr>
   </w:style>
-  <w:style w:type="character" w:styleId="157">
+  <w:style w:type="character" w:styleId="844">
     <w:name w:val="Heading 8 Char"/>
-    <w:basedOn w:val="148"/>
-    <w:link w:val="146"/>
+    <w:basedOn w:val="836"/>
+    <w:link w:val="834"/>
     <w:uiPriority w:val="9"/>
     <w:pPr>
       <w:pBdr/>
@@ -31329,10 +34486,10 @@
       <w:color w:val="272727" w:themeColor="text1" w:themeTint="D8"/>
     </w:rPr>
   </w:style>
-  <w:style w:type="character" w:styleId="158">
+  <w:style w:type="character" w:styleId="845">
     <w:name w:val="Heading 9 Char"/>
-    <w:basedOn w:val="148"/>
-    <w:link w:val="147"/>
+    <w:basedOn w:val="836"/>
+    <w:link w:val="835"/>
     <w:uiPriority w:val="9"/>
     <w:pPr>
       <w:pBdr/>
@@ -31346,11 +34503,11 @@
       <w:color w:val="272727" w:themeColor="text1" w:themeTint="D8"/>
     </w:rPr>
   </w:style>
-  <w:style w:type="paragraph" w:styleId="159">
+  <w:style w:type="paragraph" w:styleId="846">
     <w:name w:val="Title"/>
-    <w:basedOn w:val="664"/>
-    <w:next w:val="664"/>
-    <w:link w:val="160"/>
+    <w:basedOn w:val="886"/>
+    <w:next w:val="886"/>
+    <w:link w:val="847"/>
     <w:uiPriority w:val="10"/>
     <w:qFormat/>
     <w:pPr>
@@ -31366,10 +34523,10 @@
       <w:szCs w:val="56"/>
     </w:rPr>
   </w:style>
-  <w:style w:type="character" w:styleId="160">
+  <w:style w:type="character" w:styleId="847">
     <w:name w:val="Title Char"/>
-    <w:basedOn w:val="148"/>
-    <w:link w:val="159"/>
+    <w:basedOn w:val="836"/>
+    <w:link w:val="846"/>
     <w:uiPriority w:val="10"/>
     <w:pPr>
       <w:pBdr/>
@@ -31383,11 +34540,11 @@
       <w:szCs w:val="56"/>
     </w:rPr>
   </w:style>
-  <w:style w:type="paragraph" w:styleId="161">
+  <w:style w:type="paragraph" w:styleId="848">
     <w:name w:val="Subtitle"/>
-    <w:basedOn w:val="664"/>
-    <w:next w:val="664"/>
-    <w:link w:val="162"/>
+    <w:basedOn w:val="886"/>
+    <w:next w:val="886"/>
+    <w:link w:val="849"/>
     <w:uiPriority w:val="11"/>
     <w:qFormat/>
     <w:pPr>
@@ -31405,10 +34562,10 @@
       <w:szCs w:val="28"/>
     </w:rPr>
   </w:style>
-  <w:style w:type="character" w:styleId="162">
+  <w:style w:type="character" w:styleId="849">
     <w:name w:val="Subtitle Char"/>
-    <w:basedOn w:val="148"/>
-    <w:link w:val="161"/>
+    <w:basedOn w:val="836"/>
+    <w:link w:val="848"/>
     <w:uiPriority w:val="11"/>
     <w:pPr>
       <w:pBdr/>
@@ -31422,11 +34579,11 @@
       <w:szCs w:val="28"/>
     </w:rPr>
   </w:style>
-  <w:style w:type="paragraph" w:styleId="163">
+  <w:style w:type="paragraph" w:styleId="850">
     <w:name w:val="Quote"/>
-    <w:basedOn w:val="664"/>
-    <w:next w:val="664"/>
-    <w:link w:val="164"/>
+    <w:basedOn w:val="886"/>
+    <w:next w:val="886"/>
+    <w:link w:val="851"/>
     <w:uiPriority w:val="29"/>
     <w:qFormat/>
     <w:pPr>
@@ -31441,10 +34598,10 @@
       <w:color w:val="404040" w:themeColor="text1" w:themeTint="BF"/>
     </w:rPr>
   </w:style>
-  <w:style w:type="character" w:styleId="164">
+  <w:style w:type="character" w:styleId="851">
     <w:name w:val="Quote Char"/>
-    <w:basedOn w:val="148"/>
-    <w:link w:val="163"/>
+    <w:basedOn w:val="836"/>
+    <w:link w:val="850"/>
     <w:uiPriority w:val="29"/>
     <w:pPr>
       <w:pBdr/>
@@ -31457,9 +34614,9 @@
       <w:color w:val="404040" w:themeColor="text1" w:themeTint="BF"/>
     </w:rPr>
   </w:style>
-  <w:style w:type="character" w:styleId="166">
+  <w:style w:type="character" w:styleId="852">
     <w:name w:val="Intense Emphasis"/>
-    <w:basedOn w:val="148"/>
+    <w:basedOn w:val="836"/>
     <w:uiPriority w:val="21"/>
     <w:qFormat/>
     <w:pPr>
@@ -31473,11 +34630,11 @@
       <w:color w:val="0f4761" w:themeColor="accent1" w:themeShade="BF"/>
     </w:rPr>
   </w:style>
-  <w:style w:type="paragraph" w:styleId="167">
+  <w:style w:type="paragraph" w:styleId="853">
     <w:name w:val="Intense Quote"/>
-    <w:basedOn w:val="664"/>
-    <w:next w:val="664"/>
-    <w:link w:val="168"/>
+    <w:basedOn w:val="886"/>
+    <w:next w:val="886"/>
+    <w:link w:val="854"/>
     <w:uiPriority w:val="30"/>
     <w:qFormat/>
     <w:pPr>
@@ -31495,10 +34652,10 @@
       <w:color w:val="0f4761" w:themeColor="accent1" w:themeShade="BF"/>
     </w:rPr>
   </w:style>
-  <w:style w:type="character" w:styleId="168">
+  <w:style w:type="character" w:styleId="854">
     <w:name w:val="Intense Quote Char"/>
-    <w:basedOn w:val="148"/>
-    <w:link w:val="167"/>
+    <w:basedOn w:val="836"/>
+    <w:link w:val="853"/>
     <w:uiPriority w:val="30"/>
     <w:pPr>
       <w:pBdr/>
@@ -31511,9 +34668,9 @@
       <w:color w:val="0f4761" w:themeColor="accent1" w:themeShade="BF"/>
     </w:rPr>
   </w:style>
-  <w:style w:type="character" w:styleId="169">
+  <w:style w:type="character" w:styleId="855">
     <w:name w:val="Intense Reference"/>
-    <w:basedOn w:val="148"/>
+    <w:basedOn w:val="836"/>
     <w:uiPriority w:val="32"/>
     <w:qFormat/>
     <w:pPr>
@@ -31529,9 +34686,9 @@
       <w:spacing w:val="5"/>
     </w:rPr>
   </w:style>
-  <w:style w:type="character" w:styleId="171">
+  <w:style w:type="character" w:styleId="856">
     <w:name w:val="Subtle Emphasis"/>
-    <w:basedOn w:val="148"/>
+    <w:basedOn w:val="836"/>
     <w:uiPriority w:val="19"/>
     <w:qFormat/>
     <w:pPr>
@@ -31545,9 +34702,9 @@
       <w:color w:val="404040" w:themeColor="text1" w:themeTint="BF"/>
     </w:rPr>
   </w:style>
-  <w:style w:type="character" w:styleId="172">
+  <w:style w:type="character" w:styleId="857">
     <w:name w:val="Emphasis"/>
-    <w:basedOn w:val="148"/>
+    <w:basedOn w:val="836"/>
     <w:uiPriority w:val="20"/>
     <w:qFormat/>
     <w:pPr>
@@ -31560,9 +34717,9 @@
       <w:iCs/>
     </w:rPr>
   </w:style>
-  <w:style w:type="character" w:styleId="173">
+  <w:style w:type="character" w:styleId="858">
     <w:name w:val="Strong"/>
-    <w:basedOn w:val="148"/>
+    <w:basedOn w:val="836"/>
     <w:uiPriority w:val="22"/>
     <w:qFormat/>
     <w:pPr>
@@ -31575,9 +34732,9 @@
       <w:bCs/>
     </w:rPr>
   </w:style>
-  <w:style w:type="character" w:styleId="174">
+  <w:style w:type="character" w:styleId="859">
     <w:name w:val="Subtle Reference"/>
-    <w:basedOn w:val="148"/>
+    <w:basedOn w:val="836"/>
     <w:uiPriority w:val="31"/>
     <w:qFormat/>
     <w:pPr>
@@ -31590,9 +34747,9 @@
       <w:color w:val="5a5a5a" w:themeColor="text1" w:themeTint="A5"/>
     </w:rPr>
   </w:style>
-  <w:style w:type="character" w:styleId="175">
+  <w:style w:type="character" w:styleId="860">
     <w:name w:val="Book Title"/>
-    <w:basedOn w:val="148"/>
+    <w:basedOn w:val="836"/>
     <w:uiPriority w:val="33"/>
     <w:qFormat/>
     <w:pPr>
@@ -31608,10 +34765,10 @@
       <w:spacing w:val="5"/>
     </w:rPr>
   </w:style>
-  <w:style w:type="paragraph" w:styleId="176">
+  <w:style w:type="paragraph" w:styleId="861">
     <w:name w:val="Header"/>
-    <w:basedOn w:val="664"/>
-    <w:link w:val="177"/>
+    <w:basedOn w:val="886"/>
+    <w:link w:val="862"/>
     <w:uiPriority w:val="99"/>
     <w:unhideWhenUsed/>
     <w:pPr>
@@ -31624,10 +34781,10 @@
       <w:ind/>
     </w:pPr>
   </w:style>
-  <w:style w:type="character" w:styleId="177">
+  <w:style w:type="character" w:styleId="862">
     <w:name w:val="Header Char"/>
-    <w:basedOn w:val="148"/>
-    <w:link w:val="176"/>
+    <w:basedOn w:val="836"/>
+    <w:link w:val="861"/>
     <w:uiPriority w:val="99"/>
     <w:pPr>
       <w:pBdr/>
@@ -31635,10 +34792,10 @@
       <w:ind/>
     </w:pPr>
   </w:style>
-  <w:style w:type="paragraph" w:styleId="178">
+  <w:style w:type="paragraph" w:styleId="863">
     <w:name w:val="Footer"/>
-    <w:basedOn w:val="664"/>
-    <w:link w:val="179"/>
+    <w:basedOn w:val="886"/>
+    <w:link w:val="864"/>
     <w:uiPriority w:val="99"/>
     <w:unhideWhenUsed/>
     <w:pPr>
@@ -31651,10 +34808,10 @@
       <w:ind/>
     </w:pPr>
   </w:style>
-  <w:style w:type="character" w:styleId="179">
+  <w:style w:type="character" w:styleId="864">
     <w:name w:val="Footer Char"/>
-    <w:basedOn w:val="148"/>
-    <w:link w:val="178"/>
+    <w:basedOn w:val="836"/>
+    <w:link w:val="863"/>
     <w:uiPriority w:val="99"/>
     <w:pPr>
       <w:pBdr/>
@@ -31662,10 +34819,10 @@
       <w:ind/>
     </w:pPr>
   </w:style>
-  <w:style w:type="paragraph" w:styleId="180">
+  <w:style w:type="paragraph" w:styleId="865">
     <w:name w:val="Caption"/>
-    <w:basedOn w:val="664"/>
-    <w:next w:val="664"/>
+    <w:basedOn w:val="886"/>
+    <w:next w:val="886"/>
     <w:uiPriority w:val="35"/>
     <w:unhideWhenUsed/>
     <w:qFormat/>
@@ -31682,10 +34839,10 @@
       <w:szCs w:val="18"/>
     </w:rPr>
   </w:style>
-  <w:style w:type="paragraph" w:styleId="181">
+  <w:style w:type="paragraph" w:styleId="866">
     <w:name w:val="footnote text"/>
-    <w:basedOn w:val="664"/>
-    <w:link w:val="182"/>
+    <w:basedOn w:val="886"/>
+    <w:link w:val="867"/>
     <w:uiPriority w:val="99"/>
     <w:semiHidden/>
     <w:unhideWhenUsed/>
@@ -31699,10 +34856,10 @@
       <w:szCs w:val="20"/>
     </w:rPr>
   </w:style>
-  <w:style w:type="character" w:styleId="182">
+  <w:style w:type="character" w:styleId="867">
     <w:name w:val="Footnote Text Char"/>
-    <w:basedOn w:val="148"/>
-    <w:link w:val="181"/>
+    <w:basedOn w:val="836"/>
+    <w:link w:val="866"/>
     <w:uiPriority w:val="99"/>
     <w:semiHidden/>
     <w:pPr>
@@ -31715,9 +34872,9 @@
       <w:szCs w:val="20"/>
     </w:rPr>
   </w:style>
-  <w:style w:type="character" w:styleId="183">
+  <w:style w:type="character" w:styleId="868">
     <w:name w:val="footnote reference"/>
-    <w:basedOn w:val="148"/>
+    <w:basedOn w:val="836"/>
     <w:uiPriority w:val="99"/>
     <w:semiHidden/>
     <w:unhideWhenUsed/>
@@ -31730,10 +34887,10 @@
       <w:vertAlign w:val="superscript"/>
     </w:rPr>
   </w:style>
-  <w:style w:type="paragraph" w:styleId="184">
+  <w:style w:type="paragraph" w:styleId="869">
     <w:name w:val="endnote text"/>
-    <w:basedOn w:val="664"/>
-    <w:link w:val="185"/>
+    <w:basedOn w:val="886"/>
+    <w:link w:val="870"/>
     <w:uiPriority w:val="99"/>
     <w:semiHidden/>
     <w:unhideWhenUsed/>
@@ -31747,10 +34904,10 @@
       <w:szCs w:val="20"/>
     </w:rPr>
   </w:style>
-  <w:style w:type="character" w:styleId="185">
+  <w:style w:type="character" w:styleId="870">
     <w:name w:val="Endnote Text Char"/>
-    <w:basedOn w:val="148"/>
-    <w:link w:val="184"/>
+    <w:basedOn w:val="836"/>
+    <w:link w:val="869"/>
     <w:uiPriority w:val="99"/>
     <w:semiHidden/>
     <w:pPr>
@@ -31763,9 +34920,9 @@
       <w:szCs w:val="20"/>
     </w:rPr>
   </w:style>
-  <w:style w:type="character" w:styleId="186">
+  <w:style w:type="character" w:styleId="871">
     <w:name w:val="endnote reference"/>
-    <w:basedOn w:val="148"/>
+    <w:basedOn w:val="836"/>
     <w:uiPriority w:val="99"/>
     <w:semiHidden/>
     <w:unhideWhenUsed/>
@@ -31778,9 +34935,9 @@
       <w:vertAlign w:val="superscript"/>
     </w:rPr>
   </w:style>
-  <w:style w:type="character" w:styleId="187">
+  <w:style w:type="character" w:styleId="872">
     <w:name w:val="Hyperlink"/>
-    <w:basedOn w:val="148"/>
+    <w:basedOn w:val="836"/>
     <w:uiPriority w:val="99"/>
     <w:unhideWhenUsed/>
     <w:pPr>
@@ -31793,9 +34950,9 @@
       <w:u w:val="single"/>
     </w:rPr>
   </w:style>
-  <w:style w:type="character" w:styleId="188">
+  <w:style w:type="character" w:styleId="873">
     <w:name w:val="FollowedHyperlink"/>
-    <w:basedOn w:val="148"/>
+    <w:basedOn w:val="836"/>
     <w:uiPriority w:val="99"/>
     <w:semiHidden/>
     <w:unhideWhenUsed/>
@@ -31809,10 +34966,10 @@
       <w:u w:val="single"/>
     </w:rPr>
   </w:style>
-  <w:style w:type="paragraph" w:styleId="189">
+  <w:style w:type="paragraph" w:styleId="874">
     <w:name w:val="toc 1"/>
-    <w:basedOn w:val="664"/>
-    <w:next w:val="664"/>
+    <w:basedOn w:val="886"/>
+    <w:next w:val="886"/>
     <w:uiPriority w:val="39"/>
     <w:unhideWhenUsed/>
     <w:pPr>
@@ -31821,10 +34978,10 @@
       <w:ind/>
     </w:pPr>
   </w:style>
-  <w:style w:type="paragraph" w:styleId="190">
+  <w:style w:type="paragraph" w:styleId="875">
     <w:name w:val="toc 2"/>
-    <w:basedOn w:val="664"/>
-    <w:next w:val="664"/>
+    <w:basedOn w:val="886"/>
+    <w:next w:val="886"/>
     <w:uiPriority w:val="39"/>
     <w:unhideWhenUsed/>
     <w:pPr>
@@ -31833,10 +34990,10 @@
       <w:ind w:left="220"/>
     </w:pPr>
   </w:style>
-  <w:style w:type="paragraph" w:styleId="191">
+  <w:style w:type="paragraph" w:styleId="876">
     <w:name w:val="toc 3"/>
-    <w:basedOn w:val="664"/>
-    <w:next w:val="664"/>
+    <w:basedOn w:val="886"/>
+    <w:next w:val="886"/>
     <w:uiPriority w:val="39"/>
     <w:unhideWhenUsed/>
     <w:pPr>
@@ -31845,10 +35002,10 @@
       <w:ind w:left="440"/>
     </w:pPr>
   </w:style>
-  <w:style w:type="paragraph" w:styleId="192">
+  <w:style w:type="paragraph" w:styleId="877">
     <w:name w:val="toc 4"/>
-    <w:basedOn w:val="664"/>
-    <w:next w:val="664"/>
+    <w:basedOn w:val="886"/>
+    <w:next w:val="886"/>
     <w:uiPriority w:val="39"/>
     <w:unhideWhenUsed/>
     <w:pPr>
@@ -31857,10 +35014,10 @@
       <w:ind w:left="660"/>
     </w:pPr>
   </w:style>
-  <w:style w:type="paragraph" w:styleId="193">
+  <w:style w:type="paragraph" w:styleId="878">
     <w:name w:val="toc 5"/>
-    <w:basedOn w:val="664"/>
-    <w:next w:val="664"/>
+    <w:basedOn w:val="886"/>
+    <w:next w:val="886"/>
     <w:uiPriority w:val="39"/>
     <w:unhideWhenUsed/>
     <w:pPr>
@@ -31869,10 +35026,10 @@
       <w:ind w:left="880"/>
     </w:pPr>
   </w:style>
-  <w:style w:type="paragraph" w:styleId="194">
+  <w:style w:type="paragraph" w:styleId="879">
     <w:name w:val="toc 6"/>
-    <w:basedOn w:val="664"/>
-    <w:next w:val="664"/>
+    <w:basedOn w:val="886"/>
+    <w:next w:val="886"/>
     <w:uiPriority w:val="39"/>
     <w:unhideWhenUsed/>
     <w:pPr>
@@ -31881,10 +35038,10 @@
       <w:ind w:left="1100"/>
     </w:pPr>
   </w:style>
-  <w:style w:type="paragraph" w:styleId="195">
+  <w:style w:type="paragraph" w:styleId="880">
     <w:name w:val="toc 7"/>
-    <w:basedOn w:val="664"/>
-    <w:next w:val="664"/>
+    <w:basedOn w:val="886"/>
+    <w:next w:val="886"/>
     <w:uiPriority w:val="39"/>
     <w:unhideWhenUsed/>
     <w:pPr>
@@ -31893,10 +35050,10 @@
       <w:ind w:left="1320"/>
     </w:pPr>
   </w:style>
-  <w:style w:type="paragraph" w:styleId="196">
+  <w:style w:type="paragraph" w:styleId="881">
     <w:name w:val="toc 8"/>
-    <w:basedOn w:val="664"/>
-    <w:next w:val="664"/>
+    <w:basedOn w:val="886"/>
+    <w:next w:val="886"/>
     <w:uiPriority w:val="39"/>
     <w:unhideWhenUsed/>
     <w:pPr>
@@ -31905,10 +35062,10 @@
       <w:ind w:left="1540"/>
     </w:pPr>
   </w:style>
-  <w:style w:type="paragraph" w:styleId="197">
+  <w:style w:type="paragraph" w:styleId="882">
     <w:name w:val="toc 9"/>
-    <w:basedOn w:val="664"/>
-    <w:next w:val="664"/>
+    <w:basedOn w:val="886"/>
+    <w:next w:val="886"/>
     <w:uiPriority w:val="39"/>
     <w:unhideWhenUsed/>
     <w:pPr>
@@ -31917,9 +35074,9 @@
       <w:ind w:left="1760"/>
     </w:pPr>
   </w:style>
-  <w:style w:type="character" w:styleId="198">
+  <w:style w:type="character" w:styleId="883">
     <w:name w:val="Placeholder Text"/>
-    <w:basedOn w:val="148"/>
+    <w:basedOn w:val="836"/>
     <w:uiPriority w:val="99"/>
     <w:semiHidden/>
     <w:pPr>
@@ -31931,7 +35088,7 @@
       <w:color w:val="666666"/>
     </w:rPr>
   </w:style>
-  <w:style w:type="paragraph" w:styleId="208">
+  <w:style w:type="paragraph" w:styleId="884">
     <w:name w:val="TOC Heading"/>
     <w:uiPriority w:val="39"/>
     <w:unhideWhenUsed/>
@@ -31941,10 +35098,10 @@
       <w:ind/>
     </w:pPr>
   </w:style>
-  <w:style w:type="paragraph" w:styleId="209">
+  <w:style w:type="paragraph" w:styleId="885">
     <w:name w:val="table of figures"/>
-    <w:basedOn w:val="664"/>
-    <w:next w:val="664"/>
+    <w:basedOn w:val="886"/>
+    <w:next w:val="886"/>
     <w:uiPriority w:val="99"/>
     <w:unhideWhenUsed/>
     <w:pPr>
@@ -31953,7 +35110,7 @@
       <w:ind/>
     </w:pPr>
   </w:style>
-  <w:style w:type="paragraph" w:styleId="664" w:default="1">
+  <w:style w:type="paragraph" w:styleId="886" w:default="1">
     <w:name w:val="Normal"/>
     <w:qFormat/>
     <w:pPr>
@@ -31962,7 +35119,7 @@
       <w:ind/>
     </w:pPr>
   </w:style>
-  <w:style w:type="table" w:styleId="665" w:default="1">
+  <w:style w:type="table" w:styleId="887" w:default="1">
     <w:name w:val="Normal Table"/>
     <w:uiPriority w:val="99"/>
     <w:semiHidden/>
@@ -32155,7 +35312,7 @@
       </w:tcPr>
     </w:tblStylePr>
   </w:style>
-  <w:style w:type="numbering" w:styleId="666" w:default="1">
+  <w:style w:type="numbering" w:styleId="888" w:default="1">
     <w:name w:val="No List"/>
     <w:uiPriority w:val="99"/>
     <w:semiHidden/>
@@ -32166,9 +35323,9 @@
       <w:ind/>
     </w:pPr>
   </w:style>
-  <w:style w:type="paragraph" w:styleId="667">
+  <w:style w:type="paragraph" w:styleId="889">
     <w:name w:val="No Spacing"/>
-    <w:basedOn w:val="664"/>
+    <w:basedOn w:val="886"/>
     <w:uiPriority w:val="1"/>
     <w:qFormat/>
     <w:pPr>
@@ -32177,9 +35334,9 @@
       <w:ind/>
     </w:pPr>
   </w:style>
-  <w:style w:type="paragraph" w:styleId="668">
+  <w:style w:type="paragraph" w:styleId="890">
     <w:name w:val="List Paragraph"/>
-    <w:basedOn w:val="664"/>
+    <w:basedOn w:val="886"/>
     <w:uiPriority w:val="34"/>
     <w:qFormat/>
     <w:pPr>

--- a/Linux/usefulCommand/sys_command.docx
+++ b/Linux/usefulCommand/sys_command.docx
@@ -39,6 +39,7 @@
       <w:r>
         <w:rPr>
           <w:highlight w:val="none"/>
+          <w14:ligatures w14:val="none"/>
         </w:rPr>
       </w:r>
     </w:p>
@@ -223,7 +224,11 @@
           <w:highlight w:val="none"/>
         </w:rPr>
       </w:r>
-      <w:r/>
+      <w:r>
+        <w:rPr>
+          <w:highlight w:val="none"/>
+        </w:rPr>
+      </w:r>
     </w:p>
     <w:p>
       <w:pPr>
@@ -272,7 +277,7 @@
                         <pic:nvPr/>
                       </pic:nvPicPr>
                       <pic:blipFill rotWithShape="1">
-                        <a:blip r:embed="rId8"/>
+                        <a:blip r:embed="rId11"/>
                         <a:stretch/>
                       </pic:blipFill>
                       <pic:spPr bwMode="auto">
@@ -313,7 +318,7 @@
               </v:shapetype>
               <v:shape id="_x0000_i0" o:spid="_x0000_s0" type="#_x0000_t75" style="position:absolute;z-index:2048;o:allowoverlap:true;o:allowincell:true;mso-position-horizontal-relative:text;margin-left:0.00pt;mso-position-horizontal:absolute;mso-position-vertical-relative:text;margin-top:0.00pt;mso-position-vertical:absolute;width:468.00pt;height:74.29pt;mso-wrap-distance-left:9.07pt;mso-wrap-distance-top:0.00pt;mso-wrap-distance-right:9.07pt;mso-wrap-distance-bottom:0.00pt;z-index:1;" stroked="false">
                 <w10:wrap type="topAndBottom"/>
-                <v:imagedata r:id="rId8" o:title=""/>
+                <v:imagedata r:id="rId11" o:title=""/>
                 <o:lock v:ext="edit" rotation="t"/>
               </v:shape>
             </w:pict>
@@ -424,6 +429,11 @@
           <w:highlight w:val="none"/>
         </w:rPr>
       </w:r>
+      <w:r>
+        <w:rPr>
+          <w:highlight w:val="none"/>
+        </w:rPr>
+      </w:r>
     </w:p>
     <w:p>
       <w:pPr>
@@ -463,6 +473,11 @@
           <w:highlight w:val="none"/>
         </w:rPr>
       </w:r>
+      <w:r>
+        <w:rPr>
+          <w:highlight w:val="none"/>
+        </w:rPr>
+      </w:r>
     </w:p>
     <w:p>
       <w:pPr>
@@ -497,8 +512,11 @@
         </w:rPr>
         <w:t xml:space="preserve">的</w:t>
       </w:r>
-      <w:r/>
-      <w:r/>
+      <w:r>
+        <w:rPr>
+          <w:highlight w:val="none"/>
+        </w:rPr>
+      </w:r>
     </w:p>
     <w:p>
       <w:pPr>
@@ -544,7 +562,7 @@
                         <pic:nvPr/>
                       </pic:nvPicPr>
                       <pic:blipFill rotWithShape="1">
-                        <a:blip r:embed="rId9"/>
+                        <a:blip r:embed="rId12"/>
                         <a:stretch/>
                       </pic:blipFill>
                       <pic:spPr bwMode="auto">
@@ -585,7 +603,7 @@
               </v:shapetype>
               <v:shape id="_x0000_i1" o:spid="_x0000_s1" type="#_x0000_t75" style="position:absolute;z-index:4096;o:allowoverlap:true;o:allowincell:true;mso-position-horizontal-relative:text;margin-left:0.00pt;mso-position-horizontal:absolute;mso-position-vertical-relative:text;margin-top:0.00pt;mso-position-vertical:absolute;width:468.00pt;height:62.28pt;mso-wrap-distance-left:9.07pt;mso-wrap-distance-top:0.00pt;mso-wrap-distance-right:9.07pt;mso-wrap-distance-bottom:0.00pt;z-index:1;" stroked="false">
                 <w10:wrap type="topAndBottom"/>
-                <v:imagedata r:id="rId9" o:title=""/>
+                <v:imagedata r:id="rId12" o:title=""/>
                 <o:lock v:ext="edit" rotation="t"/>
               </v:shape>
             </w:pict>
@@ -707,6 +725,11 @@
           <w:highlight w:val="none"/>
         </w:rPr>
       </w:r>
+      <w:r>
+        <w:rPr>
+          <w:highlight w:val="none"/>
+        </w:rPr>
+      </w:r>
     </w:p>
     <w:p>
       <w:pPr>
@@ -746,7 +769,11 @@
           <w:highlight w:val="none"/>
         </w:rPr>
       </w:r>
-      <w:r/>
+      <w:r>
+        <w:rPr>
+          <w:highlight w:val="none"/>
+        </w:rPr>
+      </w:r>
     </w:p>
     <w:p>
       <w:pPr>
@@ -786,6 +813,11 @@
           <w:highlight w:val="none"/>
         </w:rPr>
       </w:r>
+      <w:r>
+        <w:rPr>
+          <w:highlight w:val="none"/>
+        </w:rPr>
+      </w:r>
     </w:p>
     <w:p>
       <w:pPr>
@@ -800,89 +832,78 @@
       <w:r>
         <w:rPr>
           <w:highlight w:val="none"/>
-          <w:lang w:val="undefined"/>
         </w:rPr>
         <w:t xml:space="preserve">-d(</w:t>
       </w:r>
       <w:r>
         <w:rPr>
           <w:highlight w:val="none"/>
-          <w:lang w:val="undefined"/>
         </w:rPr>
         <w:t xml:space="preserve">no-dereference:</w:t>
       </w:r>
       <w:r>
         <w:rPr>
           <w:highlight w:val="none"/>
-          <w:lang w:val="undefined"/>
         </w:rPr>
         <w:t xml:space="preserve">不</w:t>
       </w:r>
       <w:r>
         <w:rPr>
           <w:highlight w:val="none"/>
-          <w:lang w:val="undefined"/>
         </w:rPr>
         <w:t xml:space="preserve">解</w:t>
       </w:r>
       <w:r>
         <w:rPr>
           <w:highlight w:val="none"/>
-          <w:lang w:val="undefined"/>
         </w:rPr>
         <w:t xml:space="preserve">引用</w:t>
       </w:r>
       <w:r>
         <w:rPr>
           <w:highlight w:val="none"/>
-          <w:lang w:val="undefined"/>
         </w:rPr>
         <w:t xml:space="preserve">)</w:t>
       </w:r>
       <w:r>
         <w:rPr>
           <w:highlight w:val="none"/>
-          <w:lang w:val="undefined"/>
         </w:rPr>
         <w:t xml:space="preserve">：</w:t>
       </w:r>
       <w:r>
         <w:rPr>
           <w:highlight w:val="none"/>
-          <w:lang w:val="undefined"/>
         </w:rPr>
         <w:t xml:space="preserve">保留软链接本身，不解引用复制真实文件</w:t>
       </w:r>
       <w:r>
         <w:rPr>
           <w:highlight w:val="none"/>
-          <w:lang w:val="undefined"/>
         </w:rPr>
         <w:t xml:space="preserve">，</w:t>
       </w:r>
       <w:r>
         <w:rPr>
           <w:highlight w:val="none"/>
-          <w:lang w:val="undefined"/>
         </w:rPr>
         <w:t xml:space="preserve">不复制它指向的真实文件</w:t>
       </w:r>
       <w:r>
         <w:rPr>
           <w:highlight w:val="none"/>
-          <w:lang w:val="undefined"/>
         </w:rPr>
         <w:t xml:space="preserve">，同时保留硬链接关系</w:t>
       </w:r>
       <w:r>
         <w:rPr>
           <w:highlight w:val="none"/>
-          <w:lang w:val="undefined" w:bidi="undefined"/>
-        </w:rPr>
-      </w:r>
-      <w:r>
-        <w:rPr>
-          <w:highlight w:val="none"/>
+        </w:rPr>
+      </w:r>
+      <w:r>
+        <w:rPr>
+          <w:highlight w:val="none"/>
+          <w14:ligatures w14:val="none"/>
         </w:rPr>
       </w:r>
     </w:p>
@@ -909,6 +930,13 @@
           <w:highlight w:val="none"/>
         </w:rPr>
       </w:r>
+      <w:r>
+        <w:rPr>
+          <w:highlight w:val="none"/>
+          <w:lang w:val="en-US"/>
+          <w14:ligatures w14:val="none"/>
+        </w:rPr>
+      </w:r>
     </w:p>
     <w:p>
       <w:pPr>
@@ -936,7 +964,7 @@
       <w:r>
         <w:rPr>
           <w:highlight w:val="none"/>
-          <w:lang w:val="en-US"/>
+          <w14:ligatures w14:val="none"/>
         </w:rPr>
       </w:r>
     </w:p>
@@ -960,11 +988,6 @@
           <w:highlight w:val="none"/>
         </w:rPr>
         <w:t xml:space="preserve">若目标文件已经存在时，在覆盖时会先询问动作的进行</w:t>
-      </w:r>
-      <w:r>
-        <w:rPr>
-          <w:highlight w:val="none"/>
-        </w:rPr>
       </w:r>
       <w:r>
         <w:rPr>
@@ -1024,7 +1047,7 @@
                         <pic:nvPr/>
                       </pic:nvPicPr>
                       <pic:blipFill rotWithShape="1">
-                        <a:blip r:embed="rId10"/>
+                        <a:blip r:embed="rId13"/>
                         <a:stretch/>
                       </pic:blipFill>
                       <pic:spPr bwMode="auto">
@@ -1065,7 +1088,7 @@
               </v:shapetype>
               <v:shape id="_x0000_i2" o:spid="_x0000_s2" type="#_x0000_t75" style="position:absolute;z-index:5120;o:allowoverlap:true;o:allowincell:true;mso-position-horizontal-relative:text;margin-left:0.00pt;mso-position-horizontal:absolute;mso-position-vertical-relative:text;margin-top:0.00pt;mso-position-vertical:absolute;width:468.00pt;height:53.20pt;mso-wrap-distance-left:9.07pt;mso-wrap-distance-top:0.00pt;mso-wrap-distance-right:9.07pt;mso-wrap-distance-bottom:0.00pt;z-index:1;" stroked="false">
                 <w10:wrap type="topAndBottom"/>
-                <v:imagedata r:id="rId10" o:title=""/>
+                <v:imagedata r:id="rId13" o:title=""/>
                 <o:lock v:ext="edit" rotation="t"/>
               </v:shape>
             </w:pict>
@@ -1077,6 +1100,11 @@
           <w:highlight w:val="none"/>
         </w:rPr>
       </w:r>
+      <w:r>
+        <w:rPr>
+          <w:highlight w:val="none"/>
+        </w:rPr>
+      </w:r>
     </w:p>
     <w:p>
       <w:pPr>
@@ -1093,11 +1121,6 @@
           <w:highlight w:val="none"/>
         </w:rPr>
         <w:t xml:space="preserve">4、</w:t>
-      </w:r>
-      <w:r>
-        <w:rPr>
-          <w:highlight w:val="none"/>
-        </w:rPr>
       </w:r>
       <w:r>
         <w:rPr>
@@ -1112,11 +1135,6 @@
         <w:tab/>
         <w:tab/>
         <w:t xml:space="preserve">mv</w:t>
-      </w:r>
-      <w:r>
-        <w:rPr>
-          <w:highlight w:val="none"/>
-        </w:rPr>
       </w:r>
       <w:r>
         <w:rPr>
@@ -1243,7 +1261,7 @@
                         <pic:nvPr/>
                       </pic:nvPicPr>
                       <pic:blipFill rotWithShape="1">
-                        <a:blip r:embed="rId11"/>
+                        <a:blip r:embed="rId14"/>
                         <a:stretch/>
                       </pic:blipFill>
                       <pic:spPr bwMode="auto">
@@ -1284,7 +1302,7 @@
               </v:shapetype>
               <v:shape id="_x0000_i3" o:spid="_x0000_s3" type="#_x0000_t75" style="position:absolute;z-index:12288;o:allowoverlap:true;o:allowincell:true;mso-position-horizontal-relative:text;margin-left:0.00pt;mso-position-horizontal:absolute;mso-position-vertical-relative:text;margin-top:0.00pt;mso-position-vertical:absolute;width:468.00pt;height:189.42pt;mso-wrap-distance-left:9.07pt;mso-wrap-distance-top:0.00pt;mso-wrap-distance-right:9.07pt;mso-wrap-distance-bottom:0.00pt;z-index:1;" stroked="false">
                 <w10:wrap type="topAndBottom"/>
-                <v:imagedata r:id="rId11" o:title=""/>
+                <v:imagedata r:id="rId14" o:title=""/>
                 <o:lock v:ext="edit" rotation="t"/>
               </v:shape>
             </w:pict>
@@ -1316,6 +1334,11 @@
           <w:highlight w:val="none"/>
         </w:rPr>
         <w:t xml:space="preserve">（2）修改文件名</w:t>
+      </w:r>
+      <w:r>
+        <w:rPr>
+          <w:highlight w:val="none"/>
+        </w:rPr>
       </w:r>
       <w:r>
         <w:rPr>
@@ -1400,7 +1423,7 @@
                         <pic:nvPr/>
                       </pic:nvPicPr>
                       <pic:blipFill rotWithShape="1">
-                        <a:blip r:embed="rId12"/>
+                        <a:blip r:embed="rId15"/>
                         <a:stretch/>
                       </pic:blipFill>
                       <pic:spPr bwMode="auto">
@@ -1440,7 +1463,7 @@
                 <o:lock v:ext="edit" aspectratio="t"/>
               </v:shapetype>
               <v:shape id="_x0000_i4" o:spid="_x0000_s4" type="#_x0000_t75" style="width:468.00pt;height:68.31pt;mso-wrap-distance-left:0.00pt;mso-wrap-distance-top:0.00pt;mso-wrap-distance-right:0.00pt;mso-wrap-distance-bottom:0.00pt;z-index:1;" stroked="false">
-                <v:imagedata r:id="rId12" o:title=""/>
+                <v:imagedata r:id="rId15" o:title=""/>
                 <o:lock v:ext="edit" rotation="t"/>
               </v:shape>
             </w:pict>
@@ -1457,11 +1480,6 @@
           <w:highlight w:val="none"/>
         </w:rPr>
       </w:r>
-      <w:r>
-        <w:rPr>
-          <w:highlight w:val="none"/>
-        </w:rPr>
-      </w:r>
     </w:p>
     <w:p>
       <w:pPr>
@@ -1750,27 +1768,6 @@
         <w:tab/>
         <w:t xml:space="preserve">home目录</w:t>
       </w:r>
-      <w:r/>
-      <w:r>
-        <w:rPr>
-          <w:highlight w:val="none"/>
-        </w:rPr>
-      </w:r>
-      <w:r>
-        <w:rPr>
-          <w:highlight w:val="none"/>
-        </w:rPr>
-      </w:r>
-      <w:r>
-        <w:rPr>
-          <w:highlight w:val="none"/>
-        </w:rPr>
-      </w:r>
-      <w:r>
-        <w:rPr>
-          <w:highlight w:val="none"/>
-        </w:rPr>
-      </w:r>
       <w:r>
         <w:rPr>
           <w:highlight w:val="none"/>
@@ -1887,6 +1884,11 @@
           <w:highlight w:val="none"/>
         </w:rPr>
       </w:r>
+      <w:r>
+        <w:rPr>
+          <w:highlight w:val="none"/>
+        </w:rPr>
+      </w:r>
     </w:p>
     <w:p>
       <w:pPr>
@@ -1908,6 +1910,11 @@
           <w:highlight w:val="none"/>
         </w:rPr>
       </w:r>
+      <w:r>
+        <w:rPr>
+          <w:highlight w:val="none"/>
+        </w:rPr>
+      </w:r>
     </w:p>
     <w:p>
       <w:pPr>
@@ -1964,6 +1971,11 @@
           <w:highlight w:val="none"/>
         </w:rPr>
         <w:t xml:space="preserve">(2)列出文件属性</w:t>
+      </w:r>
+      <w:r>
+        <w:rPr>
+          <w:highlight w:val="none"/>
+        </w:rPr>
       </w:r>
       <w:r>
         <w:rPr>
@@ -2043,7 +2055,7 @@
                         <pic:nvPr/>
                       </pic:nvPicPr>
                       <pic:blipFill rotWithShape="1">
-                        <a:blip r:embed="rId13"/>
+                        <a:blip r:embed="rId16"/>
                         <a:stretch/>
                       </pic:blipFill>
                       <pic:spPr bwMode="auto">
@@ -2083,7 +2095,7 @@
                 <o:lock v:ext="edit" aspectratio="t"/>
               </v:shapetype>
               <v:shape id="_x0000_i5" o:spid="_x0000_s5" type="#_x0000_t75" style="width:468.00pt;height:85.99pt;mso-wrap-distance-left:0.00pt;mso-wrap-distance-top:0.00pt;mso-wrap-distance-right:0.00pt;mso-wrap-distance-bottom:0.00pt;z-index:1;" stroked="false">
-                <v:imagedata r:id="rId13" o:title=""/>
+                <v:imagedata r:id="rId16" o:title=""/>
                 <o:lock v:ext="edit" rotation="t"/>
               </v:shape>
             </w:pict>
@@ -2095,29 +2107,23 @@
           <w:highlight w:val="none"/>
         </w:rPr>
       </w:r>
-      <w:r/>
-      <w:r>
-        <w:rPr>
-          <w:highlight w:val="none"/>
-        </w:rPr>
-      </w:r>
-      <w:r>
-        <w:rPr>
-          <w:highlight w:val="none"/>
-        </w:rPr>
-      </w:r>
-      <w:r>
-        <w:rPr>
-          <w:highlight w:val="none"/>
-        </w:rPr>
-      </w:r>
-      <w:r>
+      <w:r>
+        <w:rPr>
+          <w:highlight w:val="none"/>
+        </w:rPr>
+      </w:r>
+    </w:p>
+    <w:p>
+      <w:pPr>
+        <w:pBdr/>
+        <w:spacing/>
+        <w:ind/>
         <w:rPr>
           <w:b w:val="0"/>
           <w:bCs w:val="0"/>
           <w:highlight w:val="none"/>
         </w:rPr>
-      </w:r>
+      </w:pPr>
       <w:r>
         <w:rPr>
           <w:b w:val="0"/>
@@ -2131,9 +2137,19 @@
           <w:bCs w:val="0"/>
           <w:highlight w:val="none"/>
         </w:rPr>
-      </w:r>
-      <w:r>
-        <w:rPr>
+        <w:t xml:space="preserve">-rw-rw-r-- 1 yu-chuanwei yu-chuanwei 0 Aug 28 20:38 readme.md</w:t>
+      </w:r>
+      <w:r>
+        <w:rPr>
+          <w:b w:val="0"/>
+          <w:bCs w:val="0"/>
+          <w:highlight w:val="none"/>
+        </w:rPr>
+      </w:r>
+      <w:r>
+        <w:rPr>
+          <w:b w:val="0"/>
+          <w:bCs w:val="0"/>
           <w:highlight w:val="none"/>
         </w:rPr>
       </w:r>
@@ -2155,6 +2171,7 @@
           <w:bCs w:val="0"/>
           <w:highlight w:val="none"/>
         </w:rPr>
+        <w:t xml:space="preserve">解读</w:t>
       </w:r>
       <w:r>
         <w:rPr>
@@ -2162,7 +2179,7 @@
           <w:bCs w:val="0"/>
           <w:highlight w:val="none"/>
         </w:rPr>
-        <w:t xml:space="preserve">-rw-rw-r-- 1 yu-chuanwei yu-chuanwei 0 Aug 28 20:38 readme.md</w:t>
+        <w:t xml:space="preserve">（依次从左往右）</w:t>
       </w:r>
       <w:r>
         <w:rPr>
@@ -2185,18 +2202,24 @@
         <w:spacing/>
         <w:ind/>
         <w:rPr>
+          <w:highlight w:val="none"/>
+        </w:rPr>
+      </w:pPr>
+      <w:r>
+        <w:rPr>
           <w:b w:val="0"/>
           <w:bCs w:val="0"/>
           <w:highlight w:val="none"/>
         </w:rPr>
-      </w:pPr>
+        <w:t xml:space="preserve">[权限]：</w:t>
+      </w:r>
       <w:r>
         <w:rPr>
           <w:b w:val="0"/>
           <w:bCs w:val="0"/>
           <w:highlight w:val="none"/>
         </w:rPr>
-        <w:t xml:space="preserve">解读</w:t>
+        <w:t xml:space="preserve">-rw-rw-r--</w:t>
       </w:r>
       <w:r>
         <w:rPr>
@@ -2204,7 +2227,33 @@
           <w:bCs w:val="0"/>
           <w:highlight w:val="none"/>
         </w:rPr>
-        <w:t xml:space="preserve">（依次从左往右）</w:t>
+      </w:r>
+      <w:r>
+        <w:rPr>
+          <w:highlight w:val="none"/>
+        </w:rPr>
+      </w:r>
+    </w:p>
+    <w:p>
+      <w:pPr>
+        <w:pBdr/>
+        <w:spacing/>
+        <w:ind/>
+        <w:rPr>
+          <w:highlight w:val="none"/>
+        </w:rPr>
+      </w:pPr>
+      <w:r>
+        <w:rPr>
+          <w:highlight w:val="none"/>
+        </w:rPr>
+        <w:t xml:space="preserve">[连接]：1，</w:t>
+      </w:r>
+      <w:r>
+        <w:rPr>
+          <w:highlight w:val="none"/>
+        </w:rPr>
+        <w:t xml:space="preserve">表示有1文件名连接到此节点（i-node）</w:t>
       </w:r>
       <w:r>
         <w:rPr>
@@ -2213,6 +2262,11 @@
           <w:highlight w:val="none"/>
         </w:rPr>
       </w:r>
+      <w:r>
+        <w:rPr>
+          <w:highlight w:val="none"/>
+        </w:rPr>
+      </w:r>
     </w:p>
     <w:p>
       <w:pPr>
@@ -2225,11 +2279,17 @@
       </w:pPr>
       <w:r>
         <w:rPr>
+          <w:highlight w:val="none"/>
+        </w:rPr>
+        <w:t xml:space="preserve">[所有者]：</w:t>
+      </w:r>
+      <w:r>
+        <w:rPr>
           <w:b w:val="0"/>
           <w:bCs w:val="0"/>
           <w:highlight w:val="none"/>
         </w:rPr>
-        <w:t xml:space="preserve">[权限]：</w:t>
+        <w:t xml:space="preserve">yu-chuanwei</w:t>
       </w:r>
       <w:r>
         <w:rPr>
@@ -2240,13 +2300,33 @@
       </w:r>
       <w:r>
         <w:rPr>
+          <w:highlight w:val="none"/>
+        </w:rPr>
+      </w:r>
+    </w:p>
+    <w:p>
+      <w:pPr>
+        <w:pBdr/>
+        <w:spacing/>
+        <w:ind/>
+        <w:rPr>
+          <w:highlight w:val="none"/>
+        </w:rPr>
+      </w:pPr>
+      <w:r>
+        <w:rPr>
+          <w:highlight w:val="none"/>
+        </w:rPr>
+        <w:t xml:space="preserve">[用户组]：</w:t>
+      </w:r>
+      <w:r>
+        <w:rPr>
           <w:b w:val="0"/>
           <w:bCs w:val="0"/>
           <w:highlight w:val="none"/>
         </w:rPr>
-        <w:t xml:space="preserve">-rw-rw-r--</w:t>
-      </w:r>
-      <w:r/>
+        <w:t xml:space="preserve">yu-chuanwei</w:t>
+      </w:r>
       <w:r>
         <w:rPr>
           <w:b w:val="0"/>
@@ -2254,6 +2334,11 @@
           <w:highlight w:val="none"/>
         </w:rPr>
       </w:r>
+      <w:r>
+        <w:rPr>
+          <w:highlight w:val="none"/>
+        </w:rPr>
+      </w:r>
     </w:p>
     <w:p>
       <w:pPr>
@@ -2268,18 +2353,7 @@
         <w:rPr>
           <w:highlight w:val="none"/>
         </w:rPr>
-        <w:t xml:space="preserve">[连接]：1，</w:t>
-      </w:r>
-      <w:r>
-        <w:rPr>
-          <w:highlight w:val="none"/>
-        </w:rPr>
-        <w:t xml:space="preserve">表示有1文件名连接到此节点（i-node）</w:t>
-      </w:r>
-      <w:r>
-        <w:rPr>
-          <w:highlight w:val="none"/>
-        </w:rPr>
+        <w:t xml:space="preserve">[文件容量]：0,默认单位为B（字节）</w:t>
       </w:r>
       <w:r>
         <w:rPr>
@@ -2288,6 +2362,11 @@
           <w:highlight w:val="none"/>
         </w:rPr>
       </w:r>
+      <w:r>
+        <w:rPr>
+          <w:highlight w:val="none"/>
+        </w:rPr>
+      </w:r>
     </w:p>
     <w:p>
       <w:pPr>
@@ -2302,12 +2381,7 @@
         <w:rPr>
           <w:highlight w:val="none"/>
         </w:rPr>
-        <w:t xml:space="preserve">[所有者]：</w:t>
-      </w:r>
-      <w:r>
-        <w:rPr>
-          <w:highlight w:val="none"/>
-        </w:rPr>
+        <w:t xml:space="preserve">[修改日期]：</w:t>
       </w:r>
       <w:r>
         <w:rPr>
@@ -2315,13 +2389,7 @@
           <w:bCs w:val="0"/>
           <w:highlight w:val="none"/>
         </w:rPr>
-        <w:t xml:space="preserve">yu-chuanwei</w:t>
-      </w:r>
-      <w:r/>
-      <w:r>
-        <w:rPr>
-          <w:highlight w:val="none"/>
-        </w:rPr>
+        <w:t xml:space="preserve">Aug 28 20:38</w:t>
       </w:r>
       <w:r>
         <w:rPr>
@@ -2330,6 +2398,11 @@
           <w:highlight w:val="none"/>
         </w:rPr>
       </w:r>
+      <w:r>
+        <w:rPr>
+          <w:highlight w:val="none"/>
+        </w:rPr>
+      </w:r>
     </w:p>
     <w:p>
       <w:pPr>
@@ -2337,28 +2410,16 @@
         <w:spacing/>
         <w:ind/>
         <w:rPr>
-          <w:highlight w:val="none"/>
-        </w:rPr>
-      </w:pPr>
-      <w:r>
-        <w:rPr>
-          <w:highlight w:val="none"/>
-        </w:rPr>
-        <w:t xml:space="preserve">[用户组]：</w:t>
-      </w:r>
-      <w:r>
-        <w:rPr>
           <w:b w:val="0"/>
           <w:bCs w:val="0"/>
           <w:highlight w:val="none"/>
         </w:rPr>
-        <w:t xml:space="preserve">yu-chuanwei</w:t>
-      </w:r>
-      <w:r/>
-      <w:r>
-        <w:rPr>
-          <w:highlight w:val="none"/>
-        </w:rPr>
+      </w:pPr>
+      <w:r>
+        <w:rPr>
+          <w:highlight w:val="none"/>
+        </w:rPr>
+        <w:t xml:space="preserve">[文件名]：</w:t>
       </w:r>
       <w:r>
         <w:rPr>
@@ -2366,6 +2427,19 @@
           <w:bCs w:val="0"/>
           <w:highlight w:val="none"/>
         </w:rPr>
+        <w:t xml:space="preserve">readme.md</w:t>
+      </w:r>
+      <w:r>
+        <w:rPr>
+          <w:highlight w:val="none"/>
+        </w:rPr>
+      </w:r>
+      <w:r>
+        <w:rPr>
+          <w:b w:val="0"/>
+          <w:bCs w:val="0"/>
+          <w:highlight w:val="none"/>
+        </w:rPr>
       </w:r>
     </w:p>
     <w:p>
@@ -2374,21 +2448,32 @@
         <w:spacing/>
         <w:ind/>
         <w:rPr>
-          <w:highlight w:val="none"/>
-        </w:rPr>
-      </w:pPr>
-      <w:r>
-        <w:rPr>
-          <w:highlight w:val="none"/>
-        </w:rPr>
-        <w:t xml:space="preserve">[文件容量]：0,默认单位为B（字节）</w:t>
-      </w:r>
-      <w:r>
-        <w:rPr>
           <w:b w:val="0"/>
           <w:bCs w:val="0"/>
           <w:highlight w:val="none"/>
         </w:rPr>
+      </w:pPr>
+      <w:r>
+        <w:rPr>
+          <w:b w:val="0"/>
+          <w:bCs w:val="0"/>
+          <w:highlight w:val="none"/>
+        </w:rPr>
+        <w:t xml:space="preserve">文件权限：</w:t>
+      </w:r>
+      <w:r>
+        <w:rPr>
+          <w:b w:val="0"/>
+          <w:bCs w:val="0"/>
+          <w:highlight w:val="none"/>
+        </w:rPr>
+      </w:r>
+      <w:r>
+        <w:rPr>
+          <w:b w:val="0"/>
+          <w:bCs w:val="0"/>
+          <w:highlight w:val="none"/>
+        </w:rPr>
       </w:r>
     </w:p>
     <w:p>
@@ -2397,47 +2482,27 @@
         <w:spacing/>
         <w:ind/>
         <w:rPr>
-          <w:highlight w:val="none"/>
-        </w:rPr>
-      </w:pPr>
-      <w:r>
-        <w:rPr>
-          <w:highlight w:val="none"/>
-        </w:rPr>
-        <w:t xml:space="preserve">[修改日期]：</w:t>
-      </w:r>
-      <w:r>
-        <w:rPr>
-          <w:highlight w:val="none"/>
-        </w:rPr>
-      </w:r>
-      <w:r>
-        <w:rPr>
           <w:b w:val="0"/>
           <w:bCs w:val="0"/>
           <w:highlight w:val="none"/>
         </w:rPr>
-      </w:r>
+      </w:pPr>
       <w:r>
         <w:rPr>
           <w:b w:val="0"/>
           <w:bCs w:val="0"/>
           <w:highlight w:val="none"/>
         </w:rPr>
-        <w:t xml:space="preserve">Aug 28 20:38</w:t>
-      </w:r>
-      <w:r/>
+        <w:tab/>
+        <w:t xml:space="preserve">首字符：目录（d）,文件（-）,连接文件（l）,</w:t>
+      </w:r>
       <w:r>
         <w:rPr>
           <w:b w:val="0"/>
           <w:bCs w:val="0"/>
           <w:highlight w:val="none"/>
         </w:rPr>
-      </w:r>
-      <w:r>
-        <w:rPr>
-          <w:highlight w:val="none"/>
-        </w:rPr>
+        <w:t xml:space="preserve">设备文件中可供存储的接口设备（b），</w:t>
       </w:r>
       <w:r>
         <w:rPr>
@@ -2446,6 +2511,13 @@
           <w:highlight w:val="none"/>
         </w:rPr>
       </w:r>
+      <w:r>
+        <w:rPr>
+          <w:b w:val="0"/>
+          <w:bCs w:val="0"/>
+          <w:highlight w:val="none"/>
+        </w:rPr>
+      </w:r>
     </w:p>
     <w:p>
       <w:pPr>
@@ -2460,31 +2532,40 @@
       </w:pPr>
       <w:r>
         <w:rPr>
-          <w:highlight w:val="none"/>
-        </w:rPr>
-        <w:t xml:space="preserve">[文件名]：</w:t>
-      </w:r>
-      <w:r>
-        <w:rPr>
-          <w:highlight w:val="none"/>
-        </w:rPr>
-      </w:r>
-      <w:r>
-        <w:rPr>
           <w:b w:val="0"/>
           <w:bCs w:val="0"/>
           <w:highlight w:val="none"/>
         </w:rPr>
-        <w:t xml:space="preserve">readme.md</w:t>
-      </w:r>
-      <w:r/>
-      <w:r>
-        <w:rPr>
-          <w:highlight w:val="none"/>
-        </w:rPr>
-      </w:r>
-      <w:r>
-        <w:rPr>
+        <w:tab/>
+        <w:tab/>
+      </w:r>
+      <w:r>
+        <w:rPr>
+          <w:b w:val="0"/>
+          <w:bCs w:val="0"/>
+          <w:highlight w:val="none"/>
+        </w:rPr>
+        <w:t xml:space="preserve">设备文件中的串行端口设备</w:t>
+      </w:r>
+      <w:r>
+        <w:rPr>
+          <w:b w:val="0"/>
+          <w:bCs w:val="0"/>
+          <w:highlight w:val="none"/>
+        </w:rPr>
+        <w:t xml:space="preserve">键盘、鼠标等（c）.</w:t>
+      </w:r>
+      <w:r>
+        <w:rPr>
+          <w:b w:val="0"/>
+          <w:bCs w:val="0"/>
+          <w:highlight w:val="none"/>
+        </w:rPr>
+      </w:r>
+      <w:r>
+        <w:rPr>
+          <w:b w:val="0"/>
+          <w:bCs w:val="0"/>
           <w:highlight w:val="none"/>
         </w:rPr>
       </w:r>
@@ -2494,19 +2575,24 @@
         <w:pBdr/>
         <w:spacing/>
         <w:ind/>
+        <w:rPr/>
+      </w:pPr>
+      <w:r>
         <w:rPr>
           <w:b w:val="0"/>
           <w:bCs w:val="0"/>
           <w:highlight w:val="none"/>
         </w:rPr>
-      </w:pPr>
+        <w:tab/>
+        <w:t xml:space="preserve">权限组合：</w:t>
+      </w:r>
       <w:r>
         <w:rPr>
           <w:b w:val="0"/>
           <w:bCs w:val="0"/>
           <w:highlight w:val="none"/>
         </w:rPr>
-        <w:t xml:space="preserve">文件权限：</w:t>
+        <w:t xml:space="preserve">均为r w x参数的组合，</w:t>
       </w:r>
       <w:r>
         <w:rPr>
@@ -2514,13 +2600,46 @@
           <w:bCs w:val="0"/>
           <w:highlight w:val="none"/>
         </w:rPr>
-      </w:r>
+        <w:t xml:space="preserve">r—可读，</w:t>
+      </w:r>
+      <w:r>
+        <w:rPr>
+          <w:b w:val="0"/>
+          <w:bCs w:val="0"/>
+          <w:highlight w:val="none"/>
+        </w:rPr>
+        <w:t xml:space="preserve">w—可写，</w:t>
+      </w:r>
+      <w:r>
+        <w:rPr>
+          <w:b w:val="0"/>
+          <w:bCs w:val="0"/>
+          <w:highlight w:val="none"/>
+        </w:rPr>
+        <w:t xml:space="preserve">x—可执行</w:t>
+      </w:r>
+      <w:r>
+        <w:rPr>
+          <w:b w:val="0"/>
+          <w:bCs w:val="0"/>
+          <w:highlight w:val="none"/>
+        </w:rPr>
+        <w:t xml:space="preserve">，- —无权限</w:t>
+      </w:r>
+      <w:r>
+        <w:rPr>
+          <w:b w:val="0"/>
+          <w:bCs w:val="0"/>
+          <w:highlight w:val="none"/>
+        </w:rPr>
+      </w:r>
+      <w:r/>
     </w:p>
     <w:p>
       <w:pPr>
         <w:pBdr/>
         <w:spacing/>
-        <w:ind/>
+        <w:ind w:firstLine="708"/>
         <w:rPr>
           <w:b w:val="0"/>
           <w:bCs w:val="0"/>
@@ -2533,8 +2652,6 @@
           <w:bCs w:val="0"/>
           <w:highlight w:val="none"/>
         </w:rPr>
-        <w:tab/>
-        <w:t xml:space="preserve">首字符：目录（d）,文件（-）,连接文件（l）,</w:t>
       </w:r>
       <w:r>
         <w:rPr>
@@ -2542,7 +2659,7 @@
           <w:bCs w:val="0"/>
           <w:highlight w:val="none"/>
         </w:rPr>
-        <w:t xml:space="preserve">设备文件中可供存储的接口设备（b），</w:t>
+        <w:t xml:space="preserve">（10字符，1+3组，每组3字符）</w:t>
       </w:r>
       <w:r>
         <w:rPr>
@@ -2551,6 +2668,13 @@
           <w:highlight w:val="none"/>
         </w:rPr>
       </w:r>
+      <w:r>
+        <w:rPr>
+          <w:b w:val="0"/>
+          <w:bCs w:val="0"/>
+          <w:highlight w:val="none"/>
+        </w:rPr>
+      </w:r>
     </w:p>
     <w:p>
       <w:pPr>
@@ -2569,180 +2693,7 @@
           <w:bCs w:val="0"/>
           <w:highlight w:val="none"/>
         </w:rPr>
-        <w:tab/>
-        <w:tab/>
-      </w:r>
-      <w:r>
-        <w:rPr>
-          <w:b w:val="0"/>
-          <w:bCs w:val="0"/>
-          <w:highlight w:val="none"/>
-        </w:rPr>
-      </w:r>
-      <w:r>
-        <w:rPr>
-          <w:b w:val="0"/>
-          <w:bCs w:val="0"/>
-          <w:highlight w:val="none"/>
-        </w:rPr>
-        <w:t xml:space="preserve">设备文件中的串行端口设备</w:t>
-      </w:r>
-      <w:r/>
-      <w:r>
-        <w:rPr>
-          <w:b w:val="0"/>
-          <w:bCs w:val="0"/>
-          <w:highlight w:val="none"/>
-        </w:rPr>
-        <w:t xml:space="preserve">键盘、鼠标等（c）.</w:t>
-      </w:r>
-      <w:r>
-        <w:rPr>
-          <w:b w:val="0"/>
-          <w:bCs w:val="0"/>
-          <w:highlight w:val="none"/>
-        </w:rPr>
-      </w:r>
-    </w:p>
-    <w:p>
-      <w:pPr>
-        <w:pBdr/>
-        <w:spacing/>
-        <w:ind/>
-        <w:rPr/>
-      </w:pPr>
-      <w:r>
-        <w:rPr>
-          <w:b w:val="0"/>
-          <w:bCs w:val="0"/>
-          <w:highlight w:val="none"/>
-        </w:rPr>
-        <w:tab/>
-        <w:t xml:space="preserve">权限组合：</w:t>
-      </w:r>
-      <w:r>
-        <w:rPr>
-          <w:b w:val="0"/>
-          <w:bCs w:val="0"/>
-          <w:highlight w:val="none"/>
-        </w:rPr>
-      </w:r>
-      <w:r>
-        <w:rPr>
-          <w:b w:val="0"/>
-          <w:bCs w:val="0"/>
-          <w:highlight w:val="none"/>
-        </w:rPr>
-        <w:t xml:space="preserve">均为r w x参数的组合，</w:t>
-      </w:r>
-      <w:r>
-        <w:rPr>
-          <w:b w:val="0"/>
-          <w:bCs w:val="0"/>
-          <w:highlight w:val="none"/>
-        </w:rPr>
-        <w:t xml:space="preserve">r—可读，</w:t>
-      </w:r>
-      <w:r>
-        <w:rPr>
-          <w:b w:val="0"/>
-          <w:bCs w:val="0"/>
-          <w:highlight w:val="none"/>
-        </w:rPr>
-        <w:t xml:space="preserve">w—可写，</w:t>
-      </w:r>
-      <w:r>
-        <w:rPr>
-          <w:b w:val="0"/>
-          <w:bCs w:val="0"/>
-          <w:highlight w:val="none"/>
-        </w:rPr>
-        <w:t xml:space="preserve">x—可执行</w:t>
-      </w:r>
-      <w:r>
-        <w:rPr>
-          <w:b w:val="0"/>
-          <w:bCs w:val="0"/>
-          <w:highlight w:val="none"/>
-        </w:rPr>
-        <w:t xml:space="preserve">，- —无权限</w:t>
-      </w:r>
-      <w:r/>
-      <w:r>
-        <w:rPr>
-          <w:b w:val="0"/>
-          <w:bCs w:val="0"/>
-          <w:highlight w:val="none"/>
-        </w:rPr>
-      </w:r>
-    </w:p>
-    <w:p>
-      <w:pPr>
-        <w:pBdr/>
-        <w:spacing/>
-        <w:ind w:firstLine="708"/>
-        <w:rPr>
-          <w:b w:val="0"/>
-          <w:bCs w:val="0"/>
-          <w:highlight w:val="none"/>
-        </w:rPr>
-      </w:pPr>
-      <w:r>
-        <w:rPr>
-          <w:b w:val="0"/>
-          <w:bCs w:val="0"/>
-          <w:highlight w:val="none"/>
-        </w:rPr>
-      </w:r>
-      <w:r>
-        <w:rPr>
-          <w:b w:val="0"/>
-          <w:bCs w:val="0"/>
-          <w:highlight w:val="none"/>
-        </w:rPr>
-        <w:t xml:space="preserve">（10字符，1+3组，每组3字符）</w:t>
-      </w:r>
-      <w:r>
-        <w:rPr>
-          <w:b w:val="0"/>
-          <w:bCs w:val="0"/>
-          <w:highlight w:val="none"/>
-        </w:rPr>
-      </w:r>
-      <w:r>
-        <w:rPr>
-          <w:b w:val="0"/>
-          <w:bCs w:val="0"/>
-          <w:highlight w:val="none"/>
-        </w:rPr>
-      </w:r>
-      <w:r>
-        <w:rPr>
-          <w:b w:val="0"/>
-          <w:bCs w:val="0"/>
-          <w:highlight w:val="none"/>
-        </w:rPr>
-      </w:r>
-    </w:p>
-    <w:p>
-      <w:pPr>
-        <w:pBdr/>
-        <w:spacing/>
-        <w:ind/>
-        <w:rPr>
-          <w:b w:val="0"/>
-          <w:bCs w:val="0"/>
-          <w:highlight w:val="none"/>
-        </w:rPr>
-      </w:pPr>
-      <w:r>
-        <w:rPr>
-          <w:b w:val="0"/>
-          <w:bCs w:val="0"/>
-          <w:highlight w:val="none"/>
-        </w:rPr>
-      </w:r>
-      <w:r/>
+      </w:r>
       <w:r>
         <mc:AlternateContent>
           <mc:Choice Requires="wpg">
@@ -2765,7 +2716,7 @@
                         <pic:nvPr/>
                       </pic:nvPicPr>
                       <pic:blipFill rotWithShape="1">
-                        <a:blip r:embed="rId14"/>
+                        <a:blip r:embed="rId17"/>
                         <a:stretch/>
                       </pic:blipFill>
                       <pic:spPr bwMode="auto">
@@ -2805,21 +2756,13 @@
                 <o:lock v:ext="edit" aspectratio="t"/>
               </v:shapetype>
               <v:shape id="_x0000_i6" o:spid="_x0000_s6" type="#_x0000_t75" style="width:267.00pt;height:158.25pt;mso-wrap-distance-left:0.00pt;mso-wrap-distance-top:0.00pt;mso-wrap-distance-right:0.00pt;mso-wrap-distance-bottom:0.00pt;z-index:1;" stroked="false">
-                <v:imagedata r:id="rId14" o:title=""/>
+                <v:imagedata r:id="rId17" o:title=""/>
                 <o:lock v:ext="edit" rotation="t"/>
               </v:shape>
             </w:pict>
           </mc:Fallback>
         </mc:AlternateContent>
       </w:r>
-      <w:r/>
-      <w:r>
-        <w:rPr>
-          <w:b w:val="0"/>
-          <w:bCs w:val="0"/>
-          <w:highlight w:val="none"/>
-        </w:rPr>
-      </w:r>
       <w:r>
         <w:rPr>
           <w:b w:val="0"/>
@@ -2871,11 +2814,14 @@
       <w:r>
         <w:t xml:space="preserve">chgrp</w:t>
       </w:r>
-      <w:r/>
-      <w:r/>
       <w:r>
         <w:rPr>
           <w:rStyle w:val="838"/>
+        </w:rPr>
+      </w:r>
+      <w:r>
+        <w:rPr>
+          <w14:ligatures w14:val="none"/>
         </w:rPr>
       </w:r>
     </w:p>
@@ -2889,7 +2835,6 @@
           <w14:ligatures w14:val="none"/>
         </w:rPr>
       </w:pPr>
-      <w:r/>
       <w:r>
         <w:t xml:space="preserve">注：chgrp</w:t>
       </w:r>
@@ -2913,7 +2858,12 @@
           <w:rStyle w:val="838"/>
         </w:rPr>
       </w:r>
-      <w:r/>
+      <w:r>
+        <w:rPr>
+          <w:rStyle w:val="838"/>
+          <w14:ligatures w14:val="none"/>
+        </w:rPr>
+      </w:r>
     </w:p>
     <w:p>
       <w:pPr>
@@ -3181,7 +3131,7 @@
                         <pic:nvPr/>
                       </pic:nvPicPr>
                       <pic:blipFill rotWithShape="1">
-                        <a:blip r:embed="rId15"/>
+                        <a:blip r:embed="rId18"/>
                         <a:stretch/>
                       </pic:blipFill>
                       <pic:spPr bwMode="auto">
@@ -3222,7 +3172,7 @@
               </v:shapetype>
               <v:shape id="_x0000_i7" o:spid="_x0000_s7" type="#_x0000_t75" style="position:absolute;z-index:8192;o:allowoverlap:true;o:allowincell:true;mso-position-horizontal-relative:text;margin-left:0.00pt;mso-position-horizontal:absolute;mso-position-vertical-relative:text;margin-top:0.00pt;mso-position-vertical:absolute;width:468.00pt;height:64.53pt;mso-wrap-distance-left:9.07pt;mso-wrap-distance-top:0.00pt;mso-wrap-distance-right:9.07pt;mso-wrap-distance-bottom:0.00pt;z-index:1;" stroked="false">
                 <w10:wrap type="topAndBottom"/>
-                <v:imagedata r:id="rId15" o:title=""/>
+                <v:imagedata r:id="rId18" o:title=""/>
                 <o:lock v:ext="edit" rotation="t"/>
               </v:shape>
             </w:pict>
@@ -3269,6 +3219,11 @@
           <w:highlight w:val="none"/>
         </w:rPr>
       </w:r>
+      <w:r>
+        <w:rPr>
+          <w:highlight w:val="none"/>
+        </w:rPr>
+      </w:r>
     </w:p>
     <w:p>
       <w:pPr>
@@ -3302,6 +3257,11 @@
           <w:highlight w:val="none"/>
         </w:rPr>
       </w:r>
+      <w:r>
+        <w:rPr>
+          <w:highlight w:val="none"/>
+        </w:rPr>
+      </w:r>
     </w:p>
     <w:p>
       <w:pPr>
@@ -3365,13 +3325,6 @@
       </w:r>
       <w:r>
         <w:rPr>
-          <w:b/>
-          <w:bCs/>
-          <w:highlight w:val="none"/>
-        </w:rPr>
-      </w:r>
-      <w:r>
-        <w:rPr>
           <w:highlight w:val="none"/>
         </w:rPr>
         <w:t xml:space="preserve">将codes</w:t>
@@ -3418,7 +3371,6 @@
         </w:rPr>
         <w:t xml:space="preserve">yu-chuanwei</w:t>
       </w:r>
-      <w:r/>
       <w:r>
         <w:rPr>
           <w:b/>
@@ -3516,7 +3468,7 @@
                         <pic:nvPr/>
                       </pic:nvPicPr>
                       <pic:blipFill rotWithShape="1">
-                        <a:blip r:embed="rId16"/>
+                        <a:blip r:embed="rId19"/>
                         <a:stretch/>
                       </pic:blipFill>
                       <pic:spPr bwMode="auto">
@@ -3557,7 +3509,7 @@
               </v:shapetype>
               <v:shape id="_x0000_i8" o:spid="_x0000_s8" type="#_x0000_t75" style="position:absolute;z-index:20480;o:allowoverlap:true;o:allowincell:true;mso-position-horizontal-relative:text;margin-left:0.00pt;mso-position-horizontal:absolute;mso-position-vertical-relative:text;margin-top:2.59pt;mso-position-vertical:absolute;width:468.00pt;height:97.80pt;mso-wrap-distance-left:9.07pt;mso-wrap-distance-top:0.00pt;mso-wrap-distance-right:9.07pt;mso-wrap-distance-bottom:0.00pt;z-index:1;" stroked="false">
                 <w10:wrap type="topAndBottom"/>
-                <v:imagedata r:id="rId16" o:title=""/>
+                <v:imagedata r:id="rId19" o:title=""/>
                 <o:lock v:ext="edit" rotation="t"/>
               </v:shape>
             </w:pict>
@@ -3578,13 +3530,6 @@
           <w:highlight w:val="none"/>
         </w:rPr>
       </w:r>
-      <w:r>
-        <w:rPr>
-          <w:b w:val="0"/>
-          <w:bCs w:val="0"/>
-          <w:highlight w:val="none"/>
-        </w:rPr>
-      </w:r>
     </w:p>
     <w:p>
       <w:pPr>
@@ -3604,13 +3549,13 @@
           <w:highlight w:val="none"/>
         </w:rPr>
       </w:r>
-      <w:r/>
       <w:r>
         <w:rPr>
           <w:b/>
           <w:bCs/>
           <w:highlight w:val="none"/>
         </w:rPr>
+        <w:t xml:space="preserve">(2)</w:t>
       </w:r>
       <w:r>
         <w:rPr>
@@ -3618,7 +3563,7 @@
           <w:bCs/>
           <w:highlight w:val="none"/>
         </w:rPr>
-        <w:t xml:space="preserve">(2)</w:t>
+        <w:t xml:space="preserve"> chown -R yu-chuanwei:yu-chuanwei codes/</w:t>
       </w:r>
       <w:r>
         <w:rPr>
@@ -3626,7 +3571,6 @@
           <w:bCs/>
           <w:highlight w:val="none"/>
         </w:rPr>
-        <w:t xml:space="preserve"> chown -R yu-chuanwei:yu-chuanwei codes/</w:t>
       </w:r>
       <w:r>
         <w:rPr>
@@ -3635,6 +3579,16 @@
           <w:highlight w:val="none"/>
         </w:rPr>
       </w:r>
+    </w:p>
+    <w:p>
+      <w:pPr>
+        <w:pBdr/>
+        <w:spacing/>
+        <w:ind/>
+        <w:rPr>
+          <w:highlight w:val="none"/>
+        </w:rPr>
+      </w:pPr>
       <w:r>
         <w:rPr>
           <w:b/>
@@ -3642,23 +3596,6 @@
           <w:highlight w:val="none"/>
         </w:rPr>
       </w:r>
-    </w:p>
-    <w:p>
-      <w:pPr>
-        <w:pBdr/>
-        <w:spacing/>
-        <w:ind/>
-        <w:rPr>
-          <w:highlight w:val="none"/>
-        </w:rPr>
-      </w:pPr>
-      <w:r>
-        <w:rPr>
-          <w:b/>
-          <w:bCs/>
-          <w:highlight w:val="none"/>
-        </w:rPr>
-      </w:r>
       <w:r>
         <w:rPr>
           <w:highlight w:val="none"/>
@@ -3712,6 +3649,11 @@
           <w:highlight w:val="none"/>
         </w:rPr>
         <w:t xml:space="preserve">第一个yu-chuanwei是所有者，第二个yu-chuanwei为用户组。</w:t>
+      </w:r>
+      <w:r>
+        <w:rPr>
+          <w:highlight w:val="none"/>
+        </w:rPr>
       </w:r>
       <w:r>
         <w:rPr>
@@ -3742,6 +3684,11 @@
           <w:highlight w:val="none"/>
         </w:rPr>
       </w:r>
+      <w:r>
+        <w:rPr>
+          <w:highlight w:val="none"/>
+        </w:rPr>
+      </w:r>
     </w:p>
     <w:p>
       <w:pPr>
@@ -3966,12 +3913,6 @@
           <w:highlight w:val="none"/>
         </w:rPr>
         <w:t xml:space="preserve">故该文件权限数字为770</w:t>
-      </w:r>
-      <w:r/>
-      <w:r>
-        <w:rPr>
-          <w:highlight w:val="none"/>
-        </w:rPr>
       </w:r>
       <w:r>
         <w:rPr>
@@ -4086,7 +4027,7 @@
                         <pic:nvPr/>
                       </pic:nvPicPr>
                       <pic:blipFill rotWithShape="1">
-                        <a:blip r:embed="rId17"/>
+                        <a:blip r:embed="rId20"/>
                         <a:stretch/>
                       </pic:blipFill>
                       <pic:spPr bwMode="auto">
@@ -4126,7 +4067,7 @@
                 <o:lock v:ext="edit" aspectratio="t"/>
               </v:shapetype>
               <v:shape id="_x0000_i9" o:spid="_x0000_s9" type="#_x0000_t75" style="width:468.00pt;height:65.71pt;mso-wrap-distance-left:0.00pt;mso-wrap-distance-top:0.00pt;mso-wrap-distance-right:0.00pt;mso-wrap-distance-bottom:0.00pt;z-index:1;" stroked="false">
-                <v:imagedata r:id="rId17" o:title=""/>
+                <v:imagedata r:id="rId20" o:title=""/>
                 <o:lock v:ext="edit" rotation="t"/>
               </v:shape>
             </w:pict>
@@ -4143,11 +4084,6 @@
           <w:highlight w:val="none"/>
         </w:rPr>
       </w:r>
-      <w:r>
-        <w:rPr>
-          <w:highlight w:val="none"/>
-        </w:rPr>
-      </w:r>
     </w:p>
     <w:p>
       <w:pPr>
@@ -4197,11 +4133,6 @@
         <w:rPr>
           <w:highlight w:val="none"/>
         </w:rPr>
-      </w:r>
-      <w:r>
-        <w:rPr>
-          <w:highlight w:val="none"/>
-        </w:rPr>
         <w:t xml:space="preserve">u(users)，</w:t>
       </w:r>
       <w:r>
@@ -4221,11 +4152,6 @@
           <w:highlight w:val="none"/>
         </w:rPr>
         <w:t xml:space="preserve">a(all)</w:t>
-      </w:r>
-      <w:r>
-        <w:rPr>
-          <w:highlight w:val="none"/>
-        </w:rPr>
       </w:r>
       <w:r>
         <w:rPr>
@@ -4281,12 +4207,6 @@
           <w:highlight w:val="none"/>
         </w:rPr>
       </w:r>
-      <w:r/>
-      <w:r>
-        <w:rPr>
-          <w:highlight w:val="none"/>
-        </w:rPr>
-      </w:r>
     </w:p>
     <w:p>
       <w:pPr>
@@ -4308,6 +4228,11 @@
           <w:highlight w:val="none"/>
         </w:rPr>
       </w:r>
+      <w:r>
+        <w:rPr>
+          <w:highlight w:val="none"/>
+        </w:rPr>
+      </w:r>
     </w:p>
     <w:p>
       <w:pPr>
@@ -4323,6 +4248,11 @@
           <w:highlight w:val="none"/>
         </w:rPr>
         <w:t xml:space="preserve">用法：</w:t>
+      </w:r>
+      <w:r>
+        <w:rPr>
+          <w:highlight w:val="none"/>
+        </w:rPr>
       </w:r>
       <w:r>
         <w:rPr>
@@ -4391,12 +4321,23 @@
         </w:rPr>
       </w:r>
       <w:r>
+        <w:rPr>
+          <w:highlight w:val="none"/>
+        </w:rPr>
         <mc:AlternateContent>
           <mc:Choice Requires="wpg">
             <w:drawing>
-              <wp:inline xmlns:wp="http://schemas.openxmlformats.org/drawingml/2006/wordprocessingDrawing" distT="0" distB="0" distL="0" distR="0">
+              <wp:anchor xmlns:wp="http://schemas.openxmlformats.org/drawingml/2006/wordprocessingDrawing" xmlns:wp14="http://schemas.microsoft.com/office/word/2010/wordprocessingDrawing" distT="0" distB="0" distL="115200" distR="115200" simplePos="0" relativeHeight="22528" behindDoc="0" locked="0" layoutInCell="1" allowOverlap="1">
+                <wp:simplePos x="0" y="0"/>
+                <wp:positionH relativeFrom="column">
+                  <wp:posOffset>0</wp:posOffset>
+                </wp:positionH>
+                <wp:positionV relativeFrom="paragraph">
+                  <wp:posOffset>0</wp:posOffset>
+                </wp:positionV>
                 <wp:extent cx="5943600" cy="847553"/>
                 <wp:effectExtent l="0" t="0" r="0" b="0"/>
+                <wp:wrapTopAndBottom/>
                 <wp:docPr id="11" name=""/>
                 <wp:cNvGraphicFramePr>
                   <a:graphicFrameLocks xmlns:a="http://schemas.openxmlformats.org/drawingml/2006/main" noChangeAspect="1"/>
@@ -4405,20 +4346,890 @@
                   <a:graphicData uri="http://schemas.openxmlformats.org/drawingml/2006/picture">
                     <pic:pic xmlns:pic="http://schemas.openxmlformats.org/drawingml/2006/picture">
                       <pic:nvPicPr>
-                        <pic:cNvPr id="714809188" name=""/>
+                        <pic:cNvPr id="549479426" name=""/>
                         <pic:cNvPicPr>
                           <a:picLocks noChangeAspect="1"/>
                         </pic:cNvPicPr>
                         <pic:nvPr/>
                       </pic:nvPicPr>
                       <pic:blipFill rotWithShape="1">
-                        <a:blip r:embed="rId18"/>
+                        <a:blip r:embed="rId21"/>
                         <a:stretch/>
                       </pic:blipFill>
                       <pic:spPr bwMode="auto">
                         <a:xfrm>
                           <a:off x="0" y="0"/>
-                          <a:ext cx="5943599" cy="847553"/>
+                          <a:ext cx="5943598" cy="847552"/>
+                        </a:xfrm>
+                        <a:prstGeom prst="rect">
+                          <a:avLst/>
+                        </a:prstGeom>
+                      </pic:spPr>
+                    </pic:pic>
+                  </a:graphicData>
+                </a:graphic>
+              </wp:anchor>
+            </w:drawing>
+          </mc:Choice>
+          <mc:Fallback>
+            <w:pict>
+              <v:shapetype id="_x0000_t75" coordsize="21600,21600" o:spt="75" o:preferrelative="t" path="m@4@5l@4@11@9@11@9@5xe" filled="f" stroked="f">
+                <v:stroke joinstyle="miter"/>
+                <v:formulas>
+                  <v:f eqn="if lineDrawn pixelLineWidth 0"/>
+                  <v:f eqn="sum @0 1 0"/>
+                  <v:f eqn="sum 0 0 @1"/>
+                  <v:f eqn="prod @2 1 2"/>
+                  <v:f eqn="prod @3 21600 pixelWidth"/>
+                  <v:f eqn="prod @3 21600 pixelHeight"/>
+                  <v:f eqn="sum @0 0 1"/>
+                  <v:f eqn="prod @6 1 2"/>
+                  <v:f eqn="prod @7 21600 pixelWidth"/>
+                  <v:f eqn="sum @8 21600 0"/>
+                  <v:f eqn="prod @7 21600 pixelHeight"/>
+                  <v:f eqn="sum @10 21600 0"/>
+                </v:formulas>
+                <v:path o:extrusionok="f" gradientshapeok="t" o:connecttype="rect"/>
+                <o:lock v:ext="edit" aspectratio="t"/>
+              </v:shapetype>
+              <v:shape id="_x0000_i10" o:spid="_x0000_s10" type="#_x0000_t75" style="position:absolute;z-index:22528;o:allowoverlap:true;o:allowincell:true;mso-position-horizontal-relative:text;margin-left:0.00pt;mso-position-horizontal:absolute;mso-position-vertical-relative:text;margin-top:0.00pt;mso-position-vertical:absolute;width:468.00pt;height:66.74pt;mso-wrap-distance-left:9.07pt;mso-wrap-distance-top:0.00pt;mso-wrap-distance-right:9.07pt;mso-wrap-distance-bottom:0.00pt;z-index:1;" stroked="false">
+                <w10:wrap type="topAndBottom"/>
+                <v:imagedata r:id="rId21" o:title=""/>
+                <o:lock v:ext="edit" rotation="t"/>
+              </v:shape>
+            </w:pict>
+          </mc:Fallback>
+        </mc:AlternateContent>
+      </w:r>
+      <w:r>
+        <w:rPr>
+          <w:highlight w:val="none"/>
+        </w:rPr>
+      </w:r>
+      <w:r>
+        <w:rPr>
+          <w:highlight w:val="none"/>
+        </w:rPr>
+      </w:r>
+    </w:p>
+    <w:p>
+      <w:pPr>
+        <w:pStyle w:val="827"/>
+        <w:pBdr/>
+        <w:spacing/>
+        <w:ind/>
+        <w:rPr>
+          <w:highlight w:val="none"/>
+        </w:rPr>
+      </w:pPr>
+      <w:r>
+        <w:rPr>
+          <w:highlight w:val="none"/>
+        </w:rPr>
+        <w:t xml:space="preserve">三、</w:t>
+      </w:r>
+      <w:r>
+        <w:rPr>
+          <w:highlight w:val="none"/>
+        </w:rPr>
+        <w:t xml:space="preserve">文本查看与搜索命令</w:t>
+      </w:r>
+      <w:r>
+        <w:rPr>
+          <w:highlight w:val="none"/>
+        </w:rPr>
+      </w:r>
+      <w:r>
+        <w:rPr>
+          <w:highlight w:val="none"/>
+        </w:rPr>
+      </w:r>
+    </w:p>
+    <w:p>
+      <w:pPr>
+        <w:pStyle w:val="828"/>
+        <w:pBdr/>
+        <w:spacing/>
+        <w:ind/>
+        <w:rPr>
+          <w:highlight w:val="none"/>
+        </w:rPr>
+      </w:pPr>
+      <w:r>
+        <w:rPr>
+          <w:highlight w:val="none"/>
+        </w:rPr>
+      </w:r>
+      <w:r>
+        <w:rPr>
+          <w:highlight w:val="none"/>
+        </w:rPr>
+        <w:t xml:space="preserve">1、文件查看</w:t>
+      </w:r>
+      <w:r>
+        <w:rPr>
+          <w:highlight w:val="none"/>
+        </w:rPr>
+      </w:r>
+    </w:p>
+    <w:p>
+      <w:pPr>
+        <w:pStyle w:val="828"/>
+        <w:pBdr/>
+        <w:spacing/>
+        <w:ind/>
+        <w:rPr>
+          <w:highlight w:val="none"/>
+        </w:rPr>
+      </w:pPr>
+      <w:r>
+        <w:rPr>
+          <w:highlight w:val="none"/>
+        </w:rPr>
+        <w:t xml:space="preserve">2、搜索命令</w:t>
+      </w:r>
+      <w:r>
+        <w:rPr>
+          <w:highlight w:val="none"/>
+        </w:rPr>
+      </w:r>
+    </w:p>
+    <w:p>
+      <w:pPr>
+        <w:pStyle w:val="829"/>
+        <w:pBdr/>
+        <w:spacing/>
+        <w:ind/>
+        <w:rPr>
+          <w:highlight w:val="none"/>
+        </w:rPr>
+      </w:pPr>
+      <w:r>
+        <w:rPr>
+          <w:highlight w:val="none"/>
+        </w:rPr>
+        <w:t xml:space="preserve">（1）文件/目录/指令检索命令（find,whereis,which）</w:t>
+      </w:r>
+      <w:r>
+        <w:rPr>
+          <w:highlight w:val="none"/>
+        </w:rPr>
+      </w:r>
+    </w:p>
+    <w:p>
+      <w:pPr>
+        <w:pStyle w:val="830"/>
+        <w:pBdr/>
+        <w:spacing/>
+        <w:ind/>
+        <w:rPr>
+          <w:highlight w:val="none"/>
+        </w:rPr>
+      </w:pPr>
+      <w:r>
+        <w:rPr>
+          <w:highlight w:val="none"/>
+        </w:rPr>
+        <w:t xml:space="preserve">【1】find</w:t>
+      </w:r>
+      <w:r>
+        <w:rPr>
+          <w:highlight w:val="none"/>
+        </w:rPr>
+      </w:r>
+    </w:p>
+    <w:p>
+      <w:pPr>
+        <w:pBdr/>
+        <w:spacing/>
+        <w:ind/>
+        <w:rPr>
+          <w:highlight w:val="none"/>
+        </w:rPr>
+      </w:pPr>
+      <w:r>
+        <w:rPr>
+          <w:highlight w:val="none"/>
+        </w:rPr>
+      </w:r>
+      <w:r>
+        <w:rPr>
+          <w:rFonts w:ascii="Arial" w:hAnsi="Arial" w:eastAsia="等线" w:cs="Arial"/>
+          <w:sz w:val="22"/>
+        </w:rPr>
+        <w:t xml:space="preserve">根据</w:t>
+      </w:r>
+      <w:r>
+        <w:rPr>
+          <w:rFonts w:ascii="Arial" w:hAnsi="Arial" w:eastAsia="等线" w:cs="Arial"/>
+          <w:b/>
+          <w:sz w:val="22"/>
+        </w:rPr>
+        <w:t xml:space="preserve">文件属性</w:t>
+      </w:r>
+      <w:r>
+        <w:rPr>
+          <w:rFonts w:ascii="Arial" w:hAnsi="Arial" w:eastAsia="等线" w:cs="Arial"/>
+          <w:sz w:val="22"/>
+        </w:rPr>
+        <w:t xml:space="preserve">{名称(-name)、大小(-size)、时间(-mtime)、权限(-perm)、类型(-type)等}查找文件，支持递归(-r)、</w:t>
+      </w:r>
+      <w:r>
+        <w:rPr>
+          <w:rFonts w:ascii="Arial" w:hAnsi="Arial" w:eastAsia="等线" w:cs="Arial"/>
+          <w:sz w:val="22"/>
+        </w:rPr>
+        <w:t xml:space="preserve">忽略大小写(-i)、显示行号(-n)、反向匹配</w:t>
+      </w:r>
+      <w:r>
+        <w:rPr>
+          <w:rFonts w:ascii="Arial" w:hAnsi="Arial" w:eastAsia="等线" w:cs="Arial"/>
+          <w:sz w:val="22"/>
+        </w:rPr>
+        <w:t xml:space="preserve">查找(-v(</w:t>
+      </w:r>
+      <w:r>
+        <w:rPr>
+          <w:rFonts w:ascii="Times New Roman" w:hAnsi="Times New Roman" w:eastAsia="Times New Roman" w:cs="Times New Roman"/>
+          <w:b/>
+          <w:color w:val="000000"/>
+          <w:sz w:val="24"/>
+        </w:rPr>
+        <w:t xml:space="preserve">invert match</w:t>
+      </w:r>
+      <w:r>
+        <w:rPr>
+          <w:rFonts w:ascii="Arial" w:hAnsi="Arial" w:eastAsia="等线" w:cs="Arial"/>
+          <w:sz w:val="22"/>
+        </w:rPr>
+        <w:t xml:space="preserve">))</w:t>
+      </w:r>
+      <w:r>
+        <w:rPr>
+          <w:highlight w:val="none"/>
+        </w:rPr>
+      </w:r>
+      <w:r>
+        <w:rPr>
+          <w:highlight w:val="none"/>
+        </w:rPr>
+      </w:r>
+      <w:r>
+        <w:rPr>
+          <w:highlight w:val="none"/>
+        </w:rPr>
+      </w:r>
+      <w:r>
+        <w:rPr>
+          <w:highlight w:val="none"/>
+        </w:rPr>
+      </w:r>
+      <w:r/>
+      <w:r>
+        <w:rPr>
+          <w:highlight w:val="none"/>
+        </w:rPr>
+      </w:r>
+    </w:p>
+    <w:p>
+      <w:pPr>
+        <w:pBdr/>
+        <w:spacing/>
+        <w:ind/>
+        <w:rPr>
+          <w:highlight w:val="none"/>
+        </w:rPr>
+      </w:pPr>
+      <w:r>
+        <w:rPr>
+          <w:b/>
+          <w:bCs/>
+          <w:highlight w:val="none"/>
+        </w:rPr>
+        <w:t xml:space="preserve">用法</w:t>
+      </w:r>
+      <w:r>
+        <w:rPr>
+          <w:highlight w:val="none"/>
+        </w:rPr>
+        <w:t xml:space="preserve">：</w:t>
+      </w:r>
+      <w:r>
+        <w:rPr>
+          <w:rFonts w:ascii="Consolas" w:hAnsi="Consolas" w:eastAsia="Consolas" w:cs="Consolas"/>
+          <w:color w:val="646a73"/>
+          <w:sz w:val="22"/>
+        </w:rPr>
+      </w:r>
+      <w:r>
+        <w:rPr>
+          <w:rFonts w:ascii="Consolas" w:hAnsi="Consolas" w:eastAsia="Consolas" w:cs="Consolas"/>
+          <w:sz w:val="22"/>
+        </w:rPr>
+        <w:t xml:space="preserve">find [查找路径] [匹配条件] [执行操作]</w:t>
+      </w:r>
+      <w:r/>
+      <w:r>
+        <w:rPr>
+          <w:highlight w:val="none"/>
+        </w:rPr>
+      </w:r>
+      <w:r>
+        <w:rPr>
+          <w:highlight w:val="none"/>
+        </w:rPr>
+      </w:r>
+    </w:p>
+    <w:p>
+      <w:pPr>
+        <w:pBdr/>
+        <w:spacing/>
+        <w:ind/>
+        <w:rPr>
+          <w:highlight w:val="none"/>
+        </w:rPr>
+      </w:pPr>
+      <w:r>
+        <w:rPr>
+          <w:highlight w:val="none"/>
+        </w:rPr>
+      </w:r>
+      <w:r>
+        <w:rPr>
+          <w:highlight w:val="none"/>
+        </w:rPr>
+        <w:t xml:space="preserve">ﬁnd [PATH1] [PATH2] ...... [PATHn] [option] [action]</w:t>
+      </w:r>
+      <w:r>
+        <w:rPr>
+          <w:highlight w:val="none"/>
+        </w:rPr>
+      </w:r>
+      <w:r>
+        <w:rPr>
+          <w:highlight w:val="none"/>
+        </w:rPr>
+      </w:r>
+    </w:p>
+    <w:p>
+      <w:pPr>
+        <w:pBdr/>
+        <w:spacing w:after="120" w:before="120" w:line="288" w:lineRule="auto"/>
+        <w:ind w:left="0"/>
+        <w:jc w:val="left"/>
+        <w:rPr>
+          <w:rFonts w:ascii="Arial" w:hAnsi="Arial" w:eastAsia="等线" w:cs="Arial"/>
+          <w:sz w:val="22"/>
+          <w:szCs w:val="22"/>
+          <w:highlight w:val="none"/>
+        </w:rPr>
+      </w:pPr>
+      <w:r>
+        <w:rPr>
+          <w:highlight w:val="none"/>
+        </w:rPr>
+        <w:t xml:space="preserve">注：</w:t>
+      </w:r>
+      <w:r>
+        <w:rPr>
+          <w:highlight w:val="none"/>
+        </w:rPr>
+      </w:r>
+      <w:r>
+        <w:rPr>
+          <w:rFonts w:ascii="Arial" w:hAnsi="Arial" w:eastAsia="等线" w:cs="Arial"/>
+          <w:sz w:val="22"/>
+        </w:rPr>
+        <w:t xml:space="preserve">默认路径：当前目录；默认操作：打印匹配文件路径</w:t>
+      </w:r>
+      <w:r/>
+    </w:p>
+    <w:p>
+      <w:pPr>
+        <w:pBdr/>
+        <w:spacing w:after="120" w:before="120" w:line="288" w:lineRule="auto"/>
+        <w:ind w:left="0"/>
+        <w:jc w:val="left"/>
+        <w:rPr>
+          <w:rFonts w:ascii="Arial" w:hAnsi="Arial" w:eastAsia="等线" w:cs="Arial"/>
+          <w:b/>
+          <w:bCs/>
+          <w:sz w:val="22"/>
+          <w:szCs w:val="22"/>
+          <w:highlight w:val="none"/>
+        </w:rPr>
+      </w:pPr>
+      <w:r>
+        <w:rPr>
+          <w:rFonts w:ascii="Arial" w:hAnsi="Arial" w:eastAsia="等线" w:cs="Arial"/>
+          <w:b/>
+          <w:bCs/>
+          <w:sz w:val="22"/>
+          <w:highlight w:val="none"/>
+        </w:rPr>
+      </w:r>
+      <w:r>
+        <w:rPr>
+          <w:rFonts w:ascii="Arial" w:hAnsi="Arial" w:eastAsia="等线" w:cs="Arial"/>
+          <w:b/>
+          <w:bCs/>
+          <w:sz w:val="22"/>
+          <w:highlight w:val="none"/>
+        </w:rPr>
+        <w:t xml:space="preserve">1、按文件名查找</w:t>
+      </w:r>
+      <w:r>
+        <w:rPr>
+          <w:rFonts w:ascii="Arial" w:hAnsi="Arial" w:eastAsia="等线" w:cs="Arial"/>
+          <w:b/>
+          <w:bCs/>
+          <w:sz w:val="22"/>
+          <w:szCs w:val="22"/>
+          <w:highlight w:val="none"/>
+        </w:rPr>
+      </w:r>
+    </w:p>
+    <w:p>
+      <w:pPr>
+        <w:pBdr/>
+        <w:spacing w:after="120" w:before="120" w:line="288" w:lineRule="auto"/>
+        <w:ind w:left="0"/>
+        <w:jc w:val="left"/>
+        <w:rPr>
+          <w:rFonts w:ascii="Arial" w:hAnsi="Arial" w:eastAsia="等线" w:cs="Arial"/>
+          <w:b/>
+          <w:bCs/>
+          <w:sz w:val="22"/>
+          <w:szCs w:val="22"/>
+          <w:highlight w:val="none"/>
+        </w:rPr>
+      </w:pPr>
+      <w:r>
+        <w:rPr>
+          <w:rFonts w:ascii="Arial" w:hAnsi="Arial" w:eastAsia="等线" w:cs="Arial"/>
+          <w:b/>
+          <w:bCs/>
+          <w:sz w:val="22"/>
+          <w:highlight w:val="none"/>
+        </w:rPr>
+      </w:r>
+      <w:r>
+        <mc:AlternateContent>
+          <mc:Choice Requires="wpg">
+            <w:drawing>
+              <wp:anchor xmlns:wp="http://schemas.openxmlformats.org/drawingml/2006/wordprocessingDrawing" xmlns:wp14="http://schemas.microsoft.com/office/word/2010/wordprocessingDrawing" distT="0" distB="0" distL="115200" distR="115200" simplePos="0" relativeHeight="25600" behindDoc="0" locked="0" layoutInCell="1" allowOverlap="1">
+                <wp:simplePos x="0" y="0"/>
+                <wp:positionH relativeFrom="column">
+                  <wp:posOffset>-47625</wp:posOffset>
+                </wp:positionH>
+                <wp:positionV relativeFrom="paragraph">
+                  <wp:posOffset>363326</wp:posOffset>
+                </wp:positionV>
+                <wp:extent cx="5249250" cy="2799892"/>
+                <wp:effectExtent l="0" t="0" r="0" b="0"/>
+                <wp:wrapTopAndBottom/>
+                <wp:docPr id="12" name=""/>
+                <wp:cNvGraphicFramePr>
+                  <a:graphicFrameLocks xmlns:a="http://schemas.openxmlformats.org/drawingml/2006/main" noChangeAspect="1"/>
+                </wp:cNvGraphicFramePr>
+                <a:graphic xmlns:a="http://schemas.openxmlformats.org/drawingml/2006/main">
+                  <a:graphicData uri="http://schemas.openxmlformats.org/drawingml/2006/picture">
+                    <pic:pic xmlns:pic="http://schemas.openxmlformats.org/drawingml/2006/picture">
+                      <pic:nvPicPr>
+                        <pic:cNvPr id="467797009" name=""/>
+                        <pic:cNvPicPr>
+                          <a:picLocks noChangeAspect="1"/>
+                        </pic:cNvPicPr>
+                        <pic:nvPr/>
+                      </pic:nvPicPr>
+                      <pic:blipFill rotWithShape="1">
+                        <a:blip r:embed="rId22"/>
+                        <a:stretch/>
+                      </pic:blipFill>
+                      <pic:spPr bwMode="auto">
+                        <a:xfrm flipH="0" flipV="0">
+                          <a:off x="0" y="0"/>
+                          <a:ext cx="5249250" cy="2799892"/>
+                        </a:xfrm>
+                        <a:prstGeom prst="rect">
+                          <a:avLst/>
+                        </a:prstGeom>
+                      </pic:spPr>
+                    </pic:pic>
+                  </a:graphicData>
+                </a:graphic>
+              </wp:anchor>
+            </w:drawing>
+          </mc:Choice>
+          <mc:Fallback>
+            <w:pict>
+              <v:shapetype id="_x0000_t75" coordsize="21600,21600" o:spt="75" o:preferrelative="t" path="m@4@5l@4@11@9@11@9@5xe" filled="f" stroked="f">
+                <v:stroke joinstyle="miter"/>
+                <v:formulas>
+                  <v:f eqn="if lineDrawn pixelLineWidth 0"/>
+                  <v:f eqn="sum @0 1 0"/>
+                  <v:f eqn="sum 0 0 @1"/>
+                  <v:f eqn="prod @2 1 2"/>
+                  <v:f eqn="prod @3 21600 pixelWidth"/>
+                  <v:f eqn="prod @3 21600 pixelHeight"/>
+                  <v:f eqn="sum @0 0 1"/>
+                  <v:f eqn="prod @6 1 2"/>
+                  <v:f eqn="prod @7 21600 pixelWidth"/>
+                  <v:f eqn="sum @8 21600 0"/>
+                  <v:f eqn="prod @7 21600 pixelHeight"/>
+                  <v:f eqn="sum @10 21600 0"/>
+                </v:formulas>
+                <v:path o:extrusionok="f" gradientshapeok="t" o:connecttype="rect"/>
+                <o:lock v:ext="edit" aspectratio="t"/>
+              </v:shapetype>
+              <v:shape id="_x0000_i11" o:spid="_x0000_s11" type="#_x0000_t75" style="position:absolute;z-index:25600;o:allowoverlap:true;o:allowincell:true;mso-position-horizontal-relative:text;margin-left:-3.75pt;mso-position-horizontal:absolute;mso-position-vertical-relative:text;margin-top:28.61pt;mso-position-vertical:absolute;width:413.33pt;height:220.46pt;mso-wrap-distance-left:9.07pt;mso-wrap-distance-top:0.00pt;mso-wrap-distance-right:9.07pt;mso-wrap-distance-bottom:0.00pt;z-index:1;" stroked="false">
+                <w10:wrap type="topAndBottom"/>
+                <v:imagedata r:id="rId22" o:title=""/>
+                <o:lock v:ext="edit" rotation="t"/>
+              </v:shape>
+            </w:pict>
+          </mc:Fallback>
+        </mc:AlternateContent>
+      </w:r>
+      <w:r>
+        <w:rPr>
+          <w:rFonts w:ascii="Arial" w:hAnsi="Arial" w:eastAsia="等线" w:cs="Arial"/>
+          <w:b/>
+          <w:bCs/>
+          <w:sz w:val="22"/>
+          <w:highlight w:val="none"/>
+        </w:rPr>
+      </w:r>
+      <w:r>
+        <w:rPr>
+          <w:rFonts w:ascii="Consolas" w:hAnsi="Consolas" w:eastAsia="Consolas" w:cs="Consolas"/>
+          <w:b/>
+          <w:bCs/>
+          <w:sz w:val="22"/>
+        </w:rPr>
+        <w:t xml:space="preserve">find . -name "*.c"  </w:t>
+      </w:r>
+      <w:r>
+        <w:rPr>
+          <w:rFonts w:ascii="Consolas" w:hAnsi="Consolas" w:eastAsia="Consolas" w:cs="Consolas"/>
+          <w:b w:val="0"/>
+          <w:bCs w:val="0"/>
+          <w:sz w:val="22"/>
+        </w:rPr>
+        <w:t xml:space="preserve">      # 当前目录递归查找所有.c源码文件</w:t>
+        <w:br/>
+      </w:r>
+      <w:r>
+        <w:rPr>
+          <w:rFonts w:ascii="Arial" w:hAnsi="Arial" w:eastAsia="等线" w:cs="Arial"/>
+          <w:b/>
+          <w:bCs/>
+          <w:sz w:val="22"/>
+          <w:highlight w:val="none"/>
+        </w:rPr>
+      </w:r>
+      <w:r>
+        <w:rPr>
+          <w:rFonts w:ascii="Arial" w:hAnsi="Arial" w:eastAsia="等线" w:cs="Arial"/>
+          <w:b/>
+          <w:bCs/>
+          <w:sz w:val="22"/>
+          <w:highlight w:val="none"/>
+        </w:rPr>
+      </w:r>
+    </w:p>
+    <w:p>
+      <w:pPr>
+        <w:pBdr/>
+        <w:spacing w:after="120" w:before="120" w:line="288" w:lineRule="auto"/>
+        <w:ind w:left="0"/>
+        <w:jc w:val="left"/>
+        <w:rPr/>
+      </w:pPr>
+      <w:r>
+        <w:rPr>
+          <w:rFonts w:ascii="Arial" w:hAnsi="Arial" w:eastAsia="等线" w:cs="Arial"/>
+          <w:sz w:val="22"/>
+          <w:highlight w:val="none"/>
+        </w:rPr>
+      </w:r>
+      <w:r/>
+      <w:r>
+        <w:rPr>
+          <w:rFonts w:ascii="Arial" w:hAnsi="Arial" w:eastAsia="等线" w:cs="Arial"/>
+          <w:sz w:val="22"/>
+          <w:highlight w:val="none"/>
+        </w:rPr>
+      </w:r>
+      <w:r/>
+      <w:r>
+        <w:rPr>
+          <w:rFonts w:ascii="Arial" w:hAnsi="Arial" w:eastAsia="等线" w:cs="Arial"/>
+          <w:sz w:val="22"/>
+          <w:highlight w:val="none"/>
+        </w:rPr>
+      </w:r>
+      <w:r/>
+      <w:r>
+        <w:rPr>
+          <w:rFonts w:ascii="Arial" w:hAnsi="Arial" w:eastAsia="等线" w:cs="Arial"/>
+          <w:sz w:val="22"/>
+          <w:highlight w:val="none"/>
+        </w:rPr>
+      </w:r>
+      <w:r>
+        <w:rPr>
+          <w:rFonts w:ascii="Arial" w:hAnsi="Arial" w:eastAsia="等线" w:cs="Arial"/>
+          <w:sz w:val="22"/>
+          <w:highlight w:val="none"/>
+        </w:rPr>
+      </w:r>
+      <w:r>
+        <w:rPr>
+          <w:rFonts w:ascii="Arial" w:hAnsi="Arial" w:eastAsia="等线" w:cs="Arial"/>
+          <w:sz w:val="22"/>
+          <w:highlight w:val="none"/>
+        </w:rPr>
+      </w:r>
+    </w:p>
+    <w:p>
+      <w:pPr>
+        <w:pBdr/>
+        <w:spacing w:after="120" w:before="120" w:line="288" w:lineRule="auto"/>
+        <w:ind w:left="0"/>
+        <w:jc w:val="left"/>
+        <w:rPr>
+          <w:b/>
+          <w:bCs/>
+          <w:highlight w:val="none"/>
+        </w:rPr>
+      </w:pPr>
+      <w:r>
+        <w:rPr>
+          <w:highlight w:val="none"/>
+        </w:rPr>
+      </w:r>
+      <w:r>
+        <mc:AlternateContent>
+          <mc:Choice Requires="wpg">
+            <w:drawing>
+              <wp:anchor xmlns:wp="http://schemas.openxmlformats.org/drawingml/2006/wordprocessingDrawing" xmlns:wp14="http://schemas.microsoft.com/office/word/2010/wordprocessingDrawing" distT="0" distB="0" distL="115200" distR="115200" simplePos="0" relativeHeight="28672" behindDoc="0" locked="0" layoutInCell="1" allowOverlap="1">
+                <wp:simplePos x="0" y="0"/>
+                <wp:positionH relativeFrom="column">
+                  <wp:posOffset>-104775</wp:posOffset>
+                </wp:positionH>
+                <wp:positionV relativeFrom="paragraph">
+                  <wp:posOffset>295275</wp:posOffset>
+                </wp:positionV>
+                <wp:extent cx="5943600" cy="3170251"/>
+                <wp:effectExtent l="0" t="0" r="0" b="0"/>
+                <wp:wrapTopAndBottom/>
+                <wp:docPr id="13" name=""/>
+                <wp:cNvGraphicFramePr>
+                  <a:graphicFrameLocks xmlns:a="http://schemas.openxmlformats.org/drawingml/2006/main" noChangeAspect="1"/>
+                </wp:cNvGraphicFramePr>
+                <a:graphic xmlns:a="http://schemas.openxmlformats.org/drawingml/2006/main">
+                  <a:graphicData uri="http://schemas.openxmlformats.org/drawingml/2006/picture">
+                    <pic:pic xmlns:pic="http://schemas.openxmlformats.org/drawingml/2006/picture">
+                      <pic:nvPicPr>
+                        <pic:cNvPr id="576072022" name=""/>
+                        <pic:cNvPicPr>
+                          <a:picLocks noChangeAspect="1"/>
+                        </pic:cNvPicPr>
+                        <pic:nvPr/>
+                      </pic:nvPicPr>
+                      <pic:blipFill rotWithShape="1">
+                        <a:blip r:embed="rId23"/>
+                        <a:stretch/>
+                      </pic:blipFill>
+                      <pic:spPr bwMode="auto">
+                        <a:xfrm>
+                          <a:off x="0" y="0"/>
+                          <a:ext cx="5943599" cy="3170250"/>
+                        </a:xfrm>
+                        <a:prstGeom prst="rect">
+                          <a:avLst/>
+                        </a:prstGeom>
+                      </pic:spPr>
+                    </pic:pic>
+                  </a:graphicData>
+                </a:graphic>
+              </wp:anchor>
+            </w:drawing>
+          </mc:Choice>
+          <mc:Fallback>
+            <w:pict>
+              <v:shapetype id="_x0000_t75" coordsize="21600,21600" o:spt="75" o:preferrelative="t" path="m@4@5l@4@11@9@11@9@5xe" filled="f" stroked="f">
+                <v:stroke joinstyle="miter"/>
+                <v:formulas>
+                  <v:f eqn="if lineDrawn pixelLineWidth 0"/>
+                  <v:f eqn="sum @0 1 0"/>
+                  <v:f eqn="sum 0 0 @1"/>
+                  <v:f eqn="prod @2 1 2"/>
+                  <v:f eqn="prod @3 21600 pixelWidth"/>
+                  <v:f eqn="prod @3 21600 pixelHeight"/>
+                  <v:f eqn="sum @0 0 1"/>
+                  <v:f eqn="prod @6 1 2"/>
+                  <v:f eqn="prod @7 21600 pixelWidth"/>
+                  <v:f eqn="sum @8 21600 0"/>
+                  <v:f eqn="prod @7 21600 pixelHeight"/>
+                  <v:f eqn="sum @10 21600 0"/>
+                </v:formulas>
+                <v:path o:extrusionok="f" gradientshapeok="t" o:connecttype="rect"/>
+                <o:lock v:ext="edit" aspectratio="t"/>
+              </v:shapetype>
+              <v:shape id="_x0000_i12" o:spid="_x0000_s12" type="#_x0000_t75" style="position:absolute;z-index:28672;o:allowoverlap:true;o:allowincell:true;mso-position-horizontal-relative:text;margin-left:-8.25pt;mso-position-horizontal:absolute;mso-position-vertical-relative:text;margin-top:23.25pt;mso-position-vertical:absolute;width:468.00pt;height:249.63pt;mso-wrap-distance-left:9.07pt;mso-wrap-distance-top:0.00pt;mso-wrap-distance-right:9.07pt;mso-wrap-distance-bottom:0.00pt;z-index:1;" stroked="false">
+                <w10:wrap type="topAndBottom"/>
+                <v:imagedata r:id="rId23" o:title=""/>
+                <o:lock v:ext="edit" rotation="t"/>
+              </v:shape>
+            </w:pict>
+          </mc:Fallback>
+        </mc:AlternateContent>
+      </w:r>
+      <w:r>
+        <w:rPr>
+          <w:rFonts w:ascii="Consolas" w:hAnsi="Consolas" w:eastAsia="Consolas" w:cs="Consolas"/>
+          <w:b/>
+          <w:bCs/>
+          <w:sz w:val="22"/>
+          <w:szCs w:val="22"/>
+          <w:lang w:val="undefined"/>
+        </w:rPr>
+        <w:t xml:space="preserve">find /etc –name “net*”</w:t>
+      </w:r>
+      <w:r>
+        <w:rPr>
+          <w:rFonts w:ascii="Consolas" w:hAnsi="Consolas" w:eastAsia="Consolas" w:cs="Consolas"/>
+          <w:b w:val="0"/>
+          <w:bCs w:val="0"/>
+          <w:sz w:val="22"/>
+          <w:szCs w:val="22"/>
+        </w:rPr>
+        <w:tab/>
+      </w:r>
+      <w:r>
+        <w:rPr>
+          <w:rFonts w:ascii="Consolas" w:hAnsi="Consolas" w:eastAsia="Consolas" w:cs="Consolas"/>
+          <w:b w:val="0"/>
+          <w:bCs w:val="0"/>
+          <w:sz w:val="22"/>
+          <w:szCs w:val="22"/>
+          <w:lang w:val="en-US"/>
+        </w:rPr>
+        <w:t xml:space="preserve">#查找/etc目录下所有以“net”开头的文件 </w:t>
+      </w:r>
+      <w:r>
+        <w:rPr>
+          <w:b/>
+          <w:bCs/>
+          <w:highlight w:val="none"/>
+        </w:rPr>
+      </w:r>
+      <w:r>
+        <w:rPr>
+          <w:highlight w:val="none"/>
+        </w:rPr>
+      </w:r>
+      <w:r>
+        <w:rPr>
+          <w:highlight w:val="none"/>
+        </w:rPr>
+      </w:r>
+      <w:r>
+        <w:rPr>
+          <w:highlight w:val="none"/>
+        </w:rPr>
+      </w:r>
+      <w:r>
+        <w:rPr>
+          <w:b/>
+          <w:bCs/>
+          <w:highlight w:val="none"/>
+        </w:rPr>
+      </w:r>
+    </w:p>
+    <w:p>
+      <w:pPr>
+        <w:pBdr/>
+        <w:spacing w:after="120" w:before="120" w:line="288" w:lineRule="auto"/>
+        <w:ind w:left="0"/>
+        <w:jc w:val="left"/>
+        <w:rPr>
+          <w:rFonts w:ascii="Consolas" w:hAnsi="Consolas" w:eastAsia="Consolas" w:cs="Consolas"/>
+          <w:b/>
+          <w:bCs/>
+          <w:sz w:val="22"/>
+          <w:szCs w:val="22"/>
+          <w14:ligatures w14:val="none"/>
+        </w:rPr>
+      </w:pPr>
+      <w:r>
+        <w:rPr>
+          <w:rFonts w:ascii="Consolas" w:hAnsi="Consolas" w:eastAsia="Consolas" w:cs="Consolas"/>
+          <w:b/>
+          <w:bCs/>
+          <w:sz w:val="22"/>
+          <w:szCs w:val="22"/>
+          <w:lang w:val="en-US"/>
+        </w:rPr>
+        <w:t xml:space="preserve">find . –iname “readme”</w:t>
+        <w:tab/>
+      </w:r>
+      <w:r>
+        <w:rPr>
+          <w:rFonts w:ascii="Consolas" w:hAnsi="Consolas" w:eastAsia="Consolas" w:cs="Consolas"/>
+          <w:b w:val="0"/>
+          <w:bCs w:val="0"/>
+          <w:sz w:val="22"/>
+          <w:szCs w:val="22"/>
+          <w:lang w:val="en-US"/>
+        </w:rPr>
+        <w:t xml:space="preserve">#忽略大小写查找readme开头的文件</w:t>
+      </w:r>
+      <w:r>
+        <w:rPr>
+          <w:rFonts w:ascii="Consolas" w:hAnsi="Consolas" w:eastAsia="Consolas" w:cs="Consolas"/>
+          <w:b/>
+          <w:bCs/>
+          <w:sz w:val="22"/>
+          <w:szCs w:val="22"/>
+        </w:rPr>
+      </w:r>
+      <w:r>
+        <w:rPr>
+          <w:highlight w:val="none"/>
+        </w:rPr>
+      </w:r>
+      <w:r>
+        <mc:AlternateContent>
+          <mc:Choice Requires="wpg">
+            <w:drawing>
+              <wp:inline xmlns:wp="http://schemas.openxmlformats.org/drawingml/2006/wordprocessingDrawing" distT="0" distB="0" distL="0" distR="0">
+                <wp:extent cx="5943600" cy="286274"/>
+                <wp:effectExtent l="0" t="0" r="0" b="0"/>
+                <wp:docPr id="14" name=""/>
+                <wp:cNvGraphicFramePr>
+                  <a:graphicFrameLocks xmlns:a="http://schemas.openxmlformats.org/drawingml/2006/main" noChangeAspect="1"/>
+                </wp:cNvGraphicFramePr>
+                <a:graphic xmlns:a="http://schemas.openxmlformats.org/drawingml/2006/main">
+                  <a:graphicData uri="http://schemas.openxmlformats.org/drawingml/2006/picture">
+                    <pic:pic xmlns:pic="http://schemas.openxmlformats.org/drawingml/2006/picture">
+                      <pic:nvPicPr>
+                        <pic:cNvPr id="1500273103" name=""/>
+                        <pic:cNvPicPr>
+                          <a:picLocks noChangeAspect="1"/>
+                        </pic:cNvPicPr>
+                        <pic:nvPr/>
+                      </pic:nvPicPr>
+                      <pic:blipFill rotWithShape="1">
+                        <a:blip r:embed="rId24"/>
+                        <a:stretch/>
+                      </pic:blipFill>
+                      <pic:spPr bwMode="auto">
+                        <a:xfrm>
+                          <a:off x="0" y="0"/>
+                          <a:ext cx="5943599" cy="286274"/>
                         </a:xfrm>
                         <a:prstGeom prst="rect">
                           <a:avLst/>
@@ -4451,8 +5262,8 @@
                 <v:path o:extrusionok="f" gradientshapeok="t" o:connecttype="rect"/>
                 <o:lock v:ext="edit" aspectratio="t"/>
               </v:shapetype>
-              <v:shape id="_x0000_i10" o:spid="_x0000_s10" type="#_x0000_t75" style="width:468.00pt;height:66.74pt;mso-wrap-distance-left:0.00pt;mso-wrap-distance-top:0.00pt;mso-wrap-distance-right:0.00pt;mso-wrap-distance-bottom:0.00pt;z-index:1;" stroked="false">
-                <v:imagedata r:id="rId18" o:title=""/>
+              <v:shape id="_x0000_i13" o:spid="_x0000_s13" type="#_x0000_t75" style="width:468.00pt;height:22.54pt;mso-wrap-distance-left:0.00pt;mso-wrap-distance-top:0.00pt;mso-wrap-distance-right:0.00pt;mso-wrap-distance-bottom:0.00pt;z-index:1;" stroked="false">
+                <v:imagedata r:id="rId24" o:title=""/>
                 <o:lock v:ext="edit" rotation="t"/>
               </v:shape>
             </w:pict>
@@ -4471,11 +5282,4037 @@
       </w:r>
       <w:r>
         <w:rPr>
+          <w:rFonts w:ascii="Consolas" w:hAnsi="Consolas" w:eastAsia="Consolas" w:cs="Consolas"/>
+          <w:b/>
+          <w:bCs/>
+          <w:sz w:val="22"/>
+          <w:szCs w:val="22"/>
+        </w:rPr>
+      </w:r>
+    </w:p>
+    <w:p>
+      <w:pPr>
+        <w:pBdr/>
+        <w:spacing w:after="120" w:before="120" w:line="288" w:lineRule="auto"/>
+        <w:ind w:left="0"/>
+        <w:jc w:val="left"/>
+        <w:rPr>
+          <w:rFonts w:ascii="Consolas" w:hAnsi="Consolas" w:eastAsia="Consolas" w:cs="Consolas"/>
+          <w:b/>
+          <w:bCs/>
+          <w:sz w:val="22"/>
+          <w:szCs w:val="22"/>
+          <w:lang w:val="en-US"/>
+          <w14:ligatures w14:val="none"/>
+        </w:rPr>
+      </w:pPr>
+      <w:r>
+        <w:rPr>
+          <w:rFonts w:ascii="Consolas" w:hAnsi="Consolas" w:eastAsia="Consolas" w:cs="Consolas"/>
+          <w:b/>
+          <w:bCs/>
+          <w:sz w:val="22"/>
+          <w:szCs w:val="22"/>
+          <w:lang w:val="en-US"/>
+        </w:rPr>
+      </w:r>
+      <w:r>
+        <w:rPr>
+          <w:rFonts w:ascii="Consolas" w:hAnsi="Consolas" w:eastAsia="Consolas" w:cs="Consolas"/>
+          <w:b/>
+          <w:bCs/>
+          <w:sz w:val="22"/>
+          <w:szCs w:val="22"/>
+          <w:lang w:val="en-US"/>
+        </w:rPr>
+      </w:r>
+      <w:r>
+        <w:rPr>
+          <w:rFonts w:ascii="Consolas" w:hAnsi="Consolas" w:eastAsia="Consolas" w:cs="Consolas"/>
+          <w:b/>
+          <w:bCs/>
+          <w:sz w:val="22"/>
+          <w:szCs w:val="22"/>
+          <w:lang w:val="en-US"/>
+        </w:rPr>
+      </w:r>
+    </w:p>
+    <w:p>
+      <w:pPr>
+        <w:pBdr/>
+        <w:spacing w:after="120" w:before="120" w:line="288" w:lineRule="auto"/>
+        <w:ind w:left="0"/>
+        <w:jc w:val="left"/>
+        <w:rPr>
+          <w:rFonts w:ascii="Consolas" w:hAnsi="Consolas" w:eastAsia="Consolas" w:cs="Consolas"/>
+          <w:b/>
+          <w:bCs/>
+          <w:sz w:val="22"/>
+          <w:szCs w:val="22"/>
+          <w:highlight w:val="none"/>
+          <w:lang w:val="en-US"/>
+          <w14:ligatures w14:val="none"/>
+        </w:rPr>
+      </w:pPr>
+      <w:r>
+        <w:rPr>
+          <w:rFonts w:ascii="Consolas" w:hAnsi="Consolas" w:eastAsia="Consolas" w:cs="Consolas"/>
+          <w:b/>
+          <w:bCs/>
+          <w:sz w:val="22"/>
+          <w:szCs w:val="22"/>
+          <w:lang w:val="en-US"/>
+        </w:rPr>
+        <w:t xml:space="preserve">2、按文件类型查找</w:t>
+      </w:r>
+      <w:r>
+        <w:rPr>
+          <w:rFonts w:ascii="Consolas" w:hAnsi="Consolas" w:eastAsia="Consolas" w:cs="Consolas"/>
+          <w:b/>
+          <w:bCs/>
+          <w:sz w:val="22"/>
+          <w:szCs w:val="22"/>
+          <w:lang w:val="en-US"/>
+        </w:rPr>
+      </w:r>
+      <w:r>
+        <w:rPr>
+          <w:rFonts w:ascii="Consolas" w:hAnsi="Consolas" w:eastAsia="Consolas" w:cs="Consolas"/>
+          <w:b/>
+          <w:bCs/>
+          <w:sz w:val="22"/>
+          <w:szCs w:val="22"/>
+          <w:lang w:val="en-US"/>
+        </w:rPr>
+      </w:r>
+    </w:p>
+    <w:p>
+      <w:pPr>
+        <w:pBdr/>
+        <w:spacing w:after="120" w:before="120" w:line="288" w:lineRule="auto"/>
+        <w:ind w:left="0"/>
+        <w:jc w:val="left"/>
+        <w:rPr/>
+      </w:pPr>
+      <w:r>
+        <w:rPr>
+          <w:rFonts w:ascii="Arial" w:hAnsi="Arial" w:eastAsia="等线" w:cs="Arial"/>
+          <w:sz w:val="22"/>
+        </w:rPr>
+        <w:t xml:space="preserve">参数：-type ，常用类型：f普通文件、d目录、l软链接</w:t>
+      </w:r>
+      <w:r/>
+      <w:r/>
+    </w:p>
+    <w:p>
+      <w:pPr>
+        <w:pBdr/>
+        <w:spacing w:after="120" w:before="120" w:line="288" w:lineRule="auto"/>
+        <w:ind w:left="0"/>
+        <w:jc w:val="left"/>
+        <w:rPr>
+          <w:rFonts w:ascii="Consolas" w:hAnsi="Consolas" w:eastAsia="Consolas" w:cs="Consolas"/>
+          <w:b w:val="0"/>
+          <w:bCs w:val="0"/>
+          <w:sz w:val="22"/>
+          <w:szCs w:val="22"/>
+          <w14:ligatures w14:val="none"/>
+        </w:rPr>
+      </w:pPr>
+      <w:r>
+        <w:rPr>
+          <w:rFonts w:ascii="Consolas" w:hAnsi="Consolas" w:eastAsia="Consolas" w:cs="Consolas"/>
+          <w:b w:val="0"/>
+          <w:bCs w:val="0"/>
+          <w:sz w:val="22"/>
+          <w:szCs w:val="22"/>
+          <w:highlight w:val="none"/>
+          <w:lang w:val="en-US" w:bidi="en-US"/>
+        </w:rPr>
+      </w:r>
+      <w:r>
+        <w:rPr>
+          <w:rFonts w:ascii="Consolas" w:hAnsi="Consolas" w:eastAsia="Consolas" w:cs="Consolas"/>
+          <w:b/>
+          <w:bCs/>
+          <w:sz w:val="22"/>
+          <w:szCs w:val="22"/>
+          <w:highlight w:val="none"/>
+          <w:lang w:val="en-US" w:bidi="en-US"/>
+        </w:rPr>
+        <w:t xml:space="preserve">Find –type d</w:t>
+        <w:tab/>
+        <w:tab/>
+      </w:r>
+      <w:r>
+        <w:rPr>
+          <w:rFonts w:ascii="Consolas" w:hAnsi="Consolas" w:eastAsia="Consolas" w:cs="Consolas"/>
+          <w:b w:val="0"/>
+          <w:bCs w:val="0"/>
+          <w:sz w:val="22"/>
+          <w:szCs w:val="22"/>
+          <w:highlight w:val="none"/>
+          <w:lang w:val="en-US" w:bidi="en-US"/>
+        </w:rPr>
+        <w:t xml:space="preserve">#查找文件类型为d(directory)的文件</w:t>
+      </w:r>
+      <w:r>
+        <w:rPr>
+          <w:rFonts w:ascii="Consolas" w:hAnsi="Consolas" w:eastAsia="Consolas" w:cs="Consolas"/>
+          <w:b w:val="0"/>
+          <w:bCs w:val="0"/>
+          <w:sz w:val="22"/>
+          <w:szCs w:val="22"/>
+        </w:rPr>
+      </w:r>
+    </w:p>
+    <w:p>
+      <w:pPr>
+        <w:pBdr/>
+        <w:spacing w:after="120" w:before="120" w:line="288" w:lineRule="auto"/>
+        <w:ind w:left="0"/>
+        <w:jc w:val="left"/>
+        <w:rPr>
+          <w:rFonts w:ascii="Consolas" w:hAnsi="Consolas" w:eastAsia="Consolas" w:cs="Consolas"/>
+          <w:b/>
+          <w:bCs/>
+          <w:sz w:val="22"/>
+          <w:szCs w:val="22"/>
+          <w:lang w:val="en-US"/>
+          <w14:ligatures w14:val="none"/>
+        </w:rPr>
+      </w:pPr>
+      <w:r>
+        <w:rPr>
+          <w:rFonts w:ascii="Consolas" w:hAnsi="Consolas" w:eastAsia="Consolas" w:cs="Consolas"/>
+          <w:b/>
+          <w:bCs/>
+          <w:sz w:val="22"/>
+          <w:szCs w:val="22"/>
+          <w:lang w:val="en-US"/>
+        </w:rPr>
+      </w:r>
+      <w:r>
+        <w:rPr>
+          <w:rFonts w:ascii="Consolas" w:hAnsi="Consolas" w:eastAsia="Consolas" w:cs="Consolas"/>
+          <w:b/>
+          <w:bCs/>
+          <w:sz w:val="22"/>
+          <w:szCs w:val="22"/>
+          <w:lang w:val="en-US"/>
+        </w:rPr>
+        <mc:AlternateContent>
+          <mc:Choice Requires="wpg">
+            <w:drawing>
+              <wp:anchor xmlns:wp="http://schemas.openxmlformats.org/drawingml/2006/wordprocessingDrawing" xmlns:wp14="http://schemas.microsoft.com/office/word/2010/wordprocessingDrawing" distT="0" distB="0" distL="115200" distR="115200" simplePos="0" relativeHeight="32768" behindDoc="0" locked="0" layoutInCell="1" allowOverlap="1">
+                <wp:simplePos x="0" y="0"/>
+                <wp:positionH relativeFrom="column">
+                  <wp:posOffset>0</wp:posOffset>
+                </wp:positionH>
+                <wp:positionV relativeFrom="paragraph">
+                  <wp:posOffset>0</wp:posOffset>
+                </wp:positionV>
+                <wp:extent cx="5943600" cy="811754"/>
+                <wp:effectExtent l="0" t="0" r="0" b="0"/>
+                <wp:wrapTopAndBottom/>
+                <wp:docPr id="15" name=""/>
+                <wp:cNvGraphicFramePr>
+                  <a:graphicFrameLocks xmlns:a="http://schemas.openxmlformats.org/drawingml/2006/main" noChangeAspect="1"/>
+                </wp:cNvGraphicFramePr>
+                <a:graphic xmlns:a="http://schemas.openxmlformats.org/drawingml/2006/main">
+                  <a:graphicData uri="http://schemas.openxmlformats.org/drawingml/2006/picture">
+                    <pic:pic xmlns:pic="http://schemas.openxmlformats.org/drawingml/2006/picture">
+                      <pic:nvPicPr>
+                        <pic:cNvPr id="167160270" name=""/>
+                        <pic:cNvPicPr>
+                          <a:picLocks noChangeAspect="1"/>
+                        </pic:cNvPicPr>
+                        <pic:nvPr/>
+                      </pic:nvPicPr>
+                      <pic:blipFill rotWithShape="1">
+                        <a:blip r:embed="rId25"/>
+                        <a:stretch/>
+                      </pic:blipFill>
+                      <pic:spPr bwMode="auto">
+                        <a:xfrm>
+                          <a:off x="0" y="0"/>
+                          <a:ext cx="5943599" cy="811754"/>
+                        </a:xfrm>
+                        <a:prstGeom prst="rect">
+                          <a:avLst/>
+                        </a:prstGeom>
+                      </pic:spPr>
+                    </pic:pic>
+                  </a:graphicData>
+                </a:graphic>
+              </wp:anchor>
+            </w:drawing>
+          </mc:Choice>
+          <mc:Fallback>
+            <w:pict>
+              <v:shapetype id="_x0000_t75" coordsize="21600,21600" o:spt="75" o:preferrelative="t" path="m@4@5l@4@11@9@11@9@5xe" filled="f" stroked="f">
+                <v:stroke joinstyle="miter"/>
+                <v:formulas>
+                  <v:f eqn="if lineDrawn pixelLineWidth 0"/>
+                  <v:f eqn="sum @0 1 0"/>
+                  <v:f eqn="sum 0 0 @1"/>
+                  <v:f eqn="prod @2 1 2"/>
+                  <v:f eqn="prod @3 21600 pixelWidth"/>
+                  <v:f eqn="prod @3 21600 pixelHeight"/>
+                  <v:f eqn="sum @0 0 1"/>
+                  <v:f eqn="prod @6 1 2"/>
+                  <v:f eqn="prod @7 21600 pixelWidth"/>
+                  <v:f eqn="sum @8 21600 0"/>
+                  <v:f eqn="prod @7 21600 pixelHeight"/>
+                  <v:f eqn="sum @10 21600 0"/>
+                </v:formulas>
+                <v:path o:extrusionok="f" gradientshapeok="t" o:connecttype="rect"/>
+                <o:lock v:ext="edit" aspectratio="t"/>
+              </v:shapetype>
+              <v:shape id="_x0000_i14" o:spid="_x0000_s14" type="#_x0000_t75" style="position:absolute;z-index:32768;o:allowoverlap:true;o:allowincell:true;mso-position-horizontal-relative:text;margin-left:0.00pt;mso-position-horizontal:absolute;mso-position-vertical-relative:text;margin-top:0.00pt;mso-position-vertical:absolute;width:468.00pt;height:63.92pt;mso-wrap-distance-left:9.07pt;mso-wrap-distance-top:0.00pt;mso-wrap-distance-right:9.07pt;mso-wrap-distance-bottom:0.00pt;z-index:1;" stroked="false">
+                <w10:wrap type="topAndBottom"/>
+                <v:imagedata r:id="rId25" o:title=""/>
+                <o:lock v:ext="edit" rotation="t"/>
+              </v:shape>
+            </w:pict>
+          </mc:Fallback>
+        </mc:AlternateContent>
+      </w:r>
+      <w:r>
+        <w:rPr>
+          <w:rFonts w:ascii="Consolas" w:hAnsi="Consolas" w:eastAsia="Consolas" w:cs="Consolas"/>
+          <w:b/>
+          <w:bCs/>
+          <w:sz w:val="22"/>
+          <w:szCs w:val="22"/>
+          <w:lang w:val="en-US"/>
+        </w:rPr>
+      </w:r>
+      <w:r>
+        <w:rPr>
+          <w:rFonts w:ascii="Consolas" w:hAnsi="Consolas" w:eastAsia="Consolas" w:cs="Consolas"/>
+          <w:b/>
+          <w:bCs/>
+          <w:sz w:val="22"/>
+          <w:szCs w:val="22"/>
+          <w:lang w:val="en-US"/>
+        </w:rPr>
+      </w:r>
+    </w:p>
+    <w:p>
+      <w:pPr>
+        <w:pBdr/>
+        <w:spacing w:after="120" w:before="120" w:line="288" w:lineRule="auto"/>
+        <w:ind w:left="0"/>
+        <w:jc w:val="left"/>
+        <w:rPr>
+          <w:rFonts w:ascii="Consolas" w:hAnsi="Consolas" w:eastAsia="Consolas" w:cs="Consolas"/>
+          <w:b w:val="0"/>
+          <w:bCs w:val="0"/>
+          <w:sz w:val="22"/>
+          <w:szCs w:val="22"/>
+          <w14:ligatures w14:val="none"/>
+        </w:rPr>
+      </w:pPr>
+      <w:r>
+        <w:rPr>
+          <w:rFonts w:ascii="Consolas" w:hAnsi="Consolas" w:eastAsia="Consolas" w:cs="Consolas"/>
+          <w:b w:val="0"/>
+          <w:bCs w:val="0"/>
+          <w:sz w:val="22"/>
+          <w:szCs w:val="22"/>
+          <w:highlight w:val="none"/>
+          <w:lang w:val="en-US" w:bidi="en-US"/>
+          <w14:ligatures w14:val="none"/>
+        </w:rPr>
+      </w:r>
+      <w:r>
+        <w:rPr>
+          <w:rFonts w:ascii="Consolas" w:hAnsi="Consolas" w:eastAsia="Consolas" w:cs="Consolas"/>
+          <w:b/>
+          <w:bCs/>
+          <w:sz w:val="22"/>
+          <w:szCs w:val="22"/>
+          <w:highlight w:val="none"/>
+          <w:lang w:val="en-US" w:bidi="en-US"/>
+          <w14:ligatures w14:val="none"/>
+        </w:rPr>
+        <w:t xml:space="preserve">Find –type d</w:t>
+        <w:tab/>
+        <w:t xml:space="preserve">-name codes </w:t>
+        <w:tab/>
+      </w:r>
+      <w:r>
+        <w:rPr>
+          <w:rFonts w:ascii="Consolas" w:hAnsi="Consolas" w:eastAsia="Consolas" w:cs="Consolas"/>
+          <w:b w:val="0"/>
+          <w:bCs w:val="0"/>
+          <w:sz w:val="22"/>
+          <w:szCs w:val="22"/>
+          <w:highlight w:val="none"/>
+          <w:lang w:val="en-US" w:bidi="en-US"/>
+          <w14:ligatures w14:val="none"/>
+        </w:rPr>
+        <w:t xml:space="preserve">#查找文件类型为d(directory),文件名为codes的文件</w:t>
+      </w:r>
+      <w:r>
+        <w:rPr>
+          <w:rFonts w:ascii="Consolas" w:hAnsi="Consolas" w:eastAsia="Consolas" w:cs="Consolas"/>
+          <w:b/>
+          <w:bCs/>
+          <w:sz w:val="22"/>
+          <w:szCs w:val="22"/>
+          <w:lang w:val="en-US"/>
+        </w:rPr>
+      </w:r>
+      <w:r>
+        <w:rPr>
+          <w:rFonts w:ascii="Consolas" w:hAnsi="Consolas" w:eastAsia="Consolas" w:cs="Consolas"/>
+          <w:b w:val="0"/>
+          <w:bCs w:val="0"/>
+          <w:sz w:val="22"/>
+          <w:szCs w:val="22"/>
+          <w14:ligatures w14:val="none"/>
+        </w:rPr>
+      </w:r>
+    </w:p>
+    <w:p>
+      <w:pPr>
+        <w:pBdr/>
+        <w:spacing w:after="120" w:before="120" w:line="288" w:lineRule="auto"/>
+        <w:ind w:left="0"/>
+        <w:jc w:val="left"/>
+        <w:rPr>
+          <w:rFonts w:ascii="Consolas" w:hAnsi="Consolas" w:eastAsia="Consolas" w:cs="Consolas"/>
+          <w:b/>
+          <w:bCs/>
+          <w:sz w:val="22"/>
+          <w:szCs w:val="22"/>
+          <w:lang w:val="en-US"/>
+          <w14:ligatures w14:val="none"/>
+        </w:rPr>
+      </w:pPr>
+      <w:r>
+        <w:rPr>
+          <w:rFonts w:ascii="Consolas" w:hAnsi="Consolas" w:eastAsia="Consolas" w:cs="Consolas"/>
+          <w:b/>
+          <w:bCs/>
+          <w:sz w:val="22"/>
+          <w:szCs w:val="22"/>
+          <w:lang w:val="en-US" w:bidi="en-US"/>
+        </w:rPr>
+      </w:r>
+      <w:r>
+        <mc:AlternateContent>
+          <mc:Choice Requires="wpg">
+            <w:drawing>
+              <wp:anchor xmlns:wp="http://schemas.openxmlformats.org/drawingml/2006/wordprocessingDrawing" xmlns:wp14="http://schemas.microsoft.com/office/word/2010/wordprocessingDrawing" distT="0" distB="0" distL="115200" distR="115200" simplePos="0" relativeHeight="35840" behindDoc="0" locked="0" layoutInCell="1" allowOverlap="1">
+                <wp:simplePos x="0" y="0"/>
+                <wp:positionH relativeFrom="column">
+                  <wp:posOffset>0</wp:posOffset>
+                </wp:positionH>
+                <wp:positionV relativeFrom="paragraph">
+                  <wp:posOffset>0</wp:posOffset>
+                </wp:positionV>
+                <wp:extent cx="5943600" cy="339501"/>
+                <wp:effectExtent l="0" t="0" r="0" b="0"/>
+                <wp:wrapTopAndBottom/>
+                <wp:docPr id="16" name=""/>
+                <wp:cNvGraphicFramePr>
+                  <a:graphicFrameLocks xmlns:a="http://schemas.openxmlformats.org/drawingml/2006/main" noChangeAspect="1"/>
+                </wp:cNvGraphicFramePr>
+                <a:graphic xmlns:a="http://schemas.openxmlformats.org/drawingml/2006/main">
+                  <a:graphicData uri="http://schemas.openxmlformats.org/drawingml/2006/picture">
+                    <pic:pic xmlns:pic="http://schemas.openxmlformats.org/drawingml/2006/picture">
+                      <pic:nvPicPr>
+                        <pic:cNvPr id="454895339" name=""/>
+                        <pic:cNvPicPr>
+                          <a:picLocks noChangeAspect="1"/>
+                        </pic:cNvPicPr>
+                        <pic:nvPr/>
+                      </pic:nvPicPr>
+                      <pic:blipFill rotWithShape="1">
+                        <a:blip r:embed="rId26"/>
+                        <a:stretch/>
+                      </pic:blipFill>
+                      <pic:spPr bwMode="auto">
+                        <a:xfrm>
+                          <a:off x="0" y="0"/>
+                          <a:ext cx="5943599" cy="339501"/>
+                        </a:xfrm>
+                        <a:prstGeom prst="rect">
+                          <a:avLst/>
+                        </a:prstGeom>
+                      </pic:spPr>
+                    </pic:pic>
+                  </a:graphicData>
+                </a:graphic>
+              </wp:anchor>
+            </w:drawing>
+          </mc:Choice>
+          <mc:Fallback>
+            <w:pict>
+              <v:shapetype id="_x0000_t75" coordsize="21600,21600" o:spt="75" o:preferrelative="t" path="m@4@5l@4@11@9@11@9@5xe" filled="f" stroked="f">
+                <v:stroke joinstyle="miter"/>
+                <v:formulas>
+                  <v:f eqn="if lineDrawn pixelLineWidth 0"/>
+                  <v:f eqn="sum @0 1 0"/>
+                  <v:f eqn="sum 0 0 @1"/>
+                  <v:f eqn="prod @2 1 2"/>
+                  <v:f eqn="prod @3 21600 pixelWidth"/>
+                  <v:f eqn="prod @3 21600 pixelHeight"/>
+                  <v:f eqn="sum @0 0 1"/>
+                  <v:f eqn="prod @6 1 2"/>
+                  <v:f eqn="prod @7 21600 pixelWidth"/>
+                  <v:f eqn="sum @8 21600 0"/>
+                  <v:f eqn="prod @7 21600 pixelHeight"/>
+                  <v:f eqn="sum @10 21600 0"/>
+                </v:formulas>
+                <v:path o:extrusionok="f" gradientshapeok="t" o:connecttype="rect"/>
+                <o:lock v:ext="edit" aspectratio="t"/>
+              </v:shapetype>
+              <v:shape id="_x0000_i15" o:spid="_x0000_s15" type="#_x0000_t75" style="position:absolute;z-index:35840;o:allowoverlap:true;o:allowincell:true;mso-position-horizontal-relative:text;margin-left:0.00pt;mso-position-horizontal:absolute;mso-position-vertical-relative:text;margin-top:0.00pt;mso-position-vertical:absolute;width:468.00pt;height:26.73pt;mso-wrap-distance-left:9.07pt;mso-wrap-distance-top:0.00pt;mso-wrap-distance-right:9.07pt;mso-wrap-distance-bottom:0.00pt;z-index:1;" stroked="false">
+                <w10:wrap type="topAndBottom"/>
+                <v:imagedata r:id="rId26" o:title=""/>
+                <o:lock v:ext="edit" rotation="t"/>
+              </v:shape>
+            </w:pict>
+          </mc:Fallback>
+        </mc:AlternateContent>
+      </w:r>
+      <w:r>
+        <w:rPr>
+          <w:rFonts w:ascii="Consolas" w:hAnsi="Consolas" w:eastAsia="Consolas" w:cs="Consolas"/>
+          <w:b/>
+          <w:bCs/>
+          <w:sz w:val="22"/>
+          <w:szCs w:val="22"/>
+          <w:lang w:val="en-US" w:bidi="en-US"/>
+        </w:rPr>
+      </w:r>
+      <w:r/>
+      <w:r>
+        <w:rPr>
+          <w:rFonts w:ascii="Consolas" w:hAnsi="Consolas" w:eastAsia="Consolas" w:cs="Consolas"/>
+          <w:b/>
+          <w:bCs/>
+          <w:sz w:val="22"/>
+          <w:szCs w:val="22"/>
+          <w:lang w:val="en-US" w:bidi="en-US"/>
+        </w:rPr>
+      </w:r>
+      <w:r>
+        <w:rPr>
+          <w:rFonts w:ascii="Consolas" w:hAnsi="Consolas" w:eastAsia="Consolas" w:cs="Consolas"/>
+          <w:b/>
+          <w:bCs/>
+          <w:sz w:val="22"/>
+          <w:szCs w:val="22"/>
+          <w:lang w:val="en-US"/>
+        </w:rPr>
+      </w:r>
+    </w:p>
+    <w:p>
+      <w:pPr>
+        <w:pBdr/>
+        <w:spacing w:after="120" w:before="120" w:line="288" w:lineRule="auto"/>
+        <w:ind w:left="0"/>
+        <w:jc w:val="left"/>
+        <w:rPr>
+          <w:b/>
+          <w:bCs/>
+          <w:highlight w:val="none"/>
+          <w14:ligatures w14:val="none"/>
+        </w:rPr>
+      </w:pPr>
+      <w:r>
+        <w:rPr>
+          <w:b/>
+          <w:bCs/>
+          <w:highlight w:val="none"/>
+        </w:rPr>
+        <w:t xml:space="preserve">3、按文件大小查找</w:t>
+      </w:r>
+      <w:r>
+        <w:rPr>
+          <w:rFonts w:ascii="Consolas" w:hAnsi="Consolas" w:eastAsia="Consolas" w:cs="Consolas"/>
+          <w:b/>
+          <w:bCs/>
+          <w:sz w:val="22"/>
+          <w:szCs w:val="22"/>
+          <w:highlight w:val="none"/>
+          <w:lang w:val="en-US" w:bidi="en-US"/>
+          <w14:ligatures w14:val="none"/>
+        </w:rPr>
+      </w:r>
+    </w:p>
+    <w:p>
+      <w:pPr>
+        <w:pBdr/>
+        <w:spacing w:after="120" w:before="120" w:line="288" w:lineRule="auto"/>
+        <w:ind w:left="0"/>
+        <w:jc w:val="left"/>
+        <w:rPr>
+          <w:highlight w:val="none"/>
+        </w:rPr>
+      </w:pPr>
+      <w:r>
+        <w:rPr>
+          <w:rFonts w:ascii="Arial" w:hAnsi="Arial" w:eastAsia="等线" w:cs="Arial"/>
+          <w:sz w:val="22"/>
+        </w:rPr>
+        <w:t xml:space="preserve">单位：k(KB)、M(MB)、G(GB)；+大于、-小于、等于无符号</w:t>
+      </w:r>
+      <w:r/>
+      <w:r/>
+    </w:p>
+    <w:p>
+      <w:pPr>
+        <w:pBdr/>
+        <w:spacing w:after="120" w:before="120" w:line="288" w:lineRule="auto"/>
+        <w:ind w:left="0"/>
+        <w:jc w:val="both"/>
+        <w:rPr>
+          <w:highlight w:val="none"/>
+        </w:rPr>
+      </w:pPr>
+      <w:r>
+        <w:rPr>
+          <w:highlight w:val="none"/>
+        </w:rPr>
+        <w:t xml:space="preserve">Find . –size -150</w:t>
+        <w:tab/>
+        <w:t xml:space="preserve">#查找文件小于150B（字节）的文件</w:t>
+      </w:r>
+      <w:r/>
+    </w:p>
+    <w:p>
+      <w:pPr>
+        <w:pBdr/>
+        <w:spacing w:after="120" w:before="120" w:line="288" w:lineRule="auto"/>
+        <w:ind w:left="0"/>
+        <w:jc w:val="both"/>
+        <w:rPr>
+          <w:highlight w:val="none"/>
+        </w:rPr>
+      </w:pPr>
+      <w:r>
+        <w:rPr>
+          <w:highlight w:val="none"/>
+        </w:rPr>
+      </w:r>
+      <w:r>
+        <mc:AlternateContent>
+          <mc:Choice Requires="wpg">
+            <w:drawing>
+              <wp:anchor xmlns:wp="http://schemas.openxmlformats.org/drawingml/2006/wordprocessingDrawing" xmlns:wp14="http://schemas.microsoft.com/office/word/2010/wordprocessingDrawing" distT="0" distB="0" distL="115200" distR="115200" simplePos="0" relativeHeight="37888" behindDoc="0" locked="0" layoutInCell="1" allowOverlap="1">
+                <wp:simplePos x="0" y="0"/>
+                <wp:positionH relativeFrom="column">
+                  <wp:posOffset>-66675</wp:posOffset>
+                </wp:positionH>
+                <wp:positionV relativeFrom="paragraph">
+                  <wp:posOffset>306370</wp:posOffset>
+                </wp:positionV>
+                <wp:extent cx="5943600" cy="1985573"/>
+                <wp:effectExtent l="0" t="0" r="0" b="0"/>
+                <wp:wrapTopAndBottom/>
+                <wp:docPr id="17" name=""/>
+                <wp:cNvGraphicFramePr>
+                  <a:graphicFrameLocks xmlns:a="http://schemas.openxmlformats.org/drawingml/2006/main" noChangeAspect="1"/>
+                </wp:cNvGraphicFramePr>
+                <a:graphic xmlns:a="http://schemas.openxmlformats.org/drawingml/2006/main">
+                  <a:graphicData uri="http://schemas.openxmlformats.org/drawingml/2006/picture">
+                    <pic:pic xmlns:pic="http://schemas.openxmlformats.org/drawingml/2006/picture">
+                      <pic:nvPicPr>
+                        <pic:cNvPr id="911806857" name=""/>
+                        <pic:cNvPicPr>
+                          <a:picLocks noChangeAspect="1"/>
+                        </pic:cNvPicPr>
+                        <pic:nvPr/>
+                      </pic:nvPicPr>
+                      <pic:blipFill rotWithShape="1">
+                        <a:blip r:embed="rId27"/>
+                        <a:stretch/>
+                      </pic:blipFill>
+                      <pic:spPr bwMode="auto">
+                        <a:xfrm>
+                          <a:off x="0" y="0"/>
+                          <a:ext cx="5943599" cy="1985573"/>
+                        </a:xfrm>
+                        <a:prstGeom prst="rect">
+                          <a:avLst/>
+                        </a:prstGeom>
+                      </pic:spPr>
+                    </pic:pic>
+                  </a:graphicData>
+                </a:graphic>
+              </wp:anchor>
+            </w:drawing>
+          </mc:Choice>
+          <mc:Fallback>
+            <w:pict>
+              <v:shapetype id="_x0000_t75" coordsize="21600,21600" o:spt="75" o:preferrelative="t" path="m@4@5l@4@11@9@11@9@5xe" filled="f" stroked="f">
+                <v:stroke joinstyle="miter"/>
+                <v:formulas>
+                  <v:f eqn="if lineDrawn pixelLineWidth 0"/>
+                  <v:f eqn="sum @0 1 0"/>
+                  <v:f eqn="sum 0 0 @1"/>
+                  <v:f eqn="prod @2 1 2"/>
+                  <v:f eqn="prod @3 21600 pixelWidth"/>
+                  <v:f eqn="prod @3 21600 pixelHeight"/>
+                  <v:f eqn="sum @0 0 1"/>
+                  <v:f eqn="prod @6 1 2"/>
+                  <v:f eqn="prod @7 21600 pixelWidth"/>
+                  <v:f eqn="sum @8 21600 0"/>
+                  <v:f eqn="prod @7 21600 pixelHeight"/>
+                  <v:f eqn="sum @10 21600 0"/>
+                </v:formulas>
+                <v:path o:extrusionok="f" gradientshapeok="t" o:connecttype="rect"/>
+                <o:lock v:ext="edit" aspectratio="t"/>
+              </v:shapetype>
+              <v:shape id="_x0000_i16" o:spid="_x0000_s16" type="#_x0000_t75" style="position:absolute;z-index:37888;o:allowoverlap:true;o:allowincell:true;mso-position-horizontal-relative:text;margin-left:-5.25pt;mso-position-horizontal:absolute;mso-position-vertical-relative:text;margin-top:24.12pt;mso-position-vertical:absolute;width:468.00pt;height:156.34pt;mso-wrap-distance-left:9.07pt;mso-wrap-distance-top:0.00pt;mso-wrap-distance-right:9.07pt;mso-wrap-distance-bottom:0.00pt;z-index:1;" stroked="false">
+                <w10:wrap type="topAndBottom"/>
+                <v:imagedata r:id="rId27" o:title=""/>
+                <o:lock v:ext="edit" rotation="t"/>
+              </v:shape>
+            </w:pict>
+          </mc:Fallback>
+        </mc:AlternateContent>
+      </w:r>
+      <w:r>
+        <w:rPr>
+          <w:highlight w:val="none"/>
+        </w:rPr>
+        <w:t xml:space="preserve">Find . –size -150k</w:t>
+        <w:tab/>
+        <w:t xml:space="preserve">#查找文件小于150kB（字节）的文件</w:t>
+      </w:r>
+      <w:r>
+        <w:rPr>
+          <w:highlight w:val="none"/>
+        </w:rPr>
+      </w:r>
+      <w:r>
+        <w:rPr>
+          <w:highlight w:val="none"/>
+        </w:rPr>
+      </w:r>
+      <w:r>
+        <w:rPr>
+          <w:highlight w:val="none"/>
+        </w:rPr>
+      </w:r>
+      <w:r>
+        <w:rPr>
+          <w:highlight w:val="none"/>
+        </w:rPr>
+      </w:r>
+      <w:r>
+        <w:rPr>
+          <w:highlight w:val="none"/>
+        </w:rPr>
+      </w:r>
+      <w:r>
+        <w:rPr>
+          <w:highlight w:val="none"/>
+        </w:rPr>
+      </w:r>
+    </w:p>
+    <w:p>
+      <w:pPr>
+        <w:pBdr/>
+        <w:spacing w:after="120" w:before="120" w:line="288" w:lineRule="auto"/>
+        <w:ind w:left="0"/>
+        <w:jc w:val="left"/>
+        <w:rPr>
+          <w:rFonts w:ascii="Consolas" w:hAnsi="Consolas" w:eastAsia="Consolas" w:cs="Consolas"/>
+          <w:b w:val="0"/>
+          <w:bCs w:val="0"/>
+          <w:sz w:val="22"/>
+          <w:szCs w:val="22"/>
+          <w:highlight w:val="none"/>
+          <w:lang w:val="en-US" w:bidi="en-US"/>
+          <w14:ligatures w14:val="none"/>
+        </w:rPr>
+      </w:pPr>
+      <w:r>
+        <w:rPr>
+          <w:highlight w:val="none"/>
+          <w:lang w:val="en-US" w:bidi="en-US"/>
+        </w:rPr>
+      </w:r>
+      <w:r/>
+      <w:r>
+        <w:rPr>
+          <w:highlight w:val="none"/>
+          <w:lang w:val="en-US" w:bidi="en-US"/>
+        </w:rPr>
+      </w:r>
+      <w:r>
+        <w:rPr>
+          <w:highlight w:val="none"/>
+          <w:lang w:val="en-US" w:bidi="en-US"/>
+        </w:rPr>
+      </w:r>
+      <w:r>
+        <w:rPr>
+          <w:highlight w:val="none"/>
+          <w:lang w:val="en-US" w:bidi="en-US"/>
+        </w:rPr>
+      </w:r>
+    </w:p>
+    <w:p>
+      <w:pPr>
+        <w:pBdr/>
+        <w:spacing w:after="120" w:before="120" w:line="288" w:lineRule="auto"/>
+        <w:ind w:left="0"/>
+        <w:jc w:val="left"/>
+        <w:rPr>
+          <w:b/>
+          <w:bCs/>
+          <w:highlight w:val="none"/>
+          <w14:ligatures w14:val="none"/>
+        </w:rPr>
+      </w:pPr>
+      <w:r>
+        <w:rPr>
+          <w:b/>
+          <w:bCs/>
+          <w:highlight w:val="none"/>
+          <w:lang w:val="en-US" w:bidi="en-US"/>
+        </w:rPr>
+      </w:r>
+      <w:r>
+        <w:rPr>
+          <w:b/>
+          <w:bCs/>
+          <w:highlight w:val="none"/>
+          <w:lang w:val="en-US" w:bidi="en-US"/>
+        </w:rPr>
+        <w:t xml:space="preserve">4、按修改时间查找</w:t>
+      </w:r>
+      <w:r>
+        <w:rPr>
+          <w:b/>
+          <w:bCs/>
+          <w:highlight w:val="none"/>
+          <w:lang w:val="en-US" w:bidi="en-US"/>
+          <w14:ligatures w14:val="none"/>
+        </w:rPr>
+      </w:r>
+    </w:p>
+    <w:p>
+      <w:pPr>
+        <w:pBdr/>
+        <w:spacing w:after="120" w:before="120" w:line="288" w:lineRule="auto"/>
+        <w:ind w:left="0"/>
+        <w:jc w:val="left"/>
+        <w:rPr>
+          <w:highlight w:val="none"/>
+        </w:rPr>
+      </w:pPr>
+      <w:r>
+        <w:rPr>
+          <w:rFonts w:ascii="Arial" w:hAnsi="Arial" w:eastAsia="等线" w:cs="Arial"/>
+          <w:sz w:val="22"/>
+        </w:rPr>
+        <w:t xml:space="preserve">-mtime 以天为单位，-mmin 以分钟为单位</w:t>
+      </w:r>
+      <w:r/>
+      <w:r/>
+      <w:r>
+        <w:rPr>
+          <w:highlight w:val="none"/>
+        </w:rPr>
+      </w:r>
+      <w:r>
+        <w:rPr>
+          <w:highlight w:val="none"/>
+        </w:rPr>
+      </w:r>
+      <w:r>
+        <w:rPr>
+          <w:highlight w:val="none"/>
+        </w:rPr>
+      </w:r>
+      <w:r/>
+      <w:r>
+        <w:rPr>
+          <w:highlight w:val="none"/>
+        </w:rPr>
+      </w:r>
+    </w:p>
+    <w:p>
+      <w:pPr>
+        <w:pBdr/>
+        <w:spacing w:after="120" w:before="120" w:line="288" w:lineRule="auto"/>
+        <w:ind w:left="0"/>
+        <w:jc w:val="left"/>
+        <w:rPr>
+          <w:highlight w:val="none"/>
+        </w:rPr>
+      </w:pPr>
+      <w:r>
+        <w:rPr>
+          <w:highlight w:val="none"/>
+        </w:rPr>
+        <w:t xml:space="preserve">f</w:t>
+      </w:r>
+      <w:r>
+        <w:rPr>
+          <w:highlight w:val="none"/>
+        </w:rPr>
+        <w:t xml:space="preserve">ind -mtime -1</w:t>
+      </w:r>
+      <w:r>
+        <w:rPr>
+          <w:highlight w:val="none"/>
+        </w:rPr>
+      </w:r>
+      <w:r>
+        <w:rPr>
+          <w:highlight w:val="none"/>
+        </w:rPr>
+      </w:r>
+    </w:p>
+    <w:p>
+      <w:pPr>
+        <w:pBdr/>
+        <w:spacing w:after="120" w:before="120" w:line="288" w:lineRule="auto"/>
+        <w:ind w:left="0"/>
+        <w:jc w:val="left"/>
+        <w:rPr>
+          <w:highlight w:val="none"/>
+        </w:rPr>
+      </w:pPr>
+      <w:r>
+        <w:rPr>
+          <w:highlight w:val="none"/>
+        </w:rPr>
+      </w:r>
+      <w:r>
+        <w:rPr>
+          <w:highlight w:val="none"/>
+        </w:rPr>
+        <w:t xml:space="preserve">find -mmin -1</w:t>
+      </w:r>
+      <w:r>
+        <w:rPr>
+          <w:highlight w:val="none"/>
+        </w:rPr>
+      </w:r>
+      <w:r>
+        <w:rPr>
+          <w:highlight w:val="none"/>
+        </w:rPr>
+      </w:r>
+    </w:p>
+    <w:p>
+      <w:pPr>
+        <w:pBdr/>
+        <w:spacing w:after="120" w:before="120" w:line="288" w:lineRule="auto"/>
+        <w:ind w:left="0"/>
+        <w:jc w:val="left"/>
+        <w:rPr/>
+      </w:pPr>
+      <w:r/>
+      <w:r>
+        <mc:AlternateContent>
+          <mc:Choice Requires="wpg">
+            <w:drawing>
+              <wp:inline xmlns:wp="http://schemas.openxmlformats.org/drawingml/2006/wordprocessingDrawing" distT="0" distB="0" distL="0" distR="0">
+                <wp:extent cx="5943600" cy="1304331"/>
+                <wp:effectExtent l="0" t="0" r="0" b="0"/>
+                <wp:docPr id="18" name=""/>
+                <wp:cNvGraphicFramePr>
+                  <a:graphicFrameLocks xmlns:a="http://schemas.openxmlformats.org/drawingml/2006/main" noChangeAspect="1"/>
+                </wp:cNvGraphicFramePr>
+                <a:graphic xmlns:a="http://schemas.openxmlformats.org/drawingml/2006/main">
+                  <a:graphicData uri="http://schemas.openxmlformats.org/drawingml/2006/picture">
+                    <pic:pic xmlns:pic="http://schemas.openxmlformats.org/drawingml/2006/picture">
+                      <pic:nvPicPr>
+                        <pic:cNvPr id="1838651706" name=""/>
+                        <pic:cNvPicPr>
+                          <a:picLocks noChangeAspect="1"/>
+                        </pic:cNvPicPr>
+                        <pic:nvPr/>
+                      </pic:nvPicPr>
+                      <pic:blipFill rotWithShape="1">
+                        <a:blip r:embed="rId28"/>
+                        <a:stretch/>
+                      </pic:blipFill>
+                      <pic:spPr bwMode="auto">
+                        <a:xfrm>
+                          <a:off x="0" y="0"/>
+                          <a:ext cx="5943599" cy="1304331"/>
+                        </a:xfrm>
+                        <a:prstGeom prst="rect">
+                          <a:avLst/>
+                        </a:prstGeom>
+                      </pic:spPr>
+                    </pic:pic>
+                  </a:graphicData>
+                </a:graphic>
+              </wp:inline>
+            </w:drawing>
+          </mc:Choice>
+          <mc:Fallback>
+            <w:pict>
+              <v:shapetype id="_x0000_t75" coordsize="21600,21600" o:spt="75" o:preferrelative="t" path="m@4@5l@4@11@9@11@9@5xe" filled="f" stroked="f">
+                <v:stroke joinstyle="miter"/>
+                <v:formulas>
+                  <v:f eqn="if lineDrawn pixelLineWidth 0"/>
+                  <v:f eqn="sum @0 1 0"/>
+                  <v:f eqn="sum 0 0 @1"/>
+                  <v:f eqn="prod @2 1 2"/>
+                  <v:f eqn="prod @3 21600 pixelWidth"/>
+                  <v:f eqn="prod @3 21600 pixelHeight"/>
+                  <v:f eqn="sum @0 0 1"/>
+                  <v:f eqn="prod @6 1 2"/>
+                  <v:f eqn="prod @7 21600 pixelWidth"/>
+                  <v:f eqn="sum @8 21600 0"/>
+                  <v:f eqn="prod @7 21600 pixelHeight"/>
+                  <v:f eqn="sum @10 21600 0"/>
+                </v:formulas>
+                <v:path o:extrusionok="f" gradientshapeok="t" o:connecttype="rect"/>
+                <o:lock v:ext="edit" aspectratio="t"/>
+              </v:shapetype>
+              <v:shape id="_x0000_i17" o:spid="_x0000_s17" type="#_x0000_t75" style="width:468.00pt;height:102.70pt;mso-wrap-distance-left:0.00pt;mso-wrap-distance-top:0.00pt;mso-wrap-distance-right:0.00pt;mso-wrap-distance-bottom:0.00pt;z-index:1;" stroked="false">
+                <v:imagedata r:id="rId28" o:title=""/>
+                <o:lock v:ext="edit" rotation="t"/>
+              </v:shape>
+            </w:pict>
+          </mc:Fallback>
+        </mc:AlternateContent>
+      </w:r>
+      <w:r/>
+      <w:r/>
+      <w:r/>
+      <w:r/>
+      <w:r/>
+    </w:p>
+    <w:p>
+      <w:pPr>
+        <w:pBdr/>
+        <w:spacing w:after="120" w:before="120" w:line="288" w:lineRule="auto"/>
+        <w:ind w:left="0"/>
+        <w:jc w:val="left"/>
+        <w:rPr>
+          <w:b/>
+          <w:bCs/>
+          <w:highlight w:val="none"/>
+        </w:rPr>
+      </w:pPr>
+      <w:r>
+        <w:rPr>
+          <w:b/>
+          <w:bCs/>
+        </w:rPr>
+      </w:r>
+      <w:r>
+        <w:rPr>
+          <w:b/>
+          <w:bCs/>
+        </w:rPr>
+        <w:t xml:space="preserve">5、按权限/归属查找</w:t>
+      </w:r>
+      <w:r>
+        <w:rPr>
+          <w:b/>
+          <w:bCs/>
+        </w:rPr>
+      </w:r>
+    </w:p>
+    <w:p>
+      <w:pPr>
+        <w:pBdr/>
+        <w:spacing w:after="120" w:before="120" w:line="288" w:lineRule="auto"/>
+        <w:ind w:left="0"/>
+        <w:jc w:val="left"/>
+        <w:rPr/>
+      </w:pPr>
+      <w:r/>
+      <w:r>
+        <w:rPr>
+          <w:rFonts w:ascii="Consolas" w:hAnsi="Consolas" w:eastAsia="Consolas" w:cs="Consolas"/>
+          <w:sz w:val="22"/>
+        </w:rPr>
+        <w:t xml:space="preserve">find . -perm 777          # 查找所有权限为777的风险文件</w:t>
+      </w:r>
+      <w:r/>
+      <w:r/>
+      <w:r/>
+      <w:r/>
+    </w:p>
+    <w:p>
+      <w:pPr>
+        <w:pBdr/>
+        <w:spacing w:after="120" w:before="120" w:line="288" w:lineRule="auto"/>
+        <w:ind w:left="0"/>
+        <w:jc w:val="left"/>
+        <w:rPr/>
+      </w:pPr>
+      <w:r/>
+      <w:r>
+        <mc:AlternateContent>
+          <mc:Choice Requires="wpg">
+            <w:drawing>
+              <wp:anchor xmlns:wp="http://schemas.openxmlformats.org/drawingml/2006/wordprocessingDrawing" xmlns:wp14="http://schemas.microsoft.com/office/word/2010/wordprocessingDrawing" distT="0" distB="0" distL="115200" distR="115200" simplePos="0" relativeHeight="44032" behindDoc="0" locked="0" layoutInCell="1" allowOverlap="1">
+                <wp:simplePos x="0" y="0"/>
+                <wp:positionH relativeFrom="column">
+                  <wp:posOffset>0</wp:posOffset>
+                </wp:positionH>
+                <wp:positionV relativeFrom="paragraph">
+                  <wp:posOffset>0</wp:posOffset>
+                </wp:positionV>
+                <wp:extent cx="4496775" cy="1212209"/>
+                <wp:effectExtent l="0" t="0" r="0" b="0"/>
+                <wp:wrapTopAndBottom/>
+                <wp:docPr id="19" name=""/>
+                <wp:cNvGraphicFramePr>
+                  <a:graphicFrameLocks xmlns:a="http://schemas.openxmlformats.org/drawingml/2006/main" noChangeAspect="1"/>
+                </wp:cNvGraphicFramePr>
+                <a:graphic xmlns:a="http://schemas.openxmlformats.org/drawingml/2006/main">
+                  <a:graphicData uri="http://schemas.openxmlformats.org/drawingml/2006/picture">
+                    <pic:pic xmlns:pic="http://schemas.openxmlformats.org/drawingml/2006/picture">
+                      <pic:nvPicPr>
+                        <pic:cNvPr id="723897474" name=""/>
+                        <pic:cNvPicPr>
+                          <a:picLocks noChangeAspect="1"/>
+                        </pic:cNvPicPr>
+                        <pic:nvPr/>
+                      </pic:nvPicPr>
+                      <pic:blipFill rotWithShape="1">
+                        <a:blip r:embed="rId29"/>
+                        <a:stretch/>
+                      </pic:blipFill>
+                      <pic:spPr bwMode="auto">
+                        <a:xfrm flipH="0" flipV="0">
+                          <a:off x="0" y="0"/>
+                          <a:ext cx="4496774" cy="1212208"/>
+                        </a:xfrm>
+                        <a:prstGeom prst="rect">
+                          <a:avLst/>
+                        </a:prstGeom>
+                      </pic:spPr>
+                    </pic:pic>
+                  </a:graphicData>
+                </a:graphic>
+              </wp:anchor>
+            </w:drawing>
+          </mc:Choice>
+          <mc:Fallback>
+            <w:pict>
+              <v:shapetype id="_x0000_t75" coordsize="21600,21600" o:spt="75" o:preferrelative="t" path="m@4@5l@4@11@9@11@9@5xe" filled="f" stroked="f">
+                <v:stroke joinstyle="miter"/>
+                <v:formulas>
+                  <v:f eqn="if lineDrawn pixelLineWidth 0"/>
+                  <v:f eqn="sum @0 1 0"/>
+                  <v:f eqn="sum 0 0 @1"/>
+                  <v:f eqn="prod @2 1 2"/>
+                  <v:f eqn="prod @3 21600 pixelWidth"/>
+                  <v:f eqn="prod @3 21600 pixelHeight"/>
+                  <v:f eqn="sum @0 0 1"/>
+                  <v:f eqn="prod @6 1 2"/>
+                  <v:f eqn="prod @7 21600 pixelWidth"/>
+                  <v:f eqn="sum @8 21600 0"/>
+                  <v:f eqn="prod @7 21600 pixelHeight"/>
+                  <v:f eqn="sum @10 21600 0"/>
+                </v:formulas>
+                <v:path o:extrusionok="f" gradientshapeok="t" o:connecttype="rect"/>
+                <o:lock v:ext="edit" aspectratio="t"/>
+              </v:shapetype>
+              <v:shape id="_x0000_i18" o:spid="_x0000_s18" type="#_x0000_t75" style="position:absolute;z-index:44032;o:allowoverlap:true;o:allowincell:true;mso-position-horizontal-relative:text;margin-left:0.00pt;mso-position-horizontal:absolute;mso-position-vertical-relative:text;margin-top:0.00pt;mso-position-vertical:absolute;width:354.08pt;height:95.45pt;mso-wrap-distance-left:9.07pt;mso-wrap-distance-top:0.00pt;mso-wrap-distance-right:9.07pt;mso-wrap-distance-bottom:0.00pt;z-index:1;" stroked="false">
+                <w10:wrap type="topAndBottom"/>
+                <v:imagedata r:id="rId29" o:title=""/>
+                <o:lock v:ext="edit" rotation="t"/>
+              </v:shape>
+            </w:pict>
+          </mc:Fallback>
+        </mc:AlternateContent>
+      </w:r>
+      <w:r/>
+      <w:r/>
+    </w:p>
+    <w:p>
+      <w:pPr>
+        <w:pBdr/>
+        <w:spacing w:after="120" w:before="120" w:line="288" w:lineRule="auto"/>
+        <w:ind w:left="0"/>
+        <w:jc w:val="left"/>
+        <w:rPr>
+          <w:b/>
+          <w:bCs/>
+          <w:highlight w:val="none"/>
+        </w:rPr>
+      </w:pPr>
+      <w:r>
+        <w:rPr>
+          <w:b/>
+          <w:bCs/>
+          <w:highlight w:val="none"/>
+        </w:rPr>
+        <w:t xml:space="preserve">Find . –user root</w:t>
+      </w:r>
+      <w:r>
+        <w:rPr>
+          <w:b/>
+          <w:bCs/>
+        </w:rPr>
+      </w:r>
+    </w:p>
+    <w:p>
+      <w:pPr>
+        <w:pBdr/>
+        <w:spacing w:after="120" w:before="120" w:line="288" w:lineRule="auto"/>
+        <w:ind w:left="0"/>
+        <w:jc w:val="left"/>
+        <w:rPr>
+          <w:b/>
+          <w:bCs/>
+        </w:rPr>
+      </w:pPr>
+      <w:r>
+        <w:rPr>
+          <w:b/>
+          <w:bCs/>
+          <w:highlight w:val="none"/>
+        </w:rPr>
+        <w:t xml:space="preserve">Find . –user yu-chuanwei</w:t>
+      </w:r>
+      <w:r>
+        <w:rPr>
+          <w:b/>
+          <w:bCs/>
+          <w:highlight w:val="none"/>
+        </w:rPr>
+      </w:r>
+      <w:r>
+        <w:rPr>
+          <w:b/>
+          <w:bCs/>
+          <w:highlight w:val="none"/>
+        </w:rPr>
+      </w:r>
+    </w:p>
+    <w:p>
+      <w:pPr>
+        <w:pBdr/>
+        <w:spacing w:after="120" w:before="120" w:line="288" w:lineRule="auto"/>
+        <w:ind w:left="0"/>
+        <w:jc w:val="left"/>
+        <w:rPr/>
+      </w:pPr>
+      <w:r/>
+      <w:r>
+        <mc:AlternateContent>
+          <mc:Choice Requires="wpg">
+            <w:drawing>
+              <wp:inline xmlns:wp="http://schemas.openxmlformats.org/drawingml/2006/wordprocessingDrawing" distT="0" distB="0" distL="0" distR="0">
+                <wp:extent cx="5943600" cy="2582887"/>
+                <wp:effectExtent l="0" t="0" r="0" b="0"/>
+                <wp:docPr id="20" name=""/>
+                <wp:cNvGraphicFramePr>
+                  <a:graphicFrameLocks xmlns:a="http://schemas.openxmlformats.org/drawingml/2006/main" noChangeAspect="1"/>
+                </wp:cNvGraphicFramePr>
+                <a:graphic xmlns:a="http://schemas.openxmlformats.org/drawingml/2006/main">
+                  <a:graphicData uri="http://schemas.openxmlformats.org/drawingml/2006/picture">
+                    <pic:pic xmlns:pic="http://schemas.openxmlformats.org/drawingml/2006/picture">
+                      <pic:nvPicPr>
+                        <pic:cNvPr id="450796063" name=""/>
+                        <pic:cNvPicPr>
+                          <a:picLocks noChangeAspect="1"/>
+                        </pic:cNvPicPr>
+                        <pic:nvPr/>
+                      </pic:nvPicPr>
+                      <pic:blipFill rotWithShape="1">
+                        <a:blip r:embed="rId30"/>
+                        <a:stretch/>
+                      </pic:blipFill>
+                      <pic:spPr bwMode="auto">
+                        <a:xfrm>
+                          <a:off x="0" y="0"/>
+                          <a:ext cx="5943599" cy="2582887"/>
+                        </a:xfrm>
+                        <a:prstGeom prst="rect">
+                          <a:avLst/>
+                        </a:prstGeom>
+                      </pic:spPr>
+                    </pic:pic>
+                  </a:graphicData>
+                </a:graphic>
+              </wp:inline>
+            </w:drawing>
+          </mc:Choice>
+          <mc:Fallback>
+            <w:pict>
+              <v:shapetype id="_x0000_t75" coordsize="21600,21600" o:spt="75" o:preferrelative="t" path="m@4@5l@4@11@9@11@9@5xe" filled="f" stroked="f">
+                <v:stroke joinstyle="miter"/>
+                <v:formulas>
+                  <v:f eqn="if lineDrawn pixelLineWidth 0"/>
+                  <v:f eqn="sum @0 1 0"/>
+                  <v:f eqn="sum 0 0 @1"/>
+                  <v:f eqn="prod @2 1 2"/>
+                  <v:f eqn="prod @3 21600 pixelWidth"/>
+                  <v:f eqn="prod @3 21600 pixelHeight"/>
+                  <v:f eqn="sum @0 0 1"/>
+                  <v:f eqn="prod @6 1 2"/>
+                  <v:f eqn="prod @7 21600 pixelWidth"/>
+                  <v:f eqn="sum @8 21600 0"/>
+                  <v:f eqn="prod @7 21600 pixelHeight"/>
+                  <v:f eqn="sum @10 21600 0"/>
+                </v:formulas>
+                <v:path o:extrusionok="f" gradientshapeok="t" o:connecttype="rect"/>
+                <o:lock v:ext="edit" aspectratio="t"/>
+              </v:shapetype>
+              <v:shape id="_x0000_i19" o:spid="_x0000_s19" type="#_x0000_t75" style="width:468.00pt;height:203.38pt;mso-wrap-distance-left:0.00pt;mso-wrap-distance-top:0.00pt;mso-wrap-distance-right:0.00pt;mso-wrap-distance-bottom:0.00pt;z-index:1;" stroked="false">
+                <v:imagedata r:id="rId30" o:title=""/>
+                <o:lock v:ext="edit" rotation="t"/>
+              </v:shape>
+            </w:pict>
+          </mc:Fallback>
+        </mc:AlternateContent>
+      </w:r>
+      <w:r/>
+      <w:r/>
+      <w:r/>
+      <w:r/>
+      <w:r/>
+    </w:p>
+    <w:p>
+      <w:pPr>
+        <w:pBdr/>
+        <w:spacing w:after="120" w:before="120" w:line="288" w:lineRule="auto"/>
+        <w:ind w:left="0"/>
+        <w:jc w:val="left"/>
+        <w:rPr>
+          <w:b/>
+          <w:bCs/>
+        </w:rPr>
+      </w:pPr>
+      <w:r>
+        <w:rPr>
+          <w:b/>
+          <w:bCs/>
+        </w:rPr>
+      </w:r>
+      <w:r>
+        <w:rPr>
+          <w:b/>
+          <w:bCs/>
+        </w:rPr>
+      </w:r>
+      <w:r>
+        <w:rPr>
+          <w:b/>
+          <w:bCs/>
+        </w:rPr>
+      </w:r>
+    </w:p>
+    <w:p>
+      <w:pPr>
+        <w:pBdr/>
+        <w:spacing w:after="120" w:before="120" w:line="288" w:lineRule="auto"/>
+        <w:ind w:left="0"/>
+        <w:jc w:val="left"/>
+        <w:rPr>
+          <w:b/>
+          <w:bCs/>
+          <w:highlight w:val="none"/>
+        </w:rPr>
+      </w:pPr>
+      <w:r>
+        <w:rPr>
+          <w:b/>
+          <w:bCs/>
+        </w:rPr>
+      </w:r>
+      <w:r>
+        <w:rPr>
+          <w:b/>
+          <w:bCs/>
+        </w:rPr>
+        <w:t xml:space="preserve">6、查找后执行操作</w:t>
+      </w:r>
+      <w:r>
+        <w:rPr>
+          <w:b/>
+          <w:bCs/>
+        </w:rPr>
+      </w:r>
+    </w:p>
+    <w:p>
+      <w:pPr>
+        <w:pBdr/>
+        <w:spacing w:after="120" w:before="120" w:line="288" w:lineRule="auto"/>
+        <w:ind w:left="0"/>
+        <w:jc w:val="left"/>
+        <w:rPr>
+          <w:highlight w:val="none"/>
+        </w:rPr>
+      </w:pPr>
+      <w:r>
+        <w:rPr>
+          <w:rFonts w:ascii="Arial" w:hAnsi="Arial" w:eastAsia="等线" w:cs="Arial"/>
+          <w:sz w:val="22"/>
+        </w:rPr>
+        <w:t xml:space="preserve">-exec 对匹配文件执行命令，{} 代表匹配的文件，\; 结束标识</w:t>
+      </w:r>
+      <w:r/>
+      <w:r/>
+    </w:p>
+    <w:p>
+      <w:pPr>
+        <w:pBdr/>
+        <w:spacing w:after="120" w:before="120" w:line="288" w:lineRule="auto"/>
+        <w:ind w:left="0"/>
+        <w:jc w:val="left"/>
+        <w:rPr>
+          <w:highlight w:val="none"/>
+        </w:rPr>
+      </w:pPr>
+      <w:r>
+        <w:rPr>
+          <w:highlight w:val="none"/>
+        </w:rPr>
+        <w:t xml:space="preserve">例如：</w:t>
+      </w:r>
+      <w:r/>
+    </w:p>
+    <w:p>
+      <w:pPr>
+        <w:pBdr/>
+        <w:spacing w:after="120" w:before="120" w:line="288" w:lineRule="auto"/>
+        <w:ind w:left="0"/>
+        <w:jc w:val="left"/>
+        <w:rPr>
+          <w:highlight w:val="none"/>
+        </w:rPr>
+      </w:pPr>
+      <w:r>
+        <w:rPr>
+          <w:highlight w:val="none"/>
+        </w:rPr>
+      </w:r>
+      <w:r>
+        <w:rPr>
+          <w:rFonts w:ascii="Consolas" w:hAnsi="Consolas" w:eastAsia="Consolas" w:cs="Consolas"/>
+          <w:color w:val="646a73"/>
+          <w:sz w:val="22"/>
+        </w:rPr>
+      </w:r>
+      <w:r>
+        <w:rPr>
+          <w:rFonts w:ascii="Consolas" w:hAnsi="Consolas" w:eastAsia="Consolas" w:cs="Consolas"/>
+          <w:sz w:val="22"/>
+        </w:rPr>
+        <w:t xml:space="preserve"># 批量删除所有.o编译中间文件</w:t>
+        <w:br/>
+        <w:t xml:space="preserve">find . -name "*.o" -exec rm -f {} \;</w:t>
+        <w:br/>
+        <w:t xml:space="preserve"># 批量修改日志文件权限</w:t>
+        <w:br/>
+      </w:r>
+      <w:r>
+        <w:rPr>
+          <w:rFonts w:ascii="Consolas" w:hAnsi="Consolas" w:eastAsia="Consolas" w:cs="Consolas"/>
+          <w:sz w:val="22"/>
+        </w:rPr>
+        <w:t xml:space="preserve">find . -name "*.log" -exec chmod 644 {} \;</w:t>
+      </w:r>
+      <w:r/>
+      <w:r>
+        <w:rPr>
+          <w:highlight w:val="none"/>
+        </w:rPr>
+      </w:r>
+      <w:r/>
+    </w:p>
+    <w:p>
+      <w:pPr>
+        <w:pBdr/>
+        <w:spacing w:after="120" w:before="120" w:line="288" w:lineRule="auto"/>
+        <w:ind w:left="0"/>
+        <w:jc w:val="left"/>
+        <w:rPr/>
+      </w:pPr>
+      <w:r>
+        <w:rPr>
+          <w:highlight w:val="none"/>
+        </w:rPr>
+      </w:r>
+      <w:r>
+        <w:rPr>
+          <w:highlight w:val="none"/>
+        </w:rPr>
+        <w:t xml:space="preserve">find -name "*.md" -exec ls -l {} \;</w:t>
+      </w:r>
+      <w:r>
+        <w:rPr>
+          <w:highlight w:val="none"/>
+        </w:rPr>
+        <w:tab/>
+        <w:t xml:space="preserve">#列举出.md的文件信息</w:t>
+      </w:r>
+      <w:r>
+        <w:rPr>
+          <w:highlight w:val="none"/>
+        </w:rPr>
+      </w:r>
+      <w:r>
+        <w:rPr>
+          <w:highlight w:val="none"/>
+        </w:rPr>
+      </w:r>
+    </w:p>
+    <w:p>
+      <w:pPr>
+        <w:pBdr/>
+        <w:spacing w:after="120" w:before="120" w:line="288" w:lineRule="auto"/>
+        <w:ind w:left="0"/>
+        <w:jc w:val="left"/>
+        <w:rPr/>
+      </w:pPr>
+      <w:r>
+        <w:rPr>
+          <w:highlight w:val="none"/>
+        </w:rPr>
+      </w:r>
+      <w:r>
+        <mc:AlternateContent>
+          <mc:Choice Requires="wpg">
+            <w:drawing>
+              <wp:inline xmlns:wp="http://schemas.openxmlformats.org/drawingml/2006/wordprocessingDrawing" distT="0" distB="0" distL="0" distR="0">
+                <wp:extent cx="5943600" cy="321276"/>
+                <wp:effectExtent l="0" t="0" r="0" b="0"/>
+                <wp:docPr id="21" name=""/>
+                <wp:cNvGraphicFramePr>
+                  <a:graphicFrameLocks xmlns:a="http://schemas.openxmlformats.org/drawingml/2006/main" noChangeAspect="1"/>
+                </wp:cNvGraphicFramePr>
+                <a:graphic xmlns:a="http://schemas.openxmlformats.org/drawingml/2006/main">
+                  <a:graphicData uri="http://schemas.openxmlformats.org/drawingml/2006/picture">
+                    <pic:pic xmlns:pic="http://schemas.openxmlformats.org/drawingml/2006/picture">
+                      <pic:nvPicPr>
+                        <pic:cNvPr id="365597358" name=""/>
+                        <pic:cNvPicPr>
+                          <a:picLocks noChangeAspect="1"/>
+                        </pic:cNvPicPr>
+                        <pic:nvPr/>
+                      </pic:nvPicPr>
+                      <pic:blipFill rotWithShape="1">
+                        <a:blip r:embed="rId31"/>
+                        <a:stretch/>
+                      </pic:blipFill>
+                      <pic:spPr bwMode="auto">
+                        <a:xfrm>
+                          <a:off x="0" y="0"/>
+                          <a:ext cx="5943599" cy="321275"/>
+                        </a:xfrm>
+                        <a:prstGeom prst="rect">
+                          <a:avLst/>
+                        </a:prstGeom>
+                      </pic:spPr>
+                    </pic:pic>
+                  </a:graphicData>
+                </a:graphic>
+              </wp:inline>
+            </w:drawing>
+          </mc:Choice>
+          <mc:Fallback>
+            <w:pict>
+              <v:shapetype id="_x0000_t75" coordsize="21600,21600" o:spt="75" o:preferrelative="t" path="m@4@5l@4@11@9@11@9@5xe" filled="f" stroked="f">
+                <v:stroke joinstyle="miter"/>
+                <v:formulas>
+                  <v:f eqn="if lineDrawn pixelLineWidth 0"/>
+                  <v:f eqn="sum @0 1 0"/>
+                  <v:f eqn="sum 0 0 @1"/>
+                  <v:f eqn="prod @2 1 2"/>
+                  <v:f eqn="prod @3 21600 pixelWidth"/>
+                  <v:f eqn="prod @3 21600 pixelHeight"/>
+                  <v:f eqn="sum @0 0 1"/>
+                  <v:f eqn="prod @6 1 2"/>
+                  <v:f eqn="prod @7 21600 pixelWidth"/>
+                  <v:f eqn="sum @8 21600 0"/>
+                  <v:f eqn="prod @7 21600 pixelHeight"/>
+                  <v:f eqn="sum @10 21600 0"/>
+                </v:formulas>
+                <v:path o:extrusionok="f" gradientshapeok="t" o:connecttype="rect"/>
+                <o:lock v:ext="edit" aspectratio="t"/>
+              </v:shapetype>
+              <v:shape id="_x0000_i20" o:spid="_x0000_s20" type="#_x0000_t75" style="width:468.00pt;height:25.30pt;mso-wrap-distance-left:0.00pt;mso-wrap-distance-top:0.00pt;mso-wrap-distance-right:0.00pt;mso-wrap-distance-bottom:0.00pt;z-index:1;" stroked="false">
+                <v:imagedata r:id="rId31" o:title=""/>
+                <o:lock v:ext="edit" rotation="t"/>
+              </v:shape>
+            </w:pict>
+          </mc:Fallback>
+        </mc:AlternateContent>
+      </w:r>
+      <w:r>
+        <w:rPr>
+          <w:highlight w:val="none"/>
+        </w:rPr>
+      </w:r>
+      <w:r>
+        <w:rPr>
+          <w:highlight w:val="none"/>
+        </w:rPr>
+      </w:r>
+      <w:r>
+        <w:rPr>
+          <w:highlight w:val="none"/>
+        </w:rPr>
+      </w:r>
+    </w:p>
+    <w:p>
+      <w:pPr>
+        <w:pBdr/>
+        <w:spacing w:after="120" w:before="120" w:line="288" w:lineRule="auto"/>
+        <w:ind w:left="0"/>
+        <w:jc w:val="left"/>
+        <w:rPr/>
+      </w:pPr>
+      <w:r/>
+      <w:r/>
+      <w:r/>
+    </w:p>
+    <w:p>
+      <w:pPr>
+        <w:pBdr/>
+        <w:spacing w:after="120" w:before="120" w:line="288" w:lineRule="auto"/>
+        <w:ind w:left="0"/>
+        <w:jc w:val="left"/>
+        <w:rPr/>
+      </w:pPr>
+      <w:r/>
+      <w:r/>
+      <w:r/>
+    </w:p>
+    <w:p>
+      <w:pPr>
+        <w:pBdr/>
+        <w:spacing w:after="120" w:before="120" w:line="288" w:lineRule="auto"/>
+        <w:ind w:left="0"/>
+        <w:jc w:val="left"/>
+        <w:rPr/>
+      </w:pPr>
+      <w:r>
+        <w:rPr>
+          <w:highlight w:val="none"/>
+        </w:rPr>
+      </w:r>
+      <w:r>
+        <w:rPr>
+          <w:highlight w:val="none"/>
+        </w:rPr>
+      </w:r>
+    </w:p>
+    <w:p>
+      <w:pPr>
+        <w:pStyle w:val="830"/>
+        <w:pBdr/>
+        <w:spacing/>
+        <w:ind/>
+        <w:rPr>
+          <w:highlight w:val="none"/>
+        </w:rPr>
+      </w:pPr>
+      <w:r>
+        <w:rPr>
+          <w:highlight w:val="none"/>
+        </w:rPr>
+        <w:t xml:space="preserve">【2】whereis</w:t>
+      </w:r>
+      <w:r>
+        <w:rPr>
+          <w:highlight w:val="none"/>
+        </w:rPr>
+      </w:r>
+    </w:p>
+    <w:p>
+      <w:pPr>
+        <w:pBdr/>
+        <w:spacing w:after="120" w:before="120" w:line="288" w:lineRule="auto"/>
+        <w:ind w:left="0"/>
+        <w:jc w:val="left"/>
+        <w:rPr/>
+      </w:pPr>
+      <w:r>
+        <w:rPr>
+          <w:rFonts w:ascii="Arial" w:hAnsi="Arial" w:eastAsia="等线" w:cs="Arial"/>
+          <w:b/>
+          <w:sz w:val="22"/>
+        </w:rPr>
+        <w:t xml:space="preserve">核心定位：查询系统级资源三元组：命令程序 + 源码文件 + man帮助文档</w:t>
+      </w:r>
+      <w:r/>
+      <w:r/>
+    </w:p>
+    <w:p>
+      <w:pPr>
+        <w:pBdr/>
+        <w:spacing w:after="120" w:before="120" w:line="288" w:lineRule="auto"/>
+        <w:ind w:left="0"/>
+        <w:jc w:val="left"/>
+        <w:rPr/>
+      </w:pPr>
+      <w:r>
+        <w:rPr>
+          <w:rFonts w:ascii="Arial" w:hAnsi="Arial" w:eastAsia="等线" w:cs="Arial"/>
+          <w:sz w:val="22"/>
+        </w:rPr>
+        <w:t xml:space="preserve">whereis 不遍历磁盘，读取系统预生成数据库，速度极快，</w:t>
+      </w:r>
+      <w:r>
+        <w:rPr>
+          <w:rFonts w:ascii="Arial" w:hAnsi="Arial" w:eastAsia="等线" w:cs="Arial"/>
+          <w:color w:val="ff0000"/>
+          <w:sz w:val="22"/>
+        </w:rPr>
+        <w:t xml:space="preserve">专门用于查询系统自带资源</w:t>
+      </w:r>
+      <w:r>
+        <w:rPr>
+          <w:rFonts w:ascii="Arial" w:hAnsi="Arial" w:eastAsia="等线" w:cs="Arial"/>
+          <w:color w:val="ff0000"/>
+          <w:sz w:val="22"/>
+        </w:rPr>
+        <w:t xml:space="preserve">，不用于查找自定义项目文件。</w:t>
+      </w:r>
+      <w:r/>
+      <w:r/>
+    </w:p>
+    <w:p>
+      <w:pPr>
+        <w:pBdr/>
+        <w:spacing w:after="120" w:before="120" w:line="288" w:lineRule="auto"/>
+        <w:ind w:left="0"/>
+        <w:jc w:val="left"/>
+        <w:rPr/>
+      </w:pPr>
+      <w:r>
+        <w:rPr>
+          <w:b/>
+          <w:bCs/>
+        </w:rPr>
+        <w:t xml:space="preserve">语法</w:t>
+      </w:r>
+      <w:r>
+        <w:t xml:space="preserve">：</w:t>
+      </w:r>
+      <w:r/>
+      <w:r>
+        <w:rPr>
+          <w:rFonts w:ascii="Arial" w:hAnsi="Arial" w:eastAsia="等线" w:cs="Arial"/>
+          <w:sz w:val="22"/>
+        </w:rPr>
+        <w:t xml:space="preserve">whereis [参数] 命令/程序名</w:t>
+      </w:r>
+      <w:r/>
+      <w:r/>
+    </w:p>
+    <w:p>
+      <w:pPr>
+        <w:pBdr/>
+        <w:spacing/>
+        <w:ind/>
+        <w:rPr>
+          <w:highlight w:val="none"/>
+        </w:rPr>
+      </w:pPr>
+      <w:r/>
+      <w:r>
+        <w:rPr>
+          <w:b/>
+          <w:bCs/>
+        </w:rPr>
+        <w:t xml:space="preserve">参数</w:t>
+      </w:r>
+      <w:r>
+        <w:t xml:space="preserve">：</w:t>
+      </w:r>
+      <w:r/>
+    </w:p>
+    <w:p>
+      <w:pPr>
+        <w:numPr>
+          <w:numId w:val="1"/>
+        </w:numPr>
+        <w:pBdr/>
+        <w:spacing w:after="120" w:before="120" w:line="288" w:lineRule="auto"/>
+        <w:ind w:left="0"/>
+        <w:jc w:val="left"/>
+        <w:rPr/>
+      </w:pPr>
+      <w:r>
+        <w:rPr>
+          <w:rFonts w:ascii="Arial" w:hAnsi="Arial" w:eastAsia="等线" w:cs="Arial"/>
+          <w:b/>
+          <w:sz w:val="22"/>
+        </w:rPr>
+        <w:t xml:space="preserve">-b</w:t>
+      </w:r>
+      <w:r>
+        <w:rPr>
+          <w:rFonts w:ascii="Arial" w:hAnsi="Arial" w:eastAsia="等线" w:cs="Arial"/>
+          <w:sz w:val="22"/>
+        </w:rPr>
+        <w:t xml:space="preserve">：只查询二进制可执行程序路径</w:t>
+      </w:r>
+      <w:r/>
+      <w:r/>
+    </w:p>
+    <w:p>
+      <w:pPr>
+        <w:numPr>
+          <w:numId w:val="2"/>
+        </w:numPr>
+        <w:pBdr/>
+        <w:spacing w:after="120" w:before="120" w:line="288" w:lineRule="auto"/>
+        <w:ind w:left="0"/>
+        <w:jc w:val="left"/>
+        <w:rPr/>
+      </w:pPr>
+      <w:r>
+        <w:rPr>
+          <w:rFonts w:ascii="Arial" w:hAnsi="Arial" w:eastAsia="等线" w:cs="Arial"/>
+          <w:b/>
+          <w:sz w:val="22"/>
+        </w:rPr>
+        <w:t xml:space="preserve">-s</w:t>
+      </w:r>
+      <w:r>
+        <w:rPr>
+          <w:rFonts w:ascii="Arial" w:hAnsi="Arial" w:eastAsia="等线" w:cs="Arial"/>
+          <w:sz w:val="22"/>
+        </w:rPr>
+        <w:t xml:space="preserve">：只查询源码文件路径</w:t>
+      </w:r>
+      <w:r/>
+      <w:r/>
+    </w:p>
+    <w:p>
+      <w:pPr>
+        <w:numPr>
+          <w:numId w:val="3"/>
+        </w:numPr>
+        <w:pBdr/>
+        <w:spacing w:after="120" w:before="120" w:line="288" w:lineRule="auto"/>
+        <w:ind w:left="0"/>
+        <w:jc w:val="left"/>
+        <w:rPr/>
+      </w:pPr>
+      <w:r>
+        <w:rPr>
+          <w:rFonts w:ascii="Arial" w:hAnsi="Arial" w:eastAsia="等线" w:cs="Arial"/>
+          <w:b/>
+          <w:sz w:val="22"/>
+        </w:rPr>
+        <w:t xml:space="preserve">-m</w:t>
+      </w:r>
+      <w:r>
+        <w:rPr>
+          <w:rFonts w:ascii="Arial" w:hAnsi="Arial" w:eastAsia="等线" w:cs="Arial"/>
+          <w:sz w:val="22"/>
+        </w:rPr>
+        <w:t xml:space="preserve">：只查询man帮助手册路径</w:t>
+      </w:r>
+      <w:r/>
+      <w:r/>
+    </w:p>
+    <w:p>
+      <w:pPr>
+        <w:pBdr/>
+        <w:spacing/>
+        <w:ind/>
+        <w:rPr/>
+      </w:pPr>
+      <w:r>
+        <w:rPr>
+          <w:highlight w:val="none"/>
+        </w:rPr>
+      </w:r>
+      <w:r>
+        <w:rPr>
+          <w:highlight w:val="none"/>
+        </w:rPr>
+      </w:r>
+      <w:r>
+        <w:rPr>
+          <w:highlight w:val="none"/>
+        </w:rPr>
+      </w:r>
+    </w:p>
+    <w:p>
+      <w:pPr>
+        <w:pBdr/>
+        <w:spacing/>
+        <w:ind/>
+        <w:rPr>
+          <w:highlight w:val="none"/>
+        </w:rPr>
+      </w:pPr>
+      <w:r/>
+      <w:r/>
+      <w:r>
+        <w:rPr>
+          <w:rFonts w:ascii="Consolas" w:hAnsi="Consolas" w:eastAsia="Consolas" w:cs="Consolas"/>
+          <w:color w:val="646a73"/>
+          <w:sz w:val="22"/>
+        </w:rPr>
+      </w:r>
+      <w:r>
+        <w:rPr>
+          <w:rFonts w:ascii="Consolas" w:hAnsi="Consolas" w:eastAsia="Consolas" w:cs="Consolas"/>
+          <w:b/>
+          <w:bCs/>
+          <w:sz w:val="22"/>
+        </w:rPr>
+        <w:t xml:space="preserve">whereis ls</w:t>
+      </w:r>
+      <w:r>
+        <w:rPr>
+          <w:rFonts w:ascii="Consolas" w:hAnsi="Consolas" w:eastAsia="Consolas" w:cs="Consolas"/>
+          <w:sz w:val="22"/>
+        </w:rPr>
+        <w:t xml:space="preserve">        # 一次性输出程序、帮助文档路径</w:t>
+      </w:r>
+      <w:r/>
+      <w:r>
+        <w:rPr>
+          <w:rFonts w:ascii="Consolas" w:hAnsi="Consolas" w:eastAsia="Consolas" w:cs="Consolas"/>
+          <w:sz w:val="22"/>
+          <w:szCs w:val="22"/>
+        </w:rPr>
+      </w:r>
+    </w:p>
+    <w:p>
+      <w:pPr>
+        <w:pBdr/>
+        <w:spacing/>
+        <w:ind/>
+        <w:rPr>
+          <w:rFonts w:ascii="Consolas" w:hAnsi="Consolas" w:eastAsia="Consolas" w:cs="Consolas"/>
+          <w:sz w:val="22"/>
+          <w:szCs w:val="22"/>
+        </w:rPr>
+      </w:pPr>
+      <w:r>
+        <w:rPr>
+          <w:highlight w:val="none"/>
+        </w:rPr>
+      </w:r>
+      <w:r>
+        <mc:AlternateContent>
+          <mc:Choice Requires="wpg">
+            <w:drawing>
+              <wp:inline xmlns:wp="http://schemas.openxmlformats.org/drawingml/2006/wordprocessingDrawing" distT="0" distB="0" distL="0" distR="0">
+                <wp:extent cx="5943600" cy="976484"/>
+                <wp:effectExtent l="0" t="0" r="0" b="0"/>
+                <wp:docPr id="22" name=""/>
+                <wp:cNvGraphicFramePr>
+                  <a:graphicFrameLocks xmlns:a="http://schemas.openxmlformats.org/drawingml/2006/main" noChangeAspect="1"/>
+                </wp:cNvGraphicFramePr>
+                <a:graphic xmlns:a="http://schemas.openxmlformats.org/drawingml/2006/main">
+                  <a:graphicData uri="http://schemas.openxmlformats.org/drawingml/2006/picture">
+                    <pic:pic xmlns:pic="http://schemas.openxmlformats.org/drawingml/2006/picture">
+                      <pic:nvPicPr>
+                        <pic:cNvPr id="99799553" name=""/>
+                        <pic:cNvPicPr>
+                          <a:picLocks noChangeAspect="1"/>
+                        </pic:cNvPicPr>
+                        <pic:nvPr/>
+                      </pic:nvPicPr>
+                      <pic:blipFill rotWithShape="1">
+                        <a:blip r:embed="rId32"/>
+                        <a:stretch/>
+                      </pic:blipFill>
+                      <pic:spPr bwMode="auto">
+                        <a:xfrm>
+                          <a:off x="0" y="0"/>
+                          <a:ext cx="5943599" cy="976483"/>
+                        </a:xfrm>
+                        <a:prstGeom prst="rect">
+                          <a:avLst/>
+                        </a:prstGeom>
+                      </pic:spPr>
+                    </pic:pic>
+                  </a:graphicData>
+                </a:graphic>
+              </wp:inline>
+            </w:drawing>
+          </mc:Choice>
+          <mc:Fallback>
+            <w:pict>
+              <v:shapetype id="_x0000_t75" coordsize="21600,21600" o:spt="75" o:preferrelative="t" path="m@4@5l@4@11@9@11@9@5xe" filled="f" stroked="f">
+                <v:stroke joinstyle="miter"/>
+                <v:formulas>
+                  <v:f eqn="if lineDrawn pixelLineWidth 0"/>
+                  <v:f eqn="sum @0 1 0"/>
+                  <v:f eqn="sum 0 0 @1"/>
+                  <v:f eqn="prod @2 1 2"/>
+                  <v:f eqn="prod @3 21600 pixelWidth"/>
+                  <v:f eqn="prod @3 21600 pixelHeight"/>
+                  <v:f eqn="sum @0 0 1"/>
+                  <v:f eqn="prod @6 1 2"/>
+                  <v:f eqn="prod @7 21600 pixelWidth"/>
+                  <v:f eqn="sum @8 21600 0"/>
+                  <v:f eqn="prod @7 21600 pixelHeight"/>
+                  <v:f eqn="sum @10 21600 0"/>
+                </v:formulas>
+                <v:path o:extrusionok="f" gradientshapeok="t" o:connecttype="rect"/>
+                <o:lock v:ext="edit" aspectratio="t"/>
+              </v:shapetype>
+              <v:shape id="_x0000_i21" o:spid="_x0000_s21" type="#_x0000_t75" style="width:468.00pt;height:76.89pt;mso-wrap-distance-left:0.00pt;mso-wrap-distance-top:0.00pt;mso-wrap-distance-right:0.00pt;mso-wrap-distance-bottom:0.00pt;z-index:1;" stroked="false">
+                <v:imagedata r:id="rId32" o:title=""/>
+                <o:lock v:ext="edit" rotation="t"/>
+              </v:shape>
+            </w:pict>
+          </mc:Fallback>
+        </mc:AlternateContent>
+      </w:r>
+      <w:r>
+        <w:rPr>
+          <w:highlight w:val="none"/>
+        </w:rPr>
+      </w:r>
+      <w:r>
+        <w:rPr>
+          <w:highlight w:val="none"/>
+        </w:rPr>
+      </w:r>
+      <w:r>
+        <w:rPr>
+          <w:highlight w:val="none"/>
+        </w:rPr>
+      </w:r>
+    </w:p>
+    <w:p>
+      <w:pPr>
+        <w:pBdr/>
+        <w:spacing/>
+        <w:ind/>
+        <w:rPr>
+          <w:rFonts w:ascii="Consolas" w:hAnsi="Consolas" w:eastAsia="Consolas" w:cs="Consolas"/>
+          <w:sz w:val="22"/>
+          <w:szCs w:val="22"/>
+        </w:rPr>
+      </w:pPr>
+      <w:r>
+        <w:rPr>
+          <w:rFonts w:ascii="Consolas" w:hAnsi="Consolas" w:eastAsia="Consolas" w:cs="Consolas"/>
+          <w:sz w:val="22"/>
+        </w:rPr>
+        <w:t xml:space="preserve">whereis gcc       # 查看gcc所有系统资源路径</w:t>
+      </w:r>
+      <w:r/>
+    </w:p>
+    <w:p>
+      <w:pPr>
+        <w:pBdr/>
+        <w:spacing/>
+        <w:ind/>
+        <w:rPr>
+          <w:rFonts w:ascii="Consolas" w:hAnsi="Consolas" w:eastAsia="Consolas" w:cs="Consolas"/>
+          <w:sz w:val="22"/>
+          <w:szCs w:val="22"/>
+          <w:highlight w:val="none"/>
+        </w:rPr>
+      </w:pPr>
+      <w:r>
+        <w:rPr>
+          <w:rFonts w:ascii="Consolas" w:hAnsi="Consolas" w:eastAsia="Consolas" w:cs="Consolas"/>
+          <w:sz w:val="22"/>
+        </w:rPr>
+      </w:r>
+      <w:r>
+        <mc:AlternateContent>
+          <mc:Choice Requires="wpg">
+            <w:drawing>
+              <wp:inline xmlns:wp="http://schemas.openxmlformats.org/drawingml/2006/wordprocessingDrawing" distT="0" distB="0" distL="0" distR="0">
+                <wp:extent cx="5943600" cy="350180"/>
+                <wp:effectExtent l="0" t="0" r="0" b="0"/>
+                <wp:docPr id="23" name=""/>
+                <wp:cNvGraphicFramePr>
+                  <a:graphicFrameLocks xmlns:a="http://schemas.openxmlformats.org/drawingml/2006/main" noChangeAspect="1"/>
+                </wp:cNvGraphicFramePr>
+                <a:graphic xmlns:a="http://schemas.openxmlformats.org/drawingml/2006/main">
+                  <a:graphicData uri="http://schemas.openxmlformats.org/drawingml/2006/picture">
+                    <pic:pic xmlns:pic="http://schemas.openxmlformats.org/drawingml/2006/picture">
+                      <pic:nvPicPr>
+                        <pic:cNvPr id="1831414177" name=""/>
+                        <pic:cNvPicPr>
+                          <a:picLocks noChangeAspect="1"/>
+                        </pic:cNvPicPr>
+                        <pic:nvPr/>
+                      </pic:nvPicPr>
+                      <pic:blipFill rotWithShape="1">
+                        <a:blip r:embed="rId33"/>
+                        <a:stretch/>
+                      </pic:blipFill>
+                      <pic:spPr bwMode="auto">
+                        <a:xfrm>
+                          <a:off x="0" y="0"/>
+                          <a:ext cx="5943599" cy="350179"/>
+                        </a:xfrm>
+                        <a:prstGeom prst="rect">
+                          <a:avLst/>
+                        </a:prstGeom>
+                      </pic:spPr>
+                    </pic:pic>
+                  </a:graphicData>
+                </a:graphic>
+              </wp:inline>
+            </w:drawing>
+          </mc:Choice>
+          <mc:Fallback>
+            <w:pict>
+              <v:shapetype id="_x0000_t75" coordsize="21600,21600" o:spt="75" o:preferrelative="t" path="m@4@5l@4@11@9@11@9@5xe" filled="f" stroked="f">
+                <v:stroke joinstyle="miter"/>
+                <v:formulas>
+                  <v:f eqn="if lineDrawn pixelLineWidth 0"/>
+                  <v:f eqn="sum @0 1 0"/>
+                  <v:f eqn="sum 0 0 @1"/>
+                  <v:f eqn="prod @2 1 2"/>
+                  <v:f eqn="prod @3 21600 pixelWidth"/>
+                  <v:f eqn="prod @3 21600 pixelHeight"/>
+                  <v:f eqn="sum @0 0 1"/>
+                  <v:f eqn="prod @6 1 2"/>
+                  <v:f eqn="prod @7 21600 pixelWidth"/>
+                  <v:f eqn="sum @8 21600 0"/>
+                  <v:f eqn="prod @7 21600 pixelHeight"/>
+                  <v:f eqn="sum @10 21600 0"/>
+                </v:formulas>
+                <v:path o:extrusionok="f" gradientshapeok="t" o:connecttype="rect"/>
+                <o:lock v:ext="edit" aspectratio="t"/>
+              </v:shapetype>
+              <v:shape id="_x0000_i22" o:spid="_x0000_s22" type="#_x0000_t75" style="width:468.00pt;height:27.57pt;mso-wrap-distance-left:0.00pt;mso-wrap-distance-top:0.00pt;mso-wrap-distance-right:0.00pt;mso-wrap-distance-bottom:0.00pt;z-index:1;" stroked="false">
+                <v:imagedata r:id="rId33" o:title=""/>
+                <o:lock v:ext="edit" rotation="t"/>
+              </v:shape>
+            </w:pict>
+          </mc:Fallback>
+        </mc:AlternateContent>
+      </w:r>
+      <w:r>
+        <w:rPr>
+          <w:rFonts w:ascii="Consolas" w:hAnsi="Consolas" w:eastAsia="Consolas" w:cs="Consolas"/>
+          <w:sz w:val="22"/>
+        </w:rPr>
+        <w:br/>
+        <w:t xml:space="preserve">whereis -b gcc # 只看gcc可执行程序路径</w:t>
+      </w:r>
+      <w:r>
+        <w:rPr>
+          <w:rFonts w:ascii="Consolas" w:hAnsi="Consolas" w:eastAsia="Consolas" w:cs="Consolas"/>
+          <w:sz w:val="22"/>
+          <w:szCs w:val="22"/>
+        </w:rPr>
+      </w:r>
+    </w:p>
+    <w:p>
+      <w:pPr>
+        <w:pBdr/>
+        <w:spacing/>
+        <w:ind/>
+        <w:rPr>
+          <w:rFonts w:ascii="Consolas" w:hAnsi="Consolas" w:eastAsia="Consolas" w:cs="Consolas"/>
+          <w:sz w:val="22"/>
+          <w:szCs w:val="22"/>
+        </w:rPr>
+      </w:pPr>
+      <w:r>
+        <w:rPr>
+          <w:rFonts w:ascii="Consolas" w:hAnsi="Consolas" w:eastAsia="Consolas" w:cs="Consolas"/>
+          <w:sz w:val="22"/>
+          <w:highlight w:val="none"/>
+        </w:rPr>
+      </w:r>
+      <w:r>
+        <mc:AlternateContent>
+          <mc:Choice Requires="wpg">
+            <w:drawing>
+              <wp:inline xmlns:wp="http://schemas.openxmlformats.org/drawingml/2006/wordprocessingDrawing" distT="0" distB="0" distL="0" distR="0">
+                <wp:extent cx="5943600" cy="373880"/>
+                <wp:effectExtent l="0" t="0" r="0" b="0"/>
+                <wp:docPr id="24" name=""/>
+                <wp:cNvGraphicFramePr>
+                  <a:graphicFrameLocks xmlns:a="http://schemas.openxmlformats.org/drawingml/2006/main" noChangeAspect="1"/>
+                </wp:cNvGraphicFramePr>
+                <a:graphic xmlns:a="http://schemas.openxmlformats.org/drawingml/2006/main">
+                  <a:graphicData uri="http://schemas.openxmlformats.org/drawingml/2006/picture">
+                    <pic:pic xmlns:pic="http://schemas.openxmlformats.org/drawingml/2006/picture">
+                      <pic:nvPicPr>
+                        <pic:cNvPr id="1440775146" name=""/>
+                        <pic:cNvPicPr>
+                          <a:picLocks noChangeAspect="1"/>
+                        </pic:cNvPicPr>
+                        <pic:nvPr/>
+                      </pic:nvPicPr>
+                      <pic:blipFill rotWithShape="1">
+                        <a:blip r:embed="rId34"/>
+                        <a:stretch/>
+                      </pic:blipFill>
+                      <pic:spPr bwMode="auto">
+                        <a:xfrm>
+                          <a:off x="0" y="0"/>
+                          <a:ext cx="5943599" cy="373880"/>
+                        </a:xfrm>
+                        <a:prstGeom prst="rect">
+                          <a:avLst/>
+                        </a:prstGeom>
+                      </pic:spPr>
+                    </pic:pic>
+                  </a:graphicData>
+                </a:graphic>
+              </wp:inline>
+            </w:drawing>
+          </mc:Choice>
+          <mc:Fallback>
+            <w:pict>
+              <v:shapetype id="_x0000_t75" coordsize="21600,21600" o:spt="75" o:preferrelative="t" path="m@4@5l@4@11@9@11@9@5xe" filled="f" stroked="f">
+                <v:stroke joinstyle="miter"/>
+                <v:formulas>
+                  <v:f eqn="if lineDrawn pixelLineWidth 0"/>
+                  <v:f eqn="sum @0 1 0"/>
+                  <v:f eqn="sum 0 0 @1"/>
+                  <v:f eqn="prod @2 1 2"/>
+                  <v:f eqn="prod @3 21600 pixelWidth"/>
+                  <v:f eqn="prod @3 21600 pixelHeight"/>
+                  <v:f eqn="sum @0 0 1"/>
+                  <v:f eqn="prod @6 1 2"/>
+                  <v:f eqn="prod @7 21600 pixelWidth"/>
+                  <v:f eqn="sum @8 21600 0"/>
+                  <v:f eqn="prod @7 21600 pixelHeight"/>
+                  <v:f eqn="sum @10 21600 0"/>
+                </v:formulas>
+                <v:path o:extrusionok="f" gradientshapeok="t" o:connecttype="rect"/>
+                <o:lock v:ext="edit" aspectratio="t"/>
+              </v:shapetype>
+              <v:shape id="_x0000_i23" o:spid="_x0000_s23" type="#_x0000_t75" style="width:468.00pt;height:29.44pt;mso-wrap-distance-left:0.00pt;mso-wrap-distance-top:0.00pt;mso-wrap-distance-right:0.00pt;mso-wrap-distance-bottom:0.00pt;z-index:1;" stroked="false">
+                <v:imagedata r:id="rId34" o:title=""/>
+                <o:lock v:ext="edit" rotation="t"/>
+              </v:shape>
+            </w:pict>
+          </mc:Fallback>
+        </mc:AlternateContent>
+      </w:r>
+      <w:r>
+        <w:rPr>
+          <w:rFonts w:ascii="Consolas" w:hAnsi="Consolas" w:eastAsia="Consolas" w:cs="Consolas"/>
+          <w:sz w:val="22"/>
+          <w:highlight w:val="none"/>
+        </w:rPr>
+      </w:r>
+      <w:r>
+        <w:rPr>
+          <w:rFonts w:ascii="Consolas" w:hAnsi="Consolas" w:eastAsia="Consolas" w:cs="Consolas"/>
+          <w:sz w:val="22"/>
+          <w:highlight w:val="none"/>
+        </w:rPr>
+      </w:r>
+      <w:r>
+        <w:rPr>
+          <w:rFonts w:ascii="Consolas" w:hAnsi="Consolas" w:eastAsia="Consolas" w:cs="Consolas"/>
+          <w:sz w:val="22"/>
+          <w:highlight w:val="none"/>
+        </w:rPr>
+      </w:r>
+    </w:p>
+    <w:p>
+      <w:pPr>
+        <w:pBdr/>
+        <w:spacing/>
+        <w:ind/>
+        <w:rPr>
+          <w:highlight w:val="none"/>
+        </w:rPr>
+      </w:pPr>
+      <w:r>
+        <w:rPr>
+          <w:rFonts w:ascii="Consolas" w:hAnsi="Consolas" w:eastAsia="Consolas" w:cs="Consolas"/>
+          <w:sz w:val="22"/>
+        </w:rPr>
+        <w:t xml:space="preserve">whereis -m gcc  # 只查看gcc帮助</w:t>
+      </w:r>
+      <w:r>
+        <w:rPr>
+          <w:rFonts w:ascii="Consolas" w:hAnsi="Consolas" w:eastAsia="Consolas" w:cs="Consolas"/>
+          <w:sz w:val="22"/>
+        </w:rPr>
+        <w:t xml:space="preserve">文档位置</w:t>
+      </w:r>
+      <w:r/>
+      <w:r/>
+    </w:p>
+    <w:p>
+      <w:pPr>
+        <w:pBdr/>
+        <w:spacing/>
+        <w:ind/>
+        <w:rPr/>
+      </w:pPr>
+      <w:r>
+        <w:rPr>
+          <w:highlight w:val="none"/>
+        </w:rPr>
+      </w:r>
+      <w:r>
+        <mc:AlternateContent>
+          <mc:Choice Requires="wpg">
+            <w:drawing>
+              <wp:inline xmlns:wp="http://schemas.openxmlformats.org/drawingml/2006/wordprocessingDrawing" distT="0" distB="0" distL="0" distR="0">
+                <wp:extent cx="5943600" cy="391461"/>
+                <wp:effectExtent l="0" t="0" r="0" b="0"/>
+                <wp:docPr id="25" name=""/>
+                <wp:cNvGraphicFramePr>
+                  <a:graphicFrameLocks xmlns:a="http://schemas.openxmlformats.org/drawingml/2006/main" noChangeAspect="1"/>
+                </wp:cNvGraphicFramePr>
+                <a:graphic xmlns:a="http://schemas.openxmlformats.org/drawingml/2006/main">
+                  <a:graphicData uri="http://schemas.openxmlformats.org/drawingml/2006/picture">
+                    <pic:pic xmlns:pic="http://schemas.openxmlformats.org/drawingml/2006/picture">
+                      <pic:nvPicPr>
+                        <pic:cNvPr id="246961150" name=""/>
+                        <pic:cNvPicPr>
+                          <a:picLocks noChangeAspect="1"/>
+                        </pic:cNvPicPr>
+                        <pic:nvPr/>
+                      </pic:nvPicPr>
+                      <pic:blipFill rotWithShape="1">
+                        <a:blip r:embed="rId35"/>
+                        <a:stretch/>
+                      </pic:blipFill>
+                      <pic:spPr bwMode="auto">
+                        <a:xfrm>
+                          <a:off x="0" y="0"/>
+                          <a:ext cx="5943599" cy="391461"/>
+                        </a:xfrm>
+                        <a:prstGeom prst="rect">
+                          <a:avLst/>
+                        </a:prstGeom>
+                      </pic:spPr>
+                    </pic:pic>
+                  </a:graphicData>
+                </a:graphic>
+              </wp:inline>
+            </w:drawing>
+          </mc:Choice>
+          <mc:Fallback>
+            <w:pict>
+              <v:shapetype id="_x0000_t75" coordsize="21600,21600" o:spt="75" o:preferrelative="t" path="m@4@5l@4@11@9@11@9@5xe" filled="f" stroked="f">
+                <v:stroke joinstyle="miter"/>
+                <v:formulas>
+                  <v:f eqn="if lineDrawn pixelLineWidth 0"/>
+                  <v:f eqn="sum @0 1 0"/>
+                  <v:f eqn="sum 0 0 @1"/>
+                  <v:f eqn="prod @2 1 2"/>
+                  <v:f eqn="prod @3 21600 pixelWidth"/>
+                  <v:f eqn="prod @3 21600 pixelHeight"/>
+                  <v:f eqn="sum @0 0 1"/>
+                  <v:f eqn="prod @6 1 2"/>
+                  <v:f eqn="prod @7 21600 pixelWidth"/>
+                  <v:f eqn="sum @8 21600 0"/>
+                  <v:f eqn="prod @7 21600 pixelHeight"/>
+                  <v:f eqn="sum @10 21600 0"/>
+                </v:formulas>
+                <v:path o:extrusionok="f" gradientshapeok="t" o:connecttype="rect"/>
+                <o:lock v:ext="edit" aspectratio="t"/>
+              </v:shapetype>
+              <v:shape id="_x0000_i24" o:spid="_x0000_s24" type="#_x0000_t75" style="width:468.00pt;height:30.82pt;mso-wrap-distance-left:0.00pt;mso-wrap-distance-top:0.00pt;mso-wrap-distance-right:0.00pt;mso-wrap-distance-bottom:0.00pt;z-index:1;" stroked="false">
+                <v:imagedata r:id="rId35" o:title=""/>
+                <o:lock v:ext="edit" rotation="t"/>
+              </v:shape>
+            </w:pict>
+          </mc:Fallback>
+        </mc:AlternateContent>
+      </w:r>
+      <w:r>
+        <w:rPr>
+          <w:highlight w:val="none"/>
+        </w:rPr>
+      </w:r>
+      <w:r>
+        <w:rPr>
+          <w:highlight w:val="none"/>
+        </w:rPr>
+      </w:r>
+      <w:r>
+        <w:rPr>
+          <w:highlight w:val="none"/>
+        </w:rPr>
+      </w:r>
+    </w:p>
+    <w:p>
+      <w:pPr>
+        <w:pBdr/>
+        <w:spacing/>
+        <w:ind/>
+        <w:rPr/>
+      </w:pPr>
+      <w:r/>
+      <w:r/>
+      <w:r/>
+    </w:p>
+    <w:p>
+      <w:pPr>
+        <w:pBdr/>
+        <w:spacing/>
+        <w:ind/>
+        <w:rPr/>
+      </w:pPr>
+      <w:r>
+        <w:rPr>
+          <w:highlight w:val="none"/>
+        </w:rPr>
+      </w:r>
+      <w:r>
+        <w:rPr>
+          <w:highlight w:val="none"/>
+        </w:rPr>
+      </w:r>
+      <w:r/>
+    </w:p>
+    <w:p>
+      <w:pPr>
+        <w:pStyle w:val="830"/>
+        <w:pBdr/>
+        <w:spacing/>
+        <w:ind/>
+        <w:rPr>
+          <w:highlight w:val="none"/>
+        </w:rPr>
+      </w:pPr>
+      <w:r>
+        <w:rPr>
+          <w:highlight w:val="none"/>
+        </w:rPr>
+        <w:t xml:space="preserve">【3】which</w:t>
+      </w:r>
+      <w:r>
+        <w:rPr>
+          <w:highlight w:val="none"/>
+        </w:rPr>
+      </w:r>
+    </w:p>
+    <w:p>
+      <w:pPr>
+        <w:pBdr/>
+        <w:spacing w:after="120" w:before="120" w:line="288" w:lineRule="auto"/>
+        <w:ind w:left="0"/>
+        <w:jc w:val="left"/>
+        <w:rPr/>
+      </w:pPr>
+      <w:r>
+        <w:rPr>
+          <w:rFonts w:ascii="Arial" w:hAnsi="Arial" w:eastAsia="等线" w:cs="Arial"/>
+          <w:sz w:val="22"/>
+        </w:rPr>
+        <w:t xml:space="preserve">which 是专门用来查找 </w:t>
+      </w:r>
+      <w:r>
+        <w:rPr>
+          <w:rFonts w:ascii="Arial" w:hAnsi="Arial" w:eastAsia="等线" w:cs="Arial"/>
+          <w:b/>
+          <w:color w:val="ff0000"/>
+          <w:sz w:val="22"/>
+        </w:rPr>
+        <w:t xml:space="preserve">系统命令、可执行程序</w:t>
+      </w:r>
+      <w:r>
+        <w:rPr>
+          <w:rFonts w:ascii="Arial" w:hAnsi="Arial" w:eastAsia="等线" w:cs="Arial"/>
+          <w:sz w:val="22"/>
+        </w:rPr>
+        <w:t xml:space="preserve"> 的真实安装路径，只会检索 PATH 环境变量包含的目录，速度极快，不查普通文件、不查源码、不查配置文件。</w:t>
+      </w:r>
+      <w:r/>
+      <w:r/>
+    </w:p>
+    <w:p>
+      <w:pPr>
+        <w:pBdr/>
+        <w:spacing w:after="120" w:before="120" w:line="288" w:lineRule="auto"/>
+        <w:ind w:left="0"/>
+        <w:jc w:val="left"/>
+        <w:rPr/>
+      </w:pPr>
+      <w:r>
+        <w:rPr>
+          <w:b/>
+          <w:bCs/>
+          <w:highlight w:val="none"/>
+        </w:rPr>
+        <w:t xml:space="preserve">语法</w:t>
+      </w:r>
+      <w:r>
+        <w:rPr>
+          <w:highlight w:val="none"/>
+        </w:rPr>
+        <w:t xml:space="preserve">：</w:t>
+      </w:r>
+      <w:r/>
+      <w:r>
+        <w:rPr>
+          <w:rFonts w:ascii="Arial" w:hAnsi="Arial" w:eastAsia="等线" w:cs="Arial"/>
+          <w:sz w:val="22"/>
+        </w:rPr>
+        <w:t xml:space="preserve">which [命令名]</w:t>
+      </w:r>
+      <w:r/>
+      <w:r/>
+    </w:p>
+    <w:p>
+      <w:pPr>
+        <w:pBdr/>
+        <w:spacing/>
+        <w:ind/>
+        <w:rPr>
+          <w:highlight w:val="none"/>
+        </w:rPr>
+      </w:pPr>
+      <w:r>
+        <w:rPr>
+          <w:b/>
+          <w:bCs/>
+          <w:highlight w:val="none"/>
+        </w:rPr>
+        <w:t xml:space="preserve">参数</w:t>
+      </w:r>
+      <w:r>
+        <w:rPr>
+          <w:highlight w:val="none"/>
+        </w:rPr>
+        <w:t xml:space="preserve">：</w:t>
+      </w:r>
+      <w:r/>
+    </w:p>
+    <w:p>
+      <w:pPr>
+        <w:numPr>
+          <w:numId w:val="4"/>
+        </w:numPr>
+        <w:pBdr/>
+        <w:spacing w:after="120" w:before="120" w:line="288" w:lineRule="auto"/>
+        <w:ind w:left="0"/>
+        <w:jc w:val="left"/>
+        <w:rPr>
+          <w:b/>
+          <w:bCs/>
+        </w:rPr>
+      </w:pPr>
+      <w:r>
+        <w:rPr>
+          <w:rFonts w:ascii="Arial" w:hAnsi="Arial" w:eastAsia="等线" w:cs="Arial"/>
+          <w:b/>
+          <w:bCs/>
+          <w:sz w:val="22"/>
+        </w:rPr>
+        <w:t xml:space="preserve">-a</w:t>
+      </w:r>
+      <w:r>
+        <w:rPr>
+          <w:rFonts w:ascii="Arial" w:hAnsi="Arial" w:eastAsia="等线" w:cs="Arial"/>
+          <w:b/>
+          <w:bCs/>
+          <w:sz w:val="22"/>
+        </w:rPr>
+        <w:t xml:space="preserve">：显示所有匹配路径（不止第一个），查看多版本命令共存情况</w:t>
+      </w:r>
+      <w:r>
+        <w:rPr>
+          <w:b/>
+          <w:bCs/>
+        </w:rPr>
+      </w:r>
+    </w:p>
+    <w:p>
+      <w:pPr>
+        <w:pBdr/>
+        <w:spacing w:after="120" w:before="120" w:line="288" w:lineRule="auto"/>
+        <w:ind w:firstLine="0" w:left="0"/>
+        <w:jc w:val="left"/>
+        <w:rPr>
+          <w:rFonts w:ascii="Arial" w:hAnsi="Arial" w:eastAsia="等线" w:cs="Arial"/>
+          <w:sz w:val="22"/>
+          <w:szCs w:val="22"/>
+          <w:highlight w:val="none"/>
+        </w:rPr>
+      </w:pPr>
+      <w:r>
+        <w:rPr>
+          <w:rFonts w:ascii="Arial" w:hAnsi="Arial" w:eastAsia="等线" w:cs="Arial"/>
+          <w:b/>
+          <w:bCs/>
+          <w:sz w:val="22"/>
+          <w:highlight w:val="none"/>
+        </w:rPr>
+        <w:t xml:space="preserve">举例</w:t>
+      </w:r>
+      <w:r>
+        <w:rPr>
+          <w:rFonts w:ascii="Arial" w:hAnsi="Arial" w:eastAsia="等线" w:cs="Arial"/>
+          <w:sz w:val="22"/>
+          <w:highlight w:val="none"/>
+        </w:rPr>
+        <w:t xml:space="preserve">：</w:t>
+      </w:r>
+      <w:r/>
+    </w:p>
+    <w:p>
+      <w:pPr>
+        <w:pBdr/>
+        <w:spacing w:after="120" w:before="120" w:line="288" w:lineRule="auto"/>
+        <w:ind w:firstLine="0" w:left="0"/>
+        <w:jc w:val="left"/>
+        <w:rPr>
+          <w:rFonts w:ascii="Consolas" w:hAnsi="Consolas" w:eastAsia="Consolas" w:cs="Consolas"/>
+          <w:sz w:val="22"/>
+          <w:szCs w:val="22"/>
+        </w:rPr>
+      </w:pPr>
+      <w:r>
+        <w:rPr>
+          <w:rFonts w:ascii="Arial" w:hAnsi="Arial" w:eastAsia="等线" w:cs="Arial"/>
+          <w:sz w:val="22"/>
+          <w:highlight w:val="none"/>
+        </w:rPr>
+      </w:r>
+      <w:r>
+        <w:rPr>
+          <w:rFonts w:ascii="Consolas" w:hAnsi="Consolas" w:eastAsia="Consolas" w:cs="Consolas"/>
+          <w:color w:val="646a73"/>
+          <w:sz w:val="22"/>
+        </w:rPr>
+      </w:r>
+      <w:r>
+        <w:rPr>
+          <w:rFonts w:ascii="Consolas" w:hAnsi="Consolas" w:eastAsia="Consolas" w:cs="Consolas"/>
+          <w:b/>
+          <w:bCs/>
+          <w:sz w:val="22"/>
+        </w:rPr>
+        <w:t xml:space="preserve">which ls </w:t>
+      </w:r>
+      <w:r>
+        <w:rPr>
+          <w:rFonts w:ascii="Consolas" w:hAnsi="Consolas" w:eastAsia="Consolas" w:cs="Consolas"/>
+          <w:sz w:val="22"/>
+        </w:rPr>
+        <w:t xml:space="preserve">         # 查看ls命令所在路径</w:t>
+      </w:r>
+      <w:r/>
+    </w:p>
+    <w:p>
+      <w:pPr>
+        <w:pBdr/>
+        <w:spacing w:after="120" w:before="120" w:line="288" w:lineRule="auto"/>
+        <w:ind w:firstLine="0" w:left="0"/>
+        <w:jc w:val="left"/>
+        <w:rPr/>
+      </w:pPr>
+      <w:r>
+        <w:rPr>
+          <w:rFonts w:ascii="Consolas" w:hAnsi="Consolas" w:eastAsia="Consolas" w:cs="Consolas"/>
+          <w:sz w:val="22"/>
+          <w:highlight w:val="none"/>
+        </w:rPr>
+      </w:r>
+      <w:r>
+        <w:rPr>
+          <w:rFonts w:ascii="Consolas" w:hAnsi="Consolas" w:eastAsia="Consolas" w:cs="Consolas"/>
+          <w:sz w:val="22"/>
+          <w:highlight w:val="none"/>
+        </w:rPr>
+      </w:r>
+      <w:r>
+        <mc:AlternateContent>
+          <mc:Choice Requires="wpg">
+            <w:drawing>
+              <wp:inline xmlns:wp="http://schemas.openxmlformats.org/drawingml/2006/wordprocessingDrawing" distT="0" distB="0" distL="0" distR="0">
+                <wp:extent cx="5943600" cy="391461"/>
+                <wp:effectExtent l="0" t="0" r="0" b="0"/>
+                <wp:docPr id="26" name=""/>
+                <wp:cNvGraphicFramePr>
+                  <a:graphicFrameLocks xmlns:a="http://schemas.openxmlformats.org/drawingml/2006/main" noChangeAspect="1"/>
+                </wp:cNvGraphicFramePr>
+                <a:graphic xmlns:a="http://schemas.openxmlformats.org/drawingml/2006/main">
+                  <a:graphicData uri="http://schemas.openxmlformats.org/drawingml/2006/picture">
+                    <pic:pic xmlns:pic="http://schemas.openxmlformats.org/drawingml/2006/picture">
+                      <pic:nvPicPr>
+                        <pic:cNvPr id="1594737256" name=""/>
+                        <pic:cNvPicPr>
+                          <a:picLocks noChangeAspect="1"/>
+                        </pic:cNvPicPr>
+                        <pic:nvPr/>
+                      </pic:nvPicPr>
+                      <pic:blipFill rotWithShape="1">
+                        <a:blip r:embed="rId36"/>
+                        <a:stretch/>
+                      </pic:blipFill>
+                      <pic:spPr bwMode="auto">
+                        <a:xfrm>
+                          <a:off x="0" y="0"/>
+                          <a:ext cx="5943599" cy="391461"/>
+                        </a:xfrm>
+                        <a:prstGeom prst="rect">
+                          <a:avLst/>
+                        </a:prstGeom>
+                      </pic:spPr>
+                    </pic:pic>
+                  </a:graphicData>
+                </a:graphic>
+              </wp:inline>
+            </w:drawing>
+          </mc:Choice>
+          <mc:Fallback>
+            <w:pict>
+              <v:shapetype id="_x0000_t75" coordsize="21600,21600" o:spt="75" o:preferrelative="t" path="m@4@5l@4@11@9@11@9@5xe" filled="f" stroked="f">
+                <v:stroke joinstyle="miter"/>
+                <v:formulas>
+                  <v:f eqn="if lineDrawn pixelLineWidth 0"/>
+                  <v:f eqn="sum @0 1 0"/>
+                  <v:f eqn="sum 0 0 @1"/>
+                  <v:f eqn="prod @2 1 2"/>
+                  <v:f eqn="prod @3 21600 pixelWidth"/>
+                  <v:f eqn="prod @3 21600 pixelHeight"/>
+                  <v:f eqn="sum @0 0 1"/>
+                  <v:f eqn="prod @6 1 2"/>
+                  <v:f eqn="prod @7 21600 pixelWidth"/>
+                  <v:f eqn="sum @8 21600 0"/>
+                  <v:f eqn="prod @7 21600 pixelHeight"/>
+                  <v:f eqn="sum @10 21600 0"/>
+                </v:formulas>
+                <v:path o:extrusionok="f" gradientshapeok="t" o:connecttype="rect"/>
+                <o:lock v:ext="edit" aspectratio="t"/>
+              </v:shapetype>
+              <v:shape id="_x0000_i25" o:spid="_x0000_s25" type="#_x0000_t75" style="width:468.00pt;height:30.82pt;mso-wrap-distance-left:0.00pt;mso-wrap-distance-top:0.00pt;mso-wrap-distance-right:0.00pt;mso-wrap-distance-bottom:0.00pt;z-index:1;" stroked="false">
+                <v:imagedata r:id="rId36" o:title=""/>
+                <o:lock v:ext="edit" rotation="t"/>
+              </v:shape>
+            </w:pict>
+          </mc:Fallback>
+        </mc:AlternateContent>
+      </w:r>
+      <w:r>
+        <w:rPr>
+          <w:rFonts w:ascii="Consolas" w:hAnsi="Consolas" w:eastAsia="Consolas" w:cs="Consolas"/>
+          <w:sz w:val="22"/>
+          <w:highlight w:val="none"/>
+        </w:rPr>
+      </w:r>
+      <w:r>
+        <w:rPr>
+          <w:rFonts w:ascii="Consolas" w:hAnsi="Consolas" w:eastAsia="Consolas" w:cs="Consolas"/>
+          <w:sz w:val="22"/>
+          <w:highlight w:val="none"/>
+        </w:rPr>
+      </w:r>
+    </w:p>
+    <w:p>
+      <w:pPr>
+        <w:pBdr/>
+        <w:spacing w:after="120" w:before="120" w:line="288" w:lineRule="auto"/>
+        <w:ind w:firstLine="0" w:left="0"/>
+        <w:jc w:val="left"/>
+        <w:rPr>
+          <w:rFonts w:ascii="Consolas" w:hAnsi="Consolas" w:eastAsia="Consolas" w:cs="Consolas"/>
+          <w:sz w:val="22"/>
+          <w:szCs w:val="22"/>
+        </w:rPr>
+      </w:pPr>
+      <w:r>
+        <w:rPr>
+          <w:rFonts w:ascii="Consolas" w:hAnsi="Consolas" w:eastAsia="Consolas" w:cs="Consolas"/>
+          <w:sz w:val="22"/>
+        </w:rPr>
+      </w:r>
+      <w:r>
+        <w:rPr>
+          <w:rFonts w:ascii="Consolas" w:hAnsi="Consolas" w:eastAsia="Consolas" w:cs="Consolas"/>
+          <w:b/>
+          <w:bCs/>
+          <w:sz w:val="22"/>
+        </w:rPr>
+        <w:t xml:space="preserve">which gcc </w:t>
+      </w:r>
+      <w:r>
+        <w:rPr>
+          <w:rFonts w:ascii="Consolas" w:hAnsi="Consolas" w:eastAsia="Consolas" w:cs="Consolas"/>
+          <w:sz w:val="22"/>
+        </w:rPr>
+        <w:t xml:space="preserve">        # 查看交叉编译器/ gcc安装路径</w:t>
+      </w:r>
+      <w:r>
+        <w:rPr>
+          <w:rFonts w:ascii="Consolas" w:hAnsi="Consolas" w:eastAsia="Consolas" w:cs="Consolas"/>
+          <w:sz w:val="22"/>
+          <w:szCs w:val="22"/>
+          <w:highlight w:val="none"/>
+        </w:rPr>
+      </w:r>
+    </w:p>
+    <w:p>
+      <w:pPr>
+        <w:pBdr/>
+        <w:spacing w:after="120" w:before="120" w:line="288" w:lineRule="auto"/>
+        <w:ind w:firstLine="0" w:left="0"/>
+        <w:jc w:val="left"/>
+        <w:rPr>
+          <w:highlight w:val="none"/>
+        </w:rPr>
+      </w:pPr>
+      <w:r>
+        <w:rPr>
+          <w:rFonts w:ascii="Consolas" w:hAnsi="Consolas" w:eastAsia="Consolas" w:cs="Consolas"/>
+          <w:sz w:val="22"/>
+        </w:rPr>
+      </w:r>
+      <w:r>
+        <mc:AlternateContent>
+          <mc:Choice Requires="wpg">
+            <w:drawing>
+              <wp:inline xmlns:wp="http://schemas.openxmlformats.org/drawingml/2006/wordprocessingDrawing" distT="0" distB="0" distL="0" distR="0">
+                <wp:extent cx="5943600" cy="391461"/>
+                <wp:effectExtent l="0" t="0" r="0" b="0"/>
+                <wp:docPr id="27" name=""/>
+                <wp:cNvGraphicFramePr>
+                  <a:graphicFrameLocks xmlns:a="http://schemas.openxmlformats.org/drawingml/2006/main" noChangeAspect="1"/>
+                </wp:cNvGraphicFramePr>
+                <a:graphic xmlns:a="http://schemas.openxmlformats.org/drawingml/2006/main">
+                  <a:graphicData uri="http://schemas.openxmlformats.org/drawingml/2006/picture">
+                    <pic:pic xmlns:pic="http://schemas.openxmlformats.org/drawingml/2006/picture">
+                      <pic:nvPicPr>
+                        <pic:cNvPr id="1079039319" name=""/>
+                        <pic:cNvPicPr>
+                          <a:picLocks noChangeAspect="1"/>
+                        </pic:cNvPicPr>
+                        <pic:nvPr/>
+                      </pic:nvPicPr>
+                      <pic:blipFill rotWithShape="1">
+                        <a:blip r:embed="rId37"/>
+                        <a:stretch/>
+                      </pic:blipFill>
+                      <pic:spPr bwMode="auto">
+                        <a:xfrm>
+                          <a:off x="0" y="0"/>
+                          <a:ext cx="5943599" cy="391461"/>
+                        </a:xfrm>
+                        <a:prstGeom prst="rect">
+                          <a:avLst/>
+                        </a:prstGeom>
+                      </pic:spPr>
+                    </pic:pic>
+                  </a:graphicData>
+                </a:graphic>
+              </wp:inline>
+            </w:drawing>
+          </mc:Choice>
+          <mc:Fallback>
+            <w:pict>
+              <v:shapetype id="_x0000_t75" coordsize="21600,21600" o:spt="75" o:preferrelative="t" path="m@4@5l@4@11@9@11@9@5xe" filled="f" stroked="f">
+                <v:stroke joinstyle="miter"/>
+                <v:formulas>
+                  <v:f eqn="if lineDrawn pixelLineWidth 0"/>
+                  <v:f eqn="sum @0 1 0"/>
+                  <v:f eqn="sum 0 0 @1"/>
+                  <v:f eqn="prod @2 1 2"/>
+                  <v:f eqn="prod @3 21600 pixelWidth"/>
+                  <v:f eqn="prod @3 21600 pixelHeight"/>
+                  <v:f eqn="sum @0 0 1"/>
+                  <v:f eqn="prod @6 1 2"/>
+                  <v:f eqn="prod @7 21600 pixelWidth"/>
+                  <v:f eqn="sum @8 21600 0"/>
+                  <v:f eqn="prod @7 21600 pixelHeight"/>
+                  <v:f eqn="sum @10 21600 0"/>
+                </v:formulas>
+                <v:path o:extrusionok="f" gradientshapeok="t" o:connecttype="rect"/>
+                <o:lock v:ext="edit" aspectratio="t"/>
+              </v:shapetype>
+              <v:shape id="_x0000_i26" o:spid="_x0000_s26" type="#_x0000_t75" style="width:468.00pt;height:30.82pt;mso-wrap-distance-left:0.00pt;mso-wrap-distance-top:0.00pt;mso-wrap-distance-right:0.00pt;mso-wrap-distance-bottom:0.00pt;z-index:1;" stroked="false">
+                <v:imagedata r:id="rId37" o:title=""/>
+                <o:lock v:ext="edit" rotation="t"/>
+              </v:shape>
+            </w:pict>
+          </mc:Fallback>
+        </mc:AlternateContent>
+      </w:r>
+      <w:r>
+        <w:rPr>
+          <w:rFonts w:ascii="Consolas" w:hAnsi="Consolas" w:eastAsia="Consolas" w:cs="Consolas"/>
+          <w:sz w:val="22"/>
+        </w:rPr>
+      </w:r>
+      <w:r>
+        <w:rPr>
+          <w:rFonts w:ascii="Consolas" w:hAnsi="Consolas" w:eastAsia="Consolas" w:cs="Consolas"/>
+          <w:sz w:val="22"/>
+        </w:rPr>
+        <w:br/>
+      </w:r>
+      <w:r>
+        <w:rPr>
+          <w:rFonts w:ascii="Consolas" w:hAnsi="Consolas" w:eastAsia="Consolas" w:cs="Consolas"/>
+          <w:b/>
+          <w:bCs/>
+          <w:sz w:val="22"/>
+        </w:rPr>
+        <w:t xml:space="preserve">which -a gcc </w:t>
+      </w:r>
+      <w:r>
+        <w:rPr>
+          <w:rFonts w:ascii="Consolas" w:hAnsi="Consolas" w:eastAsia="Consolas" w:cs="Consolas"/>
+          <w:sz w:val="22"/>
+        </w:rPr>
+        <w:t xml:space="preserve">     # 列出系统中所有gcc版本路径</w:t>
+      </w:r>
+      <w:r/>
+      <w:r>
+        <w:rPr>
+          <w:rFonts w:ascii="Consolas" w:hAnsi="Consolas" w:eastAsia="Consolas" w:cs="Consolas"/>
+          <w:sz w:val="22"/>
+          <w:szCs w:val="22"/>
+          <w:highlight w:val="none"/>
+        </w:rPr>
+      </w:r>
+    </w:p>
+    <w:p>
+      <w:pPr>
+        <w:pBdr/>
+        <w:spacing w:after="120" w:before="120" w:line="288" w:lineRule="auto"/>
+        <w:ind w:firstLine="0" w:left="0"/>
+        <w:jc w:val="left"/>
+        <w:rPr>
+          <w:rFonts w:ascii="Consolas" w:hAnsi="Consolas" w:eastAsia="Consolas" w:cs="Consolas"/>
+          <w:sz w:val="22"/>
+          <w:szCs w:val="22"/>
+          <w:highlight w:val="none"/>
+        </w:rPr>
+      </w:pPr>
+      <w:r>
+        <w:rPr>
+          <w:highlight w:val="none"/>
+        </w:rPr>
+      </w:r>
+      <w:r>
+        <mc:AlternateContent>
+          <mc:Choice Requires="wpg">
+            <w:drawing>
+              <wp:inline xmlns:wp="http://schemas.openxmlformats.org/drawingml/2006/wordprocessingDrawing" distT="0" distB="0" distL="0" distR="0">
+                <wp:extent cx="5943600" cy="600976"/>
+                <wp:effectExtent l="0" t="0" r="0" b="0"/>
+                <wp:docPr id="28" name=""/>
+                <wp:cNvGraphicFramePr>
+                  <a:graphicFrameLocks xmlns:a="http://schemas.openxmlformats.org/drawingml/2006/main" noChangeAspect="1"/>
+                </wp:cNvGraphicFramePr>
+                <a:graphic xmlns:a="http://schemas.openxmlformats.org/drawingml/2006/main">
+                  <a:graphicData uri="http://schemas.openxmlformats.org/drawingml/2006/picture">
+                    <pic:pic xmlns:pic="http://schemas.openxmlformats.org/drawingml/2006/picture">
+                      <pic:nvPicPr>
+                        <pic:cNvPr id="793006814" name=""/>
+                        <pic:cNvPicPr>
+                          <a:picLocks noChangeAspect="1"/>
+                        </pic:cNvPicPr>
+                        <pic:nvPr/>
+                      </pic:nvPicPr>
+                      <pic:blipFill rotWithShape="1">
+                        <a:blip r:embed="rId38"/>
+                        <a:stretch/>
+                      </pic:blipFill>
+                      <pic:spPr bwMode="auto">
+                        <a:xfrm>
+                          <a:off x="0" y="0"/>
+                          <a:ext cx="5943599" cy="600976"/>
+                        </a:xfrm>
+                        <a:prstGeom prst="rect">
+                          <a:avLst/>
+                        </a:prstGeom>
+                      </pic:spPr>
+                    </pic:pic>
+                  </a:graphicData>
+                </a:graphic>
+              </wp:inline>
+            </w:drawing>
+          </mc:Choice>
+          <mc:Fallback>
+            <w:pict>
+              <v:shapetype id="_x0000_t75" coordsize="21600,21600" o:spt="75" o:preferrelative="t" path="m@4@5l@4@11@9@11@9@5xe" filled="f" stroked="f">
+                <v:stroke joinstyle="miter"/>
+                <v:formulas>
+                  <v:f eqn="if lineDrawn pixelLineWidth 0"/>
+                  <v:f eqn="sum @0 1 0"/>
+                  <v:f eqn="sum 0 0 @1"/>
+                  <v:f eqn="prod @2 1 2"/>
+                  <v:f eqn="prod @3 21600 pixelWidth"/>
+                  <v:f eqn="prod @3 21600 pixelHeight"/>
+                  <v:f eqn="sum @0 0 1"/>
+                  <v:f eqn="prod @6 1 2"/>
+                  <v:f eqn="prod @7 21600 pixelWidth"/>
+                  <v:f eqn="sum @8 21600 0"/>
+                  <v:f eqn="prod @7 21600 pixelHeight"/>
+                  <v:f eqn="sum @10 21600 0"/>
+                </v:formulas>
+                <v:path o:extrusionok="f" gradientshapeok="t" o:connecttype="rect"/>
+                <o:lock v:ext="edit" aspectratio="t"/>
+              </v:shapetype>
+              <v:shape id="_x0000_i27" o:spid="_x0000_s27" type="#_x0000_t75" style="width:468.00pt;height:47.32pt;mso-wrap-distance-left:0.00pt;mso-wrap-distance-top:0.00pt;mso-wrap-distance-right:0.00pt;mso-wrap-distance-bottom:0.00pt;z-index:1;" stroked="false">
+                <v:imagedata r:id="rId38" o:title=""/>
+                <o:lock v:ext="edit" rotation="t"/>
+              </v:shape>
+            </w:pict>
+          </mc:Fallback>
+        </mc:AlternateContent>
+      </w:r>
+      <w:r>
+        <w:rPr>
+          <w:highlight w:val="none"/>
+        </w:rPr>
+      </w:r>
+      <w:r>
+        <w:rPr>
+          <w:highlight w:val="none"/>
+        </w:rPr>
+      </w:r>
+      <w:r>
+        <w:rPr>
+          <w:highlight w:val="none"/>
+        </w:rPr>
+      </w:r>
+    </w:p>
+    <w:p>
+      <w:pPr>
+        <w:pStyle w:val="829"/>
+        <w:pBdr/>
+        <w:spacing/>
+        <w:ind/>
+        <w:rPr>
+          <w:highlight w:val="none"/>
+        </w:rPr>
+      </w:pPr>
+      <w:r>
+        <w:rPr>
+          <w:highlight w:val="none"/>
+        </w:rPr>
+        <w:t xml:space="preserve">（2）文件内容检索工具</w:t>
+        <w:tab/>
+        <w:t xml:space="preserve">grep</w:t>
+      </w:r>
+      <w:r>
+        <w:rPr>
+          <w:highlight w:val="none"/>
+        </w:rPr>
+      </w:r>
+    </w:p>
+    <w:p>
+      <w:pPr>
+        <w:pBdr/>
+        <w:spacing/>
+        <w:ind/>
+        <w:rPr>
+          <w:highlight w:val="none"/>
+        </w:rPr>
+      </w:pPr>
+      <w:r>
+        <w:rPr>
+          <w:highlight w:val="none"/>
+        </w:rPr>
+      </w:r>
+      <w:r>
+        <w:t xml:space="preserve">grep = Global Regular Expression Print</w:t>
+      </w:r>
+      <w:r>
+        <w:rPr>
+          <w:highlight w:val="none"/>
+        </w:rPr>
+        <w:t xml:space="preserve">(全局正则表达式打印)</w:t>
+      </w:r>
+      <w:r/>
+    </w:p>
+    <w:p>
+      <w:pPr>
+        <w:pBdr/>
+        <w:spacing/>
+        <w:ind/>
+        <w:rPr>
+          <w:highlight w:val="none"/>
+        </w:rPr>
+      </w:pPr>
+      <w:r>
+        <w:rPr>
+          <w:b/>
+          <w:bCs/>
+          <w:highlight w:val="none"/>
+        </w:rPr>
+        <w:t xml:space="preserve">语法</w:t>
+      </w:r>
+      <w:r>
+        <w:rPr>
+          <w:highlight w:val="none"/>
+        </w:rPr>
+        <w:t xml:space="preserve">：</w:t>
+      </w:r>
+      <w:r/>
+    </w:p>
+    <w:p>
+      <w:pPr>
+        <w:pBdr/>
+        <w:spacing w:after="120" w:before="120" w:line="288" w:lineRule="auto"/>
+        <w:ind w:left="0"/>
+        <w:jc w:val="left"/>
+        <w:rPr>
+          <w:highlight w:val="none"/>
+        </w:rPr>
+      </w:pPr>
+      <w:r>
+        <w:rPr>
+          <w:rFonts w:ascii="Arial" w:hAnsi="Arial" w:eastAsia="等线" w:cs="Arial"/>
+          <w:sz w:val="22"/>
+        </w:rPr>
+        <w:t xml:space="preserve">grep [参数] "关键词" 文件名</w:t>
+        <w:br/>
+      </w:r>
+      <w:r>
+        <w:rPr>
+          <w:rFonts w:ascii="Arial" w:hAnsi="Arial" w:eastAsia="等线" w:cs="Arial"/>
+          <w:sz w:val="22"/>
+        </w:rPr>
+        <w:t xml:space="preserve">grep [参数] "关键词" 目录/</w:t>
+      </w:r>
+      <w:r/>
+      <w:r/>
+    </w:p>
+    <w:p>
+      <w:pPr>
+        <w:pBdr/>
+        <w:spacing w:after="120" w:before="120" w:line="288" w:lineRule="auto"/>
+        <w:ind w:left="0"/>
+        <w:jc w:val="left"/>
+        <w:rPr>
+          <w:highlight w:val="none"/>
+        </w:rPr>
+      </w:pPr>
+      <w:r>
+        <w:rPr>
+          <w:b/>
+          <w:bCs/>
+          <w:highlight w:val="none"/>
+        </w:rPr>
+        <w:t xml:space="preserve">参数</w:t>
+      </w:r>
+      <w:r>
+        <w:rPr>
+          <w:highlight w:val="none"/>
+        </w:rPr>
+        <w:t xml:space="preserve">：</w:t>
+      </w:r>
+      <w:r/>
+    </w:p>
+    <w:p>
+      <w:pPr>
+        <w:pBdr/>
+        <w:spacing w:after="120" w:before="120" w:line="288" w:lineRule="auto"/>
+        <w:ind w:left="0"/>
+        <w:jc w:val="left"/>
+        <w:rPr>
+          <w:rFonts w:ascii="Arial" w:hAnsi="Arial" w:eastAsia="等线" w:cs="Arial"/>
+          <w:sz w:val="22"/>
+          <w:szCs w:val="22"/>
+        </w:rPr>
+      </w:pPr>
+      <w:r>
+        <w:rPr>
+          <w:rFonts w:ascii="Arial" w:hAnsi="Arial" w:eastAsia="等线" w:cs="Arial"/>
+          <w:sz w:val="22"/>
+        </w:rPr>
+        <w:t xml:space="preserve">-n：显示匹配行号；</w:t>
+      </w:r>
+      <w:r/>
+    </w:p>
+    <w:p>
+      <w:pPr>
+        <w:pBdr/>
+        <w:spacing w:after="120" w:before="120" w:line="288" w:lineRule="auto"/>
+        <w:ind w:left="0"/>
+        <w:jc w:val="left"/>
+        <w:rPr>
+          <w:rFonts w:ascii="Arial" w:hAnsi="Arial" w:eastAsia="等线" w:cs="Arial"/>
+          <w:sz w:val="22"/>
+          <w:szCs w:val="22"/>
+        </w:rPr>
+      </w:pPr>
+      <w:r>
+        <w:rPr>
+          <w:rFonts w:ascii="Arial" w:hAnsi="Arial" w:eastAsia="等线" w:cs="Arial"/>
+          <w:sz w:val="22"/>
+        </w:rPr>
+        <w:t xml:space="preserve">-i：忽略大小写；</w:t>
+      </w:r>
+      <w:r/>
+    </w:p>
+    <w:p>
+      <w:pPr>
+        <w:pBdr/>
+        <w:spacing w:after="120" w:before="120" w:line="288" w:lineRule="auto"/>
+        <w:ind w:left="0"/>
+        <w:jc w:val="left"/>
+        <w:rPr>
+          <w:rFonts w:ascii="Arial" w:hAnsi="Arial" w:eastAsia="等线" w:cs="Arial"/>
+          <w:sz w:val="22"/>
+          <w:szCs w:val="22"/>
+        </w:rPr>
+      </w:pPr>
+      <w:r>
+        <w:rPr>
+          <w:rFonts w:ascii="Arial" w:hAnsi="Arial" w:eastAsia="等线" w:cs="Arial"/>
+          <w:sz w:val="22"/>
+        </w:rPr>
+        <w:t xml:space="preserve">-v：反向匹配；</w:t>
+      </w:r>
+      <w:r/>
+    </w:p>
+    <w:p>
+      <w:pPr>
+        <w:pBdr/>
+        <w:spacing w:after="120" w:before="120" w:line="288" w:lineRule="auto"/>
+        <w:ind w:left="0"/>
+        <w:jc w:val="left"/>
+        <w:rPr>
+          <w:rFonts w:ascii="Arial" w:hAnsi="Arial" w:eastAsia="等线" w:cs="Arial"/>
+          <w:sz w:val="22"/>
+          <w:szCs w:val="22"/>
+        </w:rPr>
+      </w:pPr>
+      <w:r>
+        <w:rPr>
+          <w:rFonts w:ascii="Arial" w:hAnsi="Arial" w:eastAsia="等线" w:cs="Arial"/>
+          <w:sz w:val="22"/>
+        </w:rPr>
+        <w:t xml:space="preserve">-r/-R：递归检索；</w:t>
+      </w:r>
+      <w:r/>
+    </w:p>
+    <w:p>
+      <w:pPr>
+        <w:pBdr/>
+        <w:spacing w:after="120" w:before="120" w:line="288" w:lineRule="auto"/>
+        <w:ind w:left="0"/>
+        <w:jc w:val="left"/>
+        <w:rPr>
+          <w:highlight w:val="none"/>
+        </w:rPr>
+      </w:pPr>
+      <w:r>
+        <w:rPr>
+          <w:rFonts w:ascii="Arial" w:hAnsi="Arial" w:eastAsia="等线" w:cs="Arial"/>
+          <w:sz w:val="22"/>
+        </w:rPr>
+        <w:t xml:space="preserve">--color=auto：关键词高亮</w:t>
+      </w:r>
+      <w:r/>
+      <w:r/>
+    </w:p>
+    <w:p>
+      <w:pPr>
+        <w:pBdr/>
+        <w:spacing w:after="120" w:before="120" w:line="288" w:lineRule="auto"/>
+        <w:ind w:left="0"/>
+        <w:jc w:val="left"/>
+        <w:rPr/>
+      </w:pPr>
+      <w:r/>
+      <w:r/>
+      <w:r/>
+    </w:p>
+    <w:p>
+      <w:pPr>
+        <w:pBdr/>
+        <w:spacing w:after="120" w:before="120" w:line="288" w:lineRule="auto"/>
+        <w:ind w:left="0"/>
+        <w:jc w:val="left"/>
+        <w:rPr>
+          <w:highlight w:val="none"/>
+        </w:rPr>
+      </w:pPr>
+      <w:r>
+        <w:rPr>
+          <w:highlight w:val="none"/>
+        </w:rPr>
+        <w:t xml:space="preserve">1、常用基础命令</w:t>
+      </w:r>
+      <w:r/>
+    </w:p>
+    <w:p>
+      <w:pPr>
+        <w:pBdr/>
+        <w:spacing w:after="120" w:before="120" w:line="288" w:lineRule="auto"/>
+        <w:ind w:left="0"/>
+        <w:jc w:val="left"/>
+        <w:rPr>
+          <w:rFonts w:ascii="Consolas" w:hAnsi="Consolas" w:eastAsia="Consolas" w:cs="Consolas"/>
+          <w:sz w:val="22"/>
+          <w:szCs w:val="22"/>
+        </w:rPr>
+      </w:pPr>
+      <w:r>
+        <w:rPr>
+          <w:highlight w:val="none"/>
+        </w:rPr>
+      </w:r>
+      <w:r>
+        <w:rPr>
+          <w:rFonts w:ascii="Consolas" w:hAnsi="Consolas" w:eastAsia="Consolas" w:cs="Consolas"/>
+          <w:color w:val="646a73"/>
+          <w:sz w:val="22"/>
+        </w:rPr>
+      </w:r>
+      <w:r>
+        <w:rPr>
+          <w:rFonts w:ascii="Consolas" w:hAnsi="Consolas" w:eastAsia="Consolas" w:cs="Consolas"/>
+          <w:sz w:val="22"/>
+        </w:rPr>
+        <w:t xml:space="preserve">grep -n "error" app.log      # 在日志中查找error报错，显示行号</w:t>
+      </w:r>
+      <w:r>
+        <w:rPr>
+          <w:highlight w:val="none"/>
+        </w:rPr>
+      </w:r>
+    </w:p>
+    <w:p>
+      <w:pPr>
+        <w:pBdr/>
+        <w:spacing w:after="120" w:before="120" w:line="288" w:lineRule="auto"/>
+        <w:ind w:left="0"/>
+        <w:jc w:val="left"/>
+        <w:rPr>
+          <w:highlight w:val="none"/>
+        </w:rPr>
+      </w:pPr>
+      <w:r>
+        <w:rPr>
+          <w:rFonts w:ascii="Consolas" w:hAnsi="Consolas" w:eastAsia="Consolas" w:cs="Consolas"/>
+          <w:sz w:val="22"/>
+          <w:highlight w:val="none"/>
+        </w:rPr>
+      </w:r>
+      <w:r>
+        <mc:AlternateContent>
+          <mc:Choice Requires="wpg">
+            <w:drawing>
+              <wp:inline xmlns:wp="http://schemas.openxmlformats.org/drawingml/2006/wordprocessingDrawing" distT="0" distB="0" distL="0" distR="0">
+                <wp:extent cx="5943600" cy="645071"/>
+                <wp:effectExtent l="0" t="0" r="0" b="0"/>
+                <wp:docPr id="29" name=""/>
+                <wp:cNvGraphicFramePr>
+                  <a:graphicFrameLocks xmlns:a="http://schemas.openxmlformats.org/drawingml/2006/main" noChangeAspect="1"/>
+                </wp:cNvGraphicFramePr>
+                <a:graphic xmlns:a="http://schemas.openxmlformats.org/drawingml/2006/main">
+                  <a:graphicData uri="http://schemas.openxmlformats.org/drawingml/2006/picture">
+                    <pic:pic xmlns:pic="http://schemas.openxmlformats.org/drawingml/2006/picture">
+                      <pic:nvPicPr>
+                        <pic:cNvPr id="1512511324" name=""/>
+                        <pic:cNvPicPr>
+                          <a:picLocks noChangeAspect="1"/>
+                        </pic:cNvPicPr>
+                        <pic:nvPr/>
+                      </pic:nvPicPr>
+                      <pic:blipFill rotWithShape="1">
+                        <a:blip r:embed="rId39"/>
+                        <a:stretch/>
+                      </pic:blipFill>
+                      <pic:spPr bwMode="auto">
+                        <a:xfrm>
+                          <a:off x="0" y="0"/>
+                          <a:ext cx="5943599" cy="645070"/>
+                        </a:xfrm>
+                        <a:prstGeom prst="rect">
+                          <a:avLst/>
+                        </a:prstGeom>
+                      </pic:spPr>
+                    </pic:pic>
+                  </a:graphicData>
+                </a:graphic>
+              </wp:inline>
+            </w:drawing>
+          </mc:Choice>
+          <mc:Fallback>
+            <w:pict>
+              <v:shapetype id="_x0000_t75" coordsize="21600,21600" o:spt="75" o:preferrelative="t" path="m@4@5l@4@11@9@11@9@5xe" filled="f" stroked="f">
+                <v:stroke joinstyle="miter"/>
+                <v:formulas>
+                  <v:f eqn="if lineDrawn pixelLineWidth 0"/>
+                  <v:f eqn="sum @0 1 0"/>
+                  <v:f eqn="sum 0 0 @1"/>
+                  <v:f eqn="prod @2 1 2"/>
+                  <v:f eqn="prod @3 21600 pixelWidth"/>
+                  <v:f eqn="prod @3 21600 pixelHeight"/>
+                  <v:f eqn="sum @0 0 1"/>
+                  <v:f eqn="prod @6 1 2"/>
+                  <v:f eqn="prod @7 21600 pixelWidth"/>
+                  <v:f eqn="sum @8 21600 0"/>
+                  <v:f eqn="prod @7 21600 pixelHeight"/>
+                  <v:f eqn="sum @10 21600 0"/>
+                </v:formulas>
+                <v:path o:extrusionok="f" gradientshapeok="t" o:connecttype="rect"/>
+                <o:lock v:ext="edit" aspectratio="t"/>
+              </v:shapetype>
+              <v:shape id="_x0000_i28" o:spid="_x0000_s28" type="#_x0000_t75" style="width:468.00pt;height:50.79pt;mso-wrap-distance-left:0.00pt;mso-wrap-distance-top:0.00pt;mso-wrap-distance-right:0.00pt;mso-wrap-distance-bottom:0.00pt;z-index:1;" stroked="false">
+                <v:imagedata r:id="rId39" o:title=""/>
+                <o:lock v:ext="edit" rotation="t"/>
+              </v:shape>
+            </w:pict>
+          </mc:Fallback>
+        </mc:AlternateContent>
+      </w:r>
+      <w:r>
+        <w:rPr>
+          <w:rFonts w:ascii="Consolas" w:hAnsi="Consolas" w:eastAsia="Consolas" w:cs="Consolas"/>
+          <w:sz w:val="22"/>
+          <w:highlight w:val="none"/>
+        </w:rPr>
+      </w:r>
+      <w:r>
+        <w:rPr>
+          <w:rFonts w:ascii="Consolas" w:hAnsi="Consolas" w:eastAsia="Consolas" w:cs="Consolas"/>
+          <w:sz w:val="22"/>
+          <w:highlight w:val="none"/>
+        </w:rPr>
+      </w:r>
+      <w:r>
+        <w:rPr>
+          <w:rFonts w:ascii="Consolas" w:hAnsi="Consolas" w:eastAsia="Consolas" w:cs="Consolas"/>
+          <w:sz w:val="22"/>
+          <w:highlight w:val="none"/>
+        </w:rPr>
+      </w:r>
+    </w:p>
+    <w:p>
+      <w:pPr>
+        <w:pBdr/>
+        <w:spacing w:after="120" w:before="120" w:line="288" w:lineRule="auto"/>
+        <w:ind w:left="0"/>
+        <w:jc w:val="left"/>
+        <w:rPr>
+          <w:rFonts w:ascii="Consolas" w:hAnsi="Consolas" w:eastAsia="Consolas" w:cs="Consolas"/>
+          <w:sz w:val="22"/>
+          <w:szCs w:val="22"/>
+          <w:highlight w:val="none"/>
+        </w:rPr>
+      </w:pPr>
+      <w:r>
+        <w:rPr>
+          <w:rFonts w:ascii="Consolas" w:hAnsi="Consolas" w:eastAsia="Consolas" w:cs="Consolas"/>
+          <w:sz w:val="22"/>
+        </w:rPr>
+        <w:t xml:space="preserve">grep -i "info" log.txt       # 忽略大小写匹配info字段</w:t>
+        <w:br/>
+        <w:t xml:space="preserve">grep -v "comment" code.c</w:t>
+      </w:r>
+      <w:r>
+        <w:rPr>
+          <w:rFonts w:ascii="Consolas" w:hAnsi="Consolas" w:eastAsia="Consolas" w:cs="Consolas"/>
+          <w:sz w:val="22"/>
+        </w:rPr>
+        <w:t xml:space="preserve">     # 过滤掉含comment的行，查看纯净代码</w:t>
+      </w:r>
+      <w:r/>
+      <w:r/>
+    </w:p>
+    <w:p>
+      <w:pPr>
+        <w:pBdr/>
+        <w:spacing w:after="120" w:before="120" w:line="288" w:lineRule="auto"/>
+        <w:ind w:left="0"/>
+        <w:jc w:val="left"/>
+        <w:rPr/>
+      </w:pPr>
+      <w:r/>
+      <w:r/>
+      <w:r/>
+    </w:p>
+    <w:p>
+      <w:pPr>
+        <w:pBdr/>
+        <w:spacing w:after="120" w:before="120" w:line="288" w:lineRule="auto"/>
+        <w:ind w:left="0"/>
+        <w:jc w:val="left"/>
+        <w:rPr>
+          <w:highlight w:val="none"/>
+        </w:rPr>
+      </w:pPr>
+      <w:r>
+        <w:rPr>
+          <w:highlight w:val="none"/>
+        </w:rPr>
+        <w:t xml:space="preserve">2、递归检索项目代码（开发最常用）</w:t>
+      </w:r>
+      <w:r/>
+    </w:p>
+    <w:p>
+      <w:pPr>
+        <w:pBdr/>
+        <w:spacing w:after="120" w:before="120" w:line="288" w:lineRule="auto"/>
+        <w:ind w:left="0"/>
+        <w:jc w:val="left"/>
+        <w:rPr>
+          <w:rFonts w:ascii="Consolas" w:hAnsi="Consolas" w:eastAsia="Consolas" w:cs="Consolas"/>
+          <w:sz w:val="22"/>
+          <w:szCs w:val="22"/>
+        </w:rPr>
+      </w:pPr>
+      <w:r>
+        <w:rPr>
+          <w:highlight w:val="none"/>
+        </w:rPr>
+      </w:r>
+      <w:r>
+        <w:rPr>
+          <w:rFonts w:ascii="Consolas" w:hAnsi="Consolas" w:eastAsia="Consolas" w:cs="Consolas"/>
+          <w:sz w:val="22"/>
+        </w:rPr>
+        <w:t xml:space="preserve"># 在当前项目所有文件中，递归查找包含malloc的代码行</w:t>
+        <w:br/>
+        <w:t xml:space="preserve">grep -rn "for" ./</w:t>
+        <w:tab/>
+        <w:t xml:space="preserve">#检索文件夹必须加上参数r,遍历检索</w:t>
+      </w:r>
+      <w:r>
+        <w:rPr>
+          <w:highlight w:val="none"/>
+        </w:rPr>
+      </w:r>
+    </w:p>
+    <w:p>
+      <w:pPr>
+        <w:pBdr/>
+        <w:spacing w:after="120" w:before="120" w:line="288" w:lineRule="auto"/>
+        <w:ind w:left="0"/>
+        <w:jc w:val="left"/>
+        <w:rPr>
+          <w:highlight w:val="none"/>
+        </w:rPr>
+      </w:pPr>
+      <w:r>
+        <w:rPr>
+          <w:rFonts w:ascii="Consolas" w:hAnsi="Consolas" w:eastAsia="Consolas" w:cs="Consolas"/>
+          <w:sz w:val="22"/>
+          <w:highlight w:val="none"/>
+        </w:rPr>
+      </w:r>
+      <w:r>
+        <mc:AlternateContent>
+          <mc:Choice Requires="wpg">
+            <w:drawing>
+              <wp:inline xmlns:wp="http://schemas.openxmlformats.org/drawingml/2006/wordprocessingDrawing" distT="0" distB="0" distL="0" distR="0">
+                <wp:extent cx="5943600" cy="567076"/>
+                <wp:effectExtent l="0" t="0" r="0" b="0"/>
+                <wp:docPr id="30" name=""/>
+                <wp:cNvGraphicFramePr>
+                  <a:graphicFrameLocks xmlns:a="http://schemas.openxmlformats.org/drawingml/2006/main" noChangeAspect="1"/>
+                </wp:cNvGraphicFramePr>
+                <a:graphic xmlns:a="http://schemas.openxmlformats.org/drawingml/2006/main">
+                  <a:graphicData uri="http://schemas.openxmlformats.org/drawingml/2006/picture">
+                    <pic:pic xmlns:pic="http://schemas.openxmlformats.org/drawingml/2006/picture">
+                      <pic:nvPicPr>
+                        <pic:cNvPr id="1920292955" name=""/>
+                        <pic:cNvPicPr>
+                          <a:picLocks noChangeAspect="1"/>
+                        </pic:cNvPicPr>
+                        <pic:nvPr/>
+                      </pic:nvPicPr>
+                      <pic:blipFill rotWithShape="1">
+                        <a:blip r:embed="rId40"/>
+                        <a:stretch/>
+                      </pic:blipFill>
+                      <pic:spPr bwMode="auto">
+                        <a:xfrm>
+                          <a:off x="0" y="0"/>
+                          <a:ext cx="5943599" cy="567075"/>
+                        </a:xfrm>
+                        <a:prstGeom prst="rect">
+                          <a:avLst/>
+                        </a:prstGeom>
+                      </pic:spPr>
+                    </pic:pic>
+                  </a:graphicData>
+                </a:graphic>
+              </wp:inline>
+            </w:drawing>
+          </mc:Choice>
+          <mc:Fallback>
+            <w:pict>
+              <v:shapetype id="_x0000_t75" coordsize="21600,21600" o:spt="75" o:preferrelative="t" path="m@4@5l@4@11@9@11@9@5xe" filled="f" stroked="f">
+                <v:stroke joinstyle="miter"/>
+                <v:formulas>
+                  <v:f eqn="if lineDrawn pixelLineWidth 0"/>
+                  <v:f eqn="sum @0 1 0"/>
+                  <v:f eqn="sum 0 0 @1"/>
+                  <v:f eqn="prod @2 1 2"/>
+                  <v:f eqn="prod @3 21600 pixelWidth"/>
+                  <v:f eqn="prod @3 21600 pixelHeight"/>
+                  <v:f eqn="sum @0 0 1"/>
+                  <v:f eqn="prod @6 1 2"/>
+                  <v:f eqn="prod @7 21600 pixelWidth"/>
+                  <v:f eqn="sum @8 21600 0"/>
+                  <v:f eqn="prod @7 21600 pixelHeight"/>
+                  <v:f eqn="sum @10 21600 0"/>
+                </v:formulas>
+                <v:path o:extrusionok="f" gradientshapeok="t" o:connecttype="rect"/>
+                <o:lock v:ext="edit" aspectratio="t"/>
+              </v:shapetype>
+              <v:shape id="_x0000_i29" o:spid="_x0000_s29" type="#_x0000_t75" style="width:468.00pt;height:44.65pt;mso-wrap-distance-left:0.00pt;mso-wrap-distance-top:0.00pt;mso-wrap-distance-right:0.00pt;mso-wrap-distance-bottom:0.00pt;z-index:1;" stroked="false">
+                <v:imagedata r:id="rId40" o:title=""/>
+                <o:lock v:ext="edit" rotation="t"/>
+              </v:shape>
+            </w:pict>
+          </mc:Fallback>
+        </mc:AlternateContent>
+      </w:r>
+      <w:r>
+        <w:rPr>
+          <w:rFonts w:ascii="Consolas" w:hAnsi="Consolas" w:eastAsia="Consolas" w:cs="Consolas"/>
+          <w:sz w:val="22"/>
+          <w:highlight w:val="none"/>
+        </w:rPr>
+      </w:r>
+      <w:r>
+        <w:rPr>
+          <w:rFonts w:ascii="Consolas" w:hAnsi="Consolas" w:eastAsia="Consolas" w:cs="Consolas"/>
+          <w:sz w:val="22"/>
+          <w:highlight w:val="none"/>
+        </w:rPr>
+      </w:r>
+      <w:r>
+        <w:rPr>
+          <w:rFonts w:ascii="Consolas" w:hAnsi="Consolas" w:eastAsia="Consolas" w:cs="Consolas"/>
+          <w:sz w:val="22"/>
+          <w:highlight w:val="none"/>
+        </w:rPr>
+      </w:r>
+    </w:p>
+    <w:p>
+      <w:pPr>
+        <w:pBdr/>
+        <w:spacing w:after="120" w:before="120" w:line="288" w:lineRule="auto"/>
+        <w:ind w:left="0"/>
+        <w:jc w:val="left"/>
+        <w:rPr>
+          <w:rFonts w:ascii="Consolas" w:hAnsi="Consolas" w:eastAsia="Consolas" w:cs="Consolas"/>
+          <w:sz w:val="22"/>
+          <w:szCs w:val="22"/>
+          <w:highlight w:val="none"/>
+        </w:rPr>
+      </w:pPr>
+      <w:r>
+        <w:rPr>
+          <w:rFonts w:ascii="Consolas" w:hAnsi="Consolas" w:eastAsia="Consolas" w:cs="Consolas"/>
+          <w:sz w:val="22"/>
+        </w:rPr>
+        <w:t xml:space="preserve"># 查找关键词，同时排除日志目录文件</w:t>
+        <w:br/>
+        <w:t xml:space="preserve">grep -rn "timeout" ./ --exclude-dir=log</w:t>
+      </w:r>
+      <w:r/>
+      <w:r/>
+    </w:p>
+    <w:p>
+      <w:pPr>
+        <w:pBdr/>
+        <w:spacing w:after="120" w:before="120" w:line="288" w:lineRule="auto"/>
+        <w:ind w:left="0"/>
+        <w:jc w:val="left"/>
+        <w:rPr/>
+      </w:pPr>
+      <w:r/>
+      <w:r/>
+      <w:r/>
+    </w:p>
+    <w:p>
+      <w:pPr>
+        <w:pBdr/>
+        <w:spacing w:after="120" w:before="120" w:line="288" w:lineRule="auto"/>
+        <w:ind w:left="0"/>
+        <w:jc w:val="left"/>
+        <w:rPr>
+          <w:highlight w:val="none"/>
+        </w:rPr>
+      </w:pPr>
+      <w:r>
+        <w:rPr>
+          <w:highlight w:val="none"/>
+        </w:rPr>
+        <w:t xml:space="preserve">3、</w:t>
+      </w:r>
+      <w:r>
+        <w:rPr>
+          <w:highlight w:val="none"/>
+        </w:rPr>
+        <w:t xml:space="preserve">正则匹配（精准检索）</w:t>
+      </w:r>
+      <w:r/>
+    </w:p>
+    <w:p>
+      <w:pPr>
+        <w:pBdr/>
+        <w:spacing w:after="120" w:before="120" w:line="288" w:lineRule="auto"/>
+        <w:ind w:left="0"/>
+        <w:jc w:val="left"/>
+        <w:rPr>
+          <w:rFonts w:ascii="Consolas" w:hAnsi="Consolas" w:eastAsia="Consolas" w:cs="Consolas"/>
+          <w:sz w:val="22"/>
+          <w:szCs w:val="22"/>
+        </w:rPr>
+      </w:pPr>
+      <w:r>
+        <w:rPr>
+          <w:highlight w:val="none"/>
+        </w:rPr>
+      </w:r>
+      <w:r>
+        <w:rPr>
+          <w:rFonts w:ascii="Consolas" w:hAnsi="Consolas" w:eastAsia="Consolas" w:cs="Consolas"/>
+          <w:sz w:val="22"/>
+        </w:rPr>
+        <w:t xml:space="preserve">grep -n "^int" calc.c        # 匹配以int开头的行（函数、变量定义）</w:t>
+      </w:r>
+      <w:r/>
+    </w:p>
+    <w:p>
+      <w:pPr>
+        <w:pBdr/>
+        <w:spacing w:after="120" w:before="120" w:line="288" w:lineRule="auto"/>
+        <w:ind w:left="0"/>
+        <w:jc w:val="left"/>
+        <w:rPr/>
+      </w:pPr>
+      <w:r>
+        <w:rPr>
+          <w:rFonts w:ascii="Consolas" w:hAnsi="Consolas" w:eastAsia="Consolas" w:cs="Consolas"/>
+          <w:sz w:val="22"/>
+          <w:highlight w:val="none"/>
+        </w:rPr>
+      </w:r>
+      <w:r>
+        <mc:AlternateContent>
+          <mc:Choice Requires="wpg">
+            <w:drawing>
+              <wp:anchor xmlns:wp="http://schemas.openxmlformats.org/drawingml/2006/wordprocessingDrawing" xmlns:wp14="http://schemas.microsoft.com/office/word/2010/wordprocessingDrawing" distT="0" distB="0" distL="115200" distR="115200" simplePos="0" relativeHeight="60416" behindDoc="0" locked="0" layoutInCell="1" allowOverlap="1">
+                <wp:simplePos x="0" y="0"/>
+                <wp:positionH relativeFrom="column">
+                  <wp:posOffset>0</wp:posOffset>
+                </wp:positionH>
+                <wp:positionV relativeFrom="paragraph">
+                  <wp:posOffset>0</wp:posOffset>
+                </wp:positionV>
+                <wp:extent cx="5943600" cy="298083"/>
+                <wp:effectExtent l="0" t="0" r="0" b="0"/>
+                <wp:wrapTopAndBottom/>
+                <wp:docPr id="31" name=""/>
+                <wp:cNvGraphicFramePr>
+                  <a:graphicFrameLocks xmlns:a="http://schemas.openxmlformats.org/drawingml/2006/main" noChangeAspect="1"/>
+                </wp:cNvGraphicFramePr>
+                <a:graphic xmlns:a="http://schemas.openxmlformats.org/drawingml/2006/main">
+                  <a:graphicData uri="http://schemas.openxmlformats.org/drawingml/2006/picture">
+                    <pic:pic xmlns:pic="http://schemas.openxmlformats.org/drawingml/2006/picture">
+                      <pic:nvPicPr>
+                        <pic:cNvPr id="311483650" name=""/>
+                        <pic:cNvPicPr>
+                          <a:picLocks noChangeAspect="1"/>
+                        </pic:cNvPicPr>
+                        <pic:nvPr/>
+                      </pic:nvPicPr>
+                      <pic:blipFill rotWithShape="1">
+                        <a:blip r:embed="rId41"/>
+                        <a:stretch/>
+                      </pic:blipFill>
+                      <pic:spPr bwMode="auto">
+                        <a:xfrm>
+                          <a:off x="0" y="0"/>
+                          <a:ext cx="5943599" cy="298083"/>
+                        </a:xfrm>
+                        <a:prstGeom prst="rect">
+                          <a:avLst/>
+                        </a:prstGeom>
+                      </pic:spPr>
+                    </pic:pic>
+                  </a:graphicData>
+                </a:graphic>
+              </wp:anchor>
+            </w:drawing>
+          </mc:Choice>
+          <mc:Fallback>
+            <w:pict>
+              <v:shapetype id="_x0000_t75" coordsize="21600,21600" o:spt="75" o:preferrelative="t" path="m@4@5l@4@11@9@11@9@5xe" filled="f" stroked="f">
+                <v:stroke joinstyle="miter"/>
+                <v:formulas>
+                  <v:f eqn="if lineDrawn pixelLineWidth 0"/>
+                  <v:f eqn="sum @0 1 0"/>
+                  <v:f eqn="sum 0 0 @1"/>
+                  <v:f eqn="prod @2 1 2"/>
+                  <v:f eqn="prod @3 21600 pixelWidth"/>
+                  <v:f eqn="prod @3 21600 pixelHeight"/>
+                  <v:f eqn="sum @0 0 1"/>
+                  <v:f eqn="prod @6 1 2"/>
+                  <v:f eqn="prod @7 21600 pixelWidth"/>
+                  <v:f eqn="sum @8 21600 0"/>
+                  <v:f eqn="prod @7 21600 pixelHeight"/>
+                  <v:f eqn="sum @10 21600 0"/>
+                </v:formulas>
+                <v:path o:extrusionok="f" gradientshapeok="t" o:connecttype="rect"/>
+                <o:lock v:ext="edit" aspectratio="t"/>
+              </v:shapetype>
+              <v:shape id="_x0000_i30" o:spid="_x0000_s30" type="#_x0000_t75" style="position:absolute;z-index:60416;o:allowoverlap:true;o:allowincell:true;mso-position-horizontal-relative:text;margin-left:0.00pt;mso-position-horizontal:absolute;mso-position-vertical-relative:text;margin-top:0.00pt;mso-position-vertical:absolute;width:468.00pt;height:23.47pt;mso-wrap-distance-left:9.07pt;mso-wrap-distance-top:0.00pt;mso-wrap-distance-right:9.07pt;mso-wrap-distance-bottom:0.00pt;z-index:1;" stroked="false">
+                <w10:wrap type="topAndBottom"/>
+                <v:imagedata r:id="rId41" o:title=""/>
+                <o:lock v:ext="edit" rotation="t"/>
+              </v:shape>
+            </w:pict>
+          </mc:Fallback>
+        </mc:AlternateContent>
+      </w:r>
+      <w:r>
+        <w:rPr>
+          <w:rFonts w:ascii="Consolas" w:hAnsi="Consolas" w:eastAsia="Consolas" w:cs="Consolas"/>
+          <w:sz w:val="22"/>
+          <w:highlight w:val="none"/>
+        </w:rPr>
+      </w:r>
+      <w:r>
+        <w:rPr>
+          <w:rFonts w:ascii="Consolas" w:hAnsi="Consolas" w:eastAsia="Consolas" w:cs="Consolas"/>
+          <w:sz w:val="22"/>
+          <w:highlight w:val="none"/>
+        </w:rPr>
+      </w:r>
+      <w:r>
+        <w:rPr>
+          <w:rFonts w:ascii="Consolas" w:hAnsi="Consolas" w:eastAsia="Consolas" w:cs="Consolas"/>
+          <w:sz w:val="22"/>
+          <w:highlight w:val="none"/>
+        </w:rPr>
+      </w:r>
+    </w:p>
+    <w:p>
+      <w:pPr>
+        <w:pBdr/>
+        <w:spacing w:after="120" w:before="120" w:line="288" w:lineRule="auto"/>
+        <w:ind w:left="0"/>
+        <w:jc w:val="left"/>
+        <w:rPr>
+          <w:rFonts w:ascii="Consolas" w:hAnsi="Consolas" w:eastAsia="Consolas" w:cs="Consolas"/>
+          <w:sz w:val="22"/>
+          <w:szCs w:val="22"/>
+          <w:highlight w:val="none"/>
+        </w:rPr>
+      </w:pPr>
+      <w:r>
+        <w:rPr>
+          <w:rFonts w:ascii="Consolas" w:hAnsi="Consolas" w:eastAsia="Consolas" w:cs="Consolas"/>
+          <w:sz w:val="22"/>
+        </w:rPr>
+        <w:t xml:space="preserve">grep -n ";$" calc.c          # 匹配以分号结尾</w:t>
+      </w:r>
+      <w:r>
+        <w:rPr>
+          <w:rFonts w:ascii="Consolas" w:hAnsi="Consolas" w:eastAsia="Consolas" w:cs="Consolas"/>
+          <w:sz w:val="22"/>
+        </w:rPr>
+        <w:t xml:space="preserve">的代码行</w:t>
+      </w:r>
+      <w:r>
+        <w:rPr>
+          <w:highlight w:val="none"/>
+        </w:rPr>
+      </w:r>
+      <w:r/>
+    </w:p>
+    <w:p>
+      <w:pPr>
+        <w:pBdr/>
+        <w:spacing w:after="120" w:before="120" w:line="288" w:lineRule="auto"/>
+        <w:ind w:left="0"/>
+        <w:jc w:val="left"/>
+        <w:rPr/>
+      </w:pPr>
+      <w:r/>
+      <w:r>
+        <mc:AlternateContent>
+          <mc:Choice Requires="wpg">
+            <w:drawing>
+              <wp:anchor xmlns:wp="http://schemas.openxmlformats.org/drawingml/2006/wordprocessingDrawing" xmlns:wp14="http://schemas.microsoft.com/office/word/2010/wordprocessingDrawing" distT="0" distB="0" distL="115200" distR="115200" simplePos="0" relativeHeight="61440" behindDoc="0" locked="0" layoutInCell="1" allowOverlap="1">
+                <wp:simplePos x="0" y="0"/>
+                <wp:positionH relativeFrom="column">
+                  <wp:posOffset>0</wp:posOffset>
+                </wp:positionH>
+                <wp:positionV relativeFrom="paragraph">
+                  <wp:posOffset>0</wp:posOffset>
+                </wp:positionV>
+                <wp:extent cx="5943600" cy="879999"/>
+                <wp:effectExtent l="0" t="0" r="0" b="0"/>
+                <wp:wrapTopAndBottom/>
+                <wp:docPr id="32" name=""/>
+                <wp:cNvGraphicFramePr>
+                  <a:graphicFrameLocks xmlns:a="http://schemas.openxmlformats.org/drawingml/2006/main" noChangeAspect="1"/>
+                </wp:cNvGraphicFramePr>
+                <a:graphic xmlns:a="http://schemas.openxmlformats.org/drawingml/2006/main">
+                  <a:graphicData uri="http://schemas.openxmlformats.org/drawingml/2006/picture">
+                    <pic:pic xmlns:pic="http://schemas.openxmlformats.org/drawingml/2006/picture">
+                      <pic:nvPicPr>
+                        <pic:cNvPr id="1259262396" name=""/>
+                        <pic:cNvPicPr>
+                          <a:picLocks noChangeAspect="1"/>
+                        </pic:cNvPicPr>
+                        <pic:nvPr/>
+                      </pic:nvPicPr>
+                      <pic:blipFill rotWithShape="1">
+                        <a:blip r:embed="rId42"/>
+                        <a:stretch/>
+                      </pic:blipFill>
+                      <pic:spPr bwMode="auto">
+                        <a:xfrm>
+                          <a:off x="0" y="0"/>
+                          <a:ext cx="5943599" cy="879998"/>
+                        </a:xfrm>
+                        <a:prstGeom prst="rect">
+                          <a:avLst/>
+                        </a:prstGeom>
+                      </pic:spPr>
+                    </pic:pic>
+                  </a:graphicData>
+                </a:graphic>
+              </wp:anchor>
+            </w:drawing>
+          </mc:Choice>
+          <mc:Fallback>
+            <w:pict>
+              <v:shapetype id="_x0000_t75" coordsize="21600,21600" o:spt="75" o:preferrelative="t" path="m@4@5l@4@11@9@11@9@5xe" filled="f" stroked="f">
+                <v:stroke joinstyle="miter"/>
+                <v:formulas>
+                  <v:f eqn="if lineDrawn pixelLineWidth 0"/>
+                  <v:f eqn="sum @0 1 0"/>
+                  <v:f eqn="sum 0 0 @1"/>
+                  <v:f eqn="prod @2 1 2"/>
+                  <v:f eqn="prod @3 21600 pixelWidth"/>
+                  <v:f eqn="prod @3 21600 pixelHeight"/>
+                  <v:f eqn="sum @0 0 1"/>
+                  <v:f eqn="prod @6 1 2"/>
+                  <v:f eqn="prod @7 21600 pixelWidth"/>
+                  <v:f eqn="sum @8 21600 0"/>
+                  <v:f eqn="prod @7 21600 pixelHeight"/>
+                  <v:f eqn="sum @10 21600 0"/>
+                </v:formulas>
+                <v:path o:extrusionok="f" gradientshapeok="t" o:connecttype="rect"/>
+                <o:lock v:ext="edit" aspectratio="t"/>
+              </v:shapetype>
+              <v:shape id="_x0000_i31" o:spid="_x0000_s31" type="#_x0000_t75" style="position:absolute;z-index:61440;o:allowoverlap:true;o:allowincell:true;mso-position-horizontal-relative:text;margin-left:0.00pt;mso-position-horizontal:absolute;mso-position-vertical-relative:text;margin-top:0.00pt;mso-position-vertical:absolute;width:468.00pt;height:69.29pt;mso-wrap-distance-left:9.07pt;mso-wrap-distance-top:0.00pt;mso-wrap-distance-right:9.07pt;mso-wrap-distance-bottom:0.00pt;z-index:1;" stroked="false">
+                <w10:wrap type="topAndBottom"/>
+                <v:imagedata r:id="rId42" o:title=""/>
+                <o:lock v:ext="edit" rotation="t"/>
+              </v:shape>
+            </w:pict>
+          </mc:Fallback>
+        </mc:AlternateContent>
+      </w:r>
+      <w:r/>
+      <w:r/>
+      <w:r/>
+      <w:r/>
+      <w:r/>
+      <w:r/>
+      <w:r/>
+    </w:p>
+    <w:p>
+      <w:pPr>
+        <w:pBdr/>
+        <w:spacing w:after="120" w:before="120" w:line="288" w:lineRule="auto"/>
+        <w:ind w:left="0"/>
+        <w:jc w:val="left"/>
+        <w:rPr>
+          <w:highlight w:val="none"/>
+        </w:rPr>
+      </w:pPr>
+      <w:r>
+        <w:rPr>
+          <w:highlight w:val="none"/>
+        </w:rPr>
+        <w:t xml:space="preserve">4、管道联动用法（日志排查核心）</w:t>
+      </w:r>
+      <w:r/>
+    </w:p>
+    <w:p>
+      <w:pPr>
+        <w:pBdr/>
+        <w:spacing w:after="120" w:before="120" w:line="288" w:lineRule="auto"/>
+        <w:ind w:left="0"/>
+        <w:jc w:val="left"/>
+        <w:rPr/>
+      </w:pPr>
+      <w:r>
+        <w:rPr>
+          <w:highlight w:val="none"/>
+        </w:rPr>
+      </w:r>
+      <w:r>
+        <w:rPr>
+          <w:rFonts w:ascii="Consolas" w:hAnsi="Consolas" w:eastAsia="Consolas" w:cs="Consolas"/>
+          <w:color w:val="646a73"/>
+          <w:sz w:val="22"/>
+        </w:rPr>
+      </w:r>
+      <w:r>
+        <w:rPr>
+          <w:rFonts w:ascii="Consolas" w:hAnsi="Consolas" w:eastAsia="Consolas" w:cs="Consolas"/>
+          <w:sz w:val="22"/>
+        </w:rPr>
+        <w:t xml:space="preserve"># 查看系统日志，只保留报错信息</w:t>
+        <w:br/>
+        <w:t xml:space="preserve">cat /var/log/messages | grep "error"</w:t>
+        <w:br/>
+        <w:t xml:space="preserve"># 过滤程序输出，只打印关键日志</w:t>
+        <w:br/>
+        <w:t xml:space="preserve">./app | grep -i "success\|fail"</w:t>
+      </w:r>
+      <w:r/>
+      <w:r>
+        <w:rPr>
+          <w:highlight w:val="none"/>
+        </w:rPr>
+      </w:r>
+      <w:r>
+        <w:rPr>
+          <w:highlight w:val="none"/>
+        </w:rPr>
+      </w:r>
+      <w:r>
+        <w:rPr>
+          <w:highlight w:val="none"/>
+        </w:rPr>
+      </w:r>
+    </w:p>
+    <w:p>
+      <w:pPr>
+        <w:pBdr/>
+        <w:spacing/>
+        <w:ind/>
+        <w:rPr/>
+      </w:pPr>
+      <w:r>
+        <w:rPr>
+          <w:highlight w:val="none"/>
+        </w:rPr>
+      </w:r>
+      <w:r>
+        <w:rPr>
+          <w:highlight w:val="none"/>
+        </w:rPr>
+      </w:r>
+      <w:r>
+        <w:rPr>
           <w:highlight w:val="none"/>
         </w:rPr>
       </w:r>
     </w:p>
     <w:sectPr>
+      <w:headerReference w:type="default" r:id="rId9"/>
+      <w:footerReference w:type="default" r:id="rId10"/>
       <w:footnotePr/>
       <w:endnotePr/>
       <w:type w:val="nextPage"/>
@@ -4520,6 +9357,22 @@
 </w:endnotes>
 </file>
 
+<file path=word/footer1.xml><?xml version="1.0" encoding="utf-8"?>
+<w:ftr xmlns:wpc="http://schemas.microsoft.com/office/word/2010/wordprocessingCanvas" xmlns:mc="http://schemas.openxmlformats.org/markup-compatibility/2006" xmlns:o="urn:schemas-microsoft-com:office:office" xmlns:r="http://schemas.openxmlformats.org/officeDocument/2006/relationships" xmlns:m="http://schemas.openxmlformats.org/officeDocument/2006/math" xmlns:v="urn:schemas-microsoft-com:vml" xmlns:wp14="http://schemas.microsoft.com/office/word/2010/wordprocessingDrawing" xmlns:wp="http://schemas.openxmlformats.org/drawingml/2006/wordprocessingDrawing" xmlns:w10="urn:schemas-microsoft-com:office:word" xmlns:w="http://schemas.openxmlformats.org/wordprocessingml/2006/main" xmlns:w14="http://schemas.microsoft.com/office/word/2010/wordml" xmlns:w15="http://schemas.microsoft.com/office/word/2012/wordml" xmlns:wpg="http://schemas.microsoft.com/office/word/2010/wordprocessingGroup" xmlns:wpi="http://schemas.microsoft.com/office/word/2010/wordprocessingInk" xmlns:wne="http://schemas.microsoft.com/office/word/2006/wordml" xmlns:a="http://schemas.openxmlformats.org/drawingml/2006/main" xmlns:wps="http://schemas.microsoft.com/office/word/2010/wordprocessingShape" mc:Ignorable="w14 w15 wp14">
+  <w:p>
+    <w:pPr>
+      <w:pStyle w:val="863"/>
+      <w:pBdr/>
+      <w:spacing/>
+      <w:ind/>
+      <w:rPr/>
+    </w:pPr>
+    <w:r/>
+    <w:r/>
+  </w:p>
+</w:ftr>
+</file>
+
 <file path=word/footnotes.xml><?xml version="1.0" encoding="utf-8"?>
 <w:footnotes xmlns:wpc="http://schemas.microsoft.com/office/word/2010/wordprocessingCanvas" xmlns:mc="http://schemas.openxmlformats.org/markup-compatibility/2006" xmlns:o="urn:schemas-microsoft-com:office:office" xmlns:r="http://schemas.openxmlformats.org/officeDocument/2006/relationships" xmlns:m="http://schemas.openxmlformats.org/officeDocument/2006/math" xmlns:v="urn:schemas-microsoft-com:vml" xmlns:wp14="http://schemas.microsoft.com/office/word/2010/wordprocessingDrawing" xmlns:wp="http://schemas.openxmlformats.org/drawingml/2006/wordprocessingDrawing" xmlns:w10="urn:schemas-microsoft-com:office:word" xmlns:w="http://schemas.openxmlformats.org/wordprocessingml/2006/main" xmlns:w14="http://schemas.microsoft.com/office/word/2010/wordml" xmlns:w15="http://schemas.microsoft.com/office/word/2012/wordml" xmlns:wpg="http://schemas.microsoft.com/office/word/2010/wordprocessingGroup" xmlns:wpi="http://schemas.microsoft.com/office/word/2010/wordprocessingInk" xmlns:wne="http://schemas.microsoft.com/office/word/2006/wordml" xmlns:a="http://schemas.openxmlformats.org/drawingml/2006/main" xmlns:wps="http://schemas.microsoft.com/office/word/2010/wordprocessingShape" mc:Ignorable="w14 w15 wp14">
   <w:footnote w:type="separator" w:id="-1">
@@ -4551,6 +9404,559 @@
     </w:p>
   </w:footnote>
 </w:footnotes>
+</file>
+
+<file path=word/header1.xml><?xml version="1.0" encoding="utf-8"?>
+<w:hdr xmlns:wpc="http://schemas.microsoft.com/office/word/2010/wordprocessingCanvas" xmlns:mc="http://schemas.openxmlformats.org/markup-compatibility/2006" xmlns:o="urn:schemas-microsoft-com:office:office" xmlns:r="http://schemas.openxmlformats.org/officeDocument/2006/relationships" xmlns:m="http://schemas.openxmlformats.org/officeDocument/2006/math" xmlns:v="urn:schemas-microsoft-com:vml" xmlns:wp14="http://schemas.microsoft.com/office/word/2010/wordprocessingDrawing" xmlns:wp="http://schemas.openxmlformats.org/drawingml/2006/wordprocessingDrawing" xmlns:w10="urn:schemas-microsoft-com:office:word" xmlns:w="http://schemas.openxmlformats.org/wordprocessingml/2006/main" xmlns:w14="http://schemas.microsoft.com/office/word/2010/wordml" xmlns:w15="http://schemas.microsoft.com/office/word/2012/wordml" xmlns:wpg="http://schemas.microsoft.com/office/word/2010/wordprocessingGroup" xmlns:wpi="http://schemas.microsoft.com/office/word/2010/wordprocessingInk" xmlns:wne="http://schemas.microsoft.com/office/word/2006/wordml" xmlns:a="http://schemas.openxmlformats.org/drawingml/2006/main" xmlns:wps="http://schemas.microsoft.com/office/word/2010/wordprocessingShape" mc:Ignorable="w14 w15 wp14">
+  <w:p>
+    <w:pPr>
+      <w:pStyle w:val="861"/>
+      <w:pBdr/>
+      <w:spacing/>
+      <w:ind/>
+      <w:rPr/>
+    </w:pPr>
+    <w:r/>
+    <w:r/>
+  </w:p>
+</w:hdr>
+</file>
+
+<file path=word/numbering.xml><?xml version="1.0" encoding="utf-8"?>
+<w:numbering xmlns:wpc="http://schemas.microsoft.com/office/word/2010/wordprocessingCanvas" xmlns:mc="http://schemas.openxmlformats.org/markup-compatibility/2006" xmlns:o="urn:schemas-microsoft-com:office:office" xmlns:r="http://schemas.openxmlformats.org/officeDocument/2006/relationships" xmlns:m="http://schemas.openxmlformats.org/officeDocument/2006/math" xmlns:v="urn:schemas-microsoft-com:vml" xmlns:wp14="http://schemas.microsoft.com/office/word/2010/wordprocessingDrawing" xmlns:wp="http://schemas.openxmlformats.org/drawingml/2006/wordprocessingDrawing" xmlns:w10="urn:schemas-microsoft-com:office:word" xmlns:w="http://schemas.openxmlformats.org/wordprocessingml/2006/main" xmlns:w14="http://schemas.microsoft.com/office/word/2010/wordml" xmlns:w15="http://schemas.microsoft.com/office/word/2012/wordml" xmlns:wpg="http://schemas.microsoft.com/office/word/2010/wordprocessingGroup" xmlns:wpi="http://schemas.microsoft.com/office/word/2010/wordprocessingInk" xmlns:wne="http://schemas.microsoft.com/office/word/2006/wordml" xmlns:wps="http://schemas.microsoft.com/office/word/2010/wordprocessingShape" mc:Ignorable="w14 w15 wp14">
+  <w:abstractNum w:abstractNumId="0">
+    <w:lvl w:ilvl="0">
+      <w:isLgl w:val="false"/>
+      <w:lvlJc w:val="left"/>
+      <w:lvlText w:val="•"/>
+      <w:numFmt w:val="bullet"/>
+      <w:pPr>
+        <w:pBdr/>
+        <w:spacing/>
+        <w:ind/>
+      </w:pPr>
+      <w:rPr>
+        <w:color w:val="3370ff"/>
+      </w:rPr>
+      <w:start w:val="0"/>
+      <w:suff w:val="tab"/>
+    </w:lvl>
+    <w:lvl w:ilvl="1">
+      <w:isLgl w:val="false"/>
+      <w:lvlJc w:val="left"/>
+      <w:lvlText w:val=""/>
+      <w:numFmt w:val="bullet"/>
+      <w:pPr>
+        <w:pBdr/>
+        <w:spacing/>
+        <w:ind/>
+      </w:pPr>
+      <w:rPr/>
+      <w:start w:val="0"/>
+      <w:suff w:val="tab"/>
+    </w:lvl>
+    <w:lvl w:ilvl="2">
+      <w:isLgl w:val="false"/>
+      <w:lvlJc w:val="left"/>
+      <w:lvlText w:val=""/>
+      <w:numFmt w:val="bullet"/>
+      <w:pPr>
+        <w:pBdr/>
+        <w:spacing/>
+        <w:ind/>
+      </w:pPr>
+      <w:rPr/>
+      <w:start w:val="0"/>
+      <w:suff w:val="tab"/>
+    </w:lvl>
+    <w:lvl w:ilvl="3">
+      <w:isLgl w:val="false"/>
+      <w:lvlJc w:val="left"/>
+      <w:lvlText w:val=""/>
+      <w:numFmt w:val="bullet"/>
+      <w:pPr>
+        <w:pBdr/>
+        <w:spacing/>
+        <w:ind/>
+      </w:pPr>
+      <w:rPr/>
+      <w:start w:val="0"/>
+      <w:suff w:val="tab"/>
+    </w:lvl>
+    <w:lvl w:ilvl="4">
+      <w:isLgl w:val="false"/>
+      <w:lvlJc w:val="left"/>
+      <w:lvlText w:val=""/>
+      <w:numFmt w:val="bullet"/>
+      <w:pPr>
+        <w:pBdr/>
+        <w:spacing/>
+        <w:ind/>
+      </w:pPr>
+      <w:rPr/>
+      <w:start w:val="0"/>
+      <w:suff w:val="tab"/>
+    </w:lvl>
+    <w:lvl w:ilvl="5">
+      <w:isLgl w:val="false"/>
+      <w:lvlJc w:val="left"/>
+      <w:lvlText w:val=""/>
+      <w:numFmt w:val="bullet"/>
+      <w:pPr>
+        <w:pBdr/>
+        <w:spacing/>
+        <w:ind/>
+      </w:pPr>
+      <w:rPr/>
+      <w:start w:val="0"/>
+      <w:suff w:val="tab"/>
+    </w:lvl>
+    <w:lvl w:ilvl="6">
+      <w:isLgl w:val="false"/>
+      <w:lvlJc w:val="left"/>
+      <w:lvlText w:val=""/>
+      <w:numFmt w:val="bullet"/>
+      <w:pPr>
+        <w:pBdr/>
+        <w:spacing/>
+        <w:ind/>
+      </w:pPr>
+      <w:rPr/>
+      <w:start w:val="0"/>
+      <w:suff w:val="tab"/>
+    </w:lvl>
+    <w:lvl w:ilvl="7">
+      <w:isLgl w:val="false"/>
+      <w:lvlJc w:val="left"/>
+      <w:lvlText w:val=""/>
+      <w:numFmt w:val="bullet"/>
+      <w:pPr>
+        <w:pBdr/>
+        <w:spacing/>
+        <w:ind/>
+      </w:pPr>
+      <w:rPr/>
+      <w:start w:val="0"/>
+      <w:suff w:val="tab"/>
+    </w:lvl>
+    <w:lvl w:ilvl="8">
+      <w:isLgl w:val="false"/>
+      <w:lvlJc w:val="left"/>
+      <w:lvlText w:val=""/>
+      <w:numFmt w:val="bullet"/>
+      <w:pPr>
+        <w:pBdr/>
+        <w:spacing/>
+        <w:ind/>
+      </w:pPr>
+      <w:rPr/>
+      <w:start w:val="0"/>
+      <w:suff w:val="tab"/>
+    </w:lvl>
+  </w:abstractNum>
+  <w:abstractNum w:abstractNumId="1">
+    <w:lvl w:ilvl="0">
+      <w:isLgl w:val="false"/>
+      <w:lvlJc w:val="left"/>
+      <w:lvlText w:val="•"/>
+      <w:numFmt w:val="bullet"/>
+      <w:pPr>
+        <w:pBdr/>
+        <w:spacing/>
+        <w:ind/>
+      </w:pPr>
+      <w:rPr>
+        <w:color w:val="3370ff"/>
+      </w:rPr>
+      <w:start w:val="0"/>
+      <w:suff w:val="tab"/>
+    </w:lvl>
+    <w:lvl w:ilvl="1">
+      <w:isLgl w:val="false"/>
+      <w:lvlJc w:val="left"/>
+      <w:lvlText w:val=""/>
+      <w:numFmt w:val="bullet"/>
+      <w:pPr>
+        <w:pBdr/>
+        <w:spacing/>
+        <w:ind/>
+      </w:pPr>
+      <w:rPr/>
+      <w:start w:val="0"/>
+      <w:suff w:val="tab"/>
+    </w:lvl>
+    <w:lvl w:ilvl="2">
+      <w:isLgl w:val="false"/>
+      <w:lvlJc w:val="left"/>
+      <w:lvlText w:val=""/>
+      <w:numFmt w:val="bullet"/>
+      <w:pPr>
+        <w:pBdr/>
+        <w:spacing/>
+        <w:ind/>
+      </w:pPr>
+      <w:rPr/>
+      <w:start w:val="0"/>
+      <w:suff w:val="tab"/>
+    </w:lvl>
+    <w:lvl w:ilvl="3">
+      <w:isLgl w:val="false"/>
+      <w:lvlJc w:val="left"/>
+      <w:lvlText w:val=""/>
+      <w:numFmt w:val="bullet"/>
+      <w:pPr>
+        <w:pBdr/>
+        <w:spacing/>
+        <w:ind/>
+      </w:pPr>
+      <w:rPr/>
+      <w:start w:val="0"/>
+      <w:suff w:val="tab"/>
+    </w:lvl>
+    <w:lvl w:ilvl="4">
+      <w:isLgl w:val="false"/>
+      <w:lvlJc w:val="left"/>
+      <w:lvlText w:val=""/>
+      <w:numFmt w:val="bullet"/>
+      <w:pPr>
+        <w:pBdr/>
+        <w:spacing/>
+        <w:ind/>
+      </w:pPr>
+      <w:rPr/>
+      <w:start w:val="0"/>
+      <w:suff w:val="tab"/>
+    </w:lvl>
+    <w:lvl w:ilvl="5">
+      <w:isLgl w:val="false"/>
+      <w:lvlJc w:val="left"/>
+      <w:lvlText w:val=""/>
+      <w:numFmt w:val="bullet"/>
+      <w:pPr>
+        <w:pBdr/>
+        <w:spacing/>
+        <w:ind/>
+      </w:pPr>
+      <w:rPr/>
+      <w:start w:val="0"/>
+      <w:suff w:val="tab"/>
+    </w:lvl>
+    <w:lvl w:ilvl="6">
+      <w:isLgl w:val="false"/>
+      <w:lvlJc w:val="left"/>
+      <w:lvlText w:val=""/>
+      <w:numFmt w:val="bullet"/>
+      <w:pPr>
+        <w:pBdr/>
+        <w:spacing/>
+        <w:ind/>
+      </w:pPr>
+      <w:rPr/>
+      <w:start w:val="0"/>
+      <w:suff w:val="tab"/>
+    </w:lvl>
+    <w:lvl w:ilvl="7">
+      <w:isLgl w:val="false"/>
+      <w:lvlJc w:val="left"/>
+      <w:lvlText w:val=""/>
+      <w:numFmt w:val="bullet"/>
+      <w:pPr>
+        <w:pBdr/>
+        <w:spacing/>
+        <w:ind/>
+      </w:pPr>
+      <w:rPr/>
+      <w:start w:val="0"/>
+      <w:suff w:val="tab"/>
+    </w:lvl>
+    <w:lvl w:ilvl="8">
+      <w:isLgl w:val="false"/>
+      <w:lvlJc w:val="left"/>
+      <w:lvlText w:val=""/>
+      <w:numFmt w:val="bullet"/>
+      <w:pPr>
+        <w:pBdr/>
+        <w:spacing/>
+        <w:ind/>
+      </w:pPr>
+      <w:rPr/>
+      <w:start w:val="0"/>
+      <w:suff w:val="tab"/>
+    </w:lvl>
+  </w:abstractNum>
+  <w:abstractNum w:abstractNumId="2">
+    <w:lvl w:ilvl="0">
+      <w:isLgl w:val="false"/>
+      <w:lvlJc w:val="left"/>
+      <w:lvlText w:val="•"/>
+      <w:numFmt w:val="bullet"/>
+      <w:pPr>
+        <w:pBdr/>
+        <w:spacing/>
+        <w:ind/>
+      </w:pPr>
+      <w:rPr>
+        <w:color w:val="3370ff"/>
+      </w:rPr>
+      <w:start w:val="0"/>
+      <w:suff w:val="tab"/>
+    </w:lvl>
+    <w:lvl w:ilvl="1">
+      <w:isLgl w:val="false"/>
+      <w:lvlJc w:val="left"/>
+      <w:lvlText w:val=""/>
+      <w:numFmt w:val="bullet"/>
+      <w:pPr>
+        <w:pBdr/>
+        <w:spacing/>
+        <w:ind/>
+      </w:pPr>
+      <w:rPr/>
+      <w:start w:val="0"/>
+      <w:suff w:val="tab"/>
+    </w:lvl>
+    <w:lvl w:ilvl="2">
+      <w:isLgl w:val="false"/>
+      <w:lvlJc w:val="left"/>
+      <w:lvlText w:val=""/>
+      <w:numFmt w:val="bullet"/>
+      <w:pPr>
+        <w:pBdr/>
+        <w:spacing/>
+        <w:ind/>
+      </w:pPr>
+      <w:rPr/>
+      <w:start w:val="0"/>
+      <w:suff w:val="tab"/>
+    </w:lvl>
+    <w:lvl w:ilvl="3">
+      <w:isLgl w:val="false"/>
+      <w:lvlJc w:val="left"/>
+      <w:lvlText w:val=""/>
+      <w:numFmt w:val="bullet"/>
+      <w:pPr>
+        <w:pBdr/>
+        <w:spacing/>
+        <w:ind/>
+      </w:pPr>
+      <w:rPr/>
+      <w:start w:val="0"/>
+      <w:suff w:val="tab"/>
+    </w:lvl>
+    <w:lvl w:ilvl="4">
+      <w:isLgl w:val="false"/>
+      <w:lvlJc w:val="left"/>
+      <w:lvlText w:val=""/>
+      <w:numFmt w:val="bullet"/>
+      <w:pPr>
+        <w:pBdr/>
+        <w:spacing/>
+        <w:ind/>
+      </w:pPr>
+      <w:rPr/>
+      <w:start w:val="0"/>
+      <w:suff w:val="tab"/>
+    </w:lvl>
+    <w:lvl w:ilvl="5">
+      <w:isLgl w:val="false"/>
+      <w:lvlJc w:val="left"/>
+      <w:lvlText w:val=""/>
+      <w:numFmt w:val="bullet"/>
+      <w:pPr>
+        <w:pBdr/>
+        <w:spacing/>
+        <w:ind/>
+      </w:pPr>
+      <w:rPr/>
+      <w:start w:val="0"/>
+      <w:suff w:val="tab"/>
+    </w:lvl>
+    <w:lvl w:ilvl="6">
+      <w:isLgl w:val="false"/>
+      <w:lvlJc w:val="left"/>
+      <w:lvlText w:val=""/>
+      <w:numFmt w:val="bullet"/>
+      <w:pPr>
+        <w:pBdr/>
+        <w:spacing/>
+        <w:ind/>
+      </w:pPr>
+      <w:rPr/>
+      <w:start w:val="0"/>
+      <w:suff w:val="tab"/>
+    </w:lvl>
+    <w:lvl w:ilvl="7">
+      <w:isLgl w:val="false"/>
+      <w:lvlJc w:val="left"/>
+      <w:lvlText w:val=""/>
+      <w:numFmt w:val="bullet"/>
+      <w:pPr>
+        <w:pBdr/>
+        <w:spacing/>
+        <w:ind/>
+      </w:pPr>
+      <w:rPr/>
+      <w:start w:val="0"/>
+      <w:suff w:val="tab"/>
+    </w:lvl>
+    <w:lvl w:ilvl="8">
+      <w:isLgl w:val="false"/>
+      <w:lvlJc w:val="left"/>
+      <w:lvlText w:val=""/>
+      <w:numFmt w:val="bullet"/>
+      <w:pPr>
+        <w:pBdr/>
+        <w:spacing/>
+        <w:ind/>
+      </w:pPr>
+      <w:rPr/>
+      <w:start w:val="0"/>
+      <w:suff w:val="tab"/>
+    </w:lvl>
+  </w:abstractNum>
+  <w:abstractNum w:abstractNumId="3">
+    <w:lvl w:ilvl="0">
+      <w:isLgl w:val="false"/>
+      <w:lvlJc w:val="left"/>
+      <w:lvlText w:val="•"/>
+      <w:numFmt w:val="bullet"/>
+      <w:pPr>
+        <w:pBdr/>
+        <w:spacing/>
+        <w:ind/>
+      </w:pPr>
+      <w:rPr>
+        <w:color w:val="3370ff"/>
+      </w:rPr>
+      <w:start w:val="0"/>
+      <w:suff w:val="tab"/>
+    </w:lvl>
+    <w:lvl w:ilvl="1">
+      <w:isLgl w:val="false"/>
+      <w:lvlJc w:val="left"/>
+      <w:lvlText w:val=""/>
+      <w:numFmt w:val="bullet"/>
+      <w:pPr>
+        <w:pBdr/>
+        <w:spacing/>
+        <w:ind/>
+      </w:pPr>
+      <w:rPr/>
+      <w:start w:val="0"/>
+      <w:suff w:val="tab"/>
+    </w:lvl>
+    <w:lvl w:ilvl="2">
+      <w:isLgl w:val="false"/>
+      <w:lvlJc w:val="left"/>
+      <w:lvlText w:val=""/>
+      <w:numFmt w:val="bullet"/>
+      <w:pPr>
+        <w:pBdr/>
+        <w:spacing/>
+        <w:ind/>
+      </w:pPr>
+      <w:rPr/>
+      <w:start w:val="0"/>
+      <w:suff w:val="tab"/>
+    </w:lvl>
+    <w:lvl w:ilvl="3">
+      <w:isLgl w:val="false"/>
+      <w:lvlJc w:val="left"/>
+      <w:lvlText w:val=""/>
+      <w:numFmt w:val="bullet"/>
+      <w:pPr>
+        <w:pBdr/>
+        <w:spacing/>
+        <w:ind/>
+      </w:pPr>
+      <w:rPr/>
+      <w:start w:val="0"/>
+      <w:suff w:val="tab"/>
+    </w:lvl>
+    <w:lvl w:ilvl="4">
+      <w:isLgl w:val="false"/>
+      <w:lvlJc w:val="left"/>
+      <w:lvlText w:val=""/>
+      <w:numFmt w:val="bullet"/>
+      <w:pPr>
+        <w:pBdr/>
+        <w:spacing/>
+        <w:ind/>
+      </w:pPr>
+      <w:rPr/>
+      <w:start w:val="0"/>
+      <w:suff w:val="tab"/>
+    </w:lvl>
+    <w:lvl w:ilvl="5">
+      <w:isLgl w:val="false"/>
+      <w:lvlJc w:val="left"/>
+      <w:lvlText w:val=""/>
+      <w:numFmt w:val="bullet"/>
+      <w:pPr>
+        <w:pBdr/>
+        <w:spacing/>
+        <w:ind/>
+      </w:pPr>
+      <w:rPr/>
+      <w:start w:val="0"/>
+      <w:suff w:val="tab"/>
+    </w:lvl>
+    <w:lvl w:ilvl="6">
+      <w:isLgl w:val="false"/>
+      <w:lvlJc w:val="left"/>
+      <w:lvlText w:val=""/>
+      <w:numFmt w:val="bullet"/>
+      <w:pPr>
+        <w:pBdr/>
+        <w:spacing/>
+        <w:ind/>
+      </w:pPr>
+      <w:rPr/>
+      <w:start w:val="0"/>
+      <w:suff w:val="tab"/>
+    </w:lvl>
+    <w:lvl w:ilvl="7">
+      <w:isLgl w:val="false"/>
+      <w:lvlJc w:val="left"/>
+      <w:lvlText w:val=""/>
+      <w:numFmt w:val="bullet"/>
+      <w:pPr>
+        <w:pBdr/>
+        <w:spacing/>
+        <w:ind/>
+      </w:pPr>
+      <w:rPr/>
+      <w:start w:val="0"/>
+      <w:suff w:val="tab"/>
+    </w:lvl>
+    <w:lvl w:ilvl="8">
+      <w:isLgl w:val="false"/>
+      <w:lvlJc w:val="left"/>
+      <w:lvlText w:val=""/>
+      <w:numFmt w:val="bullet"/>
+      <w:pPr>
+        <w:pBdr/>
+        <w:spacing/>
+        <w:ind/>
+      </w:pPr>
+      <w:rPr/>
+      <w:start w:val="0"/>
+      <w:suff w:val="tab"/>
+    </w:lvl>
+  </w:abstractNum>
+  <w:num w:numId="1">
+    <w:abstractNumId w:val="0"/>
+  </w:num>
+  <w:num w:numId="2">
+    <w:abstractNumId w:val="1"/>
+  </w:num>
+  <w:num w:numId="3">
+    <w:abstractNumId w:val="2"/>
+  </w:num>
+  <w:num w:numId="4">
+    <w:abstractNumId w:val="3"/>
+  </w:num>
+</w:numbering>
 </file>
 
 <file path=word/styles.xml><?xml version="1.0" encoding="utf-8"?>
